--- a/Proposta-Relatório-PAP.docx
+++ b/Proposta-Relatório-PAP.docx
@@ -14,7 +14,7 @@
           <w:rFonts w:hint="eastAsia"/>
         </w:rPr>
         <w:drawing>
-          <wp:anchor behindDoc="0" distT="0" distB="0" distL="114300" distR="114300" simplePos="0" locked="0" layoutInCell="0" allowOverlap="1" relativeHeight="2">
+          <wp:anchor distT="0" distB="0" distL="114300" distR="114300" simplePos="0" relativeHeight="2" behindDoc="0" locked="0" layoutInCell="0" allowOverlap="1">
             <wp:simplePos x="0" y="0"/>
             <wp:positionH relativeFrom="column">
               <wp:posOffset>-57150</wp:posOffset>
@@ -454,7 +454,7 @@
           <w:rFonts w:hint="eastAsia"/>
         </w:rPr>
         <w:drawing>
-          <wp:anchor behindDoc="0" distT="0" distB="0" distL="0" distR="0" simplePos="0" locked="0" layoutInCell="0" allowOverlap="1" relativeHeight="3">
+          <wp:anchor distT="0" distB="0" distL="0" distR="0" simplePos="0" relativeHeight="3" behindDoc="0" locked="0" layoutInCell="0" allowOverlap="1">
             <wp:simplePos x="0" y="0"/>
             <wp:positionH relativeFrom="column">
               <wp:align>center</wp:align>
@@ -1032,12 +1032,16 @@
           <w:docGrid w:type="default" w:linePitch="100" w:charSpace="0"/>
         </w:sectPr>
       </w:pPr>
+      <w:r>
+        <w:rPr/>
+        <w:t>Unity-C#</w:t>
+      </w:r>
       <w:hyperlink w:anchor="Figura!0|sequence">
         <w:r>
           <w:rPr>
             <w:rStyle w:val="Style8"/>
           </w:rPr>
-          <w:t xml:space="preserve">Figura 1:  </w:t>
+          <w:t xml:space="preserve">:  </w:t>
           <w:tab/>
           <w:t>4</w:t>
         </w:r>
@@ -1132,19 +1136,7 @@
         <w:rPr>
           <w:rFonts w:ascii="Arial" w:hAnsi="Arial"/>
         </w:rPr>
-        <w:t xml:space="preserve">, no qual o jogador recorre a magos e feitiços para </w:t>
-      </w:r>
-      <w:r>
-        <w:rPr>
-          <w:rFonts w:ascii="Arial" w:hAnsi="Arial"/>
-        </w:rPr>
-        <w:t>avançar o rumo da históri</w:t>
-      </w:r>
-      <w:r>
-        <w:rPr>
-          <w:rFonts w:ascii="Arial" w:hAnsi="Arial"/>
-        </w:rPr>
-        <w:t>a.</w:t>
+        <w:t>, no qual o jogador recorre a magos e feitiços para avançar o rumo da história.</w:t>
       </w:r>
     </w:p>
     <w:p>
@@ -1228,6 +1220,52 @@
       </w:pPr>
       <w:r>
         <w:rPr/>
+        <w:drawing>
+          <wp:anchor distT="0" distB="0" distL="0" distR="0" simplePos="0" relativeHeight="4" behindDoc="0" locked="0" layoutInCell="0" allowOverlap="1">
+            <wp:simplePos x="0" y="0"/>
+            <wp:positionH relativeFrom="column">
+              <wp:align>center</wp:align>
+            </wp:positionH>
+            <wp:positionV relativeFrom="paragraph">
+              <wp:posOffset>635</wp:posOffset>
+            </wp:positionV>
+            <wp:extent cx="5139690" cy="2891155"/>
+            <wp:effectExtent l="0" t="0" r="0" b="0"/>
+            <wp:wrapSquare wrapText="largest"/>
+            <wp:docPr id="3" name="Imagem2"/>
+            <wp:cNvGraphicFramePr>
+              <a:graphicFrameLocks xmlns:a="http://schemas.openxmlformats.org/drawingml/2006/main" noChangeAspect="1"/>
+            </wp:cNvGraphicFramePr>
+            <a:graphic xmlns:a="http://schemas.openxmlformats.org/drawingml/2006/main">
+              <a:graphicData uri="http://schemas.openxmlformats.org/drawingml/2006/picture">
+                <pic:pic xmlns:pic="http://schemas.openxmlformats.org/drawingml/2006/picture">
+                  <pic:nvPicPr>
+                    <pic:cNvPr id="3" name="Imagem2"/>
+                    <pic:cNvPicPr>
+                      <a:picLocks noChangeAspect="1" noChangeArrowheads="1"/>
+                    </pic:cNvPicPr>
+                  </pic:nvPicPr>
+                  <pic:blipFill>
+                    <a:blip r:embed="rId4"/>
+                    <a:stretch>
+                      <a:fillRect/>
+                    </a:stretch>
+                  </pic:blipFill>
+                  <pic:spPr bwMode="auto">
+                    <a:xfrm>
+                      <a:off x="0" y="0"/>
+                      <a:ext cx="5139690" cy="2891155"/>
+                    </a:xfrm>
+                    <a:prstGeom prst="rect">
+                      <a:avLst/>
+                    </a:prstGeom>
+                    <a:noFill/>
+                  </pic:spPr>
+                </pic:pic>
+              </a:graphicData>
+            </a:graphic>
+          </wp:anchor>
+        </w:drawing>
       </w:r>
       <w:bookmarkStart w:id="6" w:name="_Toc349660871"/>
       <w:bookmarkStart w:id="7" w:name="_Toc349660871"/>
@@ -1356,7 +1394,7 @@
           <w:rStyle w:val="Strong"/>
           <w:rFonts w:ascii="Arial" w:hAnsi="Arial"/>
         </w:rPr>
-        <w:t>Visual Studio / Visual Studio Code</w:t>
+        <w:t>Visual Studio Code</w:t>
       </w:r>
       <w:r>
         <w:rPr>
@@ -1435,6 +1473,106 @@
           <w:rFonts w:ascii="Arial" w:hAnsi="Arial"/>
         </w:rPr>
         <w:t>: Recursos visuais e sonoros utilizados para enriquecer a experiência do utilizador.</w:t>
+      </w:r>
+    </w:p>
+    <w:p>
+      <w:pPr>
+        <w:pStyle w:val="Standard"/>
+        <w:numPr>
+          <w:ilvl w:val="0"/>
+          <w:numId w:val="1"/>
+        </w:numPr>
+        <w:spacing w:lineRule="auto" w:line="360"/>
+        <w:rPr/>
+      </w:pPr>
+      <w:r>
+        <w:rPr>
+          <w:rStyle w:val="Strong"/>
+        </w:rPr>
+        <w:t>LibreOffice</w:t>
+      </w:r>
+      <w:r>
+        <w:rPr/>
+        <w:t>: P</w:t>
+      </w:r>
+      <w:r>
+        <w:rPr/>
+        <w:t>ara a produção do relatório.</w:t>
+      </w:r>
+    </w:p>
+    <w:p>
+      <w:pPr>
+        <w:pStyle w:val="Standard"/>
+        <w:numPr>
+          <w:ilvl w:val="0"/>
+          <w:numId w:val="1"/>
+        </w:numPr>
+        <w:spacing w:lineRule="auto" w:line="360"/>
+        <w:rPr/>
+      </w:pPr>
+      <w:r>
+        <w:rPr>
+          <w:rStyle w:val="Strong"/>
+        </w:rPr>
+        <w:t>Paint</w:t>
+      </w:r>
+      <w:r>
+        <w:rPr/>
+        <w:t>: P</w:t>
+      </w:r>
+      <w:r>
+        <w:rPr/>
+        <w:t>ara a produção de imagens para o jogo.</w:t>
+      </w:r>
+    </w:p>
+    <w:p>
+      <w:pPr>
+        <w:pStyle w:val="Standard"/>
+        <w:numPr>
+          <w:ilvl w:val="0"/>
+          <w:numId w:val="1"/>
+        </w:numPr>
+        <w:spacing w:lineRule="auto" w:line="360"/>
+        <w:rPr/>
+      </w:pPr>
+      <w:r>
+        <w:rPr>
+          <w:rStyle w:val="Strong"/>
+        </w:rPr>
+        <w:t>Blender</w:t>
+      </w:r>
+      <w:r>
+        <w:rPr/>
+        <w:t>: P</w:t>
+      </w:r>
+      <w:r>
+        <w:rPr/>
+        <w:t>ara produção dos modelos 3d.</w:t>
+      </w:r>
+    </w:p>
+    <w:p>
+      <w:pPr>
+        <w:pStyle w:val="Standard"/>
+        <w:numPr>
+          <w:ilvl w:val="0"/>
+          <w:numId w:val="1"/>
+        </w:numPr>
+        <w:spacing w:lineRule="auto" w:line="360"/>
+        <w:rPr/>
+      </w:pPr>
+      <w:r>
+        <w:rPr>
+          <w:rStyle w:val="Strong"/>
+        </w:rPr>
+        <w:t>Youtube</w:t>
+      </w:r>
+      <w:r>
+        <w:rPr/>
+        <w:t>: P</w:t>
+      </w:r>
+      <w:r>
+        <w:rPr/>
+        <w:t>ara pesquisa.</w:t>
       </w:r>
     </w:p>
     <w:p>
@@ -1624,31 +1762,7 @@
           <w:rFonts w:ascii="Arial" w:hAnsi="Arial"/>
         </w:rPr>
         <w:br/>
-        <w:t xml:space="preserve">Desenvolvimento do sistema de inimigos, magos, ataques, pontos de vida e </w:t>
-      </w:r>
-      <w:r>
-        <w:rPr>
-          <w:rFonts w:ascii="Arial" w:hAnsi="Arial"/>
-        </w:rPr>
-        <w:t>magia</w:t>
-      </w:r>
-      <w:r>
-        <w:rPr>
-          <w:rFonts w:ascii="Arial" w:hAnsi="Arial"/>
-        </w:rPr>
-        <w:t xml:space="preserve"> do jogo </w:t>
-      </w:r>
-      <w:r>
-        <w:rPr>
-          <w:rFonts w:ascii="Arial" w:hAnsi="Arial"/>
-        </w:rPr>
-        <w:t>juntamente de todo o ambiente que o jogo ocorrerá</w:t>
-      </w:r>
-      <w:r>
-        <w:rPr>
-          <w:rFonts w:ascii="Arial" w:hAnsi="Arial"/>
-        </w:rPr>
-        <w:t>.</w:t>
+        <w:t>Desenvolvimento do sistema de inimigos, magos, ataques, pontos de vida e magia do jogo juntamente de todo o ambiente que o jogo ocorrerá.</w:t>
       </w:r>
     </w:p>
     <w:p>
@@ -1707,33 +1821,14 @@
           <w:rStyle w:val="Strong"/>
           <w:rFonts w:ascii="Arial" w:hAnsi="Arial"/>
         </w:rPr>
-        <w:t xml:space="preserve">Testes, correção de erros </w:t>
-      </w:r>
-      <w:r>
-        <w:rPr>
-          <w:rStyle w:val="Strong"/>
-          <w:rFonts w:ascii="Arial" w:hAnsi="Arial"/>
-        </w:rPr>
-        <w:t>e feedback</w:t>
+        <w:t>Testes, correção de erros e feedback</w:t>
       </w:r>
       <w:r>
         <w:rPr>
           <w:rFonts w:ascii="Arial" w:hAnsi="Arial"/>
         </w:rPr>
         <w:br/>
-        <w:t xml:space="preserve">Testes funcionais para garantir a estabilidade do jogo, correção de falhas detetadas </w:t>
-      </w:r>
-      <w:r>
-        <w:rPr>
-          <w:rFonts w:ascii="Arial" w:hAnsi="Arial"/>
-        </w:rPr>
-        <w:t>e apreciação de criticas para o projeto</w:t>
-      </w:r>
-      <w:r>
-        <w:rPr>
-          <w:rFonts w:ascii="Arial" w:hAnsi="Arial"/>
-        </w:rPr>
-        <w:t>.</w:t>
+        <w:t>Testes funcionais para garantir a estabilidade do jogo, correção de falhas detetadas e apreciação de criticas para o projeto.</w:t>
       </w:r>
     </w:p>
     <w:p>
@@ -1887,7 +1982,25 @@
           <w:szCs w:val="24"/>
           <w:lang w:val="pt-PT" w:eastAsia="zh-CN" w:bidi="hi-IN"/>
         </w:rPr>
-        <w:t xml:space="preserve">Utilização de </w:t>
+        <w:t xml:space="preserve">Utilização de scripts para controlar o movimento do player e o estado do jogo. </w:t>
+      </w:r>
+    </w:p>
+    <w:p>
+      <w:pPr>
+        <w:pStyle w:val="Standard"/>
+        <w:numPr>
+          <w:ilvl w:val="0"/>
+          <w:numId w:val="3"/>
+        </w:numPr>
+        <w:spacing w:lineRule="auto" w:line="360"/>
+        <w:rPr/>
+      </w:pPr>
+      <w:r>
+        <w:rPr>
+          <w:rStyle w:val="Strong"/>
+          <w:rFonts w:ascii="Arial" w:hAnsi="Arial"/>
+        </w:rPr>
+        <w:t>Interface do utilizador (UI)</w:t>
       </w:r>
       <w:r>
         <w:rPr>
@@ -1898,7 +2011,31 @@
           <w:szCs w:val="24"/>
           <w:lang w:val="pt-PT" w:eastAsia="zh-CN" w:bidi="hi-IN"/>
         </w:rPr>
-        <w:t>s</w:t>
+        <w:t xml:space="preserve">: Criação de elementos visuais para apresentar informações relevantes ao jogador, como vida, magia e estado da partida. </w:t>
+      </w:r>
+    </w:p>
+    <w:p>
+      <w:pPr>
+        <w:pStyle w:val="Standard"/>
+        <w:numPr>
+          <w:ilvl w:val="0"/>
+          <w:numId w:val="3"/>
+        </w:numPr>
+        <w:spacing w:lineRule="auto" w:line="360"/>
+        <w:rPr/>
+      </w:pPr>
+      <w:r>
+        <w:rPr>
+          <w:rStyle w:val="Strong"/>
+          <w:rFonts w:ascii="Arial" w:hAnsi="Arial"/>
+        </w:rPr>
+        <w:t>Layouts e cenas</w:t>
+      </w:r>
+      <w:r>
+        <w:rPr>
+          <w:rFonts w:ascii="Arial" w:hAnsi="Arial"/>
+        </w:rPr>
+        <w:t xml:space="preserve">: </w:t>
       </w:r>
       <w:r>
         <w:rPr>
@@ -1909,170 +2046,7 @@
           <w:szCs w:val="24"/>
           <w:lang w:val="pt-PT" w:eastAsia="zh-CN" w:bidi="hi-IN"/>
         </w:rPr>
-        <w:t>cripts</w:t>
-      </w:r>
-      <w:r>
-        <w:rPr>
-          <w:rFonts w:eastAsia="NSimSun" w:cs="Lucida Sans" w:ascii="Arial" w:hAnsi="Arial"/>
-          <w:color w:val="auto"/>
-          <w:kern w:val="2"/>
-          <w:sz w:val="24"/>
-          <w:szCs w:val="24"/>
-          <w:lang w:val="pt-PT" w:eastAsia="zh-CN" w:bidi="hi-IN"/>
-        </w:rPr>
-        <w:t xml:space="preserve"> para controlar o </w:t>
-      </w:r>
-      <w:r>
-        <w:rPr>
-          <w:rFonts w:eastAsia="NSimSun" w:cs="Lucida Sans" w:ascii="Arial" w:hAnsi="Arial"/>
-          <w:color w:val="auto"/>
-          <w:kern w:val="2"/>
-          <w:sz w:val="24"/>
-          <w:szCs w:val="24"/>
-          <w:lang w:val="pt-PT" w:eastAsia="zh-CN" w:bidi="hi-IN"/>
-        </w:rPr>
-        <w:t>movimento do player</w:t>
-      </w:r>
-      <w:r>
-        <w:rPr>
-          <w:rFonts w:eastAsia="NSimSun" w:cs="Lucida Sans" w:ascii="Arial" w:hAnsi="Arial"/>
-          <w:color w:val="auto"/>
-          <w:kern w:val="2"/>
-          <w:sz w:val="24"/>
-          <w:szCs w:val="24"/>
-          <w:lang w:val="pt-PT" w:eastAsia="zh-CN" w:bidi="hi-IN"/>
-        </w:rPr>
-        <w:t xml:space="preserve"> e o estado do jogo. </w:t>
-      </w:r>
-    </w:p>
-    <w:p>
-      <w:pPr>
-        <w:pStyle w:val="Standard"/>
-        <w:numPr>
-          <w:ilvl w:val="0"/>
-          <w:numId w:val="3"/>
-        </w:numPr>
-        <w:spacing w:lineRule="auto" w:line="360"/>
-        <w:rPr/>
-      </w:pPr>
-      <w:r>
-        <w:rPr>
-          <w:rStyle w:val="Strong"/>
-          <w:rFonts w:ascii="Arial" w:hAnsi="Arial"/>
-        </w:rPr>
-        <w:t>Interface do utilizador (UI)</w:t>
-      </w:r>
-      <w:r>
-        <w:rPr>
-          <w:rFonts w:eastAsia="NSimSun" w:cs="Lucida Sans" w:ascii="Arial" w:hAnsi="Arial"/>
-          <w:color w:val="auto"/>
-          <w:kern w:val="2"/>
-          <w:sz w:val="24"/>
-          <w:szCs w:val="24"/>
-          <w:lang w:val="pt-PT" w:eastAsia="zh-CN" w:bidi="hi-IN"/>
-        </w:rPr>
-        <w:t xml:space="preserve">: Criação de elementos visuais para apresentar informações relevantes ao jogador, como vida, </w:t>
-      </w:r>
-      <w:r>
-        <w:rPr>
-          <w:rFonts w:eastAsia="NSimSun" w:cs="Lucida Sans" w:ascii="Arial" w:hAnsi="Arial"/>
-          <w:color w:val="auto"/>
-          <w:kern w:val="2"/>
-          <w:sz w:val="24"/>
-          <w:szCs w:val="24"/>
-          <w:lang w:val="pt-PT" w:eastAsia="zh-CN" w:bidi="hi-IN"/>
-        </w:rPr>
-        <w:t>magia</w:t>
-      </w:r>
-      <w:r>
-        <w:rPr>
-          <w:rFonts w:eastAsia="NSimSun" w:cs="Lucida Sans" w:ascii="Arial" w:hAnsi="Arial"/>
-          <w:color w:val="auto"/>
-          <w:kern w:val="2"/>
-          <w:sz w:val="24"/>
-          <w:szCs w:val="24"/>
-          <w:lang w:val="pt-PT" w:eastAsia="zh-CN" w:bidi="hi-IN"/>
-        </w:rPr>
-        <w:t xml:space="preserve"> e estado da partida. </w:t>
-      </w:r>
-    </w:p>
-    <w:p>
-      <w:pPr>
-        <w:pStyle w:val="Standard"/>
-        <w:numPr>
-          <w:ilvl w:val="0"/>
-          <w:numId w:val="3"/>
-        </w:numPr>
-        <w:spacing w:lineRule="auto" w:line="360"/>
-        <w:rPr/>
-      </w:pPr>
-      <w:r>
-        <w:rPr>
-          <w:rStyle w:val="Strong"/>
-          <w:rFonts w:ascii="Arial" w:hAnsi="Arial"/>
-        </w:rPr>
-        <w:t>Layouts e cenas</w:t>
-      </w:r>
-      <w:r>
-        <w:rPr>
-          <w:rFonts w:ascii="Arial" w:hAnsi="Arial"/>
-        </w:rPr>
-        <w:t xml:space="preserve">: </w:t>
-      </w:r>
-      <w:r>
-        <w:rPr>
-          <w:rFonts w:eastAsia="NSimSun" w:cs="Lucida Sans" w:ascii="Arial" w:hAnsi="Arial"/>
-          <w:color w:val="auto"/>
-          <w:kern w:val="2"/>
-          <w:sz w:val="24"/>
-          <w:szCs w:val="24"/>
-          <w:lang w:val="pt-PT" w:eastAsia="zh-CN" w:bidi="hi-IN"/>
-        </w:rPr>
-        <w:t xml:space="preserve">Organização das </w:t>
-      </w:r>
-      <w:r>
-        <w:rPr>
-          <w:rFonts w:eastAsia="NSimSun" w:cs="Lucida Sans" w:ascii="Arial" w:hAnsi="Arial"/>
-          <w:color w:val="auto"/>
-          <w:kern w:val="2"/>
-          <w:sz w:val="24"/>
-          <w:szCs w:val="24"/>
-          <w:lang w:val="pt-PT" w:eastAsia="zh-CN" w:bidi="hi-IN"/>
-        </w:rPr>
-        <w:t>fases</w:t>
-      </w:r>
-      <w:r>
-        <w:rPr>
-          <w:rFonts w:eastAsia="NSimSun" w:cs="Lucida Sans" w:ascii="Arial" w:hAnsi="Arial"/>
-          <w:color w:val="auto"/>
-          <w:kern w:val="2"/>
-          <w:sz w:val="24"/>
-          <w:szCs w:val="24"/>
-          <w:lang w:val="pt-PT" w:eastAsia="zh-CN" w:bidi="hi-IN"/>
-        </w:rPr>
-        <w:t xml:space="preserve"> do jogo de forma clara, permitindo uma navegação simples entre menus e o nível principal </w:t>
-      </w:r>
-      <w:r>
-        <w:rPr>
-          <w:rFonts w:eastAsia="NSimSun" w:cs="Lucida Sans" w:ascii="Arial" w:hAnsi="Arial"/>
-          <w:color w:val="auto"/>
-          <w:kern w:val="2"/>
-          <w:sz w:val="24"/>
-          <w:szCs w:val="24"/>
-          <w:lang w:val="pt-PT" w:eastAsia="zh-CN" w:bidi="hi-IN"/>
-        </w:rPr>
-        <w:t>da históri</w:t>
-      </w:r>
-      <w:r>
-        <w:rPr>
-          <w:rFonts w:eastAsia="NSimSun" w:cs="Lucida Sans" w:ascii="Arial" w:hAnsi="Arial"/>
-          <w:color w:val="auto"/>
-          <w:kern w:val="2"/>
-          <w:sz w:val="24"/>
-          <w:szCs w:val="24"/>
-          <w:lang w:val="pt-PT" w:eastAsia="zh-CN" w:bidi="hi-IN"/>
-        </w:rPr>
-        <w:t xml:space="preserve">a. </w:t>
+        <w:t xml:space="preserve">Organização das fases do jogo de forma clara, permitindo uma navegação simples entre menus e o nível principal da história. </w:t>
       </w:r>
     </w:p>
     <w:p>
@@ -2175,19 +2149,7 @@
         <w:rPr>
           <w:rFonts w:ascii="Arial" w:hAnsi="Arial"/>
         </w:rPr>
-        <w:t xml:space="preserve">Como perspetivas de trabalho futuro, o projeto poderá ser expandido e melhorado mediante a introdução de novos níveis, diversificação de inimigos e </w:t>
-      </w:r>
-      <w:r>
-        <w:rPr>
-          <w:rFonts w:ascii="Arial" w:hAnsi="Arial"/>
-        </w:rPr>
-        <w:t>armas</w:t>
-      </w:r>
-      <w:r>
-        <w:rPr>
-          <w:rFonts w:ascii="Arial" w:hAnsi="Arial"/>
-        </w:rPr>
-        <w:t>, aperfeiçoamentos visuais e otimização do desempenho, de forma a enriquecer a experiência de utilização.</w:t>
+        <w:t>Como perspetivas de trabalho futuro, o projeto poderá ser expandido e melhorado mediante a introdução de novos níveis, diversificação de inimigos e armas, aperfeiçoamentos visuais e otimização do desempenho, de forma a enriquecer a experiência de utilização.</w:t>
       </w:r>
     </w:p>
     <w:p>
@@ -2267,17 +2229,9 @@
           <w:b/>
           <w:bCs/>
         </w:rPr>
-        <w:t>Tutorial para os Scripts -</w:t>
-      </w:r>
-      <w:r>
-        <w:rPr>
-          <w:rFonts w:ascii="Arial" w:hAnsi="Arial"/>
-          <w:b/>
-          <w:bCs/>
-        </w:rPr>
-        <w:t xml:space="preserve"> </w:t>
-      </w:r>
-      <w:hyperlink r:id="rId4">
+        <w:t xml:space="preserve">Tutorial para os Scripts - </w:t>
+      </w:r>
+      <w:hyperlink r:id="rId5">
         <w:r>
           <w:rPr>
             <w:rStyle w:val="Hyperlink"/>
@@ -2305,7 +2259,7 @@
         </w:rPr>
         <w:t xml:space="preserve">Tutorial para a Modelação 3D de personagens - </w:t>
       </w:r>
-      <w:hyperlink r:id="rId5">
+      <w:hyperlink r:id="rId6">
         <w:r>
           <w:rPr>
             <w:rStyle w:val="Hyperlink"/>
@@ -2333,7 +2287,7 @@
         </w:rPr>
         <w:t xml:space="preserve">Tutorial de Introdução ao Unity - </w:t>
       </w:r>
-      <w:hyperlink r:id="rId6">
+      <w:hyperlink r:id="rId7">
         <w:r>
           <w:rPr>
             <w:rStyle w:val="Hyperlink"/>
@@ -2365,7 +2319,7 @@
         </w:rPr>
         <w:t xml:space="preserve">Tutorial de Introdução ao C# - </w:t>
       </w:r>
-      <w:hyperlink r:id="rId7">
+      <w:hyperlink r:id="rId8">
         <w:r>
           <w:rPr>
             <w:rStyle w:val="Hyperlink"/>
@@ -2393,25 +2347,7 @@
           <w:bCs/>
           <w:u w:val="none"/>
         </w:rPr>
-        <w:t xml:space="preserve">Tutorial de Introdução ao </w:t>
-      </w:r>
-      <w:r>
-        <w:rPr>
-          <w:rFonts w:ascii="Arial" w:hAnsi="Arial"/>
-          <w:b/>
-          <w:bCs/>
-          <w:u w:val="none"/>
-        </w:rPr>
-        <w:t>GitHub</w:t>
-      </w:r>
-      <w:r>
-        <w:rPr>
-          <w:rFonts w:ascii="Arial" w:hAnsi="Arial"/>
-          <w:b/>
-          <w:bCs/>
-          <w:u w:val="none"/>
-        </w:rPr>
-        <w:t xml:space="preserve"> -</w:t>
+        <w:t>Tutorial de Introdução ao GitHub -</w:t>
       </w:r>
       <w:r>
         <w:rPr>
@@ -2422,7 +2358,7 @@
         </w:rPr>
         <w:t xml:space="preserve"> </w:t>
       </w:r>
-      <w:hyperlink r:id="rId8">
+      <w:hyperlink r:id="rId9">
         <w:r>
           <w:rPr>
             <w:rStyle w:val="Hyperlink"/>
@@ -2488,7 +2424,7 @@
         </w:rPr>
         <w:t xml:space="preserve">Meu perfil no GitHub - </w:t>
       </w:r>
-      <w:hyperlink r:id="rId9">
+      <w:hyperlink r:id="rId10">
         <w:r>
           <w:rPr>
             <w:rStyle w:val="Hyperlink"/>
@@ -2531,10 +2467,10 @@
           <w:rFonts w:ascii="Arial" w:hAnsi="Arial"/>
         </w:rPr>
       </w:r>
-      <w:bookmarkStart w:id="17" w:name="_Toc349660864_Copy_1"/>
-      <w:bookmarkStart w:id="18" w:name="_Toc349660871_Copy_1"/>
-      <w:bookmarkStart w:id="19" w:name="_Toc349660864_Copy_1"/>
-      <w:bookmarkStart w:id="20" w:name="_Toc349660871_Copy_1"/>
+      <w:bookmarkStart w:id="17" w:name="_Toc349660871_Copy_1"/>
+      <w:bookmarkStart w:id="18" w:name="_Toc349660864_Copy_1"/>
+      <w:bookmarkStart w:id="19" w:name="_Toc349660871_Copy_1"/>
+      <w:bookmarkStart w:id="20" w:name="_Toc349660864_Copy_1"/>
       <w:bookmarkEnd w:id="19"/>
       <w:bookmarkEnd w:id="20"/>
     </w:p>
@@ -2635,9 +2571,9 @@
       </w:r>
     </w:p>
     <w:sectPr>
-      <w:footerReference w:type="even" r:id="rId10"/>
-      <w:footerReference w:type="default" r:id="rId11"/>
-      <w:footerReference w:type="first" r:id="rId12"/>
+      <w:footerReference w:type="even" r:id="rId11"/>
+      <w:footerReference w:type="default" r:id="rId12"/>
+      <w:footerReference w:type="first" r:id="rId13"/>
       <w:type w:val="nextPage"/>
       <w:pgSz w:w="11906" w:h="16838"/>
       <w:pgMar w:left="1134" w:right="1134" w:gutter="0" w:header="0" w:top="1134" w:footer="720" w:bottom="1134"/>
@@ -3748,7 +3684,7 @@
   </w:style>
   <w:style w:type="paragraph" w:styleId="Heading1">
     <w:name w:val="heading 1"/>
-    <w:basedOn w:val="Ttulouser"/>
+    <w:basedOn w:val="Ttulo"/>
     <w:next w:val="Textbody"/>
     <w:qFormat/>
     <w:pPr>
@@ -3789,12 +3725,19 @@
       <w:u w:val="single"/>
     </w:rPr>
   </w:style>
-  <w:style w:type="character" w:styleId="Ligaodendiceuser" w:customStyle="1">
-    <w:name w:val="Ligação de índice (user)"/>
+  <w:style w:type="character" w:styleId="Ligaodendice" w:customStyle="1">
+    <w:name w:val="Ligação de índice"/>
     <w:qFormat/>
     <w:rPr/>
   </w:style>
-  <w:style w:type="character" w:styleId="Caracteresdanotaderodap" w:customStyle="1">
+  <w:style w:type="character" w:styleId="Caracteresdanotaderodapuser" w:customStyle="1">
+    <w:name w:val="Caracteres da nota de rodapé (user)"/>
+    <w:qFormat/>
+    <w:rPr>
+      <w:vertAlign w:val="superscript"/>
+    </w:rPr>
+  </w:style>
+  <w:style w:type="character" w:styleId="Caracteresdanotaderodap">
     <w:name w:val="Caracteres da nota de rodapé"/>
     <w:qFormat/>
     <w:rPr>
@@ -3838,34 +3781,34 @@
       <w:bCs/>
     </w:rPr>
   </w:style>
-  <w:style w:type="character" w:styleId="Marcasuser">
-    <w:name w:val="Marcas (user)"/>
+  <w:style w:type="character" w:styleId="Marcas">
+    <w:name w:val="Marcas"/>
     <w:qFormat/>
     <w:rPr>
       <w:rFonts w:ascii="OpenSymbol" w:hAnsi="OpenSymbol" w:eastAsia="OpenSymbol" w:cs="OpenSymbol"/>
     </w:rPr>
   </w:style>
-  <w:style w:type="character" w:styleId="Smbolosnumricosuser">
-    <w:name w:val="Símbolos numéricos (user)"/>
+  <w:style w:type="character" w:styleId="Smbolosnumricos">
+    <w:name w:val="Símbolos numéricos"/>
     <w:qFormat/>
     <w:rPr/>
   </w:style>
-  <w:style w:type="character" w:styleId="Ligaodendice">
-    <w:name w:val="Ligação de índice"/>
+  <w:style w:type="character" w:styleId="Ligaodendiceuser">
+    <w:name w:val="Ligação de índice (user)"/>
     <w:qFormat/>
     <w:rPr/>
   </w:style>
-  <w:style w:type="paragraph" w:styleId="Ttulo">
+  <w:style w:type="paragraph" w:styleId="Ttulo" w:customStyle="1">
     <w:name w:val="Título"/>
-    <w:basedOn w:val="Normal"/>
-    <w:next w:val="BodyText"/>
+    <w:basedOn w:val="Standard"/>
+    <w:next w:val="Textbody"/>
     <w:qFormat/>
     <w:pPr>
       <w:keepNext w:val="true"/>
       <w:spacing w:before="240" w:after="120"/>
     </w:pPr>
     <w:rPr>
-      <w:rFonts w:ascii="Liberation Sans" w:hAnsi="Liberation Sans" w:eastAsia="Microsoft YaHei" w:cs="Arial"/>
+      <w:rFonts w:ascii="Liberation Sans" w:hAnsi="Liberation Sans" w:eastAsia="Microsoft YaHei"/>
       <w:sz w:val="28"/>
       <w:szCs w:val="28"/>
     </w:rPr>
@@ -3898,8 +3841,32 @@
       <w:iCs/>
     </w:rPr>
   </w:style>
-  <w:style w:type="paragraph" w:styleId="ndice">
+  <w:style w:type="paragraph" w:styleId="ndice" w:customStyle="1">
     <w:name w:val="Índice"/>
+    <w:basedOn w:val="Standard"/>
+    <w:qFormat/>
+    <w:pPr>
+      <w:suppressLineNumbers/>
+    </w:pPr>
+    <w:rPr/>
+  </w:style>
+  <w:style w:type="paragraph" w:styleId="Ttulouser">
+    <w:name w:val="Título (user)"/>
+    <w:basedOn w:val="Normal"/>
+    <w:next w:val="BodyText"/>
+    <w:qFormat/>
+    <w:pPr>
+      <w:keepNext w:val="true"/>
+      <w:spacing w:before="240" w:after="120"/>
+    </w:pPr>
+    <w:rPr>
+      <w:rFonts w:ascii="Liberation Sans" w:hAnsi="Liberation Sans" w:eastAsia="Microsoft YaHei" w:cs="Arial"/>
+      <w:sz w:val="28"/>
+      <w:szCs w:val="28"/>
+    </w:rPr>
+  </w:style>
+  <w:style w:type="paragraph" w:styleId="ndiceuser">
+    <w:name w:val="Índice (user)"/>
     <w:basedOn w:val="Normal"/>
     <w:qFormat/>
     <w:pPr>
@@ -3908,30 +3875,6 @@
     <w:rPr>
       <w:rFonts w:cs="Arial"/>
     </w:rPr>
-  </w:style>
-  <w:style w:type="paragraph" w:styleId="Ttulouser" w:customStyle="1">
-    <w:name w:val="Título (user)"/>
-    <w:basedOn w:val="Standard"/>
-    <w:next w:val="Textbody"/>
-    <w:qFormat/>
-    <w:pPr>
-      <w:keepNext w:val="true"/>
-      <w:spacing w:before="240" w:after="120"/>
-    </w:pPr>
-    <w:rPr>
-      <w:rFonts w:ascii="Liberation Sans" w:hAnsi="Liberation Sans" w:eastAsia="Microsoft YaHei"/>
-      <w:sz w:val="28"/>
-      <w:szCs w:val="28"/>
-    </w:rPr>
-  </w:style>
-  <w:style w:type="paragraph" w:styleId="ndiceuser" w:customStyle="1">
-    <w:name w:val="Índice (user)"/>
-    <w:basedOn w:val="Standard"/>
-    <w:qFormat/>
-    <w:pPr>
-      <w:suppressLineNumbers/>
-    </w:pPr>
-    <w:rPr/>
   </w:style>
   <w:style w:type="paragraph" w:styleId="Standard" w:customStyle="1">
     <w:name w:val="Standard"/>
@@ -3964,7 +3907,7 @@
   </w:style>
   <w:style w:type="paragraph" w:styleId="Title">
     <w:name w:val="Title"/>
-    <w:basedOn w:val="Ttulouser"/>
+    <w:basedOn w:val="Ttulo"/>
     <w:next w:val="Textbody"/>
     <w:qFormat/>
     <w:pPr>
@@ -4026,8 +3969,8 @@
     </w:pPr>
     <w:rPr/>
   </w:style>
-  <w:style w:type="paragraph" w:styleId="Linhahorizontaluser" w:customStyle="1">
-    <w:name w:val="Linha horizontal (user)"/>
+  <w:style w:type="paragraph" w:styleId="Linhahorizontal" w:customStyle="1">
+    <w:name w:val="Linha horizontal"/>
     <w:basedOn w:val="Standard"/>
     <w:next w:val="Textbody"/>
     <w:qFormat/>
@@ -4064,7 +4007,7 @@
   </w:style>
   <w:style w:type="paragraph" w:styleId="IndexHeading">
     <w:name w:val="index heading"/>
-    <w:basedOn w:val="Ttulouser"/>
+    <w:basedOn w:val="Ttulo"/>
     <w:pPr>
       <w:suppressLineNumbers/>
     </w:pPr>
@@ -4084,7 +4027,7 @@
   </w:style>
   <w:style w:type="paragraph" w:styleId="Contents2" w:customStyle="1">
     <w:name w:val="Contents 2"/>
-    <w:basedOn w:val="ndiceuser"/>
+    <w:basedOn w:val="ndice"/>
     <w:qFormat/>
     <w:pPr>
       <w:tabs>
@@ -4097,7 +4040,7 @@
   </w:style>
   <w:style w:type="paragraph" w:styleId="Contents7" w:customStyle="1">
     <w:name w:val="Contents 7"/>
-    <w:basedOn w:val="ndiceuser"/>
+    <w:basedOn w:val="ndice"/>
     <w:qFormat/>
     <w:pPr>
       <w:tabs>
@@ -4108,8 +4051,8 @@
     </w:pPr>
     <w:rPr/>
   </w:style>
-  <w:style w:type="paragraph" w:styleId="Contedodatabelauser" w:customStyle="1">
-    <w:name w:val="Conteúdo da tabela (user)"/>
+  <w:style w:type="paragraph" w:styleId="Contedodatabela" w:customStyle="1">
+    <w:name w:val="Conteúdo da tabela"/>
     <w:basedOn w:val="Standard"/>
     <w:qFormat/>
     <w:pPr>
@@ -4118,9 +4061,9 @@
     </w:pPr>
     <w:rPr/>
   </w:style>
-  <w:style w:type="paragraph" w:styleId="Ttulodatabelauser" w:customStyle="1">
-    <w:name w:val="Título da tabela (user)"/>
-    <w:basedOn w:val="Contedodatabelauser"/>
+  <w:style w:type="paragraph" w:styleId="Ttulodatabela" w:customStyle="1">
+    <w:name w:val="Título da tabela"/>
+    <w:basedOn w:val="Contedodatabela"/>
     <w:qFormat/>
     <w:pPr>
       <w:jc w:val="center"/>
@@ -4130,8 +4073,8 @@
       <w:bCs/>
     </w:rPr>
   </w:style>
-  <w:style w:type="paragraph" w:styleId="Textouser" w:customStyle="1">
-    <w:name w:val="Texto (user)"/>
+  <w:style w:type="paragraph" w:styleId="Texto" w:customStyle="1">
+    <w:name w:val="Texto"/>
     <w:basedOn w:val="Caption"/>
     <w:qFormat/>
     <w:pPr/>
@@ -4139,7 +4082,7 @@
   </w:style>
   <w:style w:type="paragraph" w:styleId="Index1">
     <w:name w:val="index 1"/>
-    <w:basedOn w:val="ndiceuser"/>
+    <w:basedOn w:val="ndice"/>
     <w:pPr>
       <w:spacing w:lineRule="auto" w:line="360"/>
     </w:pPr>
@@ -4151,7 +4094,7 @@
   </w:style>
   <w:style w:type="paragraph" w:styleId="Contents6" w:customStyle="1">
     <w:name w:val="Contents 6"/>
-    <w:basedOn w:val="ndiceuser"/>
+    <w:basedOn w:val="ndice"/>
     <w:qFormat/>
     <w:pPr>
       <w:tabs>
@@ -4162,8 +4105,8 @@
     </w:pPr>
     <w:rPr/>
   </w:style>
-  <w:style w:type="paragraph" w:styleId="Rodapdireitauser" w:customStyle="1">
-    <w:name w:val="Rodapé à direita (user)"/>
+  <w:style w:type="paragraph" w:styleId="Rodapdireita" w:customStyle="1">
+    <w:name w:val="Rodapé à direita"/>
     <w:basedOn w:val="Footer"/>
     <w:qFormat/>
     <w:pPr>
@@ -4173,7 +4116,7 @@
   </w:style>
   <w:style w:type="paragraph" w:styleId="Subtitle">
     <w:name w:val="Subtitle"/>
-    <w:basedOn w:val="Ttulouser"/>
+    <w:basedOn w:val="Ttulo"/>
     <w:next w:val="Textbody"/>
     <w:qFormat/>
     <w:pPr>
@@ -4188,7 +4131,7 @@
   </w:style>
   <w:style w:type="paragraph" w:styleId="Contents1" w:customStyle="1">
     <w:name w:val="Contents 1"/>
-    <w:basedOn w:val="ndiceuser"/>
+    <w:basedOn w:val="ndice"/>
     <w:qFormat/>
     <w:pPr>
       <w:tabs>
@@ -4208,15 +4151,15 @@
     <w:pPr/>
     <w:rPr/>
   </w:style>
-  <w:style w:type="paragraph" w:styleId="Contedodamoldurauser">
-    <w:name w:val="Conteúdo da moldura (user)"/>
+  <w:style w:type="paragraph" w:styleId="Contedodamoldura">
+    <w:name w:val="Conteúdo da moldura"/>
     <w:basedOn w:val="Normal"/>
     <w:qFormat/>
     <w:pPr/>
     <w:rPr/>
   </w:style>
-  <w:style w:type="numbering" w:styleId="Semlistauser" w:default="1">
-    <w:name w:val="Sem lista (user)"/>
+  <w:style w:type="numbering" w:styleId="Semlista" w:default="1">
+    <w:name w:val="Sem lista"/>
     <w:uiPriority w:val="99"/>
     <w:semiHidden/>
     <w:unhideWhenUsed/>

--- a/Proposta-Relatório-PAP.docx
+++ b/Proposta-Relatório-PAP.docx
@@ -1215,63 +1215,219 @@
     </w:p>
     <w:p>
       <w:pPr>
-        <w:pStyle w:val="Normal"/>
-        <w:rPr/>
-      </w:pPr>
-      <w:r>
-        <w:rPr/>
-        <w:drawing>
-          <wp:anchor distT="0" distB="0" distL="0" distR="0" simplePos="0" relativeHeight="4" behindDoc="0" locked="0" layoutInCell="0" allowOverlap="1">
-            <wp:simplePos x="0" y="0"/>
-            <wp:positionH relativeFrom="column">
-              <wp:align>center</wp:align>
-            </wp:positionH>
-            <wp:positionV relativeFrom="paragraph">
-              <wp:posOffset>635</wp:posOffset>
-            </wp:positionV>
-            <wp:extent cx="5139690" cy="2891155"/>
-            <wp:effectExtent l="0" t="0" r="0" b="0"/>
-            <wp:wrapSquare wrapText="largest"/>
-            <wp:docPr id="3" name="Imagem2"/>
-            <wp:cNvGraphicFramePr>
-              <a:graphicFrameLocks xmlns:a="http://schemas.openxmlformats.org/drawingml/2006/main" noChangeAspect="1"/>
-            </wp:cNvGraphicFramePr>
-            <a:graphic xmlns:a="http://schemas.openxmlformats.org/drawingml/2006/main">
-              <a:graphicData uri="http://schemas.openxmlformats.org/drawingml/2006/picture">
-                <pic:pic xmlns:pic="http://schemas.openxmlformats.org/drawingml/2006/picture">
-                  <pic:nvPicPr>
-                    <pic:cNvPr id="3" name="Imagem2"/>
-                    <pic:cNvPicPr>
-                      <a:picLocks noChangeAspect="1" noChangeArrowheads="1"/>
-                    </pic:cNvPicPr>
-                  </pic:nvPicPr>
-                  <pic:blipFill>
-                    <a:blip r:embed="rId4"/>
-                    <a:stretch>
-                      <a:fillRect/>
-                    </a:stretch>
-                  </pic:blipFill>
-                  <pic:spPr bwMode="auto">
-                    <a:xfrm>
-                      <a:off x="0" y="0"/>
-                      <a:ext cx="5139690" cy="2891155"/>
-                    </a:xfrm>
-                    <a:prstGeom prst="rect">
-                      <a:avLst/>
-                    </a:prstGeom>
-                    <a:noFill/>
-                  </pic:spPr>
-                </pic:pic>
-              </a:graphicData>
-            </a:graphic>
-          </wp:anchor>
-        </w:drawing>
+        <w:pStyle w:val="Caption"/>
+        <w:rPr/>
+      </w:pPr>
+      <w:r>
+        <w:rPr/>
       </w:r>
       <w:bookmarkStart w:id="6" w:name="_Toc349660871"/>
       <w:bookmarkStart w:id="7" w:name="_Toc349660871"/>
       <w:bookmarkEnd w:id="7"/>
       <w:r>
         <w:br w:type="page"/>
+      </w:r>
+      <w:r>
+        <mc:AlternateContent>
+          <mc:Choice Requires="wps">
+            <w:drawing>
+              <wp:anchor distT="0" distB="0" distL="0" distR="0" simplePos="0" relativeHeight="4" behindDoc="0" locked="0" layoutInCell="0" allowOverlap="1">
+                <wp:simplePos x="0" y="0"/>
+                <wp:positionH relativeFrom="column">
+                  <wp:align>center</wp:align>
+                </wp:positionH>
+                <wp:positionV relativeFrom="paragraph">
+                  <wp:posOffset>635</wp:posOffset>
+                </wp:positionV>
+                <wp:extent cx="5139690" cy="2891155"/>
+                <wp:effectExtent l="0" t="0" r="0" b="0"/>
+                <wp:wrapSquare wrapText="largest"/>
+                <wp:docPr id="3" name="Moldura3"/>
+                <a:graphic xmlns:a="http://schemas.openxmlformats.org/drawingml/2006/main">
+                  <a:graphicData uri="http://schemas.microsoft.com/office/word/2010/wordprocessingShape">
+                    <wps:wsp>
+                      <wps:cNvSpPr txBox="1"/>
+                      <wps:spPr>
+                        <a:xfrm>
+                          <a:off x="0" y="0"/>
+                          <a:ext cx="5139690" cy="2891155"/>
+                        </a:xfrm>
+                        <a:prstGeom prst="rect"/>
+                        <a:solidFill>
+                          <a:srgbClr val="FFFFFF"/>
+                        </a:solidFill>
+                      </wps:spPr>
+                      <wps:txbx>
+                        <w:txbxContent>
+                          <w:p>
+                            <w:pPr>
+                              <w:pStyle w:val="Figura"/>
+                              <w:spacing w:before="120" w:after="120"/>
+                              <w:rPr/>
+                            </w:pPr>
+                            <w:r>
+                              <w:rPr/>
+                              <w:drawing>
+                                <wp:inline distT="0" distB="0" distL="0" distR="0">
+                                  <wp:extent cx="5139690" cy="2891155"/>
+                                  <wp:effectExtent l="0" t="0" r="0" b="0"/>
+                                  <wp:docPr id="4" name="Imagem2"/>
+                                  <wp:cNvGraphicFramePr>
+                                    <a:graphicFrameLocks xmlns:a="http://schemas.openxmlformats.org/drawingml/2006/main" noChangeAspect="1"/>
+                                  </wp:cNvGraphicFramePr>
+                                  <a:graphic xmlns:a="http://schemas.openxmlformats.org/drawingml/2006/main">
+                                    <a:graphicData uri="http://schemas.openxmlformats.org/drawingml/2006/picture">
+                                      <pic:pic xmlns:pic="http://schemas.openxmlformats.org/drawingml/2006/picture">
+                                        <pic:nvPicPr>
+                                          <pic:cNvPr id="4" name="Imagem2"/>
+                                          <pic:cNvPicPr>
+                                            <a:picLocks noChangeAspect="1" noChangeArrowheads="1"/>
+                                          </pic:cNvPicPr>
+                                        </pic:nvPicPr>
+                                        <pic:blipFill>
+                                          <a:blip r:embed="rId4"/>
+                                          <a:stretch>
+                                            <a:fillRect/>
+                                          </a:stretch>
+                                        </pic:blipFill>
+                                        <pic:spPr bwMode="auto">
+                                          <a:xfrm>
+                                            <a:off x="0" y="0"/>
+                                            <a:ext cx="5139690" cy="2891155"/>
+                                          </a:xfrm>
+                                          <a:prstGeom prst="rect">
+                                            <a:avLst/>
+                                          </a:prstGeom>
+                                          <a:noFill/>
+                                        </pic:spPr>
+                                      </pic:pic>
+                                    </a:graphicData>
+                                  </a:graphic>
+                                </wp:inline>
+                              </w:drawing>
+                              <w:t xml:space="preserve">Figura </w:t>
+                            </w:r>
+                            <w:r>
+                              <w:rPr/>
+                              <w:fldChar w:fldCharType="begin"/>
+                            </w:r>
+                            <w:r>
+                              <w:rPr/>
+                              <w:instrText xml:space="preserve"> SEQ Figura \* ARABIC </w:instrText>
+                            </w:r>
+                            <w:r>
+                              <w:rPr/>
+                              <w:fldChar w:fldCharType="separate"/>
+                            </w:r>
+                            <w:r>
+                              <w:rPr/>
+                              <w:t>1</w:t>
+                            </w:r>
+                            <w:r>
+                              <w:rPr/>
+                              <w:fldChar w:fldCharType="end"/>
+                            </w:r>
+                            <w:r>
+                              <w:rPr/>
+                              <w:t>: Software utilizados</w:t>
+                            </w:r>
+                          </w:p>
+                        </w:txbxContent>
+                      </wps:txbx>
+                      <wps:bodyPr anchor="t" lIns="0" tIns="0" rIns="0" bIns="0">
+                        <a:noAutofit/>
+                      </wps:bodyPr>
+                    </wps:wsp>
+                  </a:graphicData>
+                </a:graphic>
+              </wp:anchor>
+            </w:drawing>
+          </mc:Choice>
+          <mc:Fallback>
+            <w:pict>
+              <v:rect style="position:absolute;rotation:-0;width:404.7pt;height:227.65pt;mso-wrap-distance-left:0pt;mso-wrap-distance-right:0pt;mso-wrap-distance-top:0pt;mso-wrap-distance-bottom:0pt;margin-top:0.05pt;mso-position-vertical-relative:text;margin-left:38.6pt;mso-position-horizontal:center;mso-position-horizontal-relative:text">
+                <v:textbox inset="0in,0in,0in,0in">
+                  <w:txbxContent>
+                    <w:p>
+                      <w:pPr>
+                        <w:pStyle w:val="Figura"/>
+                        <w:spacing w:before="120" w:after="120"/>
+                        <w:rPr/>
+                      </w:pPr>
+                      <w:r>
+                        <w:rPr/>
+                        <w:drawing>
+                          <wp:inline distT="0" distB="0" distL="0" distR="0">
+                            <wp:extent cx="5139690" cy="2891155"/>
+                            <wp:effectExtent l="0" t="0" r="0" b="0"/>
+                            <wp:docPr id="5" name="Imagem2"/>
+                            <wp:cNvGraphicFramePr>
+                              <a:graphicFrameLocks xmlns:a="http://schemas.openxmlformats.org/drawingml/2006/main" noChangeAspect="1"/>
+                            </wp:cNvGraphicFramePr>
+                            <a:graphic xmlns:a="http://schemas.openxmlformats.org/drawingml/2006/main">
+                              <a:graphicData uri="http://schemas.openxmlformats.org/drawingml/2006/picture">
+                                <pic:pic xmlns:pic="http://schemas.openxmlformats.org/drawingml/2006/picture">
+                                  <pic:nvPicPr>
+                                    <pic:cNvPr id="5" name="Imagem2"/>
+                                    <pic:cNvPicPr>
+                                      <a:picLocks noChangeAspect="1" noChangeArrowheads="1"/>
+                                    </pic:cNvPicPr>
+                                  </pic:nvPicPr>
+                                  <pic:blipFill>
+                                    <a:blip r:embed="rId5"/>
+                                    <a:stretch>
+                                      <a:fillRect/>
+                                    </a:stretch>
+                                  </pic:blipFill>
+                                  <pic:spPr bwMode="auto">
+                                    <a:xfrm>
+                                      <a:off x="0" y="0"/>
+                                      <a:ext cx="5139690" cy="2891155"/>
+                                    </a:xfrm>
+                                    <a:prstGeom prst="rect">
+                                      <a:avLst/>
+                                    </a:prstGeom>
+                                    <a:noFill/>
+                                  </pic:spPr>
+                                </pic:pic>
+                              </a:graphicData>
+                            </a:graphic>
+                          </wp:inline>
+                        </w:drawing>
+                        <w:t xml:space="preserve">Figura </w:t>
+                      </w:r>
+                      <w:r>
+                        <w:rPr/>
+                        <w:fldChar w:fldCharType="begin"/>
+                      </w:r>
+                      <w:r>
+                        <w:rPr/>
+                        <w:instrText xml:space="preserve"> SEQ Figura \* ARABIC </w:instrText>
+                      </w:r>
+                      <w:r>
+                        <w:rPr/>
+                        <w:fldChar w:fldCharType="separate"/>
+                      </w:r>
+                      <w:r>
+                        <w:rPr/>
+                        <w:t>1</w:t>
+                      </w:r>
+                      <w:r>
+                        <w:rPr/>
+                        <w:fldChar w:fldCharType="end"/>
+                      </w:r>
+                      <w:r>
+                        <w:rPr/>
+                        <w:t>: Software utilizados</w:t>
+                      </w:r>
+                    </w:p>
+                  </w:txbxContent>
+                </v:textbox>
+                <w10:wrap type="square" side="largest"/>
+              </v:rect>
+            </w:pict>
+          </mc:Fallback>
+        </mc:AlternateContent>
       </w:r>
     </w:p>
     <w:p>
@@ -1453,6 +1609,143 @@
     </w:p>
     <w:p>
       <w:pPr>
+        <w:pStyle w:val="meuTextonormal"/>
+        <w:numPr>
+          <w:ilvl w:val="0"/>
+          <w:numId w:val="1"/>
+        </w:numPr>
+        <w:rPr/>
+      </w:pPr>
+      <w:r>
+        <w:rPr>
+          <w:rStyle w:val="Strong"/>
+          <w:rFonts w:ascii="Arial" w:hAnsi="Arial"/>
+        </w:rPr>
+        <w:t>Assets gráficos e sonoros</w:t>
+      </w:r>
+      <w:r>
+        <w:rPr>
+          <w:rFonts w:ascii="Arial" w:hAnsi="Arial"/>
+        </w:rPr>
+        <w:t>: Recursos visuais e sonoros utilizados para enriquecer a experiência do utilizador.</w:t>
+      </w:r>
+    </w:p>
+    <w:p>
+      <w:pPr>
+        <w:pStyle w:val="meuTextonormal"/>
+        <w:numPr>
+          <w:ilvl w:val="0"/>
+          <w:numId w:val="1"/>
+        </w:numPr>
+        <w:rPr/>
+      </w:pPr>
+      <w:r>
+        <w:rPr>
+          <w:rStyle w:val="Strong"/>
+        </w:rPr>
+        <w:t>LibreOffice</w:t>
+      </w:r>
+      <w:r>
+        <w:rPr/>
+        <w:t>: Para a produção do relatório.</w:t>
+      </w:r>
+    </w:p>
+    <w:p>
+      <w:pPr>
+        <w:pStyle w:val="meuTexto"/>
+        <w:numPr>
+          <w:ilvl w:val="0"/>
+          <w:numId w:val="0"/>
+        </w:numPr>
+        <w:spacing w:before="0" w:after="0"/>
+        <w:rPr>
+          <w:vanish/>
+          <w:specVanish/>
+        </w:rPr>
+      </w:pPr>
+      <w:r>
+        <w:rPr>
+          <w:rStyle w:val="Strong"/>
+          <w:b/>
+        </w:rPr>
+        <w:t>Paint:</w:t>
+      </w:r>
+    </w:p>
+    <w:p>
+      <w:pPr>
+        <w:pStyle w:val="meuTextonormal"/>
+        <w:numPr>
+          <w:ilvl w:val="0"/>
+          <w:numId w:val="1"/>
+        </w:numPr>
+        <w:rPr/>
+      </w:pPr>
+      <w:r/>
+      <w:r>
+        <w:rPr>
+          <w:rStyle w:val="Strong"/>
+          <w:rFonts w:eastAsia="NSimSun" w:cs="Lucida Sans" w:ascii="Arial" w:hAnsi="Arial"/>
+          <w:color w:val="auto"/>
+          <w:kern w:val="2"/>
+          <w:sz w:val="24"/>
+          <w:szCs w:val="24"/>
+          <w:lang w:val="pt-PT" w:eastAsia="zh-CN" w:bidi="hi-IN"/>
+        </w:rPr>
+      </w:r>
+      <w:r>
+        <w:rPr/>
+        <w:t xml:space="preserve"> </w:t>
+      </w:r>
+      <w:r>
+        <w:rPr/>
+        <w:t>Para a produção de imagens para o jogo.</w:t>
+      </w:r>
+    </w:p>
+    <w:p>
+      <w:pPr>
+        <w:pStyle w:val="meuTexto"/>
+        <w:numPr>
+          <w:ilvl w:val="0"/>
+          <w:numId w:val="0"/>
+        </w:numPr>
+        <w:spacing w:before="0" w:after="0"/>
+        <w:rPr>
+          <w:vanish/>
+          <w:specVanish/>
+        </w:rPr>
+      </w:pPr>
+      <w:r>
+        <w:rPr>
+          <w:rStyle w:val="Strong"/>
+          <w:b/>
+        </w:rPr>
+        <w:t>Blender</w:t>
+      </w:r>
+      <w:r>
+        <w:rPr/>
+        <w:t xml:space="preserve">: </w:t>
+      </w:r>
+    </w:p>
+    <w:p>
+      <w:pPr>
+        <w:pStyle w:val="meuTextonormal"/>
+        <w:numPr>
+          <w:ilvl w:val="0"/>
+          <w:numId w:val="1"/>
+        </w:numPr>
+        <w:rPr/>
+      </w:pPr>
+      <w:r/>
+      <w:r>
+        <w:rPr/>
+      </w:r>
+      <w:r>
+        <w:rPr/>
+        <w:t>Para produção dos modelos 3d.</w:t>
+      </w:r>
+    </w:p>
+    <w:p>
+      <w:pPr>
         <w:pStyle w:val="Standard"/>
         <w:numPr>
           <w:ilvl w:val="0"/>
@@ -1464,115 +1757,18 @@
       <w:r>
         <w:rPr>
           <w:rStyle w:val="Strong"/>
-          <w:rFonts w:ascii="Arial" w:hAnsi="Arial"/>
-        </w:rPr>
-        <w:t>Assets gráficos e sonoros</w:t>
-      </w:r>
-      <w:r>
-        <w:rPr>
-          <w:rFonts w:ascii="Arial" w:hAnsi="Arial"/>
-        </w:rPr>
-        <w:t>: Recursos visuais e sonoros utilizados para enriquecer a experiência do utilizador.</w:t>
-      </w:r>
-    </w:p>
-    <w:p>
-      <w:pPr>
-        <w:pStyle w:val="Standard"/>
-        <w:numPr>
-          <w:ilvl w:val="0"/>
-          <w:numId w:val="1"/>
-        </w:numPr>
-        <w:spacing w:lineRule="auto" w:line="360"/>
-        <w:rPr/>
-      </w:pPr>
-      <w:r>
-        <w:rPr>
-          <w:rStyle w:val="Strong"/>
-        </w:rPr>
-        <w:t>LibreOffice</w:t>
-      </w:r>
-      <w:r>
-        <w:rPr/>
-        <w:t>: P</w:t>
-      </w:r>
-      <w:r>
-        <w:rPr/>
-        <w:t>ara a produção do relatório.</w:t>
-      </w:r>
-    </w:p>
-    <w:p>
-      <w:pPr>
-        <w:pStyle w:val="Standard"/>
-        <w:numPr>
-          <w:ilvl w:val="0"/>
-          <w:numId w:val="1"/>
-        </w:numPr>
-        <w:spacing w:lineRule="auto" w:line="360"/>
-        <w:rPr/>
-      </w:pPr>
-      <w:r>
-        <w:rPr>
-          <w:rStyle w:val="Strong"/>
-        </w:rPr>
-        <w:t>Paint</w:t>
-      </w:r>
-      <w:r>
-        <w:rPr/>
-        <w:t>: P</w:t>
-      </w:r>
-      <w:r>
-        <w:rPr/>
-        <w:t>ara a produção de imagens para o jogo.</w:t>
-      </w:r>
-    </w:p>
-    <w:p>
-      <w:pPr>
-        <w:pStyle w:val="Standard"/>
-        <w:numPr>
-          <w:ilvl w:val="0"/>
-          <w:numId w:val="1"/>
-        </w:numPr>
-        <w:spacing w:lineRule="auto" w:line="360"/>
-        <w:rPr/>
-      </w:pPr>
-      <w:r>
-        <w:rPr>
-          <w:rStyle w:val="Strong"/>
-        </w:rPr>
-        <w:t>Blender</w:t>
-      </w:r>
-      <w:r>
-        <w:rPr/>
-        <w:t>: P</w:t>
-      </w:r>
-      <w:r>
-        <w:rPr/>
-        <w:t>ara produção dos modelos 3d.</w:t>
-      </w:r>
-    </w:p>
-    <w:p>
-      <w:pPr>
-        <w:pStyle w:val="Standard"/>
-        <w:numPr>
-          <w:ilvl w:val="0"/>
-          <w:numId w:val="1"/>
-        </w:numPr>
-        <w:spacing w:lineRule="auto" w:line="360"/>
-        <w:rPr/>
-      </w:pPr>
-      <w:r>
-        <w:rPr>
-          <w:rStyle w:val="Strong"/>
+          <w:rFonts w:eastAsia="NSimSun" w:cs="Lucida Sans" w:ascii="Arial" w:hAnsi="Arial"/>
+          <w:color w:val="auto"/>
+          <w:kern w:val="2"/>
+          <w:sz w:val="24"/>
+          <w:szCs w:val="24"/>
+          <w:lang w:val="pt-PT" w:eastAsia="zh-CN" w:bidi="hi-IN"/>
         </w:rPr>
         <w:t>Youtube</w:t>
       </w:r>
       <w:r>
         <w:rPr/>
-        <w:t>: P</w:t>
-      </w:r>
-      <w:r>
-        <w:rPr/>
-        <w:t>ara pesquisa.</w:t>
+        <w:t>: Para pesquisa.</w:t>
       </w:r>
     </w:p>
     <w:p>
@@ -2083,9 +2279,8 @@
       <w:pPr>
         <w:pStyle w:val="Standard"/>
         <w:spacing w:lineRule="auto" w:line="360"/>
-        <w:rPr>
-          <w:rFonts w:ascii="Arial" w:hAnsi="Arial"/>
-        </w:rPr>
+        <w:jc w:val="both"/>
+        <w:rPr/>
       </w:pPr>
       <w:r>
         <w:rPr>
@@ -2098,6 +2293,7 @@
       <w:pPr>
         <w:pStyle w:val="Standard"/>
         <w:spacing w:lineRule="auto" w:line="360"/>
+        <w:jc w:val="both"/>
         <w:rPr/>
       </w:pPr>
       <w:r>
@@ -2126,9 +2322,8 @@
       <w:pPr>
         <w:pStyle w:val="Standard"/>
         <w:spacing w:lineRule="auto" w:line="360"/>
-        <w:rPr>
-          <w:rFonts w:ascii="Arial" w:hAnsi="Arial"/>
-        </w:rPr>
+        <w:jc w:val="both"/>
+        <w:rPr/>
       </w:pPr>
       <w:r>
         <w:rPr>
@@ -2141,9 +2336,8 @@
       <w:pPr>
         <w:pStyle w:val="Standard"/>
         <w:spacing w:lineRule="auto" w:line="360"/>
-        <w:rPr>
-          <w:rFonts w:ascii="Arial" w:hAnsi="Arial"/>
-        </w:rPr>
+        <w:jc w:val="both"/>
+        <w:rPr/>
       </w:pPr>
       <w:r>
         <w:rPr>
@@ -2231,7 +2425,7 @@
         </w:rPr>
         <w:t xml:space="preserve">Tutorial para os Scripts - </w:t>
       </w:r>
-      <w:hyperlink r:id="rId5">
+      <w:hyperlink r:id="rId6">
         <w:r>
           <w:rPr>
             <w:rStyle w:val="Hyperlink"/>
@@ -2259,7 +2453,7 @@
         </w:rPr>
         <w:t xml:space="preserve">Tutorial para a Modelação 3D de personagens - </w:t>
       </w:r>
-      <w:hyperlink r:id="rId6">
+      <w:hyperlink r:id="rId7">
         <w:r>
           <w:rPr>
             <w:rStyle w:val="Hyperlink"/>
@@ -2287,7 +2481,7 @@
         </w:rPr>
         <w:t xml:space="preserve">Tutorial de Introdução ao Unity - </w:t>
       </w:r>
-      <w:hyperlink r:id="rId7">
+      <w:hyperlink r:id="rId8">
         <w:r>
           <w:rPr>
             <w:rStyle w:val="Hyperlink"/>
@@ -2319,7 +2513,7 @@
         </w:rPr>
         <w:t xml:space="preserve">Tutorial de Introdução ao C# - </w:t>
       </w:r>
-      <w:hyperlink r:id="rId8">
+      <w:hyperlink r:id="rId9">
         <w:r>
           <w:rPr>
             <w:rStyle w:val="Hyperlink"/>
@@ -2358,7 +2552,7 @@
         </w:rPr>
         <w:t xml:space="preserve"> </w:t>
       </w:r>
-      <w:hyperlink r:id="rId9">
+      <w:hyperlink r:id="rId10">
         <w:r>
           <w:rPr>
             <w:rStyle w:val="Hyperlink"/>
@@ -2373,7 +2567,7 @@
     <w:p>
       <w:pPr>
         <w:pStyle w:val="Standard"/>
-        <w:spacing w:lineRule="auto" w:line="360"/>
+        <w:spacing w:lineRule="auto" w:line="276"/>
         <w:rPr>
           <w:rFonts w:ascii="Arial" w:hAnsi="Arial"/>
           <w:b/>
@@ -2382,11 +2576,37 @@
       </w:pPr>
       <w:r>
         <w:rPr>
-          <w:rFonts w:ascii="Arial" w:hAnsi="Arial"/>
+          <w:rFonts w:eastAsia="NSimSun" w:cs="Lucida Sans" w:ascii="Arial" w:hAnsi="Arial"/>
           <w:b/>
           <w:bCs/>
-        </w:rPr>
-      </w:r>
+          <w:color w:val="auto"/>
+          <w:kern w:val="2"/>
+          <w:sz w:val="24"/>
+          <w:szCs w:val="24"/>
+          <w:u w:val="none"/>
+          <w:lang w:val="pt-PT" w:eastAsia="zh-CN" w:bidi="hi-IN"/>
+        </w:rPr>
+        <w:t>Meu perfil no GitHub -</w:t>
+      </w:r>
+      <w:r>
+        <w:rPr/>
+        <w:t xml:space="preserve"> </w:t>
+      </w:r>
+      <w:hyperlink r:id="rId11">
+        <w:r>
+          <w:rPr>
+            <w:rStyle w:val="Hyperlink"/>
+            <w:rFonts w:eastAsia="NSimSun" w:cs="Lucida Sans" w:ascii="Arial" w:hAnsi="Arial"/>
+            <w:b w:val="false"/>
+            <w:bCs w:val="false"/>
+            <w:kern w:val="2"/>
+            <w:sz w:val="24"/>
+            <w:szCs w:val="24"/>
+            <w:lang w:val="pt-PT" w:eastAsia="zh-CN" w:bidi="hi-IN"/>
+          </w:rPr>
+          <w:t>https://github.com/David-Kouadio</w:t>
+        </w:r>
+      </w:hyperlink>
       <w:r>
         <w:br w:type="page"/>
       </w:r>
@@ -2417,41 +2637,26 @@
         </w:rPr>
       </w:pPr>
       <w:r>
+        <w:rPr/>
+      </w:r>
+    </w:p>
+    <w:p>
+      <w:pPr>
+        <w:pStyle w:val="Standard"/>
+        <w:spacing w:lineRule="auto" w:line="276"/>
         <w:rPr>
           <w:rFonts w:ascii="Arial" w:hAnsi="Arial"/>
           <w:b/>
           <w:bCs/>
         </w:rPr>
-        <w:t xml:space="preserve">Meu perfil no GitHub - </w:t>
-      </w:r>
-      <w:hyperlink r:id="rId10">
-        <w:r>
-          <w:rPr>
-            <w:rStyle w:val="Hyperlink"/>
-            <w:rFonts w:ascii="Arial" w:hAnsi="Arial"/>
-            <w:b/>
-            <w:bCs/>
-          </w:rPr>
-          <w:t>https://github.com/David-Kouadio</w:t>
-        </w:r>
-      </w:hyperlink>
-    </w:p>
-    <w:p>
-      <w:pPr>
-        <w:pStyle w:val="Standard"/>
-        <w:spacing w:lineRule="auto" w:line="276"/>
+      </w:pPr>
+      <w:r>
         <w:rPr>
           <w:rFonts w:ascii="Arial" w:hAnsi="Arial"/>
           <w:b/>
           <w:bCs/>
         </w:rPr>
-      </w:pPr>
-      <w:r>
-        <w:rPr>
-          <w:rFonts w:ascii="Arial" w:hAnsi="Arial"/>
-          <w:b/>
-          <w:bCs/>
-        </w:rPr>
+        <w:t>Código para andar:</w:t>
       </w:r>
     </w:p>
     <w:p>
@@ -2467,10 +2672,10 @@
           <w:rFonts w:ascii="Arial" w:hAnsi="Arial"/>
         </w:rPr>
       </w:r>
-      <w:bookmarkStart w:id="17" w:name="_Toc349660871_Copy_1"/>
-      <w:bookmarkStart w:id="18" w:name="_Toc349660864_Copy_1"/>
-      <w:bookmarkStart w:id="19" w:name="_Toc349660871_Copy_1"/>
-      <w:bookmarkStart w:id="20" w:name="_Toc349660864_Copy_1"/>
+      <w:bookmarkStart w:id="17" w:name="_Toc349660864_Copy_1"/>
+      <w:bookmarkStart w:id="18" w:name="_Toc349660871_Copy_1"/>
+      <w:bookmarkStart w:id="19" w:name="_Toc349660864_Copy_1"/>
+      <w:bookmarkStart w:id="20" w:name="_Toc349660871_Copy_1"/>
       <w:bookmarkEnd w:id="19"/>
       <w:bookmarkEnd w:id="20"/>
     </w:p>
@@ -2571,12 +2776,13 @@
       </w:r>
     </w:p>
     <w:sectPr>
-      <w:footerReference w:type="even" r:id="rId11"/>
-      <w:footerReference w:type="default" r:id="rId12"/>
-      <w:footerReference w:type="first" r:id="rId13"/>
+      <w:headerReference w:type="default" r:id="rId12"/>
+      <w:footerReference w:type="even" r:id="rId13"/>
+      <w:footerReference w:type="default" r:id="rId14"/>
+      <w:footerReference w:type="first" r:id="rId15"/>
       <w:type w:val="nextPage"/>
       <w:pgSz w:w="11906" w:h="16838"/>
-      <w:pgMar w:left="1134" w:right="1134" w:gutter="0" w:header="0" w:top="1134" w:footer="720" w:bottom="1134"/>
+      <w:pgMar w:left="1134" w:right="1134" w:gutter="0" w:header="1134" w:top="1743" w:footer="720" w:bottom="1134"/>
       <w:pgNumType w:fmt="decimal"/>
       <w:formProt w:val="false"/>
       <w:textDirection w:val="lrTb"/>
@@ -2614,7 +2820,7 @@
       <w:rPr>
         <w:rFonts w:ascii="Arial" w:hAnsi="Arial"/>
       </w:rPr>
-      <w:t>Relatório da prova de Aptidão Profissional</w:t>
+      <w:t>Curso Profissional Técnico de Gestão e Programação de Sistemas Informáticos</w:t>
     </w:r>
   </w:p>
   <w:p>
@@ -2685,7 +2891,7 @@
       <w:rPr>
         <w:rFonts w:ascii="Arial" w:hAnsi="Arial"/>
       </w:rPr>
-      <w:t>Relatório da prova de Aptidão Profissional</w:t>
+      <w:t>Curso Profissional Técnico de Gestão e Programação de Sistemas Informáticos</w:t>
     </w:r>
   </w:p>
   <w:p>
@@ -2740,6 +2946,26 @@
     </w:r>
   </w:p>
 </w:ftr>
+</file>
+
+<file path=word/header1.xml><?xml version="1.0" encoding="utf-8"?>
+<w:hdr xmlns:o="urn:schemas-microsoft-com:office:office" xmlns:r="http://schemas.openxmlformats.org/officeDocument/2006/relationships" xmlns:v="urn:schemas-microsoft-com:vml" xmlns:w="http://schemas.openxmlformats.org/wordprocessingml/2006/main" xmlns:w10="urn:schemas-microsoft-com:office:word" xmlns:wp="http://schemas.openxmlformats.org/drawingml/2006/wordprocessingDrawing" xmlns:pic="http://schemas.openxmlformats.org/drawingml/2006/picture" xmlns:wps="http://schemas.microsoft.com/office/word/2010/wordprocessingShape" xmlns:wpg="http://schemas.microsoft.com/office/word/2010/wordprocessingGroup" xmlns:mc="http://schemas.openxmlformats.org/markup-compatibility/2006" xmlns:wp14="http://schemas.microsoft.com/office/word/2010/wordprocessingDrawing" xmlns:w14="http://schemas.microsoft.com/office/word/2010/wordml" xmlns:w15="http://schemas.microsoft.com/office/word/2012/wordml" mc:Ignorable="w14 wp14 w15">
+  <w:p>
+    <w:pPr>
+      <w:pStyle w:val="Footer"/>
+      <w:jc w:val="center"/>
+      <w:rPr>
+        <w:rFonts w:ascii="Arial" w:hAnsi="Arial"/>
+      </w:rPr>
+    </w:pPr>
+    <w:r>
+      <w:rPr>
+        <w:rFonts w:ascii="Arial" w:hAnsi="Arial"/>
+      </w:rPr>
+      <w:t>Relatório da prova de Aptidão Profissional</w:t>
+    </w:r>
+  </w:p>
+</w:hdr>
 </file>
 
 <file path=word/numbering.xml><?xml version="1.0" encoding="utf-8"?>
@@ -3684,7 +3910,7 @@
   </w:style>
   <w:style w:type="paragraph" w:styleId="Heading1">
     <w:name w:val="heading 1"/>
-    <w:basedOn w:val="Ttulo"/>
+    <w:basedOn w:val="Ttulouser"/>
     <w:next w:val="Textbody"/>
     <w:qFormat/>
     <w:pPr>
@@ -3725,20 +3951,20 @@
       <w:u w:val="single"/>
     </w:rPr>
   </w:style>
-  <w:style w:type="character" w:styleId="Ligaodendice" w:customStyle="1">
-    <w:name w:val="Ligação de índice"/>
+  <w:style w:type="character" w:styleId="Ligaodendiceuser" w:customStyle="1">
+    <w:name w:val="Ligação de índice (user)"/>
     <w:qFormat/>
     <w:rPr/>
   </w:style>
-  <w:style w:type="character" w:styleId="Caracteresdanotaderodapuser" w:customStyle="1">
-    <w:name w:val="Caracteres da nota de rodapé (user)"/>
+  <w:style w:type="character" w:styleId="Caracteresdanotaderodap" w:customStyle="1">
+    <w:name w:val="Caracteres da nota de rodapé"/>
     <w:qFormat/>
     <w:rPr>
       <w:vertAlign w:val="superscript"/>
     </w:rPr>
   </w:style>
-  <w:style w:type="character" w:styleId="Caracteresdanotaderodap">
-    <w:name w:val="Caracteres da nota de rodapé"/>
+  <w:style w:type="character" w:styleId="Caracteresdanotaderodapuser">
+    <w:name w:val="Caracteres da nota de rodapé (user)"/>
     <w:qFormat/>
     <w:rPr>
       <w:vertAlign w:val="superscript"/>
@@ -3781,34 +4007,34 @@
       <w:bCs/>
     </w:rPr>
   </w:style>
-  <w:style w:type="character" w:styleId="Marcas">
-    <w:name w:val="Marcas"/>
+  <w:style w:type="character" w:styleId="Marcasuser">
+    <w:name w:val="Marcas (user)"/>
     <w:qFormat/>
     <w:rPr>
       <w:rFonts w:ascii="OpenSymbol" w:hAnsi="OpenSymbol" w:eastAsia="OpenSymbol" w:cs="OpenSymbol"/>
     </w:rPr>
   </w:style>
-  <w:style w:type="character" w:styleId="Smbolosnumricos">
-    <w:name w:val="Símbolos numéricos"/>
+  <w:style w:type="character" w:styleId="Smbolosnumricosuser">
+    <w:name w:val="Símbolos numéricos (user)"/>
     <w:qFormat/>
     <w:rPr/>
   </w:style>
-  <w:style w:type="character" w:styleId="Ligaodendiceuser">
-    <w:name w:val="Ligação de índice (user)"/>
+  <w:style w:type="character" w:styleId="Ligaodendice">
+    <w:name w:val="Ligação de índice"/>
     <w:qFormat/>
     <w:rPr/>
   </w:style>
-  <w:style w:type="paragraph" w:styleId="Ttulo" w:customStyle="1">
+  <w:style w:type="paragraph" w:styleId="Ttulo">
     <w:name w:val="Título"/>
-    <w:basedOn w:val="Standard"/>
-    <w:next w:val="Textbody"/>
+    <w:basedOn w:val="Normal"/>
+    <w:next w:val="BodyText"/>
     <w:qFormat/>
     <w:pPr>
       <w:keepNext w:val="true"/>
       <w:spacing w:before="240" w:after="120"/>
     </w:pPr>
     <w:rPr>
-      <w:rFonts w:ascii="Liberation Sans" w:hAnsi="Liberation Sans" w:eastAsia="Microsoft YaHei"/>
+      <w:rFonts w:ascii="Liberation Sans" w:hAnsi="Liberation Sans" w:eastAsia="Microsoft YaHei" w:cs="Arial"/>
       <w:sz w:val="28"/>
       <w:szCs w:val="28"/>
     </w:rPr>
@@ -3841,32 +4067,8 @@
       <w:iCs/>
     </w:rPr>
   </w:style>
-  <w:style w:type="paragraph" w:styleId="ndice" w:customStyle="1">
+  <w:style w:type="paragraph" w:styleId="ndice">
     <w:name w:val="Índice"/>
-    <w:basedOn w:val="Standard"/>
-    <w:qFormat/>
-    <w:pPr>
-      <w:suppressLineNumbers/>
-    </w:pPr>
-    <w:rPr/>
-  </w:style>
-  <w:style w:type="paragraph" w:styleId="Ttulouser">
-    <w:name w:val="Título (user)"/>
-    <w:basedOn w:val="Normal"/>
-    <w:next w:val="BodyText"/>
-    <w:qFormat/>
-    <w:pPr>
-      <w:keepNext w:val="true"/>
-      <w:spacing w:before="240" w:after="120"/>
-    </w:pPr>
-    <w:rPr>
-      <w:rFonts w:ascii="Liberation Sans" w:hAnsi="Liberation Sans" w:eastAsia="Microsoft YaHei" w:cs="Arial"/>
-      <w:sz w:val="28"/>
-      <w:szCs w:val="28"/>
-    </w:rPr>
-  </w:style>
-  <w:style w:type="paragraph" w:styleId="ndiceuser">
-    <w:name w:val="Índice (user)"/>
     <w:basedOn w:val="Normal"/>
     <w:qFormat/>
     <w:pPr>
@@ -3875,6 +4077,30 @@
     <w:rPr>
       <w:rFonts w:cs="Arial"/>
     </w:rPr>
+  </w:style>
+  <w:style w:type="paragraph" w:styleId="Ttulouser" w:customStyle="1">
+    <w:name w:val="Título (user)"/>
+    <w:basedOn w:val="Standard"/>
+    <w:next w:val="Textbody"/>
+    <w:qFormat/>
+    <w:pPr>
+      <w:keepNext w:val="true"/>
+      <w:spacing w:before="240" w:after="120"/>
+    </w:pPr>
+    <w:rPr>
+      <w:rFonts w:ascii="Liberation Sans" w:hAnsi="Liberation Sans" w:eastAsia="Microsoft YaHei"/>
+      <w:sz w:val="28"/>
+      <w:szCs w:val="28"/>
+    </w:rPr>
+  </w:style>
+  <w:style w:type="paragraph" w:styleId="ndiceuser" w:customStyle="1">
+    <w:name w:val="Índice (user)"/>
+    <w:basedOn w:val="Standard"/>
+    <w:qFormat/>
+    <w:pPr>
+      <w:suppressLineNumbers/>
+    </w:pPr>
+    <w:rPr/>
   </w:style>
   <w:style w:type="paragraph" w:styleId="Standard" w:customStyle="1">
     <w:name w:val="Standard"/>
@@ -3907,7 +4133,7 @@
   </w:style>
   <w:style w:type="paragraph" w:styleId="Title">
     <w:name w:val="Title"/>
-    <w:basedOn w:val="Ttulo"/>
+    <w:basedOn w:val="Ttulouser"/>
     <w:next w:val="Textbody"/>
     <w:qFormat/>
     <w:pPr>
@@ -3969,8 +4195,8 @@
     </w:pPr>
     <w:rPr/>
   </w:style>
-  <w:style w:type="paragraph" w:styleId="Linhahorizontal" w:customStyle="1">
-    <w:name w:val="Linha horizontal"/>
+  <w:style w:type="paragraph" w:styleId="Linhahorizontaluser" w:customStyle="1">
+    <w:name w:val="Linha horizontal (user)"/>
     <w:basedOn w:val="Standard"/>
     <w:next w:val="Textbody"/>
     <w:qFormat/>
@@ -4007,7 +4233,7 @@
   </w:style>
   <w:style w:type="paragraph" w:styleId="IndexHeading">
     <w:name w:val="index heading"/>
-    <w:basedOn w:val="Ttulo"/>
+    <w:basedOn w:val="Ttulouser"/>
     <w:pPr>
       <w:suppressLineNumbers/>
     </w:pPr>
@@ -4027,7 +4253,7 @@
   </w:style>
   <w:style w:type="paragraph" w:styleId="Contents2" w:customStyle="1">
     <w:name w:val="Contents 2"/>
-    <w:basedOn w:val="ndice"/>
+    <w:basedOn w:val="ndiceuser"/>
     <w:qFormat/>
     <w:pPr>
       <w:tabs>
@@ -4040,7 +4266,7 @@
   </w:style>
   <w:style w:type="paragraph" w:styleId="Contents7" w:customStyle="1">
     <w:name w:val="Contents 7"/>
-    <w:basedOn w:val="ndice"/>
+    <w:basedOn w:val="ndiceuser"/>
     <w:qFormat/>
     <w:pPr>
       <w:tabs>
@@ -4051,8 +4277,8 @@
     </w:pPr>
     <w:rPr/>
   </w:style>
-  <w:style w:type="paragraph" w:styleId="Contedodatabela" w:customStyle="1">
-    <w:name w:val="Conteúdo da tabela"/>
+  <w:style w:type="paragraph" w:styleId="Contedodatabelauser" w:customStyle="1">
+    <w:name w:val="Conteúdo da tabela (user)"/>
     <w:basedOn w:val="Standard"/>
     <w:qFormat/>
     <w:pPr>
@@ -4061,9 +4287,9 @@
     </w:pPr>
     <w:rPr/>
   </w:style>
-  <w:style w:type="paragraph" w:styleId="Ttulodatabela" w:customStyle="1">
-    <w:name w:val="Título da tabela"/>
-    <w:basedOn w:val="Contedodatabela"/>
+  <w:style w:type="paragraph" w:styleId="Ttulodatabelauser" w:customStyle="1">
+    <w:name w:val="Título da tabela (user)"/>
+    <w:basedOn w:val="Contedodatabelauser"/>
     <w:qFormat/>
     <w:pPr>
       <w:jc w:val="center"/>
@@ -4073,8 +4299,8 @@
       <w:bCs/>
     </w:rPr>
   </w:style>
-  <w:style w:type="paragraph" w:styleId="Texto" w:customStyle="1">
-    <w:name w:val="Texto"/>
+  <w:style w:type="paragraph" w:styleId="Textouser" w:customStyle="1">
+    <w:name w:val="Texto (user)"/>
     <w:basedOn w:val="Caption"/>
     <w:qFormat/>
     <w:pPr/>
@@ -4082,7 +4308,7 @@
   </w:style>
   <w:style w:type="paragraph" w:styleId="Index1">
     <w:name w:val="index 1"/>
-    <w:basedOn w:val="ndice"/>
+    <w:basedOn w:val="ndiceuser"/>
     <w:pPr>
       <w:spacing w:lineRule="auto" w:line="360"/>
     </w:pPr>
@@ -4094,7 +4320,7 @@
   </w:style>
   <w:style w:type="paragraph" w:styleId="Contents6" w:customStyle="1">
     <w:name w:val="Contents 6"/>
-    <w:basedOn w:val="ndice"/>
+    <w:basedOn w:val="ndiceuser"/>
     <w:qFormat/>
     <w:pPr>
       <w:tabs>
@@ -4105,8 +4331,8 @@
     </w:pPr>
     <w:rPr/>
   </w:style>
-  <w:style w:type="paragraph" w:styleId="Rodapdireita" w:customStyle="1">
-    <w:name w:val="Rodapé à direita"/>
+  <w:style w:type="paragraph" w:styleId="Rodapdireitauser" w:customStyle="1">
+    <w:name w:val="Rodapé à direita (user)"/>
     <w:basedOn w:val="Footer"/>
     <w:qFormat/>
     <w:pPr>
@@ -4116,7 +4342,7 @@
   </w:style>
   <w:style w:type="paragraph" w:styleId="Subtitle">
     <w:name w:val="Subtitle"/>
-    <w:basedOn w:val="Ttulo"/>
+    <w:basedOn w:val="Ttulouser"/>
     <w:next w:val="Textbody"/>
     <w:qFormat/>
     <w:pPr>
@@ -4131,7 +4357,7 @@
   </w:style>
   <w:style w:type="paragraph" w:styleId="Contents1" w:customStyle="1">
     <w:name w:val="Contents 1"/>
-    <w:basedOn w:val="ndice"/>
+    <w:basedOn w:val="ndiceuser"/>
     <w:qFormat/>
     <w:pPr>
       <w:tabs>
@@ -4149,7 +4375,38 @@
     <w:basedOn w:val="Caption"/>
     <w:qFormat/>
     <w:pPr/>
+    <w:rPr>
+      <w:i w:val="false"/>
+      <w:sz w:val="20"/>
+    </w:rPr>
+  </w:style>
+  <w:style w:type="paragraph" w:styleId="Contedodamoldurauser">
+    <w:name w:val="Conteúdo da moldura (user)"/>
+    <w:basedOn w:val="Normal"/>
+    <w:qFormat/>
+    <w:pPr/>
     <w:rPr/>
+  </w:style>
+  <w:style w:type="paragraph" w:styleId="meuTexto">
+    <w:name w:val="meuTexto"/>
+    <w:basedOn w:val="Standard"/>
+    <w:qFormat/>
+    <w:pPr>
+      <w:numPr>
+        <w:ilvl w:val="0"/>
+        <w:numId w:val="1"/>
+      </w:numPr>
+      <w:tabs>
+        <w:tab w:val="clear" w:pos="709"/>
+        <w:tab w:val="left" w:pos="2258" w:leader="none"/>
+      </w:tabs>
+      <w:spacing w:lineRule="auto" w:line="360"/>
+      <w:jc w:val="both"/>
+    </w:pPr>
+    <w:rPr>
+      <w:rFonts w:ascii="Arial" w:hAnsi="Arial"/>
+      <w:b/>
+    </w:rPr>
   </w:style>
   <w:style w:type="paragraph" w:styleId="Contedodamoldura">
     <w:name w:val="Conteúdo da moldura"/>
@@ -4158,8 +4415,32 @@
     <w:pPr/>
     <w:rPr/>
   </w:style>
-  <w:style w:type="numbering" w:styleId="Semlista" w:default="1">
-    <w:name w:val="Sem lista"/>
+  <w:style w:type="paragraph" w:styleId="meuTextonormal">
+    <w:name w:val="meuTextonormal"/>
+    <w:basedOn w:val="Standard"/>
+    <w:qFormat/>
+    <w:pPr>
+      <w:numPr>
+        <w:ilvl w:val="0"/>
+        <w:numId w:val="1"/>
+      </w:numPr>
+      <w:spacing w:lineRule="auto" w:line="360"/>
+      <w:jc w:val="both"/>
+    </w:pPr>
+    <w:rPr>
+      <w:rFonts w:ascii="Arial" w:hAnsi="Arial"/>
+    </w:rPr>
+  </w:style>
+  <w:style w:type="paragraph" w:styleId="Header">
+    <w:name w:val="header"/>
+    <w:basedOn w:val="HeaderandFooter"/>
+    <w:pPr>
+      <w:suppressLineNumbers/>
+    </w:pPr>
+    <w:rPr/>
+  </w:style>
+  <w:style w:type="numbering" w:styleId="Semlistauser" w:default="1">
+    <w:name w:val="Sem lista (user)"/>
     <w:uiPriority w:val="99"/>
     <w:semiHidden/>
     <w:unhideWhenUsed/>

--- a/Proposta-Relatório-PAP.docx
+++ b/Proposta-Relatório-PAP.docx
@@ -1209,21 +1209,1120 @@
           <w:rFonts w:ascii="Arial" w:hAnsi="Arial"/>
         </w:rPr>
       </w:r>
-      <w:bookmarkStart w:id="4" w:name="_Toc349660863_Copy_1"/>
-      <w:bookmarkStart w:id="5" w:name="_Toc349660863_Copy_1"/>
+    </w:p>
+    <w:p>
+      <w:pPr>
+        <w:pStyle w:val="Standard"/>
+        <w:spacing w:lineRule="auto" w:line="360"/>
+        <w:jc w:val="both"/>
+        <w:rPr>
+          <w:rFonts w:ascii="Arial" w:hAnsi="Arial"/>
+        </w:rPr>
+      </w:pPr>
+      <w:r>
+        <w:rPr>
+          <w:rFonts w:ascii="Arial" w:hAnsi="Arial"/>
+        </w:rPr>
+      </w:r>
+    </w:p>
+    <w:p>
+      <w:pPr>
+        <w:pStyle w:val="Standard"/>
+        <w:spacing w:lineRule="auto" w:line="360"/>
+        <w:jc w:val="both"/>
+        <w:rPr>
+          <w:rFonts w:ascii="Arial" w:hAnsi="Arial"/>
+        </w:rPr>
+      </w:pPr>
+      <w:r>
+        <w:rPr>
+          <w:rFonts w:ascii="Arial" w:hAnsi="Arial"/>
+        </w:rPr>
+      </w:r>
+    </w:p>
+    <w:p>
+      <w:pPr>
+        <w:pStyle w:val="Standard"/>
+        <w:spacing w:lineRule="auto" w:line="360"/>
+        <w:jc w:val="both"/>
+        <w:rPr>
+          <w:rFonts w:ascii="Arial" w:hAnsi="Arial"/>
+        </w:rPr>
+      </w:pPr>
+      <w:r>
+        <w:rPr/>
+      </w:r>
+      <w:bookmarkStart w:id="4" w:name="_Toc349660871"/>
+      <w:bookmarkStart w:id="5" w:name="_Toc349660871"/>
       <w:bookmarkEnd w:id="5"/>
-    </w:p>
-    <w:p>
-      <w:pPr>
-        <w:pStyle w:val="Caption"/>
-        <w:rPr/>
-      </w:pPr>
-      <w:r>
-        <w:rPr/>
-      </w:r>
-      <w:bookmarkStart w:id="6" w:name="_Toc349660871"/>
-      <w:bookmarkStart w:id="7" w:name="_Toc349660871"/>
+      <w:r>
+        <w:br w:type="page"/>
+      </w:r>
+    </w:p>
+    <w:p>
+      <w:pPr>
+        <w:pStyle w:val="Normal"/>
+        <w:rPr/>
+      </w:pPr>
+      <w:r>
+        <w:rPr/>
+      </w:r>
+    </w:p>
+    <w:p>
+      <w:pPr>
+        <w:pStyle w:val="Heading1"/>
+        <w:spacing w:before="0" w:after="120"/>
+        <w:rPr/>
+      </w:pPr>
+      <w:bookmarkStart w:id="6" w:name="__RefHeading___Toc242_928268367"/>
+      <w:bookmarkStart w:id="7" w:name="_Toc349660864"/>
+      <w:bookmarkEnd w:id="6"/>
       <w:bookmarkEnd w:id="7"/>
+      <w:r>
+        <w:rPr/>
+        <w:t>2 – Tecnologias Envolvidas</w:t>
+      </w:r>
+    </w:p>
+    <w:p>
+      <w:pPr>
+        <w:pStyle w:val="Standard"/>
+        <w:spacing w:lineRule="auto" w:line="276"/>
+        <w:rPr>
+          <w:rFonts w:ascii="Arial" w:hAnsi="Arial"/>
+        </w:rPr>
+      </w:pPr>
+      <w:r>
+        <w:rPr>
+          <w:rFonts w:ascii="Arial" w:hAnsi="Arial"/>
+        </w:rPr>
+      </w:r>
+    </w:p>
+    <w:p>
+      <w:pPr>
+        <w:pStyle w:val="Standard"/>
+        <w:spacing w:lineRule="auto" w:line="360"/>
+        <w:rPr>
+          <w:rFonts w:ascii="Arial" w:hAnsi="Arial"/>
+        </w:rPr>
+      </w:pPr>
+      <w:r>
+        <w:rPr>
+          <w:rFonts w:ascii="Arial" w:hAnsi="Arial"/>
+        </w:rPr>
+        <w:t xml:space="preserve">No desenvolvimento do projeto </w:t>
+      </w:r>
+      <w:r>
+        <w:rPr>
+          <w:rStyle w:val="Strong"/>
+          <w:rFonts w:ascii="Arial" w:hAnsi="Arial"/>
+        </w:rPr>
+        <w:t>Mage TD</w:t>
+      </w:r>
+      <w:r>
+        <w:rPr>
+          <w:rFonts w:ascii="Arial" w:hAnsi="Arial"/>
+        </w:rPr>
+        <w:t xml:space="preserve"> foram utilizadas diversas tecnologias e ferramentas, fundamentais para a concretização do jogo:</w:t>
+      </w:r>
+    </w:p>
+    <w:p>
+      <w:pPr>
+        <w:pStyle w:val="Standard"/>
+        <w:numPr>
+          <w:ilvl w:val="0"/>
+          <w:numId w:val="1"/>
+        </w:numPr>
+        <w:spacing w:lineRule="auto" w:line="360"/>
+        <w:rPr/>
+      </w:pPr>
+      <w:r>
+        <w:rPr>
+          <w:rStyle w:val="Strong"/>
+          <w:rFonts w:ascii="Arial" w:hAnsi="Arial"/>
+        </w:rPr>
+        <w:t>Unity</w:t>
+      </w:r>
+      <w:r>
+        <w:rPr>
+          <w:rFonts w:ascii="Arial" w:hAnsi="Arial"/>
+        </w:rPr>
+        <w:t>: Motor de jogos utilizado para o desenvolvimento do projeto. Permitiu a criação de cenários, gestão de objetos, implementação de mecânicas de jogo e exportação para a plataforma Web.</w:t>
+      </w:r>
+    </w:p>
+    <w:p>
+      <w:pPr>
+        <w:pStyle w:val="Standard"/>
+        <w:numPr>
+          <w:ilvl w:val="0"/>
+          <w:numId w:val="1"/>
+        </w:numPr>
+        <w:spacing w:lineRule="auto" w:line="360"/>
+        <w:rPr/>
+      </w:pPr>
+      <w:r>
+        <w:rPr>
+          <w:rStyle w:val="Strong"/>
+          <w:rFonts w:ascii="Arial" w:hAnsi="Arial"/>
+        </w:rPr>
+        <w:t>C#</w:t>
+      </w:r>
+      <w:r>
+        <w:rPr>
+          <w:rFonts w:ascii="Arial" w:hAnsi="Arial"/>
+        </w:rPr>
+        <w:t>: Linguagem de programação principal do projeto, utilizada para implementar a lógica do jogo, controlo de inimigos, torres, sistema de ondas, pontuação e interface do utilizador.</w:t>
+      </w:r>
+    </w:p>
+    <w:p>
+      <w:pPr>
+        <w:pStyle w:val="Standard"/>
+        <w:numPr>
+          <w:ilvl w:val="0"/>
+          <w:numId w:val="1"/>
+        </w:numPr>
+        <w:spacing w:lineRule="auto" w:line="360"/>
+        <w:rPr/>
+      </w:pPr>
+      <w:r>
+        <w:rPr>
+          <w:rStyle w:val="Strong"/>
+          <w:rFonts w:ascii="Arial" w:hAnsi="Arial"/>
+        </w:rPr>
+        <w:t>Visual Studio Code</w:t>
+      </w:r>
+      <w:r>
+        <w:rPr>
+          <w:rFonts w:ascii="Arial" w:hAnsi="Arial"/>
+        </w:rPr>
+        <w:t>: Ambiente de desenvolvimento integrado (IDE) usado para a escrita e organização do código-fonte.</w:t>
+      </w:r>
+    </w:p>
+    <w:p>
+      <w:pPr>
+        <w:pStyle w:val="Standard"/>
+        <w:numPr>
+          <w:ilvl w:val="0"/>
+          <w:numId w:val="1"/>
+        </w:numPr>
+        <w:spacing w:lineRule="auto" w:line="360"/>
+        <w:rPr/>
+      </w:pPr>
+      <w:r>
+        <w:rPr>
+          <w:rStyle w:val="Strong"/>
+          <w:rFonts w:ascii="Arial" w:hAnsi="Arial"/>
+        </w:rPr>
+        <w:t>Git e GitHub</w:t>
+      </w:r>
+      <w:r>
+        <w:rPr>
+          <w:rFonts w:ascii="Arial" w:hAnsi="Arial"/>
+        </w:rPr>
+        <w:t>: Sistema de controlo de versões utilizado para gerir o código do projeto, permitindo o acompanhamento da evolução do desenvolvimento e organização dos ficheiros.</w:t>
+      </w:r>
+    </w:p>
+    <w:p>
+      <w:pPr>
+        <w:pStyle w:val="Standard"/>
+        <w:numPr>
+          <w:ilvl w:val="0"/>
+          <w:numId w:val="1"/>
+        </w:numPr>
+        <w:spacing w:lineRule="auto" w:line="360"/>
+        <w:rPr/>
+      </w:pPr>
+      <w:r>
+        <w:rPr>
+          <w:rStyle w:val="Strong"/>
+          <w:rFonts w:ascii="Arial" w:hAnsi="Arial"/>
+        </w:rPr>
+        <w:t>Unity Play</w:t>
+      </w:r>
+      <w:r>
+        <w:rPr>
+          <w:rFonts w:ascii="Arial" w:hAnsi="Arial"/>
+        </w:rPr>
+        <w:t>: Plataforma utilizada para publicar e disponibilizar a versão jogável do jogo online.</w:t>
+      </w:r>
+    </w:p>
+    <w:p>
+      <w:pPr>
+        <w:pStyle w:val="meuTextonormal"/>
+        <w:numPr>
+          <w:ilvl w:val="0"/>
+          <w:numId w:val="1"/>
+        </w:numPr>
+        <w:rPr/>
+      </w:pPr>
+      <w:r>
+        <w:rPr>
+          <w:rStyle w:val="Strong"/>
+        </w:rPr>
+        <w:t>Assets gráficos e sonoros</w:t>
+      </w:r>
+      <w:r>
+        <w:rPr/>
+        <w:t>: Recursos visuais e sonoros utilizados para enriquecer a experiência do utilizador.</w:t>
+      </w:r>
+    </w:p>
+    <w:p>
+      <w:pPr>
+        <w:pStyle w:val="meuTextonormal"/>
+        <w:numPr>
+          <w:ilvl w:val="0"/>
+          <w:numId w:val="1"/>
+        </w:numPr>
+        <w:rPr/>
+      </w:pPr>
+      <w:r>
+        <w:rPr>
+          <w:rStyle w:val="Strong"/>
+        </w:rPr>
+        <w:t>LibreOffice</w:t>
+      </w:r>
+      <w:r>
+        <w:rPr/>
+        <w:t>: Para a produção do relatório.</w:t>
+      </w:r>
+    </w:p>
+    <w:p>
+      <w:pPr>
+        <w:pStyle w:val="meuTexto"/>
+        <w:numPr>
+          <w:ilvl w:val="0"/>
+          <w:numId w:val="0"/>
+        </w:numPr>
+        <w:spacing w:before="0" w:after="0"/>
+        <w:ind w:hanging="0" w:start="0"/>
+        <w:rPr>
+          <w:vanish/>
+          <w:specVanish/>
+        </w:rPr>
+      </w:pPr>
+      <w:r>
+        <w:rPr>
+          <w:rStyle w:val="Strong"/>
+          <w:b/>
+        </w:rPr>
+        <w:t>Paint:</w:t>
+      </w:r>
+    </w:p>
+    <w:p>
+      <w:pPr>
+        <w:pStyle w:val="meuTextonormal"/>
+        <w:numPr>
+          <w:ilvl w:val="0"/>
+          <w:numId w:val="1"/>
+        </w:numPr>
+        <w:rPr/>
+      </w:pPr>
+      <w:r/>
+      <w:r>
+        <w:rPr/>
+      </w:r>
+      <w:r>
+        <w:rPr/>
+        <w:t xml:space="preserve"> </w:t>
+      </w:r>
+      <w:r>
+        <w:rPr/>
+        <w:t>Para a produção de imagens para o jogo.</w:t>
+      </w:r>
+    </w:p>
+    <w:p>
+      <w:pPr>
+        <w:pStyle w:val="meuTexto"/>
+        <w:numPr>
+          <w:ilvl w:val="0"/>
+          <w:numId w:val="0"/>
+        </w:numPr>
+        <w:spacing w:before="0" w:after="0"/>
+        <w:ind w:hanging="0" w:start="0"/>
+        <w:rPr>
+          <w:vanish/>
+          <w:specVanish/>
+        </w:rPr>
+      </w:pPr>
+      <w:r>
+        <w:rPr>
+          <w:rStyle w:val="Strong"/>
+          <w:b/>
+        </w:rPr>
+        <w:t>Blender</w:t>
+      </w:r>
+      <w:r>
+        <w:rPr/>
+        <w:t xml:space="preserve">: </w:t>
+      </w:r>
+    </w:p>
+    <w:p>
+      <w:pPr>
+        <w:pStyle w:val="meuTextonormal"/>
+        <w:numPr>
+          <w:ilvl w:val="0"/>
+          <w:numId w:val="1"/>
+        </w:numPr>
+        <w:rPr/>
+      </w:pPr>
+      <w:r/>
+      <w:r>
+        <w:rPr/>
+      </w:r>
+      <w:r>
+        <w:rPr/>
+        <w:t>Para produção dos modelos 3d.</w:t>
+      </w:r>
+    </w:p>
+    <w:p>
+      <w:pPr>
+        <w:pStyle w:val="Standard"/>
+        <w:numPr>
+          <w:ilvl w:val="0"/>
+          <w:numId w:val="1"/>
+        </w:numPr>
+        <w:spacing w:lineRule="auto" w:line="360"/>
+        <w:rPr/>
+      </w:pPr>
+      <w:r>
+        <w:rPr>
+          <w:rStyle w:val="Strong"/>
+          <w:rFonts w:eastAsia="NSimSun" w:cs="Lucida Sans" w:ascii="Arial" w:hAnsi="Arial"/>
+          <w:color w:val="auto"/>
+          <w:kern w:val="2"/>
+          <w:sz w:val="24"/>
+          <w:szCs w:val="24"/>
+          <w:lang w:val="pt-PT" w:eastAsia="zh-CN" w:bidi="hi-IN"/>
+        </w:rPr>
+        <w:t>Youtube:</w:t>
+      </w:r>
+      <w:r>
+        <w:rPr/>
+        <w:t xml:space="preserve"> </w:t>
+      </w:r>
+      <w:r>
+        <w:rPr>
+          <w:rFonts w:eastAsia="NSimSun" w:cs="Lucida Sans" w:ascii="Arial" w:hAnsi="Arial"/>
+          <w:color w:val="auto"/>
+          <w:kern w:val="2"/>
+          <w:sz w:val="24"/>
+          <w:szCs w:val="24"/>
+          <w:lang w:val="pt-PT" w:eastAsia="zh-CN" w:bidi="hi-IN"/>
+        </w:rPr>
+        <w:t>Para pesquisa.</w:t>
+      </w:r>
+    </w:p>
+    <w:p>
+      <w:pPr>
+        <w:pStyle w:val="Standard"/>
+        <w:spacing w:lineRule="auto" w:line="360"/>
+        <w:rPr>
+          <w:rFonts w:ascii="Arial" w:hAnsi="Arial"/>
+        </w:rPr>
+      </w:pPr>
+      <w:r>
+        <w:rPr>
+          <w:rFonts w:ascii="Arial" w:hAnsi="Arial"/>
+        </w:rPr>
+      </w:r>
+      <w:r>
+        <w:br w:type="page"/>
+      </w:r>
+    </w:p>
+    <w:p>
+      <w:pPr>
+        <w:pStyle w:val="Heading1"/>
+        <w:spacing w:before="0" w:after="120"/>
+        <w:rPr/>
+      </w:pPr>
+      <w:bookmarkStart w:id="8" w:name="__RefHeading___Toc244_928268367"/>
+      <w:bookmarkEnd w:id="8"/>
+      <w:r>
+        <w:rPr/>
+        <w:t>3 – Implementação do Projeto</w:t>
+      </w:r>
+    </w:p>
+    <w:p>
+      <w:pPr>
+        <w:pStyle w:val="Standard"/>
+        <w:spacing w:lineRule="auto" w:line="276"/>
+        <w:rPr>
+          <w:rFonts w:ascii="Arial" w:hAnsi="Arial"/>
+        </w:rPr>
+      </w:pPr>
+      <w:r>
+        <w:rPr>
+          <w:rFonts w:ascii="Arial" w:hAnsi="Arial"/>
+        </w:rPr>
+      </w:r>
+    </w:p>
+    <w:p>
+      <w:pPr>
+        <w:pStyle w:val="Heading1"/>
+        <w:rPr>
+          <w:sz w:val="28"/>
+          <w:szCs w:val="28"/>
+        </w:rPr>
+      </w:pPr>
+      <w:bookmarkStart w:id="9" w:name="__RefHeading___Toc721_928268367"/>
+      <w:bookmarkEnd w:id="9"/>
+      <w:r>
+        <w:rPr>
+          <w:sz w:val="28"/>
+          <w:szCs w:val="28"/>
+        </w:rPr>
+        <w:t>3.1 – Cronograma de desenvolvimento do projeto</w:t>
+      </w:r>
+    </w:p>
+    <w:p>
+      <w:pPr>
+        <w:pStyle w:val="Standard"/>
+        <w:spacing w:lineRule="auto" w:line="360"/>
+        <w:rPr>
+          <w:rFonts w:ascii="Arial" w:hAnsi="Arial"/>
+        </w:rPr>
+      </w:pPr>
+      <w:r>
+        <w:rPr>
+          <w:rFonts w:ascii="Arial" w:hAnsi="Arial"/>
+        </w:rPr>
+      </w:r>
+    </w:p>
+    <w:p>
+      <w:pPr>
+        <w:pStyle w:val="BodyText"/>
+        <w:spacing w:lineRule="auto" w:line="360"/>
+        <w:rPr>
+          <w:rFonts w:ascii="Arial" w:hAnsi="Arial"/>
+        </w:rPr>
+      </w:pPr>
+      <w:r>
+        <w:rPr>
+          <w:rFonts w:ascii="Arial" w:hAnsi="Arial"/>
+        </w:rPr>
+        <w:t>O desenvolvimento do projeto decorreu ao longo de várias etapas:</w:t>
+      </w:r>
+    </w:p>
+    <w:p>
+      <w:pPr>
+        <w:pStyle w:val="BodyText"/>
+        <w:numPr>
+          <w:ilvl w:val="0"/>
+          <w:numId w:val="2"/>
+        </w:numPr>
+        <w:tabs>
+          <w:tab w:val="clear" w:pos="709"/>
+          <w:tab w:val="left" w:pos="0" w:leader="none"/>
+        </w:tabs>
+        <w:suppressAutoHyphens w:val="true"/>
+        <w:spacing w:lineRule="auto" w:line="360"/>
+        <w:ind w:hanging="283" w:start="709"/>
+        <w:rPr>
+          <w:rFonts w:ascii="Arial" w:hAnsi="Arial"/>
+        </w:rPr>
+      </w:pPr>
+      <w:r>
+        <w:rPr>
+          <w:rStyle w:val="Strong"/>
+          <w:rFonts w:ascii="Arial" w:hAnsi="Arial"/>
+        </w:rPr>
+        <w:t>Planeamento e conceção da ideia</w:t>
+      </w:r>
+      <w:r>
+        <w:rPr>
+          <w:rFonts w:ascii="Arial" w:hAnsi="Arial"/>
+        </w:rPr>
+        <w:br/>
+        <w:t>Definição do tipo de jogo, mecânicas principais, estilo visual e objetivos do projeto.</w:t>
+      </w:r>
+    </w:p>
+    <w:p>
+      <w:pPr>
+        <w:pStyle w:val="BodyText"/>
+        <w:numPr>
+          <w:ilvl w:val="0"/>
+          <w:numId w:val="2"/>
+        </w:numPr>
+        <w:tabs>
+          <w:tab w:val="clear" w:pos="709"/>
+          <w:tab w:val="left" w:pos="0" w:leader="none"/>
+        </w:tabs>
+        <w:suppressAutoHyphens w:val="true"/>
+        <w:spacing w:lineRule="auto" w:line="360"/>
+        <w:ind w:hanging="283" w:start="709"/>
+        <w:rPr>
+          <w:rFonts w:ascii="Arial" w:hAnsi="Arial"/>
+        </w:rPr>
+      </w:pPr>
+      <w:r>
+        <w:rPr>
+          <w:rStyle w:val="Strong"/>
+          <w:rFonts w:ascii="Arial" w:hAnsi="Arial"/>
+        </w:rPr>
+        <w:t>Criação do projeto no Unity</w:t>
+      </w:r>
+      <w:r>
+        <w:rPr>
+          <w:rFonts w:ascii="Arial" w:hAnsi="Arial"/>
+        </w:rPr>
+        <w:br/>
+        <w:t>Configuração inicial do ambiente de desenvolvimento e organização da estrutura do projeto.</w:t>
+      </w:r>
+    </w:p>
+    <w:p>
+      <w:pPr>
+        <w:pStyle w:val="BodyText"/>
+        <w:numPr>
+          <w:ilvl w:val="0"/>
+          <w:numId w:val="2"/>
+        </w:numPr>
+        <w:tabs>
+          <w:tab w:val="clear" w:pos="709"/>
+          <w:tab w:val="left" w:pos="0" w:leader="none"/>
+        </w:tabs>
+        <w:suppressAutoHyphens w:val="true"/>
+        <w:spacing w:lineRule="auto" w:line="360"/>
+        <w:ind w:hanging="283" w:start="709"/>
+        <w:rPr>
+          <w:rFonts w:ascii="Arial" w:hAnsi="Arial"/>
+        </w:rPr>
+      </w:pPr>
+      <w:r>
+        <w:rPr>
+          <w:rStyle w:val="Strong"/>
+          <w:rFonts w:ascii="Arial" w:hAnsi="Arial"/>
+        </w:rPr>
+        <w:t>Implementação das mecânicas principais</w:t>
+      </w:r>
+      <w:r>
+        <w:rPr>
+          <w:rFonts w:ascii="Arial" w:hAnsi="Arial"/>
+        </w:rPr>
+        <w:br/>
+        <w:t>Desenvolvimento do sistema de inimigos, magos, ataques, pontos de vida e magia do jogo juntamente de todo o ambiente que o jogo ocorrerá.</w:t>
+      </w:r>
+    </w:p>
+    <w:p>
+      <w:pPr>
+        <w:pStyle w:val="BodyText"/>
+        <w:numPr>
+          <w:ilvl w:val="0"/>
+          <w:numId w:val="2"/>
+        </w:numPr>
+        <w:tabs>
+          <w:tab w:val="clear" w:pos="709"/>
+          <w:tab w:val="left" w:pos="0" w:leader="none"/>
+        </w:tabs>
+        <w:suppressAutoHyphens w:val="true"/>
+        <w:spacing w:lineRule="auto" w:line="360"/>
+        <w:ind w:hanging="283" w:start="709"/>
+        <w:rPr>
+          <w:rFonts w:ascii="Arial" w:hAnsi="Arial"/>
+        </w:rPr>
+      </w:pPr>
+      <w:r>
+        <w:rPr>
+          <w:rStyle w:val="Strong"/>
+          <w:rFonts w:ascii="Arial" w:hAnsi="Arial"/>
+        </w:rPr>
+        <w:t>Desenvolvimento da interface gráfica</w:t>
+      </w:r>
+      <w:r>
+        <w:rPr>
+          <w:rFonts w:ascii="Arial" w:hAnsi="Arial"/>
+        </w:rPr>
+        <w:br/>
+        <w:t>Criação de menus, HUD, indicadores de vida e progresso do jogo.</w:t>
+      </w:r>
+    </w:p>
+    <w:p>
+      <w:pPr>
+        <w:pStyle w:val="BodyText"/>
+        <w:numPr>
+          <w:ilvl w:val="0"/>
+          <w:numId w:val="2"/>
+        </w:numPr>
+        <w:tabs>
+          <w:tab w:val="clear" w:pos="709"/>
+          <w:tab w:val="left" w:pos="0" w:leader="none"/>
+        </w:tabs>
+        <w:suppressAutoHyphens w:val="true"/>
+        <w:spacing w:lineRule="auto" w:line="360"/>
+        <w:ind w:hanging="283" w:start="709"/>
+        <w:rPr>
+          <w:rFonts w:ascii="Arial" w:hAnsi="Arial"/>
+        </w:rPr>
+      </w:pPr>
+      <w:r>
+        <w:rPr>
+          <w:rStyle w:val="Strong"/>
+          <w:rFonts w:ascii="Arial" w:hAnsi="Arial"/>
+        </w:rPr>
+        <w:t>Testes, correção de erros e feedback</w:t>
+      </w:r>
+      <w:r>
+        <w:rPr>
+          <w:rFonts w:ascii="Arial" w:hAnsi="Arial"/>
+        </w:rPr>
+        <w:br/>
+        <w:t>Testes funcionais para garantir a estabilidade do jogo, correção de falhas detetadas e apreciação de criticas para o projeto.</w:t>
+      </w:r>
+    </w:p>
+    <w:p>
+      <w:pPr>
+        <w:pStyle w:val="BodyText"/>
+        <w:numPr>
+          <w:ilvl w:val="0"/>
+          <w:numId w:val="2"/>
+        </w:numPr>
+        <w:tabs>
+          <w:tab w:val="clear" w:pos="709"/>
+          <w:tab w:val="left" w:pos="0" w:leader="none"/>
+        </w:tabs>
+        <w:suppressAutoHyphens w:val="true"/>
+        <w:spacing w:lineRule="auto" w:line="360"/>
+        <w:ind w:hanging="283" w:start="709"/>
+        <w:rPr>
+          <w:rFonts w:ascii="Arial" w:hAnsi="Arial"/>
+        </w:rPr>
+      </w:pPr>
+      <w:r>
+        <w:rPr>
+          <w:rStyle w:val="Strong"/>
+          <w:rFonts w:ascii="Arial" w:hAnsi="Arial"/>
+        </w:rPr>
+        <w:t>Publicação da versão beta</w:t>
+      </w:r>
+      <w:r>
+        <w:rPr>
+          <w:rFonts w:ascii="Arial" w:hAnsi="Arial"/>
+        </w:rPr>
+        <w:br/>
+        <w:t>Exportação do jogo para a plataforma Web e publicação no Unity Play.</w:t>
+      </w:r>
+    </w:p>
+    <w:p>
+      <w:pPr>
+        <w:pStyle w:val="Standard"/>
+        <w:spacing w:lineRule="auto" w:line="360"/>
+        <w:rPr>
+          <w:rFonts w:ascii="Arial" w:hAnsi="Arial"/>
+        </w:rPr>
+      </w:pPr>
+      <w:r>
+        <w:rPr>
+          <w:rFonts w:ascii="Arial" w:hAnsi="Arial"/>
+        </w:rPr>
+      </w:r>
+      <w:r>
+        <w:br w:type="page"/>
+      </w:r>
+    </w:p>
+    <w:p>
+      <w:pPr>
+        <w:pStyle w:val="Standard"/>
+        <w:spacing w:lineRule="auto" w:line="360" w:before="0" w:after="0"/>
+        <w:rPr>
+          <w:rFonts w:ascii="Arial" w:hAnsi="Arial"/>
+        </w:rPr>
+      </w:pPr>
+      <w:r>
+        <w:rPr>
+          <w:rFonts w:ascii="Arial" w:hAnsi="Arial"/>
+        </w:rPr>
+      </w:r>
+    </w:p>
+    <w:p>
+      <w:pPr>
+        <w:pStyle w:val="Heading1"/>
+        <w:rPr>
+          <w:sz w:val="28"/>
+          <w:szCs w:val="28"/>
+        </w:rPr>
+      </w:pPr>
+      <w:bookmarkStart w:id="10" w:name="__RefHeading___Toc723_928268367"/>
+      <w:bookmarkEnd w:id="10"/>
+      <w:r>
+        <w:rPr>
+          <w:sz w:val="28"/>
+          <w:szCs w:val="28"/>
+        </w:rPr>
+        <w:t>3.2 –  Aspetos técnicos do desenvolvimento do trabalho</w:t>
+      </w:r>
+    </w:p>
+    <w:p>
+      <w:pPr>
+        <w:pStyle w:val="Standard"/>
+        <w:spacing w:lineRule="auto" w:line="360"/>
+        <w:rPr/>
+      </w:pPr>
+      <w:r>
+        <w:rPr>
+          <w:rFonts w:ascii="Arial" w:hAnsi="Arial"/>
+        </w:rPr>
+        <w:t>Do ponto de vista técnico, o projeto foi desenvolvido de forma modular, recorrendo a scripts em C# para controlar os diferentes componentes do jogo.</w:t>
+      </w:r>
+    </w:p>
+    <w:p>
+      <w:pPr>
+        <w:pStyle w:val="Standard"/>
+        <w:numPr>
+          <w:ilvl w:val="0"/>
+          <w:numId w:val="3"/>
+        </w:numPr>
+        <w:spacing w:lineRule="auto" w:line="360"/>
+        <w:rPr/>
+      </w:pPr>
+      <w:r>
+        <w:rPr>
+          <w:rStyle w:val="Strong"/>
+          <w:rFonts w:ascii="Arial" w:hAnsi="Arial"/>
+        </w:rPr>
+        <w:t>Código-fonte</w:t>
+      </w:r>
+      <w:r>
+        <w:rPr>
+          <w:rFonts w:ascii="Arial" w:hAnsi="Arial"/>
+        </w:rPr>
+        <w:t>: Implementação de scripts responsáveis pelo movimento e ataques do jogador, inimigos, deteção de colisões e gestão objetos.</w:t>
+      </w:r>
+    </w:p>
+    <w:p>
+      <w:pPr>
+        <w:pStyle w:val="Standard"/>
+        <w:numPr>
+          <w:ilvl w:val="0"/>
+          <w:numId w:val="3"/>
+        </w:numPr>
+        <w:spacing w:lineRule="auto" w:line="360"/>
+        <w:rPr/>
+      </w:pPr>
+      <w:r>
+        <w:rPr>
+          <w:rStyle w:val="Strong"/>
+          <w:rFonts w:ascii="Arial" w:hAnsi="Arial"/>
+        </w:rPr>
+        <w:t>Lógica do jogo</w:t>
+      </w:r>
+      <w:r>
+        <w:rPr>
+          <w:rFonts w:ascii="Arial" w:hAnsi="Arial"/>
+        </w:rPr>
+        <w:t xml:space="preserve">: </w:t>
+      </w:r>
+      <w:r>
+        <w:rPr>
+          <w:rFonts w:eastAsia="NSimSun" w:cs="Lucida Sans" w:ascii="Arial" w:hAnsi="Arial"/>
+          <w:color w:val="auto"/>
+          <w:kern w:val="2"/>
+          <w:sz w:val="24"/>
+          <w:szCs w:val="24"/>
+          <w:lang w:val="pt-PT" w:eastAsia="zh-CN" w:bidi="hi-IN"/>
+        </w:rPr>
+        <w:t xml:space="preserve">Utilização de scripts para controlar o movimento do player e o estado do jogo. </w:t>
+      </w:r>
+    </w:p>
+    <w:p>
+      <w:pPr>
+        <w:pStyle w:val="Standard"/>
+        <w:numPr>
+          <w:ilvl w:val="0"/>
+          <w:numId w:val="3"/>
+        </w:numPr>
+        <w:spacing w:lineRule="auto" w:line="360"/>
+        <w:rPr/>
+      </w:pPr>
+      <w:r>
+        <w:rPr>
+          <w:rStyle w:val="Strong"/>
+          <w:rFonts w:ascii="Arial" w:hAnsi="Arial"/>
+        </w:rPr>
+        <w:t>Interface do utilizador (UI)</w:t>
+      </w:r>
+      <w:r>
+        <w:rPr>
+          <w:rFonts w:eastAsia="NSimSun" w:cs="Lucida Sans" w:ascii="Arial" w:hAnsi="Arial"/>
+          <w:color w:val="auto"/>
+          <w:kern w:val="2"/>
+          <w:sz w:val="24"/>
+          <w:szCs w:val="24"/>
+          <w:lang w:val="pt-PT" w:eastAsia="zh-CN" w:bidi="hi-IN"/>
+        </w:rPr>
+        <w:t xml:space="preserve">: Criação de elementos visuais para apresentar informações relevantes ao jogador, como vida, magia e estado da partida. </w:t>
+      </w:r>
+    </w:p>
+    <w:p>
+      <w:pPr>
+        <w:pStyle w:val="Standard"/>
+        <w:numPr>
+          <w:ilvl w:val="0"/>
+          <w:numId w:val="3"/>
+        </w:numPr>
+        <w:spacing w:lineRule="auto" w:line="360"/>
+        <w:rPr/>
+      </w:pPr>
+      <w:r>
+        <w:rPr>
+          <w:rStyle w:val="Strong"/>
+          <w:rFonts w:ascii="Arial" w:hAnsi="Arial"/>
+        </w:rPr>
+        <w:t>Layouts e cenas</w:t>
+      </w:r>
+      <w:r>
+        <w:rPr>
+          <w:rFonts w:ascii="Arial" w:hAnsi="Arial"/>
+        </w:rPr>
+        <w:t xml:space="preserve">: </w:t>
+      </w:r>
+      <w:r>
+        <w:rPr>
+          <w:rFonts w:eastAsia="NSimSun" w:cs="Lucida Sans" w:ascii="Arial" w:hAnsi="Arial"/>
+          <w:color w:val="auto"/>
+          <w:kern w:val="2"/>
+          <w:sz w:val="24"/>
+          <w:szCs w:val="24"/>
+          <w:lang w:val="pt-PT" w:eastAsia="zh-CN" w:bidi="hi-IN"/>
+        </w:rPr>
+        <w:t xml:space="preserve">Organização das fases do jogo de forma clara, permitindo uma navegação simples entre menus e o nível principal da história. </w:t>
+      </w:r>
+    </w:p>
+    <w:p>
+      <w:pPr>
+        <w:pStyle w:val="Standard"/>
+        <w:spacing w:lineRule="auto" w:line="360"/>
+        <w:rPr>
+          <w:rFonts w:ascii="Arial" w:hAnsi="Arial"/>
+        </w:rPr>
+      </w:pPr>
+      <w:r>
+        <w:rPr>
+          <w:rFonts w:ascii="Arial" w:hAnsi="Arial"/>
+        </w:rPr>
+      </w:r>
+      <w:r>
+        <w:br w:type="page"/>
+      </w:r>
+    </w:p>
+    <w:p>
+      <w:pPr>
+        <w:pStyle w:val="Heading1"/>
+        <w:spacing w:before="0" w:after="120"/>
+        <w:rPr/>
+      </w:pPr>
+      <w:bookmarkStart w:id="11" w:name="__RefHeading___Toc244_928268367_Copy_1"/>
+      <w:bookmarkEnd w:id="11"/>
+      <w:r>
+        <w:rPr/>
+        <w:t>4</w:t>
+      </w:r>
+      <w:r>
+        <w:rPr/>
+        <w:t xml:space="preserve"> – </w:t>
+      </w:r>
+      <w:r>
+        <w:rPr/>
+        <w:t>Contexto</w:t>
+      </w:r>
+      <w:r>
+        <w:rPr/>
+        <w:t xml:space="preserve"> do Projeto</w:t>
+      </w:r>
+    </w:p>
+    <w:p>
+      <w:pPr>
+        <w:pStyle w:val="Heading1"/>
+        <w:rPr>
+          <w:sz w:val="28"/>
+          <w:szCs w:val="28"/>
+        </w:rPr>
+      </w:pPr>
+      <w:bookmarkStart w:id="12" w:name="__RefHeading___Toc723_928268367_Copy_1"/>
+      <w:bookmarkEnd w:id="12"/>
+      <w:r>
+        <w:rPr>
+          <w:sz w:val="28"/>
+          <w:szCs w:val="28"/>
+        </w:rPr>
+        <w:t>4</w:t>
+      </w:r>
+      <w:r>
+        <w:rPr>
+          <w:sz w:val="28"/>
+          <w:szCs w:val="28"/>
+        </w:rPr>
+        <w:t>.</w:t>
+      </w:r>
+      <w:r>
+        <w:rPr>
+          <w:sz w:val="28"/>
+          <w:szCs w:val="28"/>
+        </w:rPr>
+        <w:t>1</w:t>
+      </w:r>
+      <w:r>
+        <w:rPr>
+          <w:sz w:val="28"/>
+          <w:szCs w:val="28"/>
+        </w:rPr>
+        <w:t xml:space="preserve"> –  </w:t>
+      </w:r>
+      <w:r>
+        <w:rPr>
+          <w:sz w:val="28"/>
+          <w:szCs w:val="28"/>
+        </w:rPr>
+        <w:t>História</w:t>
+      </w:r>
+    </w:p>
+    <w:p>
+      <w:pPr>
+        <w:pStyle w:val="Standard"/>
+        <w:spacing w:lineRule="auto" w:line="360"/>
+        <w:rPr>
+          <w:rFonts w:ascii="Arial" w:hAnsi="Arial"/>
+        </w:rPr>
+      </w:pPr>
+      <w:r>
+        <w:rPr>
+          <w:rFonts w:ascii="Arial" w:hAnsi="Arial"/>
+        </w:rPr>
+        <w:t xml:space="preserve">Num mundo regido pela magia, existe um reino muito poderoso chamado Aerfran, Aerfran é um reino muito prospero e comandado por um bom Rei, mas nem sempre foi assim, antigamente Aerfran era um lugar caótico devido as constantes invasões de inimigos e criaturas mágicas, para acabar com aquela situação miserável, um lendário mago daquelas terras conjurou uma muralha cercando assim o reino, nessa muralha haviam 4 torres para vigiar os arredores do reino, uma a norte, sul, oeste e este, nas torres sul, oeste e este ficavam os guardas e vigias enquanto na torre do norte ficava O lendário mago que sozinho aniquilava hordas inteiras de inimigos, o Rei da época vendo do que um único mago era capaz, começou a incentivar o uso de magia no reino, fazendo assim com que o povo comum conseguisse ter acesso ao mínimo de magia, claro que nem todos eram capazes de tal, mas ainda assim a integração da magia no reino foi motivo de um grande desenvolvimento. muito tempo se passou, e Aerfran estava cada vez mais prospero, até o falecimento do Lendário mago de causas naturais, quando essa noticia se espalhou, Aerfran pouco tempo depois foi severamente atacado pelo maior numero de inimigos do reino e criaturas que se tem registo, foi ai que um jovem casal de magos que haviam recém se mudado para Aerfran surgiu e com muito esforço conseguiram impedir que o reino fosse aniquilado, o bom Rei vendo esse esforço e sacrifício desse jovem casal, os concedeu titulo de nobreza real, pouco tempo se passou e esse casal teve 4 filhos, todos seguiram o caminho da magia porem em áreas diferentes, os 4 filhos se tornaram magos incomparáveis dentre todos os reinos onde cada um dos filhos se tornou responsável por uma torre na muralha de Aerfran, após muitos anos de paz e tranquilidade, misteriosamente o irmão da torre oeste desapareceu juntamente de um artefato de cada mago das outras 3 torres e um artefato do lendário mago, e com isso o houve uma invasão de criaturas na área oeste do reino, após os 3 irmãos conterem a invasão, o bom Rei ordenou a busca dos artefatos e do 4º irmão. </w:t>
+      </w:r>
+    </w:p>
+    <w:p>
+      <w:pPr>
+        <w:pStyle w:val="Textbody"/>
+        <w:rPr>
+          <w:sz w:val="28"/>
+          <w:szCs w:val="28"/>
+        </w:rPr>
+      </w:pPr>
+      <w:r>
+        <w:rPr>
+          <w:sz w:val="28"/>
+          <w:szCs w:val="28"/>
+        </w:rPr>
+      </w:r>
+      <w:r>
+        <w:br w:type="page"/>
+      </w:r>
+    </w:p>
+    <w:p>
+      <w:pPr>
+        <w:pStyle w:val="Textbody"/>
+        <w:rPr>
+          <w:sz w:val="28"/>
+          <w:szCs w:val="28"/>
+        </w:rPr>
+      </w:pPr>
+      <w:r>
+        <w:rPr>
+          <w:sz w:val="28"/>
+          <w:szCs w:val="28"/>
+        </w:rPr>
+      </w:r>
+    </w:p>
+    <w:p>
+      <w:pPr>
+        <w:pStyle w:val="Heading1"/>
+        <w:rPr>
+          <w:sz w:val="28"/>
+          <w:szCs w:val="28"/>
+        </w:rPr>
+      </w:pPr>
+      <w:bookmarkStart w:id="13" w:name="__RefHeading___Toc723_928268367_Copy_1_C"/>
+      <w:bookmarkEnd w:id="13"/>
+      <w:r>
+        <w:rPr>
+          <w:sz w:val="28"/>
+          <w:szCs w:val="28"/>
+        </w:rPr>
+        <w:t>4</w:t>
+      </w:r>
+      <w:r>
+        <w:rPr>
+          <w:sz w:val="28"/>
+          <w:szCs w:val="28"/>
+        </w:rPr>
+        <w:t>.</w:t>
+      </w:r>
+      <w:r>
+        <w:rPr>
+          <w:sz w:val="28"/>
+          <w:szCs w:val="28"/>
+        </w:rPr>
+        <w:t>2</w:t>
+      </w:r>
+      <w:r>
+        <w:rPr>
+          <w:sz w:val="28"/>
+          <w:szCs w:val="28"/>
+        </w:rPr>
+        <w:t xml:space="preserve"> –  </w:t>
+      </w:r>
+      <w:r>
+        <w:rPr>
+          <w:sz w:val="28"/>
+          <w:szCs w:val="28"/>
+        </w:rPr>
+        <w:t xml:space="preserve">Trajetória do jogo </w:t>
+      </w:r>
+    </w:p>
+    <w:p>
+      <w:pPr>
+        <w:pStyle w:val="Standard"/>
+        <w:spacing w:lineRule="auto" w:line="360"/>
+        <w:rPr>
+          <w:rFonts w:ascii="Arial" w:hAnsi="Arial"/>
+        </w:rPr>
+      </w:pPr>
+      <w:r>
+        <w:rPr>
+          <w:rFonts w:ascii="Arial" w:hAnsi="Arial"/>
+        </w:rPr>
+        <w:t xml:space="preserve">Aerfran(invasão) -&gt; "Bosques Traiçoeiros" [Pukeko] -&gt; "Reino Bárbaro" [Mega Bárbaro] -&gt; "Pináculo Malevolente" [Boss Final(4º irmão)] </w:t>
+      </w:r>
+    </w:p>
+    <w:p>
+      <w:pPr>
+        <w:pStyle w:val="Standard"/>
+        <w:spacing w:lineRule="auto" w:line="360"/>
+        <w:rPr>
+          <w:rFonts w:ascii="Arial" w:hAnsi="Arial"/>
+        </w:rPr>
+      </w:pPr>
+      <w:r>
+        <w:rPr>
+          <w:rFonts w:ascii="Arial" w:hAnsi="Arial"/>
+        </w:rPr>
+      </w:r>
+    </w:p>
+    <w:p>
+      <w:pPr>
+        <w:pStyle w:val="Standard"/>
+        <w:spacing w:lineRule="auto" w:line="360"/>
+        <w:rPr>
+          <w:rFonts w:ascii="Arial" w:hAnsi="Arial"/>
+        </w:rPr>
+      </w:pPr>
+      <w:r>
+        <w:rPr>
+          <w:rFonts w:ascii="Arial" w:hAnsi="Arial"/>
+        </w:rPr>
+      </w:r>
+    </w:p>
+    <w:p>
+      <w:pPr>
+        <w:pStyle w:val="Standard"/>
+        <w:spacing w:lineRule="auto" w:line="360"/>
+        <w:rPr>
+          <w:rFonts w:ascii="Arial" w:hAnsi="Arial"/>
+        </w:rPr>
+      </w:pPr>
+      <w:r>
+        <w:rPr>
+          <w:rFonts w:ascii="Arial" w:hAnsi="Arial"/>
+        </w:rPr>
+      </w:r>
       <w:r>
         <w:br w:type="page"/>
       </w:r>
@@ -1231,18 +2330,18 @@
         <mc:AlternateContent>
           <mc:Choice Requires="wps">
             <w:drawing>
-              <wp:anchor distT="0" distB="0" distL="0" distR="0" simplePos="0" relativeHeight="4" behindDoc="0" locked="0" layoutInCell="0" allowOverlap="1">
+              <wp:anchor distT="0" distB="0" distL="0" distR="0" simplePos="0" relativeHeight="6" behindDoc="0" locked="0" layoutInCell="0" allowOverlap="1">
                 <wp:simplePos x="0" y="0"/>
                 <wp:positionH relativeFrom="column">
-                  <wp:align>center</wp:align>
+                  <wp:posOffset>149860</wp:posOffset>
                 </wp:positionH>
                 <wp:positionV relativeFrom="paragraph">
-                  <wp:posOffset>635</wp:posOffset>
+                  <wp:posOffset>60325</wp:posOffset>
                 </wp:positionV>
-                <wp:extent cx="5139690" cy="2891155"/>
+                <wp:extent cx="2461260" cy="2649855"/>
                 <wp:effectExtent l="0" t="0" r="0" b="0"/>
                 <wp:wrapSquare wrapText="largest"/>
-                <wp:docPr id="3" name="Moldura3"/>
+                <wp:docPr id="3" name="Moldura1"/>
                 <a:graphic xmlns:a="http://schemas.openxmlformats.org/drawingml/2006/main">
                   <a:graphicData uri="http://schemas.microsoft.com/office/word/2010/wordprocessingShape">
                     <wps:wsp>
@@ -1250,7 +2349,7 @@
                       <wps:spPr>
                         <a:xfrm>
                           <a:off x="0" y="0"/>
-                          <a:ext cx="5139690" cy="2891155"/>
+                          <a:ext cx="2461260" cy="2649855"/>
                         </a:xfrm>
                         <a:prstGeom prst="rect"/>
                         <a:solidFill>
@@ -1261,15 +2360,14 @@
                         <w:txbxContent>
                           <w:p>
                             <w:pPr>
-                              <w:pStyle w:val="Figura"/>
-                              <w:spacing w:before="120" w:after="120"/>
+                              <w:pStyle w:val="Contents1"/>
                               <w:rPr/>
                             </w:pPr>
                             <w:r>
                               <w:rPr/>
                               <w:drawing>
                                 <wp:inline distT="0" distB="0" distL="0" distR="0">
-                                  <wp:extent cx="5139690" cy="2891155"/>
+                                  <wp:extent cx="2461260" cy="2386965"/>
                                   <wp:effectExtent l="0" t="0" r="0" b="0"/>
                                   <wp:docPr id="4" name="Imagem2"/>
                                   <wp:cNvGraphicFramePr>
@@ -1293,7 +2391,7 @@
                                         <pic:spPr bwMode="auto">
                                           <a:xfrm>
                                             <a:off x="0" y="0"/>
-                                            <a:ext cx="5139690" cy="2891155"/>
+                                            <a:ext cx="2461260" cy="2386965"/>
                                           </a:xfrm>
                                           <a:prstGeom prst="rect">
                                             <a:avLst/>
@@ -1305,15 +2403,11 @@
                                   </a:graphic>
                                 </wp:inline>
                               </w:drawing>
-                              <w:t xml:space="preserve">Figura </w:t>
-                            </w:r>
-                            <w:r>
-                              <w:rPr/>
                               <w:fldChar w:fldCharType="begin"/>
                             </w:r>
                             <w:r>
                               <w:rPr/>
-                              <w:instrText xml:space="preserve"> SEQ Figura \* ARABIC </w:instrText>
+                              <w:instrText xml:space="preserve"> SEQ Imagem \* ARABIC </w:instrText>
                             </w:r>
                             <w:r>
                               <w:rPr/>
@@ -1329,7 +2423,15 @@
                             </w:r>
                             <w:r>
                               <w:rPr/>
-                              <w:t>: Software utilizados</w:t>
+                              <w:t xml:space="preserve"> </w:t>
+                            </w:r>
+                            <w:r>
+                              <w:rPr/>
+                              <w:t xml:space="preserve">- </w:t>
+                            </w:r>
+                            <w:r>
+                              <w:rPr/>
+                              <w:t>Mapa do Mundo</w:t>
                             </w:r>
                           </w:p>
                         </w:txbxContent>
@@ -1345,20 +2447,19 @@
           </mc:Choice>
           <mc:Fallback>
             <w:pict>
-              <v:rect style="position:absolute;rotation:-0;width:404.7pt;height:227.65pt;mso-wrap-distance-left:0pt;mso-wrap-distance-right:0pt;mso-wrap-distance-top:0pt;mso-wrap-distance-bottom:0pt;margin-top:0.05pt;mso-position-vertical-relative:text;margin-left:38.6pt;mso-position-horizontal:center;mso-position-horizontal-relative:text">
+              <v:rect style="position:absolute;rotation:-0;width:193.8pt;height:208.65pt;mso-wrap-distance-left:0pt;mso-wrap-distance-right:0pt;mso-wrap-distance-top:0pt;mso-wrap-distance-bottom:0pt;margin-top:4.75pt;mso-position-vertical-relative:text;margin-left:11.8pt;mso-position-horizontal-relative:text">
                 <v:textbox inset="0in,0in,0in,0in">
                   <w:txbxContent>
                     <w:p>
                       <w:pPr>
-                        <w:pStyle w:val="Figura"/>
-                        <w:spacing w:before="120" w:after="120"/>
+                        <w:pStyle w:val="Contents1"/>
                         <w:rPr/>
                       </w:pPr>
                       <w:r>
                         <w:rPr/>
                         <w:drawing>
                           <wp:inline distT="0" distB="0" distL="0" distR="0">
-                            <wp:extent cx="5139690" cy="2891155"/>
+                            <wp:extent cx="2461260" cy="2386965"/>
                             <wp:effectExtent l="0" t="0" r="0" b="0"/>
                             <wp:docPr id="5" name="Imagem2"/>
                             <wp:cNvGraphicFramePr>
@@ -1382,7 +2483,7 @@
                                   <pic:spPr bwMode="auto">
                                     <a:xfrm>
                                       <a:off x="0" y="0"/>
-                                      <a:ext cx="5139690" cy="2891155"/>
+                                      <a:ext cx="2461260" cy="2386965"/>
                                     </a:xfrm>
                                     <a:prstGeom prst="rect">
                                       <a:avLst/>
@@ -1394,15 +2495,11 @@
                             </a:graphic>
                           </wp:inline>
                         </w:drawing>
-                        <w:t xml:space="preserve">Figura </w:t>
-                      </w:r>
-                      <w:r>
-                        <w:rPr/>
                         <w:fldChar w:fldCharType="begin"/>
                       </w:r>
                       <w:r>
                         <w:rPr/>
-                        <w:instrText xml:space="preserve"> SEQ Figura \* ARABIC </w:instrText>
+                        <w:instrText xml:space="preserve"> SEQ Imagem \* ARABIC </w:instrText>
                       </w:r>
                       <w:r>
                         <w:rPr/>
@@ -1418,7 +2515,15 @@
                       </w:r>
                       <w:r>
                         <w:rPr/>
-                        <w:t>: Software utilizados</w:t>
+                        <w:t xml:space="preserve"> </w:t>
+                      </w:r>
+                      <w:r>
+                        <w:rPr/>
+                        <w:t xml:space="preserve">- </w:t>
+                      </w:r>
+                      <w:r>
+                        <w:rPr/>
+                        <w:t>Mapa do Mundo</w:t>
                       </w:r>
                     </w:p>
                   </w:txbxContent>
@@ -1429,6 +2534,214 @@
           </mc:Fallback>
         </mc:AlternateContent>
       </w:r>
+      <w:r>
+        <mc:AlternateContent>
+          <mc:Choice Requires="wps">
+            <w:drawing>
+              <wp:anchor distT="0" distB="0" distL="0" distR="0" simplePos="0" relativeHeight="8" behindDoc="0" locked="0" layoutInCell="0" allowOverlap="1">
+                <wp:simplePos x="0" y="0"/>
+                <wp:positionH relativeFrom="column">
+                  <wp:posOffset>3147695</wp:posOffset>
+                </wp:positionH>
+                <wp:positionV relativeFrom="paragraph">
+                  <wp:posOffset>64770</wp:posOffset>
+                </wp:positionV>
+                <wp:extent cx="2382520" cy="2645410"/>
+                <wp:effectExtent l="0" t="0" r="0" b="0"/>
+                <wp:wrapSquare wrapText="largest"/>
+                <wp:docPr id="6" name="Moldura4"/>
+                <a:graphic xmlns:a="http://schemas.openxmlformats.org/drawingml/2006/main">
+                  <a:graphicData uri="http://schemas.microsoft.com/office/word/2010/wordprocessingShape">
+                    <wps:wsp>
+                      <wps:cNvSpPr txBox="1"/>
+                      <wps:spPr>
+                        <a:xfrm>
+                          <a:off x="0" y="0"/>
+                          <a:ext cx="2382520" cy="2645410"/>
+                        </a:xfrm>
+                        <a:prstGeom prst="rect"/>
+                        <a:solidFill>
+                          <a:srgbClr val="FFFFFF"/>
+                        </a:solidFill>
+                      </wps:spPr>
+                      <wps:txbx>
+                        <w:txbxContent>
+                          <w:p>
+                            <w:pPr>
+                              <w:pStyle w:val="Contents1"/>
+                              <w:rPr/>
+                            </w:pPr>
+                            <w:r>
+                              <w:rPr/>
+                              <w:drawing>
+                                <wp:inline distT="0" distB="0" distL="0" distR="0">
+                                  <wp:extent cx="2382520" cy="2382520"/>
+                                  <wp:effectExtent l="0" t="0" r="0" b="0"/>
+                                  <wp:docPr id="7" name="Imagem4"/>
+                                  <wp:cNvGraphicFramePr>
+                                    <a:graphicFrameLocks xmlns:a="http://schemas.openxmlformats.org/drawingml/2006/main" noChangeAspect="1"/>
+                                  </wp:cNvGraphicFramePr>
+                                  <a:graphic xmlns:a="http://schemas.openxmlformats.org/drawingml/2006/main">
+                                    <a:graphicData uri="http://schemas.openxmlformats.org/drawingml/2006/picture">
+                                      <pic:pic xmlns:pic="http://schemas.openxmlformats.org/drawingml/2006/picture">
+                                        <pic:nvPicPr>
+                                          <pic:cNvPr id="7" name="Imagem4"/>
+                                          <pic:cNvPicPr>
+                                            <a:picLocks noChangeAspect="1" noChangeArrowheads="1"/>
+                                          </pic:cNvPicPr>
+                                        </pic:nvPicPr>
+                                        <pic:blipFill>
+                                          <a:blip r:embed="rId6"/>
+                                          <a:stretch>
+                                            <a:fillRect/>
+                                          </a:stretch>
+                                        </pic:blipFill>
+                                        <pic:spPr bwMode="auto">
+                                          <a:xfrm>
+                                            <a:off x="0" y="0"/>
+                                            <a:ext cx="2382520" cy="2382520"/>
+                                          </a:xfrm>
+                                          <a:prstGeom prst="rect">
+                                            <a:avLst/>
+                                          </a:prstGeom>
+                                          <a:noFill/>
+                                        </pic:spPr>
+                                      </pic:pic>
+                                    </a:graphicData>
+                                  </a:graphic>
+                                </wp:inline>
+                              </w:drawing>
+                              <w:fldChar w:fldCharType="begin"/>
+                            </w:r>
+                            <w:r>
+                              <w:rPr/>
+                              <w:instrText xml:space="preserve"> SEQ Imagem \* ARABIC </w:instrText>
+                            </w:r>
+                            <w:r>
+                              <w:rPr/>
+                              <w:fldChar w:fldCharType="separate"/>
+                            </w:r>
+                            <w:r>
+                              <w:rPr/>
+                              <w:t>2</w:t>
+                            </w:r>
+                            <w:r>
+                              <w:rPr/>
+                              <w:fldChar w:fldCharType="end"/>
+                            </w:r>
+                            <w:r>
+                              <w:rPr/>
+                              <w:t xml:space="preserve"> </w:t>
+                            </w:r>
+                            <w:r>
+                              <w:rPr/>
+                              <w:t xml:space="preserve">- </w:t>
+                            </w:r>
+                            <w:r>
+                              <w:rPr/>
+                              <w:t>Reino de Aerfran</w:t>
+                            </w:r>
+                          </w:p>
+                        </w:txbxContent>
+                      </wps:txbx>
+                      <wps:bodyPr anchor="t" lIns="0" tIns="0" rIns="0" bIns="0">
+                        <a:noAutofit/>
+                      </wps:bodyPr>
+                    </wps:wsp>
+                  </a:graphicData>
+                </a:graphic>
+              </wp:anchor>
+            </w:drawing>
+          </mc:Choice>
+          <mc:Fallback>
+            <w:pict>
+              <v:rect style="position:absolute;rotation:-0;width:187.6pt;height:208.3pt;mso-wrap-distance-left:0pt;mso-wrap-distance-right:0pt;mso-wrap-distance-top:0pt;mso-wrap-distance-bottom:0pt;margin-top:5.1pt;mso-position-vertical-relative:text;margin-left:247.85pt;mso-position-horizontal-relative:text">
+                <v:textbox inset="0in,0in,0in,0in">
+                  <w:txbxContent>
+                    <w:p>
+                      <w:pPr>
+                        <w:pStyle w:val="Contents1"/>
+                        <w:rPr/>
+                      </w:pPr>
+                      <w:r>
+                        <w:rPr/>
+                        <w:drawing>
+                          <wp:inline distT="0" distB="0" distL="0" distR="0">
+                            <wp:extent cx="2382520" cy="2382520"/>
+                            <wp:effectExtent l="0" t="0" r="0" b="0"/>
+                            <wp:docPr id="8" name="Imagem4"/>
+                            <wp:cNvGraphicFramePr>
+                              <a:graphicFrameLocks xmlns:a="http://schemas.openxmlformats.org/drawingml/2006/main" noChangeAspect="1"/>
+                            </wp:cNvGraphicFramePr>
+                            <a:graphic xmlns:a="http://schemas.openxmlformats.org/drawingml/2006/main">
+                              <a:graphicData uri="http://schemas.openxmlformats.org/drawingml/2006/picture">
+                                <pic:pic xmlns:pic="http://schemas.openxmlformats.org/drawingml/2006/picture">
+                                  <pic:nvPicPr>
+                                    <pic:cNvPr id="8" name="Imagem4"/>
+                                    <pic:cNvPicPr>
+                                      <a:picLocks noChangeAspect="1" noChangeArrowheads="1"/>
+                                    </pic:cNvPicPr>
+                                  </pic:nvPicPr>
+                                  <pic:blipFill>
+                                    <a:blip r:embed="rId7"/>
+                                    <a:stretch>
+                                      <a:fillRect/>
+                                    </a:stretch>
+                                  </pic:blipFill>
+                                  <pic:spPr bwMode="auto">
+                                    <a:xfrm>
+                                      <a:off x="0" y="0"/>
+                                      <a:ext cx="2382520" cy="2382520"/>
+                                    </a:xfrm>
+                                    <a:prstGeom prst="rect">
+                                      <a:avLst/>
+                                    </a:prstGeom>
+                                    <a:noFill/>
+                                  </pic:spPr>
+                                </pic:pic>
+                              </a:graphicData>
+                            </a:graphic>
+                          </wp:inline>
+                        </w:drawing>
+                        <w:fldChar w:fldCharType="begin"/>
+                      </w:r>
+                      <w:r>
+                        <w:rPr/>
+                        <w:instrText xml:space="preserve"> SEQ Imagem \* ARABIC </w:instrText>
+                      </w:r>
+                      <w:r>
+                        <w:rPr/>
+                        <w:fldChar w:fldCharType="separate"/>
+                      </w:r>
+                      <w:r>
+                        <w:rPr/>
+                        <w:t>2</w:t>
+                      </w:r>
+                      <w:r>
+                        <w:rPr/>
+                        <w:fldChar w:fldCharType="end"/>
+                      </w:r>
+                      <w:r>
+                        <w:rPr/>
+                        <w:t xml:space="preserve"> </w:t>
+                      </w:r>
+                      <w:r>
+                        <w:rPr/>
+                        <w:t xml:space="preserve">- </w:t>
+                      </w:r>
+                      <w:r>
+                        <w:rPr/>
+                        <w:t>Reino de Aerfran</w:t>
+                      </w:r>
+                    </w:p>
+                  </w:txbxContent>
+                </v:textbox>
+                <w10:wrap type="square" side="largest"/>
+              </v:rect>
+            </w:pict>
+          </mc:Fallback>
+        </mc:AlternateContent>
+      </w:r>
     </w:p>
     <w:p>
       <w:pPr>
@@ -1436,47 +2749,50 @@
         <w:spacing w:before="0" w:after="120"/>
         <w:rPr/>
       </w:pPr>
-      <w:bookmarkStart w:id="8" w:name="__RefHeading___Toc242_928268367"/>
-      <w:bookmarkStart w:id="9" w:name="_Toc349660864"/>
-      <w:bookmarkEnd w:id="8"/>
-      <w:bookmarkEnd w:id="9"/>
-      <w:r>
-        <w:rPr/>
-        <w:t>2 – Tecnologias Envolvidas</w:t>
-      </w:r>
-    </w:p>
-    <w:p>
-      <w:pPr>
-        <w:pStyle w:val="Standard"/>
-        <w:spacing w:lineRule="auto" w:line="276"/>
-        <w:rPr>
-          <w:rFonts w:ascii="Arial" w:hAnsi="Arial"/>
-        </w:rPr>
-      </w:pPr>
-      <w:r>
-        <w:rPr>
-          <w:rFonts w:ascii="Arial" w:hAnsi="Arial"/>
-        </w:rPr>
+      <w:bookmarkStart w:id="14" w:name="__RefHeading___Toc246_928268367"/>
+      <w:bookmarkEnd w:id="14"/>
+      <w:r>
+        <w:rPr/>
+        <w:t>5</w:t>
+      </w:r>
+      <w:r>
+        <w:rPr/>
+        <w:t xml:space="preserve"> – Conclusão</w:t>
       </w:r>
     </w:p>
     <w:p>
       <w:pPr>
         <w:pStyle w:val="Standard"/>
         <w:spacing w:lineRule="auto" w:line="360"/>
-        <w:rPr>
-          <w:rFonts w:ascii="Arial" w:hAnsi="Arial"/>
-        </w:rPr>
-      </w:pPr>
-      <w:r>
-        <w:rPr>
-          <w:rFonts w:ascii="Arial" w:hAnsi="Arial"/>
-        </w:rPr>
-        <w:t xml:space="preserve">No desenvolvimento do projeto </w:t>
-      </w:r>
-      <w:r>
-        <w:rPr>
-          <w:rStyle w:val="Strong"/>
-          <w:rFonts w:ascii="Arial" w:hAnsi="Arial"/>
+        <w:jc w:val="both"/>
+        <w:rPr/>
+      </w:pPr>
+      <w:r>
+        <w:rPr>
+          <w:rFonts w:ascii="Arial" w:hAnsi="Arial"/>
+        </w:rPr>
+        <w:t xml:space="preserve">A realização deste projeto permitiu consolidar e aplicar, de forma prática, os conhecimentos adquiridos ao longo do curso, contribuindo para o desenvolvimento de competências técnicas e metodológicas. </w:t>
+      </w:r>
+    </w:p>
+    <w:p>
+      <w:pPr>
+        <w:pStyle w:val="Standard"/>
+        <w:spacing w:lineRule="auto" w:line="360"/>
+        <w:jc w:val="both"/>
+        <w:rPr/>
+      </w:pPr>
+      <w:r>
+        <w:rPr>
+          <w:rFonts w:ascii="Arial" w:hAnsi="Arial"/>
+        </w:rPr>
+        <w:t xml:space="preserve">A criação do jogo </w:t>
+      </w:r>
+      <w:r>
+        <w:rPr>
+          <w:rStyle w:val="Emphasis"/>
+          <w:rFonts w:ascii="Arial" w:hAnsi="Arial"/>
+          <w:b/>
+          <w:bCs/>
         </w:rPr>
         <w:t>Mage TD</w:t>
       </w:r>
@@ -1484,291 +2800,35 @@
         <w:rPr>
           <w:rFonts w:ascii="Arial" w:hAnsi="Arial"/>
         </w:rPr>
-        <w:t xml:space="preserve"> foram utilizadas diversas tecnologias e ferramentas, fundamentais para a concretização do jogo:</w:t>
-      </w:r>
-    </w:p>
-    <w:p>
-      <w:pPr>
-        <w:pStyle w:val="Standard"/>
-        <w:numPr>
-          <w:ilvl w:val="0"/>
-          <w:numId w:val="1"/>
-        </w:numPr>
+        <w:t xml:space="preserve"> possibilitou o aprofundamento de conhecimentos nas áreas da programação, lógica computacional, utilização de motores de jogo e resolução de problemas.</w:t>
+      </w:r>
+    </w:p>
+    <w:p>
+      <w:pPr>
+        <w:pStyle w:val="Standard"/>
         <w:spacing w:lineRule="auto" w:line="360"/>
-        <w:rPr/>
-      </w:pPr>
-      <w:r>
-        <w:rPr>
-          <w:rStyle w:val="Strong"/>
-          <w:rFonts w:ascii="Arial" w:hAnsi="Arial"/>
-        </w:rPr>
-        <w:t>Unity</w:t>
-      </w:r>
-      <w:r>
-        <w:rPr>
-          <w:rFonts w:ascii="Arial" w:hAnsi="Arial"/>
-        </w:rPr>
-        <w:t>: Motor de jogos utilizado para o desenvolvimento do projeto. Permitiu a criação de cenários, gestão de objetos, implementação de mecânicas de jogo e exportação para a plataforma Web.</w:t>
-      </w:r>
-    </w:p>
-    <w:p>
-      <w:pPr>
-        <w:pStyle w:val="Standard"/>
-        <w:numPr>
-          <w:ilvl w:val="0"/>
-          <w:numId w:val="1"/>
-        </w:numPr>
+        <w:jc w:val="both"/>
+        <w:rPr/>
+      </w:pPr>
+      <w:r>
+        <w:rPr>
+          <w:rFonts w:ascii="Arial" w:hAnsi="Arial"/>
+        </w:rPr>
+        <w:t>Ao longo do desenvolvimento foram encontradas diversas dificuldades, particularmente na implementação de determinadas mecânicas e na identificação e correção de erros. Estas situações foram progressivamente ultrapassadas através de pesquisa, experimentação e testes.</w:t>
+      </w:r>
+    </w:p>
+    <w:p>
+      <w:pPr>
+        <w:pStyle w:val="Standard"/>
         <w:spacing w:lineRule="auto" w:line="360"/>
-        <w:rPr/>
-      </w:pPr>
-      <w:r>
-        <w:rPr>
-          <w:rStyle w:val="Strong"/>
-          <w:rFonts w:ascii="Arial" w:hAnsi="Arial"/>
-        </w:rPr>
-        <w:t>C#</w:t>
-      </w:r>
-      <w:r>
-        <w:rPr>
-          <w:rFonts w:ascii="Arial" w:hAnsi="Arial"/>
-        </w:rPr>
-        <w:t>: Linguagem de programação principal do projeto, utilizada para implementar a lógica do jogo, controlo de inimigos, torres, sistema de ondas, pontuação e interface do utilizador.</w:t>
-      </w:r>
-    </w:p>
-    <w:p>
-      <w:pPr>
-        <w:pStyle w:val="Standard"/>
-        <w:numPr>
-          <w:ilvl w:val="0"/>
-          <w:numId w:val="1"/>
-        </w:numPr>
-        <w:spacing w:lineRule="auto" w:line="360"/>
-        <w:rPr/>
-      </w:pPr>
-      <w:r>
-        <w:rPr>
-          <w:rStyle w:val="Strong"/>
-          <w:rFonts w:ascii="Arial" w:hAnsi="Arial"/>
-        </w:rPr>
-        <w:t>Visual Studio Code</w:t>
-      </w:r>
-      <w:r>
-        <w:rPr>
-          <w:rFonts w:ascii="Arial" w:hAnsi="Arial"/>
-        </w:rPr>
-        <w:t>: Ambiente de desenvolvimento integrado (IDE) usado para a escrita e organização do código-fonte.</w:t>
-      </w:r>
-    </w:p>
-    <w:p>
-      <w:pPr>
-        <w:pStyle w:val="Standard"/>
-        <w:numPr>
-          <w:ilvl w:val="0"/>
-          <w:numId w:val="1"/>
-        </w:numPr>
-        <w:spacing w:lineRule="auto" w:line="360"/>
-        <w:rPr/>
-      </w:pPr>
-      <w:r>
-        <w:rPr>
-          <w:rStyle w:val="Strong"/>
-          <w:rFonts w:ascii="Arial" w:hAnsi="Arial"/>
-        </w:rPr>
-        <w:t>Git e GitHub</w:t>
-      </w:r>
-      <w:r>
-        <w:rPr>
-          <w:rFonts w:ascii="Arial" w:hAnsi="Arial"/>
-        </w:rPr>
-        <w:t>: Sistema de controlo de versões utilizado para gerir o código do projeto, permitindo o acompanhamento da evolução do desenvolvimento e organização dos ficheiros.</w:t>
-      </w:r>
-    </w:p>
-    <w:p>
-      <w:pPr>
-        <w:pStyle w:val="Standard"/>
-        <w:numPr>
-          <w:ilvl w:val="0"/>
-          <w:numId w:val="1"/>
-        </w:numPr>
-        <w:spacing w:lineRule="auto" w:line="360"/>
-        <w:rPr/>
-      </w:pPr>
-      <w:r>
-        <w:rPr>
-          <w:rStyle w:val="Strong"/>
-          <w:rFonts w:ascii="Arial" w:hAnsi="Arial"/>
-        </w:rPr>
-        <w:t>Unity Play</w:t>
-      </w:r>
-      <w:r>
-        <w:rPr>
-          <w:rFonts w:ascii="Arial" w:hAnsi="Arial"/>
-        </w:rPr>
-        <w:t>: Plataforma utilizada para publicar e disponibilizar a versão jogável do jogo online.</w:t>
-      </w:r>
-    </w:p>
-    <w:p>
-      <w:pPr>
-        <w:pStyle w:val="meuTextonormal"/>
-        <w:numPr>
-          <w:ilvl w:val="0"/>
-          <w:numId w:val="1"/>
-        </w:numPr>
-        <w:rPr/>
-      </w:pPr>
-      <w:r>
-        <w:rPr>
-          <w:rStyle w:val="Strong"/>
-          <w:rFonts w:ascii="Arial" w:hAnsi="Arial"/>
-        </w:rPr>
-        <w:t>Assets gráficos e sonoros</w:t>
-      </w:r>
-      <w:r>
-        <w:rPr>
-          <w:rFonts w:ascii="Arial" w:hAnsi="Arial"/>
-        </w:rPr>
-        <w:t>: Recursos visuais e sonoros utilizados para enriquecer a experiência do utilizador.</w:t>
-      </w:r>
-    </w:p>
-    <w:p>
-      <w:pPr>
-        <w:pStyle w:val="meuTextonormal"/>
-        <w:numPr>
-          <w:ilvl w:val="0"/>
-          <w:numId w:val="1"/>
-        </w:numPr>
-        <w:rPr/>
-      </w:pPr>
-      <w:r>
-        <w:rPr>
-          <w:rStyle w:val="Strong"/>
-        </w:rPr>
-        <w:t>LibreOffice</w:t>
-      </w:r>
-      <w:r>
-        <w:rPr/>
-        <w:t>: Para a produção do relatório.</w:t>
-      </w:r>
-    </w:p>
-    <w:p>
-      <w:pPr>
-        <w:pStyle w:val="meuTexto"/>
-        <w:numPr>
-          <w:ilvl w:val="0"/>
-          <w:numId w:val="0"/>
-        </w:numPr>
-        <w:spacing w:before="0" w:after="0"/>
-        <w:rPr>
-          <w:vanish/>
-          <w:specVanish/>
-        </w:rPr>
-      </w:pPr>
-      <w:r>
-        <w:rPr>
-          <w:rStyle w:val="Strong"/>
-          <w:b/>
-        </w:rPr>
-        <w:t>Paint:</w:t>
-      </w:r>
-    </w:p>
-    <w:p>
-      <w:pPr>
-        <w:pStyle w:val="meuTextonormal"/>
-        <w:numPr>
-          <w:ilvl w:val="0"/>
-          <w:numId w:val="1"/>
-        </w:numPr>
-        <w:rPr/>
-      </w:pPr>
-      <w:r/>
-      <w:r>
-        <w:rPr>
-          <w:rStyle w:val="Strong"/>
-          <w:rFonts w:eastAsia="NSimSun" w:cs="Lucida Sans" w:ascii="Arial" w:hAnsi="Arial"/>
-          <w:color w:val="auto"/>
-          <w:kern w:val="2"/>
-          <w:sz w:val="24"/>
-          <w:szCs w:val="24"/>
-          <w:lang w:val="pt-PT" w:eastAsia="zh-CN" w:bidi="hi-IN"/>
-        </w:rPr>
-      </w:r>
-      <w:r>
-        <w:rPr/>
-        <w:t xml:space="preserve"> </w:t>
-      </w:r>
-      <w:r>
-        <w:rPr/>
-        <w:t>Para a produção de imagens para o jogo.</w:t>
-      </w:r>
-    </w:p>
-    <w:p>
-      <w:pPr>
-        <w:pStyle w:val="meuTexto"/>
-        <w:numPr>
-          <w:ilvl w:val="0"/>
-          <w:numId w:val="0"/>
-        </w:numPr>
-        <w:spacing w:before="0" w:after="0"/>
-        <w:rPr>
-          <w:vanish/>
-          <w:specVanish/>
-        </w:rPr>
-      </w:pPr>
-      <w:r>
-        <w:rPr>
-          <w:rStyle w:val="Strong"/>
-          <w:b/>
-        </w:rPr>
-        <w:t>Blender</w:t>
-      </w:r>
-      <w:r>
-        <w:rPr/>
-        <w:t xml:space="preserve">: </w:t>
-      </w:r>
-    </w:p>
-    <w:p>
-      <w:pPr>
-        <w:pStyle w:val="meuTextonormal"/>
-        <w:numPr>
-          <w:ilvl w:val="0"/>
-          <w:numId w:val="1"/>
-        </w:numPr>
-        <w:rPr/>
-      </w:pPr>
-      <w:r/>
-      <w:r>
-        <w:rPr/>
-      </w:r>
-      <w:r>
-        <w:rPr/>
-        <w:t>Para produção dos modelos 3d.</w:t>
-      </w:r>
-    </w:p>
-    <w:p>
-      <w:pPr>
-        <w:pStyle w:val="Standard"/>
-        <w:numPr>
-          <w:ilvl w:val="0"/>
-          <w:numId w:val="1"/>
-        </w:numPr>
-        <w:spacing w:lineRule="auto" w:line="360"/>
-        <w:rPr/>
-      </w:pPr>
-      <w:r>
-        <w:rPr>
-          <w:rStyle w:val="Strong"/>
-          <w:rFonts w:eastAsia="NSimSun" w:cs="Lucida Sans" w:ascii="Arial" w:hAnsi="Arial"/>
-          <w:color w:val="auto"/>
-          <w:kern w:val="2"/>
-          <w:sz w:val="24"/>
-          <w:szCs w:val="24"/>
-          <w:lang w:val="pt-PT" w:eastAsia="zh-CN" w:bidi="hi-IN"/>
-        </w:rPr>
-        <w:t>Youtube</w:t>
-      </w:r>
-      <w:r>
-        <w:rPr/>
-        <w:t>: Para pesquisa.</w:t>
+        <w:jc w:val="both"/>
+        <w:rPr/>
+      </w:pPr>
+      <w:r>
+        <w:rPr>
+          <w:rFonts w:ascii="Arial" w:hAnsi="Arial"/>
+        </w:rPr>
+        <w:t>Como perspetivas de trabalho futuro, o projeto poderá ser expandido e melhorado mediante a introdução de novos níveis, diversificação de inimigos e armas, aperfeiçoamentos visuais e otimização do desempenho, de forma a enriquecer a experiência de utilização.</w:t>
       </w:r>
     </w:p>
     <w:p>
@@ -1794,590 +2854,23 @@
         <w:spacing w:before="0" w:after="120"/>
         <w:rPr/>
       </w:pPr>
-      <w:bookmarkStart w:id="10" w:name="__RefHeading___Toc244_928268367"/>
-      <w:bookmarkEnd w:id="10"/>
-      <w:r>
-        <w:rPr/>
-        <w:t>3 – Implementação do Projeto</w:t>
-      </w:r>
-    </w:p>
-    <w:p>
-      <w:pPr>
-        <w:pStyle w:val="Standard"/>
-        <w:spacing w:lineRule="auto" w:line="276"/>
-        <w:rPr>
-          <w:rFonts w:ascii="Arial" w:hAnsi="Arial"/>
-        </w:rPr>
-      </w:pPr>
-      <w:r>
-        <w:rPr>
-          <w:rFonts w:ascii="Arial" w:hAnsi="Arial"/>
-        </w:rPr>
-      </w:r>
-    </w:p>
-    <w:p>
-      <w:pPr>
-        <w:pStyle w:val="Heading1"/>
-        <w:rPr>
-          <w:sz w:val="28"/>
-          <w:szCs w:val="28"/>
-        </w:rPr>
-      </w:pPr>
-      <w:bookmarkStart w:id="11" w:name="__RefHeading___Toc721_928268367"/>
-      <w:bookmarkEnd w:id="11"/>
-      <w:r>
-        <w:rPr>
-          <w:sz w:val="28"/>
-          <w:szCs w:val="28"/>
-        </w:rPr>
-        <w:t>3.1 – Cronograma de desenvolvimento do projeto</w:t>
-      </w:r>
-    </w:p>
-    <w:p>
-      <w:pPr>
-        <w:pStyle w:val="Standard"/>
-        <w:spacing w:lineRule="auto" w:line="360"/>
-        <w:rPr>
-          <w:rFonts w:ascii="Arial" w:hAnsi="Arial"/>
-        </w:rPr>
-      </w:pPr>
-      <w:r>
-        <w:rPr>
-          <w:rFonts w:ascii="Arial" w:hAnsi="Arial"/>
-        </w:rPr>
-      </w:r>
-    </w:p>
-    <w:p>
-      <w:pPr>
-        <w:pStyle w:val="BodyText"/>
-        <w:spacing w:lineRule="auto" w:line="360"/>
-        <w:rPr>
-          <w:rFonts w:ascii="Arial" w:hAnsi="Arial"/>
-        </w:rPr>
-      </w:pPr>
-      <w:r>
-        <w:rPr>
-          <w:rFonts w:ascii="Arial" w:hAnsi="Arial"/>
-        </w:rPr>
-        <w:t>O desenvolvimento do projeto decorreu ao longo de várias etapas:</w:t>
-      </w:r>
-    </w:p>
-    <w:p>
-      <w:pPr>
-        <w:pStyle w:val="BodyText"/>
-        <w:numPr>
-          <w:ilvl w:val="0"/>
-          <w:numId w:val="2"/>
-        </w:numPr>
-        <w:tabs>
-          <w:tab w:val="clear" w:pos="709"/>
-          <w:tab w:val="left" w:pos="0" w:leader="none"/>
-        </w:tabs>
-        <w:suppressAutoHyphens w:val="true"/>
-        <w:spacing w:lineRule="auto" w:line="360"/>
-        <w:ind w:hanging="283" w:start="709"/>
-        <w:rPr>
-          <w:rFonts w:ascii="Arial" w:hAnsi="Arial"/>
-        </w:rPr>
-      </w:pPr>
-      <w:r>
-        <w:rPr>
-          <w:rStyle w:val="Strong"/>
-          <w:rFonts w:ascii="Arial" w:hAnsi="Arial"/>
-        </w:rPr>
-        <w:t>Planeamento e conceção da ideia</w:t>
-      </w:r>
-      <w:r>
-        <w:rPr>
-          <w:rFonts w:ascii="Arial" w:hAnsi="Arial"/>
-        </w:rPr>
-        <w:br/>
-        <w:t>Definição do tipo de jogo, mecânicas principais, estilo visual e objetivos do projeto.</w:t>
-      </w:r>
-    </w:p>
-    <w:p>
-      <w:pPr>
-        <w:pStyle w:val="BodyText"/>
-        <w:numPr>
-          <w:ilvl w:val="0"/>
-          <w:numId w:val="2"/>
-        </w:numPr>
-        <w:tabs>
-          <w:tab w:val="clear" w:pos="709"/>
-          <w:tab w:val="left" w:pos="0" w:leader="none"/>
-        </w:tabs>
-        <w:suppressAutoHyphens w:val="true"/>
-        <w:spacing w:lineRule="auto" w:line="360"/>
-        <w:ind w:hanging="283" w:start="709"/>
-        <w:rPr>
-          <w:rFonts w:ascii="Arial" w:hAnsi="Arial"/>
-        </w:rPr>
-      </w:pPr>
-      <w:r>
-        <w:rPr>
-          <w:rStyle w:val="Strong"/>
-          <w:rFonts w:ascii="Arial" w:hAnsi="Arial"/>
-        </w:rPr>
-        <w:t>Criação do projeto no Unity</w:t>
-      </w:r>
-      <w:r>
-        <w:rPr>
-          <w:rFonts w:ascii="Arial" w:hAnsi="Arial"/>
-        </w:rPr>
-        <w:br/>
-        <w:t>Configuração inicial do ambiente de desenvolvimento e organização da estrutura do projeto.</w:t>
-      </w:r>
-    </w:p>
-    <w:p>
-      <w:pPr>
-        <w:pStyle w:val="BodyText"/>
-        <w:numPr>
-          <w:ilvl w:val="0"/>
-          <w:numId w:val="2"/>
-        </w:numPr>
-        <w:tabs>
-          <w:tab w:val="clear" w:pos="709"/>
-          <w:tab w:val="left" w:pos="0" w:leader="none"/>
-        </w:tabs>
-        <w:suppressAutoHyphens w:val="true"/>
-        <w:spacing w:lineRule="auto" w:line="360"/>
-        <w:ind w:hanging="283" w:start="709"/>
-        <w:rPr>
-          <w:rFonts w:ascii="Arial" w:hAnsi="Arial"/>
-        </w:rPr>
-      </w:pPr>
-      <w:r>
-        <w:rPr>
-          <w:rStyle w:val="Strong"/>
-          <w:rFonts w:ascii="Arial" w:hAnsi="Arial"/>
-        </w:rPr>
-        <w:t>Implementação das mecânicas principais</w:t>
-      </w:r>
-      <w:r>
-        <w:rPr>
-          <w:rFonts w:ascii="Arial" w:hAnsi="Arial"/>
-        </w:rPr>
-        <w:br/>
-        <w:t>Desenvolvimento do sistema de inimigos, magos, ataques, pontos de vida e magia do jogo juntamente de todo o ambiente que o jogo ocorrerá.</w:t>
-      </w:r>
-    </w:p>
-    <w:p>
-      <w:pPr>
-        <w:pStyle w:val="BodyText"/>
-        <w:numPr>
-          <w:ilvl w:val="0"/>
-          <w:numId w:val="2"/>
-        </w:numPr>
-        <w:tabs>
-          <w:tab w:val="clear" w:pos="709"/>
-          <w:tab w:val="left" w:pos="0" w:leader="none"/>
-        </w:tabs>
-        <w:suppressAutoHyphens w:val="true"/>
-        <w:spacing w:lineRule="auto" w:line="360"/>
-        <w:ind w:hanging="283" w:start="709"/>
-        <w:rPr>
-          <w:rFonts w:ascii="Arial" w:hAnsi="Arial"/>
-        </w:rPr>
-      </w:pPr>
-      <w:r>
-        <w:rPr>
-          <w:rStyle w:val="Strong"/>
-          <w:rFonts w:ascii="Arial" w:hAnsi="Arial"/>
-        </w:rPr>
-        <w:t>Desenvolvimento da interface gráfica</w:t>
-      </w:r>
-      <w:r>
-        <w:rPr>
-          <w:rFonts w:ascii="Arial" w:hAnsi="Arial"/>
-        </w:rPr>
-        <w:br/>
-        <w:t>Criação de menus, HUD, indicadores de vida e progresso do jogo.</w:t>
-      </w:r>
-    </w:p>
-    <w:p>
-      <w:pPr>
-        <w:pStyle w:val="BodyText"/>
-        <w:numPr>
-          <w:ilvl w:val="0"/>
-          <w:numId w:val="2"/>
-        </w:numPr>
-        <w:tabs>
-          <w:tab w:val="clear" w:pos="709"/>
-          <w:tab w:val="left" w:pos="0" w:leader="none"/>
-        </w:tabs>
-        <w:suppressAutoHyphens w:val="true"/>
-        <w:spacing w:lineRule="auto" w:line="360"/>
-        <w:ind w:hanging="283" w:start="709"/>
-        <w:rPr>
-          <w:rFonts w:ascii="Arial" w:hAnsi="Arial"/>
-        </w:rPr>
-      </w:pPr>
-      <w:r>
-        <w:rPr>
-          <w:rStyle w:val="Strong"/>
-          <w:rFonts w:ascii="Arial" w:hAnsi="Arial"/>
-        </w:rPr>
-        <w:t>Testes, correção de erros e feedback</w:t>
-      </w:r>
-      <w:r>
-        <w:rPr>
-          <w:rFonts w:ascii="Arial" w:hAnsi="Arial"/>
-        </w:rPr>
-        <w:br/>
-        <w:t>Testes funcionais para garantir a estabilidade do jogo, correção de falhas detetadas e apreciação de criticas para o projeto.</w:t>
-      </w:r>
-    </w:p>
-    <w:p>
-      <w:pPr>
-        <w:pStyle w:val="BodyText"/>
-        <w:numPr>
-          <w:ilvl w:val="0"/>
-          <w:numId w:val="2"/>
-        </w:numPr>
-        <w:tabs>
-          <w:tab w:val="clear" w:pos="709"/>
-          <w:tab w:val="left" w:pos="0" w:leader="none"/>
-        </w:tabs>
-        <w:suppressAutoHyphens w:val="true"/>
-        <w:spacing w:lineRule="auto" w:line="360"/>
-        <w:ind w:hanging="283" w:start="709"/>
-        <w:rPr>
-          <w:rFonts w:ascii="Arial" w:hAnsi="Arial"/>
-        </w:rPr>
-      </w:pPr>
-      <w:r>
-        <w:rPr>
-          <w:rStyle w:val="Strong"/>
-          <w:rFonts w:ascii="Arial" w:hAnsi="Arial"/>
-        </w:rPr>
-        <w:t>Publicação da versão beta</w:t>
-      </w:r>
-      <w:r>
-        <w:rPr>
-          <w:rFonts w:ascii="Arial" w:hAnsi="Arial"/>
-        </w:rPr>
-        <w:br/>
-        <w:t>Exportação do jogo para a plataforma Web e publicação no Unity Play.</w:t>
-      </w:r>
-    </w:p>
-    <w:p>
-      <w:pPr>
-        <w:pStyle w:val="Standard"/>
-        <w:spacing w:lineRule="auto" w:line="360"/>
-        <w:rPr>
-          <w:rFonts w:ascii="Arial" w:hAnsi="Arial"/>
-        </w:rPr>
-      </w:pPr>
-      <w:r>
-        <w:rPr>
-          <w:rFonts w:ascii="Arial" w:hAnsi="Arial"/>
-        </w:rPr>
-      </w:r>
-      <w:r>
-        <w:br w:type="page"/>
-      </w:r>
-    </w:p>
-    <w:p>
-      <w:pPr>
-        <w:pStyle w:val="Standard"/>
-        <w:spacing w:lineRule="auto" w:line="360" w:before="0" w:after="0"/>
-        <w:rPr>
-          <w:rFonts w:ascii="Arial" w:hAnsi="Arial"/>
-        </w:rPr>
-      </w:pPr>
-      <w:r>
-        <w:rPr>
-          <w:rFonts w:ascii="Arial" w:hAnsi="Arial"/>
-        </w:rPr>
-      </w:r>
-    </w:p>
-    <w:p>
-      <w:pPr>
-        <w:pStyle w:val="Heading1"/>
-        <w:rPr>
-          <w:sz w:val="28"/>
-          <w:szCs w:val="28"/>
-        </w:rPr>
-      </w:pPr>
-      <w:bookmarkStart w:id="12" w:name="__RefHeading___Toc723_928268367"/>
-      <w:bookmarkEnd w:id="12"/>
-      <w:r>
-        <w:rPr>
-          <w:sz w:val="28"/>
-          <w:szCs w:val="28"/>
-        </w:rPr>
-        <w:t>3.2 –  Aspetos técnicos do desenvolvimento do trabalho</w:t>
-      </w:r>
-    </w:p>
-    <w:p>
-      <w:pPr>
-        <w:pStyle w:val="Standard"/>
-        <w:spacing w:lineRule="auto" w:line="360"/>
-        <w:rPr/>
-      </w:pPr>
-      <w:r>
-        <w:rPr>
-          <w:rFonts w:ascii="Arial" w:hAnsi="Arial"/>
-        </w:rPr>
-        <w:t>Do ponto de vista técnico, o projeto foi desenvolvido de forma modular, recorrendo a scripts em C# para controlar os diferentes componentes do jogo.</w:t>
-      </w:r>
-    </w:p>
-    <w:p>
-      <w:pPr>
-        <w:pStyle w:val="Standard"/>
-        <w:numPr>
-          <w:ilvl w:val="0"/>
-          <w:numId w:val="3"/>
-        </w:numPr>
-        <w:spacing w:lineRule="auto" w:line="360"/>
-        <w:rPr/>
-      </w:pPr>
-      <w:r>
-        <w:rPr>
-          <w:rStyle w:val="Strong"/>
-          <w:rFonts w:ascii="Arial" w:hAnsi="Arial"/>
-        </w:rPr>
-        <w:t>Código-fonte</w:t>
-      </w:r>
-      <w:r>
-        <w:rPr>
-          <w:rFonts w:ascii="Arial" w:hAnsi="Arial"/>
-        </w:rPr>
-        <w:t>: Implementação de scripts responsáveis pelo movimento e ataques do jogador, inimigos, deteção de colisões e gestão objetos.</w:t>
-      </w:r>
-    </w:p>
-    <w:p>
-      <w:pPr>
-        <w:pStyle w:val="Standard"/>
-        <w:numPr>
-          <w:ilvl w:val="0"/>
-          <w:numId w:val="3"/>
-        </w:numPr>
-        <w:spacing w:lineRule="auto" w:line="360"/>
-        <w:rPr/>
-      </w:pPr>
-      <w:r>
-        <w:rPr>
-          <w:rStyle w:val="Strong"/>
-          <w:rFonts w:ascii="Arial" w:hAnsi="Arial"/>
-        </w:rPr>
-        <w:t>Lógica do jogo</w:t>
-      </w:r>
-      <w:r>
-        <w:rPr>
-          <w:rFonts w:ascii="Arial" w:hAnsi="Arial"/>
-        </w:rPr>
-        <w:t xml:space="preserve">: </w:t>
-      </w:r>
-      <w:r>
-        <w:rPr>
-          <w:rFonts w:eastAsia="NSimSun" w:cs="Lucida Sans" w:ascii="Arial" w:hAnsi="Arial"/>
-          <w:color w:val="auto"/>
-          <w:kern w:val="2"/>
-          <w:sz w:val="24"/>
-          <w:szCs w:val="24"/>
-          <w:lang w:val="pt-PT" w:eastAsia="zh-CN" w:bidi="hi-IN"/>
-        </w:rPr>
-        <w:t xml:space="preserve">Utilização de scripts para controlar o movimento do player e o estado do jogo. </w:t>
-      </w:r>
-    </w:p>
-    <w:p>
-      <w:pPr>
-        <w:pStyle w:val="Standard"/>
-        <w:numPr>
-          <w:ilvl w:val="0"/>
-          <w:numId w:val="3"/>
-        </w:numPr>
-        <w:spacing w:lineRule="auto" w:line="360"/>
-        <w:rPr/>
-      </w:pPr>
-      <w:r>
-        <w:rPr>
-          <w:rStyle w:val="Strong"/>
-          <w:rFonts w:ascii="Arial" w:hAnsi="Arial"/>
-        </w:rPr>
-        <w:t>Interface do utilizador (UI)</w:t>
-      </w:r>
-      <w:r>
-        <w:rPr>
-          <w:rFonts w:eastAsia="NSimSun" w:cs="Lucida Sans" w:ascii="Arial" w:hAnsi="Arial"/>
-          <w:color w:val="auto"/>
-          <w:kern w:val="2"/>
-          <w:sz w:val="24"/>
-          <w:szCs w:val="24"/>
-          <w:lang w:val="pt-PT" w:eastAsia="zh-CN" w:bidi="hi-IN"/>
-        </w:rPr>
-        <w:t xml:space="preserve">: Criação de elementos visuais para apresentar informações relevantes ao jogador, como vida, magia e estado da partida. </w:t>
-      </w:r>
-    </w:p>
-    <w:p>
-      <w:pPr>
-        <w:pStyle w:val="Standard"/>
-        <w:numPr>
-          <w:ilvl w:val="0"/>
-          <w:numId w:val="3"/>
-        </w:numPr>
-        <w:spacing w:lineRule="auto" w:line="360"/>
-        <w:rPr/>
-      </w:pPr>
-      <w:r>
-        <w:rPr>
-          <w:rStyle w:val="Strong"/>
-          <w:rFonts w:ascii="Arial" w:hAnsi="Arial"/>
-        </w:rPr>
-        <w:t>Layouts e cenas</w:t>
-      </w:r>
-      <w:r>
-        <w:rPr>
-          <w:rFonts w:ascii="Arial" w:hAnsi="Arial"/>
-        </w:rPr>
-        <w:t xml:space="preserve">: </w:t>
-      </w:r>
-      <w:r>
-        <w:rPr>
-          <w:rFonts w:eastAsia="NSimSun" w:cs="Lucida Sans" w:ascii="Arial" w:hAnsi="Arial"/>
-          <w:color w:val="auto"/>
-          <w:kern w:val="2"/>
-          <w:sz w:val="24"/>
-          <w:szCs w:val="24"/>
-          <w:lang w:val="pt-PT" w:eastAsia="zh-CN" w:bidi="hi-IN"/>
-        </w:rPr>
-        <w:t xml:space="preserve">Organização das fases do jogo de forma clara, permitindo uma navegação simples entre menus e o nível principal da história. </w:t>
-      </w:r>
-    </w:p>
-    <w:p>
-      <w:pPr>
-        <w:pStyle w:val="Standard"/>
-        <w:spacing w:lineRule="auto" w:line="360"/>
-        <w:rPr>
-          <w:rFonts w:ascii="Arial" w:hAnsi="Arial"/>
-        </w:rPr>
-      </w:pPr>
-      <w:r>
-        <w:rPr>
-          <w:rFonts w:ascii="Arial" w:hAnsi="Arial"/>
-        </w:rPr>
-      </w:r>
-      <w:r>
-        <w:br w:type="page"/>
-      </w:r>
-    </w:p>
-    <w:p>
-      <w:pPr>
-        <w:pStyle w:val="Heading1"/>
-        <w:spacing w:before="0" w:after="120"/>
-        <w:rPr/>
-      </w:pPr>
-      <w:bookmarkStart w:id="13" w:name="__RefHeading___Toc246_928268367"/>
-      <w:bookmarkEnd w:id="13"/>
-      <w:r>
-        <w:rPr/>
-        <w:t>4 – Conclusão</w:t>
-      </w:r>
-    </w:p>
-    <w:p>
-      <w:pPr>
-        <w:pStyle w:val="Standard"/>
-        <w:spacing w:lineRule="auto" w:line="360"/>
-        <w:jc w:val="both"/>
-        <w:rPr/>
-      </w:pPr>
-      <w:r>
-        <w:rPr>
-          <w:rFonts w:ascii="Arial" w:hAnsi="Arial"/>
-        </w:rPr>
-        <w:t xml:space="preserve">A realização deste projeto permitiu consolidar e aplicar, de forma prática, os conhecimentos adquiridos ao longo do curso, contribuindo para o desenvolvimento de competências técnicas e metodológicas. </w:t>
-      </w:r>
-    </w:p>
-    <w:p>
-      <w:pPr>
-        <w:pStyle w:val="Standard"/>
-        <w:spacing w:lineRule="auto" w:line="360"/>
-        <w:jc w:val="both"/>
-        <w:rPr/>
-      </w:pPr>
-      <w:r>
-        <w:rPr>
-          <w:rFonts w:ascii="Arial" w:hAnsi="Arial"/>
-        </w:rPr>
-        <w:t xml:space="preserve">A criação do jogo </w:t>
-      </w:r>
-      <w:r>
-        <w:rPr>
-          <w:rStyle w:val="Emphasis"/>
-          <w:rFonts w:ascii="Arial" w:hAnsi="Arial"/>
-          <w:b/>
-          <w:bCs/>
-        </w:rPr>
-        <w:t>Mage TD</w:t>
-      </w:r>
-      <w:r>
-        <w:rPr>
-          <w:rFonts w:ascii="Arial" w:hAnsi="Arial"/>
-        </w:rPr>
-        <w:t xml:space="preserve"> possibilitou o aprofundamento de conhecimentos nas áreas da programação, lógica computacional, utilização de motores de jogo e resolução de problemas.</w:t>
-      </w:r>
-    </w:p>
-    <w:p>
-      <w:pPr>
-        <w:pStyle w:val="Standard"/>
-        <w:spacing w:lineRule="auto" w:line="360"/>
-        <w:jc w:val="both"/>
-        <w:rPr/>
-      </w:pPr>
-      <w:r>
-        <w:rPr>
-          <w:rFonts w:ascii="Arial" w:hAnsi="Arial"/>
-        </w:rPr>
-        <w:t>Ao longo do desenvolvimento foram encontradas diversas dificuldades, particularmente na implementação de determinadas mecânicas e na identificação e correção de erros. Estas situações foram progressivamente ultrapassadas através de pesquisa, experimentação e testes.</w:t>
-      </w:r>
-    </w:p>
-    <w:p>
-      <w:pPr>
-        <w:pStyle w:val="Standard"/>
-        <w:spacing w:lineRule="auto" w:line="360"/>
-        <w:jc w:val="both"/>
-        <w:rPr/>
-      </w:pPr>
-      <w:r>
-        <w:rPr>
-          <w:rFonts w:ascii="Arial" w:hAnsi="Arial"/>
-        </w:rPr>
-        <w:t>Como perspetivas de trabalho futuro, o projeto poderá ser expandido e melhorado mediante a introdução de novos níveis, diversificação de inimigos e armas, aperfeiçoamentos visuais e otimização do desempenho, de forma a enriquecer a experiência de utilização.</w:t>
-      </w:r>
-    </w:p>
-    <w:p>
-      <w:pPr>
-        <w:pStyle w:val="Standard"/>
-        <w:spacing w:lineRule="auto" w:line="360"/>
-        <w:rPr>
-          <w:rFonts w:ascii="Arial" w:hAnsi="Arial"/>
-        </w:rPr>
-      </w:pPr>
-      <w:r>
-        <w:rPr>
-          <w:rFonts w:ascii="Arial" w:hAnsi="Arial"/>
-        </w:rPr>
-      </w:r>
-      <w:r>
-        <w:br w:type="page"/>
-      </w:r>
-    </w:p>
-    <w:p>
-      <w:pPr>
-        <w:pStyle w:val="Heading1"/>
-        <w:spacing w:before="0" w:after="120"/>
-        <w:rPr/>
-      </w:pPr>
-      <w:bookmarkStart w:id="14" w:name="__RefHeading___Toc248_928268367"/>
-      <w:bookmarkEnd w:id="14"/>
+      <w:bookmarkStart w:id="15" w:name="__RefHeading___Toc248_928268367"/>
+      <w:bookmarkEnd w:id="15"/>
       <w:r>
         <w:rPr>
           <w:smallCaps/>
           <w:sz w:val="32"/>
           <w:szCs w:val="32"/>
         </w:rPr>
-        <w:t>5 – Bibliografia/ Webgrafia</w:t>
+        <w:t>6</w:t>
+      </w:r>
+      <w:r>
+        <w:rPr>
+          <w:smallCaps/>
+          <w:sz w:val="32"/>
+          <w:szCs w:val="32"/>
+        </w:rPr>
+        <w:t xml:space="preserve"> – Bibliografia/ Webgrafia</w:t>
       </w:r>
     </w:p>
     <w:p>
@@ -2425,45 +2918,15 @@
         </w:rPr>
         <w:t xml:space="preserve">Tutorial para os Scripts - </w:t>
       </w:r>
-      <w:hyperlink r:id="rId6">
-        <w:r>
-          <w:rPr>
-            <w:rStyle w:val="Hyperlink"/>
-            <w:rFonts w:ascii="Arial" w:hAnsi="Arial"/>
-            <w:b w:val="false"/>
-            <w:bCs w:val="false"/>
-          </w:rPr>
-          <w:t>https://youtube.com/playlist?list=PLW3-6V9UKVh2T0wIqYWC1qvuCk2LNSG5c&amp;si=DVeabYBkDUmua0FK</w:t>
-        </w:r>
-      </w:hyperlink>
-    </w:p>
-    <w:p>
-      <w:pPr>
-        <w:pStyle w:val="Standard"/>
-        <w:spacing w:lineRule="auto" w:line="360"/>
-        <w:rPr>
-          <w:rFonts w:ascii="Arial" w:hAnsi="Arial"/>
-        </w:rPr>
-      </w:pPr>
-      <w:r>
-        <w:rPr>
-          <w:rFonts w:ascii="Arial" w:hAnsi="Arial"/>
-          <w:b/>
-          <w:bCs/>
-        </w:rPr>
-        <w:t xml:space="preserve">Tutorial para a Modelação 3D de personagens - </w:t>
-      </w:r>
-      <w:hyperlink r:id="rId7">
-        <w:r>
-          <w:rPr>
-            <w:rStyle w:val="Hyperlink"/>
-            <w:rFonts w:ascii="Arial" w:hAnsi="Arial"/>
-            <w:b w:val="false"/>
-            <w:bCs w:val="false"/>
-          </w:rPr>
-          <w:t>https://youtube.com/playlist?list=PLEnnXkooZakQdt3vZrHm_aKkvFa3RAWzw&amp;si=BfUpviZXniQFs5Au</w:t>
-        </w:r>
-      </w:hyperlink>
+      <w:r>
+        <w:rPr>
+          <w:rStyle w:val="Hyperlink"/>
+          <w:rFonts w:ascii="Arial" w:hAnsi="Arial"/>
+          <w:b w:val="false"/>
+          <w:bCs w:val="false"/>
+        </w:rPr>
+        <w:t>https://youtube.com/playlist?list=PLtLToKUhgzwm1rZnTeWSRAyx9tl8VbGUE&amp;si=l-Nee2jHBGeaDXnC</w:t>
+      </w:r>
     </w:p>
     <w:p>
       <w:pPr>
@@ -2520,7 +2983,7 @@
             <w:rFonts w:ascii="Arial" w:hAnsi="Arial"/>
             <w:b w:val="false"/>
             <w:bCs w:val="false"/>
-            <w:u w:val="none"/>
+            <w:u w:val="single"/>
           </w:rPr>
           <w:t>https://youtube.com/playlist?list=PLZPZq0r_RZOPNy28FDBys3GVP2LiaIyP_&amp;si=oAwdRBJU7YApgzuX</w:t>
         </w:r>
@@ -2556,9 +3019,13 @@
         <w:r>
           <w:rPr>
             <w:rStyle w:val="Hyperlink"/>
-            <w:rFonts w:ascii="Arial" w:hAnsi="Arial"/>
+            <w:rFonts w:eastAsia="NSimSun" w:cs="Lucida Sans" w:ascii="Arial" w:hAnsi="Arial"/>
             <w:b w:val="false"/>
             <w:bCs w:val="false"/>
+            <w:kern w:val="2"/>
+            <w:sz w:val="24"/>
+            <w:szCs w:val="24"/>
+            <w:lang w:val="pt-PT" w:eastAsia="zh-CN" w:bidi="hi-IN"/>
           </w:rPr>
           <w:t>https://youtube.com/playlist?list=PLODwgo8koY25mirac_ZJiInFxgf1GF9UJ&amp;si=ZFkp-zVkR9bk6epQ</w:t>
         </w:r>
@@ -2607,6 +3074,415 @@
           <w:t>https://github.com/David-Kouadio</w:t>
         </w:r>
       </w:hyperlink>
+    </w:p>
+    <w:p>
+      <w:pPr>
+        <w:pStyle w:val="Standard"/>
+        <w:spacing w:lineRule="auto" w:line="276"/>
+        <w:rPr>
+          <w:rFonts w:ascii="Arial" w:hAnsi="Arial"/>
+          <w:b/>
+          <w:bCs/>
+        </w:rPr>
+      </w:pPr>
+      <w:r>
+        <w:rPr>
+          <w:rStyle w:val="Hyperlink"/>
+          <w:rFonts w:eastAsia="NSimSun" w:cs="Lucida Sans" w:ascii="Arial" w:hAnsi="Arial"/>
+          <w:b/>
+          <w:bCs/>
+          <w:color w:val="auto"/>
+          <w:kern w:val="2"/>
+          <w:sz w:val="24"/>
+          <w:szCs w:val="24"/>
+          <w:u w:val="none"/>
+          <w:lang w:val="pt-PT" w:eastAsia="zh-CN" w:bidi="hi-IN"/>
+        </w:rPr>
+        <w:t>Fonte dos Modelos 3D -</w:t>
+      </w:r>
+      <w:r>
+        <w:rPr>
+          <w:rStyle w:val="Hyperlink"/>
+          <w:rFonts w:eastAsia="NSimSun" w:cs="Lucida Sans" w:ascii="Arial" w:hAnsi="Arial"/>
+          <w:b/>
+          <w:bCs/>
+          <w:color w:val="auto"/>
+          <w:kern w:val="2"/>
+          <w:sz w:val="24"/>
+          <w:szCs w:val="24"/>
+          <w:u w:val="none"/>
+          <w:lang w:val="pt-PT" w:eastAsia="zh-CN" w:bidi="hi-IN"/>
+        </w:rPr>
+        <w:t xml:space="preserve"> </w:t>
+      </w:r>
+      <w:r>
+        <w:rPr>
+          <w:rStyle w:val="Hyperlink"/>
+          <w:rFonts w:eastAsia="NSimSun" w:cs="Lucida Sans" w:ascii="Arial" w:hAnsi="Arial"/>
+          <w:b w:val="false"/>
+          <w:bCs w:val="false"/>
+          <w:kern w:val="2"/>
+          <w:sz w:val="24"/>
+          <w:szCs w:val="24"/>
+          <w:lang w:val="pt-PT" w:eastAsia="zh-CN" w:bidi="hi-IN"/>
+        </w:rPr>
+        <w:t xml:space="preserve">https://devassets.com/ </w:t>
+      </w:r>
+    </w:p>
+    <w:p>
+      <w:pPr>
+        <w:pStyle w:val="Standard"/>
+        <w:spacing w:lineRule="auto" w:line="276"/>
+        <w:rPr>
+          <w:rFonts w:ascii="Arial" w:hAnsi="Arial"/>
+          <w:b/>
+          <w:bCs/>
+        </w:rPr>
+      </w:pPr>
+      <w:r>
+        <w:rPr>
+          <w:rStyle w:val="Hyperlink"/>
+          <w:rFonts w:eastAsia="NSimSun" w:cs="Lucida Sans" w:ascii="Arial" w:hAnsi="Arial"/>
+          <w:b/>
+          <w:bCs/>
+          <w:color w:val="auto"/>
+          <w:kern w:val="2"/>
+          <w:sz w:val="24"/>
+          <w:szCs w:val="24"/>
+          <w:u w:val="none"/>
+          <w:lang w:val="pt-PT" w:eastAsia="zh-CN" w:bidi="hi-IN"/>
+        </w:rPr>
+        <w:t xml:space="preserve">Fonte das Modelos 3D - </w:t>
+      </w:r>
+      <w:hyperlink r:id="rId12">
+        <w:r>
+          <w:rPr>
+            <w:rStyle w:val="Hyperlink"/>
+            <w:rFonts w:eastAsia="NSimSun" w:cs="Lucida Sans" w:ascii="Arial" w:hAnsi="Arial"/>
+            <w:b w:val="false"/>
+            <w:bCs w:val="false"/>
+            <w:kern w:val="2"/>
+            <w:sz w:val="24"/>
+            <w:szCs w:val="24"/>
+            <w:lang w:val="pt-PT" w:eastAsia="zh-CN" w:bidi="hi-IN"/>
+          </w:rPr>
+          <w:t>https://sketchfab.com/</w:t>
+        </w:r>
+      </w:hyperlink>
+    </w:p>
+    <w:p>
+      <w:pPr>
+        <w:pStyle w:val="Standard"/>
+        <w:spacing w:lineRule="auto" w:line="276"/>
+        <w:rPr>
+          <w:rFonts w:ascii="Arial" w:hAnsi="Arial"/>
+          <w:b/>
+          <w:bCs/>
+        </w:rPr>
+      </w:pPr>
+      <w:r>
+        <w:rPr>
+          <w:rStyle w:val="Hyperlink"/>
+          <w:rFonts w:eastAsia="NSimSun" w:cs="Lucida Sans" w:ascii="Arial" w:hAnsi="Arial"/>
+          <w:b/>
+          <w:bCs/>
+          <w:color w:val="auto"/>
+          <w:kern w:val="2"/>
+          <w:sz w:val="24"/>
+          <w:szCs w:val="24"/>
+          <w:u w:val="none"/>
+          <w:lang w:val="pt-PT" w:eastAsia="zh-CN" w:bidi="hi-IN"/>
+        </w:rPr>
+        <w:t>Som da bola de fogo</w:t>
+      </w:r>
+      <w:r>
+        <w:rPr>
+          <w:rStyle w:val="Hyperlink"/>
+          <w:rFonts w:eastAsia="NSimSun" w:cs="Lucida Sans" w:ascii="Arial" w:hAnsi="Arial"/>
+          <w:b/>
+          <w:bCs/>
+          <w:color w:val="auto"/>
+          <w:kern w:val="2"/>
+          <w:sz w:val="24"/>
+          <w:szCs w:val="24"/>
+          <w:u w:val="none"/>
+          <w:lang w:val="pt-PT" w:eastAsia="zh-CN" w:bidi="hi-IN"/>
+        </w:rPr>
+        <w:t xml:space="preserve"> - </w:t>
+      </w:r>
+      <w:hyperlink r:id="rId13">
+        <w:r>
+          <w:rPr>
+            <w:rStyle w:val="Hyperlink"/>
+            <w:rFonts w:eastAsia="NSimSun" w:cs="Lucida Sans" w:ascii="Arial" w:hAnsi="Arial"/>
+            <w:b w:val="false"/>
+            <w:bCs w:val="false"/>
+            <w:kern w:val="2"/>
+            <w:sz w:val="24"/>
+            <w:szCs w:val="24"/>
+            <w:lang w:val="pt-PT" w:eastAsia="zh-CN" w:bidi="hi-IN"/>
+          </w:rPr>
+          <w:t>https://pixabay.com/sound-effects/film-special-effects-fireball-whoosh-2-179126/</w:t>
+        </w:r>
+      </w:hyperlink>
+    </w:p>
+    <w:p>
+      <w:pPr>
+        <w:pStyle w:val="Standard"/>
+        <w:spacing w:lineRule="auto" w:line="276"/>
+        <w:rPr>
+          <w:rFonts w:ascii="Arial" w:hAnsi="Arial"/>
+          <w:b/>
+          <w:bCs/>
+        </w:rPr>
+      </w:pPr>
+      <w:r>
+        <w:rPr>
+          <w:rStyle w:val="Hyperlink"/>
+          <w:rFonts w:eastAsia="NSimSun" w:cs="Lucida Sans" w:ascii="Arial" w:hAnsi="Arial"/>
+          <w:b/>
+          <w:bCs/>
+          <w:color w:val="auto"/>
+          <w:kern w:val="2"/>
+          <w:sz w:val="24"/>
+          <w:szCs w:val="24"/>
+          <w:u w:val="none"/>
+          <w:lang w:val="pt-PT" w:eastAsia="zh-CN" w:bidi="hi-IN"/>
+        </w:rPr>
+        <w:t xml:space="preserve">Fonte de Modelos 3D e </w:t>
+      </w:r>
+      <w:r>
+        <w:rPr>
+          <w:rStyle w:val="Hyperlink"/>
+          <w:rFonts w:eastAsia="NSimSun" w:cs="Lucida Sans" w:ascii="Arial" w:hAnsi="Arial"/>
+          <w:b/>
+          <w:bCs/>
+          <w:color w:val="auto"/>
+          <w:kern w:val="2"/>
+          <w:sz w:val="24"/>
+          <w:szCs w:val="24"/>
+          <w:u w:val="none"/>
+          <w:lang w:val="pt-PT" w:eastAsia="zh-CN" w:bidi="hi-IN"/>
+        </w:rPr>
+        <w:t xml:space="preserve">Particulas - </w:t>
+      </w:r>
+      <w:hyperlink r:id="rId14">
+        <w:r>
+          <w:rPr>
+            <w:rStyle w:val="Hyperlink"/>
+            <w:rFonts w:eastAsia="NSimSun" w:cs="Lucida Sans" w:ascii="Arial" w:hAnsi="Arial"/>
+            <w:b w:val="false"/>
+            <w:bCs w:val="false"/>
+            <w:kern w:val="2"/>
+            <w:sz w:val="24"/>
+            <w:szCs w:val="24"/>
+            <w:lang w:val="pt-PT" w:eastAsia="zh-CN" w:bidi="hi-IN"/>
+          </w:rPr>
+          <w:t>https://assetstore.unity.com/</w:t>
+        </w:r>
+      </w:hyperlink>
+    </w:p>
+    <w:p>
+      <w:pPr>
+        <w:pStyle w:val="Standard"/>
+        <w:spacing w:lineRule="auto" w:line="276"/>
+        <w:rPr>
+          <w:rFonts w:ascii="Arial" w:hAnsi="Arial"/>
+          <w:b/>
+          <w:bCs/>
+        </w:rPr>
+      </w:pPr>
+      <w:r>
+        <w:rPr>
+          <w:rStyle w:val="Hyperlink"/>
+          <w:rFonts w:eastAsia="NSimSun" w:cs="Lucida Sans" w:ascii="Arial" w:hAnsi="Arial"/>
+          <w:b/>
+          <w:bCs/>
+          <w:color w:val="auto"/>
+          <w:kern w:val="2"/>
+          <w:sz w:val="24"/>
+          <w:szCs w:val="24"/>
+          <w:u w:val="none"/>
+          <w:lang w:val="pt-PT" w:eastAsia="zh-CN" w:bidi="hi-IN"/>
+        </w:rPr>
+        <w:t xml:space="preserve">Fonte do overlay de dano - </w:t>
+      </w:r>
+      <w:hyperlink r:id="rId15">
+        <w:r>
+          <w:rPr>
+            <w:rStyle w:val="Hyperlink"/>
+            <w:rFonts w:eastAsia="NSimSun" w:cs="Lucida Sans" w:ascii="Arial" w:hAnsi="Arial"/>
+            <w:b w:val="false"/>
+            <w:bCs w:val="false"/>
+            <w:kern w:val="2"/>
+            <w:sz w:val="24"/>
+            <w:szCs w:val="24"/>
+            <w:lang w:val="pt-PT" w:eastAsia="zh-CN" w:bidi="hi-IN"/>
+          </w:rPr>
+          <w:t>https://opengameart.org/content/blood-overlay</w:t>
+        </w:r>
+      </w:hyperlink>
+    </w:p>
+    <w:p>
+      <w:pPr>
+        <w:pStyle w:val="Standard"/>
+        <w:spacing w:lineRule="auto" w:line="276"/>
+        <w:rPr>
+          <w:rFonts w:ascii="Arial" w:hAnsi="Arial"/>
+          <w:b/>
+          <w:bCs/>
+        </w:rPr>
+      </w:pPr>
+      <w:r>
+        <w:rPr>
+          <w:rStyle w:val="Hyperlink"/>
+          <w:rFonts w:eastAsia="NSimSun" w:cs="Lucida Sans" w:ascii="Arial" w:hAnsi="Arial"/>
+          <w:b/>
+          <w:bCs/>
+          <w:color w:val="auto"/>
+          <w:kern w:val="2"/>
+          <w:sz w:val="24"/>
+          <w:szCs w:val="24"/>
+          <w:u w:val="none"/>
+          <w:lang w:val="pt-PT" w:eastAsia="zh-CN" w:bidi="hi-IN"/>
+        </w:rPr>
+        <w:t xml:space="preserve">Fonte de textura - </w:t>
+      </w:r>
+      <w:hyperlink r:id="rId16">
+        <w:r>
+          <w:rPr>
+            <w:rStyle w:val="Hyperlink"/>
+            <w:rFonts w:eastAsia="NSimSun" w:cs="Lucida Sans" w:ascii="Arial" w:hAnsi="Arial"/>
+            <w:b w:val="false"/>
+            <w:bCs w:val="false"/>
+            <w:kern w:val="2"/>
+            <w:sz w:val="24"/>
+            <w:szCs w:val="24"/>
+            <w:lang w:val="pt-PT" w:eastAsia="zh-CN" w:bidi="hi-IN"/>
+          </w:rPr>
+          <w:t>https://www.magnific.com/free-photos-vectors/grass-texture</w:t>
+        </w:r>
+      </w:hyperlink>
+    </w:p>
+    <w:p>
+      <w:pPr>
+        <w:pStyle w:val="Standard"/>
+        <w:spacing w:lineRule="auto" w:line="276"/>
+        <w:rPr>
+          <w:rFonts w:ascii="Arial" w:hAnsi="Arial"/>
+          <w:b/>
+          <w:bCs/>
+        </w:rPr>
+      </w:pPr>
+      <w:r>
+        <w:rPr>
+          <w:rStyle w:val="Hyperlink"/>
+          <w:rFonts w:eastAsia="NSimSun" w:cs="Lucida Sans" w:ascii="Arial" w:hAnsi="Arial"/>
+          <w:b/>
+          <w:bCs/>
+          <w:color w:val="auto"/>
+          <w:kern w:val="2"/>
+          <w:sz w:val="24"/>
+          <w:szCs w:val="24"/>
+          <w:u w:val="none"/>
+          <w:lang w:val="pt-PT" w:eastAsia="zh-CN" w:bidi="hi-IN"/>
+        </w:rPr>
+        <w:t xml:space="preserve">Fonte de textura - </w:t>
+      </w:r>
+      <w:hyperlink r:id="rId17">
+        <w:r>
+          <w:rPr>
+            <w:rStyle w:val="Hyperlink"/>
+            <w:rFonts w:eastAsia="NSimSun" w:cs="Lucida Sans" w:ascii="Arial" w:hAnsi="Arial"/>
+            <w:b w:val="false"/>
+            <w:bCs w:val="false"/>
+            <w:kern w:val="2"/>
+            <w:sz w:val="24"/>
+            <w:szCs w:val="24"/>
+            <w:lang w:val="pt-PT" w:eastAsia="zh-CN" w:bidi="hi-IN"/>
+          </w:rPr>
+          <w:t>https://www.poliigon.com/textures/earth/grass</w:t>
+        </w:r>
+      </w:hyperlink>
+    </w:p>
+    <w:p>
+      <w:pPr>
+        <w:pStyle w:val="Standard"/>
+        <w:spacing w:lineRule="auto" w:line="276"/>
+        <w:rPr>
+          <w:rFonts w:ascii="Arial" w:hAnsi="Arial"/>
+          <w:b/>
+          <w:bCs/>
+        </w:rPr>
+      </w:pPr>
+      <w:r>
+        <w:rPr>
+          <w:rStyle w:val="Hyperlink"/>
+          <w:rFonts w:eastAsia="NSimSun" w:cs="Lucida Sans" w:ascii="Arial" w:hAnsi="Arial"/>
+          <w:b/>
+          <w:bCs/>
+          <w:color w:val="auto"/>
+          <w:kern w:val="2"/>
+          <w:sz w:val="24"/>
+          <w:szCs w:val="24"/>
+          <w:u w:val="none"/>
+          <w:lang w:val="pt-PT" w:eastAsia="zh-CN" w:bidi="hi-IN"/>
+        </w:rPr>
+        <w:t xml:space="preserve">Fonte de texture - </w:t>
+      </w:r>
+      <w:hyperlink r:id="rId18">
+        <w:r>
+          <w:rPr>
+            <w:rStyle w:val="Hyperlink"/>
+            <w:rFonts w:eastAsia="NSimSun" w:cs="Lucida Sans" w:ascii="Arial" w:hAnsi="Arial"/>
+            <w:b w:val="false"/>
+            <w:bCs w:val="false"/>
+            <w:kern w:val="2"/>
+            <w:sz w:val="24"/>
+            <w:szCs w:val="24"/>
+            <w:lang w:val="pt-PT" w:eastAsia="zh-CN" w:bidi="hi-IN"/>
+          </w:rPr>
+          <w:t>https://www.reddit.com/r/Minecraft/comments/4e1yj4</w:t>
+        </w:r>
+      </w:hyperlink>
+    </w:p>
+    <w:p>
+      <w:pPr>
+        <w:pStyle w:val="Standard"/>
+        <w:spacing w:lineRule="auto" w:line="276"/>
+        <w:rPr>
+          <w:rFonts w:ascii="Arial" w:hAnsi="Arial"/>
+          <w:b/>
+          <w:bCs/>
+        </w:rPr>
+      </w:pPr>
+      <w:r>
+        <w:rPr>
+          <w:rStyle w:val="Hyperlink"/>
+          <w:rFonts w:eastAsia="NSimSun" w:cs="Lucida Sans" w:ascii="Arial" w:hAnsi="Arial"/>
+          <w:b w:val="false"/>
+          <w:bCs w:val="false"/>
+          <w:kern w:val="2"/>
+          <w:sz w:val="24"/>
+          <w:szCs w:val="24"/>
+          <w:lang w:val="pt-PT" w:eastAsia="zh-CN" w:bidi="hi-IN"/>
+        </w:rPr>
+        <w:t>/110_magma_block_texture/</w:t>
+      </w:r>
+    </w:p>
+    <w:p>
+      <w:pPr>
+        <w:pStyle w:val="Standard"/>
+        <w:spacing w:lineRule="auto" w:line="276"/>
+        <w:rPr>
+          <w:rFonts w:ascii="Arial" w:hAnsi="Arial"/>
+          <w:b/>
+          <w:bCs/>
+        </w:rPr>
+      </w:pPr>
+      <w:r>
+        <w:rPr/>
+      </w:r>
       <w:r>
         <w:br w:type="page"/>
       </w:r>
@@ -2617,13 +3493,15 @@
         <w:spacing w:before="0" w:after="120"/>
         <w:rPr/>
       </w:pPr>
-      <w:bookmarkStart w:id="15" w:name="__RefHeading___Toc250_928268367"/>
-      <w:bookmarkStart w:id="16" w:name="_Toc349660870"/>
-      <w:bookmarkEnd w:id="15"/>
+      <w:bookmarkStart w:id="16" w:name="__RefHeading___Toc250_928268367"/>
       <w:bookmarkEnd w:id="16"/>
       <w:r>
         <w:rPr/>
-        <w:t>6 – Anexos</w:t>
+        <w:t>7</w:t>
+      </w:r>
+      <w:r>
+        <w:rPr/>
+        <w:t xml:space="preserve"> – Anexos</w:t>
       </w:r>
     </w:p>
     <w:p>
@@ -2637,25 +3515,29 @@
         </w:rPr>
       </w:pPr>
       <w:r>
-        <w:rPr/>
-      </w:r>
-    </w:p>
-    <w:p>
-      <w:pPr>
-        <w:pStyle w:val="Standard"/>
-        <w:spacing w:lineRule="auto" w:line="276"/>
         <w:rPr>
           <w:rFonts w:ascii="Arial" w:hAnsi="Arial"/>
           <w:b/>
           <w:bCs/>
         </w:rPr>
-      </w:pPr>
-      <w:r>
+      </w:r>
+    </w:p>
+    <w:p>
+      <w:pPr>
+        <w:pStyle w:val="Standard"/>
+        <w:spacing w:lineRule="auto" w:line="276"/>
         <w:rPr>
           <w:rFonts w:ascii="Arial" w:hAnsi="Arial"/>
           <w:b/>
           <w:bCs/>
         </w:rPr>
+      </w:pPr>
+      <w:r>
+        <w:rPr>
+          <w:rFonts w:ascii="Arial" w:hAnsi="Arial"/>
+          <w:b/>
+          <w:bCs/>
+        </w:rPr>
         <w:t>Código para andar:</w:t>
       </w:r>
     </w:p>
@@ -2672,10 +3554,10 @@
           <w:rFonts w:ascii="Arial" w:hAnsi="Arial"/>
         </w:rPr>
       </w:r>
-      <w:bookmarkStart w:id="17" w:name="_Toc349660864_Copy_1"/>
-      <w:bookmarkStart w:id="18" w:name="_Toc349660871_Copy_1"/>
-      <w:bookmarkStart w:id="19" w:name="_Toc349660864_Copy_1"/>
-      <w:bookmarkStart w:id="20" w:name="_Toc349660871_Copy_1"/>
+      <w:bookmarkStart w:id="17" w:name="_Toc349660871_Copy_1"/>
+      <w:bookmarkStart w:id="18" w:name="_Toc349660864_Copy_1"/>
+      <w:bookmarkStart w:id="19" w:name="_Toc349660871_Copy_1"/>
+      <w:bookmarkStart w:id="20" w:name="_Toc349660864_Copy_1"/>
       <w:bookmarkEnd w:id="19"/>
       <w:bookmarkEnd w:id="20"/>
     </w:p>
@@ -2776,10 +3658,12 @@
       </w:r>
     </w:p>
     <w:sectPr>
-      <w:headerReference w:type="default" r:id="rId12"/>
-      <w:footerReference w:type="even" r:id="rId13"/>
-      <w:footerReference w:type="default" r:id="rId14"/>
-      <w:footerReference w:type="first" r:id="rId15"/>
+      <w:headerReference w:type="even" r:id="rId19"/>
+      <w:headerReference w:type="default" r:id="rId20"/>
+      <w:headerReference w:type="first" r:id="rId21"/>
+      <w:footerReference w:type="even" r:id="rId22"/>
+      <w:footerReference w:type="default" r:id="rId23"/>
+      <w:footerReference w:type="first" r:id="rId24"/>
       <w:type w:val="nextPage"/>
       <w:pgSz w:w="11906" w:h="16838"/>
       <w:pgMar w:left="1134" w:right="1134" w:gutter="0" w:header="1134" w:top="1743" w:footer="720" w:bottom="1134"/>
@@ -2859,7 +3743,7 @@
       <w:rPr>
         <w:rFonts w:ascii="Arial" w:hAnsi="Arial"/>
       </w:rPr>
-      <w:t>11</w:t>
+      <w:t>13</w:t>
     </w:r>
     <w:r>
       <w:rPr>
@@ -2930,7 +3814,7 @@
       <w:rPr>
         <w:rFonts w:ascii="Arial" w:hAnsi="Arial"/>
       </w:rPr>
-      <w:t>11</w:t>
+      <w:t>13</w:t>
     </w:r>
     <w:r>
       <w:rPr>
@@ -2949,6 +3833,40 @@
 </file>
 
 <file path=word/header1.xml><?xml version="1.0" encoding="utf-8"?>
+<w:hdr xmlns:o="urn:schemas-microsoft-com:office:office" xmlns:r="http://schemas.openxmlformats.org/officeDocument/2006/relationships" xmlns:v="urn:schemas-microsoft-com:vml" xmlns:w="http://schemas.openxmlformats.org/wordprocessingml/2006/main" xmlns:w10="urn:schemas-microsoft-com:office:word" xmlns:wp="http://schemas.openxmlformats.org/drawingml/2006/wordprocessingDrawing" xmlns:pic="http://schemas.openxmlformats.org/drawingml/2006/picture" xmlns:wps="http://schemas.microsoft.com/office/word/2010/wordprocessingShape" xmlns:wpg="http://schemas.microsoft.com/office/word/2010/wordprocessingGroup" xmlns:mc="http://schemas.openxmlformats.org/markup-compatibility/2006" xmlns:wp14="http://schemas.microsoft.com/office/word/2010/wordprocessingDrawing" xmlns:w14="http://schemas.microsoft.com/office/word/2010/wordml" xmlns:w15="http://schemas.microsoft.com/office/word/2012/wordml" mc:Ignorable="w14 wp14 w15">
+  <w:p>
+    <w:pPr>
+      <w:pStyle w:val="Header"/>
+      <w:rPr/>
+    </w:pPr>
+    <w:r>
+      <w:rPr/>
+    </w:r>
+  </w:p>
+</w:hdr>
+</file>
+
+<file path=word/header2.xml><?xml version="1.0" encoding="utf-8"?>
+<w:hdr xmlns:o="urn:schemas-microsoft-com:office:office" xmlns:r="http://schemas.openxmlformats.org/officeDocument/2006/relationships" xmlns:v="urn:schemas-microsoft-com:vml" xmlns:w="http://schemas.openxmlformats.org/wordprocessingml/2006/main" xmlns:w10="urn:schemas-microsoft-com:office:word" xmlns:wp="http://schemas.openxmlformats.org/drawingml/2006/wordprocessingDrawing" xmlns:pic="http://schemas.openxmlformats.org/drawingml/2006/picture" xmlns:wps="http://schemas.microsoft.com/office/word/2010/wordprocessingShape" xmlns:wpg="http://schemas.microsoft.com/office/word/2010/wordprocessingGroup" xmlns:mc="http://schemas.openxmlformats.org/markup-compatibility/2006" xmlns:wp14="http://schemas.microsoft.com/office/word/2010/wordprocessingDrawing" xmlns:w14="http://schemas.microsoft.com/office/word/2010/wordml" xmlns:w15="http://schemas.microsoft.com/office/word/2012/wordml" mc:Ignorable="w14 wp14 w15">
+  <w:p>
+    <w:pPr>
+      <w:pStyle w:val="Footer"/>
+      <w:jc w:val="center"/>
+      <w:rPr>
+        <w:rFonts w:ascii="Arial" w:hAnsi="Arial"/>
+      </w:rPr>
+    </w:pPr>
+    <w:r>
+      <w:rPr>
+        <w:rFonts w:ascii="Arial" w:hAnsi="Arial"/>
+      </w:rPr>
+      <w:t>Relatório da prova de Aptidão Profissional</w:t>
+    </w:r>
+  </w:p>
+</w:hdr>
+</file>
+
+<file path=word/header3.xml><?xml version="1.0" encoding="utf-8"?>
 <w:hdr xmlns:o="urn:schemas-microsoft-com:office:office" xmlns:r="http://schemas.openxmlformats.org/officeDocument/2006/relationships" xmlns:v="urn:schemas-microsoft-com:vml" xmlns:w="http://schemas.openxmlformats.org/wordprocessingml/2006/main" xmlns:w10="urn:schemas-microsoft-com:office:word" xmlns:wp="http://schemas.openxmlformats.org/drawingml/2006/wordprocessingDrawing" xmlns:pic="http://schemas.openxmlformats.org/drawingml/2006/picture" xmlns:wps="http://schemas.microsoft.com/office/word/2010/wordprocessingShape" xmlns:wpg="http://schemas.microsoft.com/office/word/2010/wordprocessingGroup" xmlns:mc="http://schemas.openxmlformats.org/markup-compatibility/2006" xmlns:wp14="http://schemas.microsoft.com/office/word/2010/wordprocessingDrawing" xmlns:w14="http://schemas.microsoft.com/office/word/2010/wordml" xmlns:w15="http://schemas.microsoft.com/office/word/2012/wordml" mc:Ignorable="w14 wp14 w15">
   <w:p>
     <w:pPr>
@@ -3910,7 +4828,7 @@
   </w:style>
   <w:style w:type="paragraph" w:styleId="Heading1">
     <w:name w:val="heading 1"/>
-    <w:basedOn w:val="Ttulouser"/>
+    <w:basedOn w:val="Ttulo"/>
     <w:next w:val="Textbody"/>
     <w:qFormat/>
     <w:pPr>
@@ -3951,20 +4869,20 @@
       <w:u w:val="single"/>
     </w:rPr>
   </w:style>
-  <w:style w:type="character" w:styleId="Ligaodendiceuser" w:customStyle="1">
-    <w:name w:val="Ligação de índice (user)"/>
+  <w:style w:type="character" w:styleId="Ligaodendice" w:customStyle="1">
+    <w:name w:val="Ligação de índice"/>
     <w:qFormat/>
     <w:rPr/>
   </w:style>
-  <w:style w:type="character" w:styleId="Caracteresdanotaderodap" w:customStyle="1">
-    <w:name w:val="Caracteres da nota de rodapé"/>
+  <w:style w:type="character" w:styleId="Caracteresdanotaderodapuser" w:customStyle="1">
+    <w:name w:val="Caracteres da nota de rodapé (user)"/>
     <w:qFormat/>
     <w:rPr>
       <w:vertAlign w:val="superscript"/>
     </w:rPr>
   </w:style>
-  <w:style w:type="character" w:styleId="Caracteresdanotaderodapuser">
-    <w:name w:val="Caracteres da nota de rodapé (user)"/>
+  <w:style w:type="character" w:styleId="Caracteresdanotaderodap">
+    <w:name w:val="Caracteres da nota de rodapé"/>
     <w:qFormat/>
     <w:rPr>
       <w:vertAlign w:val="superscript"/>
@@ -4007,34 +4925,34 @@
       <w:bCs/>
     </w:rPr>
   </w:style>
-  <w:style w:type="character" w:styleId="Marcasuser">
-    <w:name w:val="Marcas (user)"/>
+  <w:style w:type="character" w:styleId="Marcas">
+    <w:name w:val="Marcas"/>
     <w:qFormat/>
     <w:rPr>
       <w:rFonts w:ascii="OpenSymbol" w:hAnsi="OpenSymbol" w:eastAsia="OpenSymbol" w:cs="OpenSymbol"/>
     </w:rPr>
   </w:style>
-  <w:style w:type="character" w:styleId="Smbolosnumricosuser">
-    <w:name w:val="Símbolos numéricos (user)"/>
+  <w:style w:type="character" w:styleId="Smbolosnumricos">
+    <w:name w:val="Símbolos numéricos"/>
     <w:qFormat/>
     <w:rPr/>
   </w:style>
-  <w:style w:type="character" w:styleId="Ligaodendice">
-    <w:name w:val="Ligação de índice"/>
+  <w:style w:type="character" w:styleId="Ligaodendiceuser">
+    <w:name w:val="Ligação de índice (user)"/>
     <w:qFormat/>
     <w:rPr/>
   </w:style>
-  <w:style w:type="paragraph" w:styleId="Ttulo">
+  <w:style w:type="paragraph" w:styleId="Ttulo" w:customStyle="1">
     <w:name w:val="Título"/>
-    <w:basedOn w:val="Normal"/>
-    <w:next w:val="BodyText"/>
+    <w:basedOn w:val="Standard"/>
+    <w:next w:val="Textbody"/>
     <w:qFormat/>
     <w:pPr>
       <w:keepNext w:val="true"/>
       <w:spacing w:before="240" w:after="120"/>
     </w:pPr>
     <w:rPr>
-      <w:rFonts w:ascii="Liberation Sans" w:hAnsi="Liberation Sans" w:eastAsia="Microsoft YaHei" w:cs="Arial"/>
+      <w:rFonts w:ascii="Liberation Sans" w:hAnsi="Liberation Sans" w:eastAsia="Microsoft YaHei"/>
       <w:sz w:val="28"/>
       <w:szCs w:val="28"/>
     </w:rPr>
@@ -4067,8 +4985,32 @@
       <w:iCs/>
     </w:rPr>
   </w:style>
-  <w:style w:type="paragraph" w:styleId="ndice">
+  <w:style w:type="paragraph" w:styleId="ndice" w:customStyle="1">
     <w:name w:val="Índice"/>
+    <w:basedOn w:val="Standard"/>
+    <w:qFormat/>
+    <w:pPr>
+      <w:suppressLineNumbers/>
+    </w:pPr>
+    <w:rPr/>
+  </w:style>
+  <w:style w:type="paragraph" w:styleId="Ttulouser">
+    <w:name w:val="Título (user)"/>
+    <w:basedOn w:val="Normal"/>
+    <w:next w:val="BodyText"/>
+    <w:qFormat/>
+    <w:pPr>
+      <w:keepNext w:val="true"/>
+      <w:spacing w:before="240" w:after="120"/>
+    </w:pPr>
+    <w:rPr>
+      <w:rFonts w:ascii="Liberation Sans" w:hAnsi="Liberation Sans" w:eastAsia="Microsoft YaHei" w:cs="Arial"/>
+      <w:sz w:val="28"/>
+      <w:szCs w:val="28"/>
+    </w:rPr>
+  </w:style>
+  <w:style w:type="paragraph" w:styleId="ndiceuser">
+    <w:name w:val="Índice (user)"/>
     <w:basedOn w:val="Normal"/>
     <w:qFormat/>
     <w:pPr>
@@ -4077,30 +5019,6 @@
     <w:rPr>
       <w:rFonts w:cs="Arial"/>
     </w:rPr>
-  </w:style>
-  <w:style w:type="paragraph" w:styleId="Ttulouser" w:customStyle="1">
-    <w:name w:val="Título (user)"/>
-    <w:basedOn w:val="Standard"/>
-    <w:next w:val="Textbody"/>
-    <w:qFormat/>
-    <w:pPr>
-      <w:keepNext w:val="true"/>
-      <w:spacing w:before="240" w:after="120"/>
-    </w:pPr>
-    <w:rPr>
-      <w:rFonts w:ascii="Liberation Sans" w:hAnsi="Liberation Sans" w:eastAsia="Microsoft YaHei"/>
-      <w:sz w:val="28"/>
-      <w:szCs w:val="28"/>
-    </w:rPr>
-  </w:style>
-  <w:style w:type="paragraph" w:styleId="ndiceuser" w:customStyle="1">
-    <w:name w:val="Índice (user)"/>
-    <w:basedOn w:val="Standard"/>
-    <w:qFormat/>
-    <w:pPr>
-      <w:suppressLineNumbers/>
-    </w:pPr>
-    <w:rPr/>
   </w:style>
   <w:style w:type="paragraph" w:styleId="Standard" w:customStyle="1">
     <w:name w:val="Standard"/>
@@ -4133,7 +5051,7 @@
   </w:style>
   <w:style w:type="paragraph" w:styleId="Title">
     <w:name w:val="Title"/>
-    <w:basedOn w:val="Ttulouser"/>
+    <w:basedOn w:val="Ttulo"/>
     <w:next w:val="Textbody"/>
     <w:qFormat/>
     <w:pPr>
@@ -4195,8 +5113,8 @@
     </w:pPr>
     <w:rPr/>
   </w:style>
-  <w:style w:type="paragraph" w:styleId="Linhahorizontaluser" w:customStyle="1">
-    <w:name w:val="Linha horizontal (user)"/>
+  <w:style w:type="paragraph" w:styleId="Linhahorizontal" w:customStyle="1">
+    <w:name w:val="Linha horizontal"/>
     <w:basedOn w:val="Standard"/>
     <w:next w:val="Textbody"/>
     <w:qFormat/>
@@ -4233,7 +5151,7 @@
   </w:style>
   <w:style w:type="paragraph" w:styleId="IndexHeading">
     <w:name w:val="index heading"/>
-    <w:basedOn w:val="Ttulouser"/>
+    <w:basedOn w:val="Ttulo"/>
     <w:pPr>
       <w:suppressLineNumbers/>
     </w:pPr>
@@ -4253,7 +5171,7 @@
   </w:style>
   <w:style w:type="paragraph" w:styleId="Contents2" w:customStyle="1">
     <w:name w:val="Contents 2"/>
-    <w:basedOn w:val="ndiceuser"/>
+    <w:basedOn w:val="ndice"/>
     <w:qFormat/>
     <w:pPr>
       <w:tabs>
@@ -4266,7 +5184,7 @@
   </w:style>
   <w:style w:type="paragraph" w:styleId="Contents7" w:customStyle="1">
     <w:name w:val="Contents 7"/>
-    <w:basedOn w:val="ndiceuser"/>
+    <w:basedOn w:val="ndice"/>
     <w:qFormat/>
     <w:pPr>
       <w:tabs>
@@ -4277,8 +5195,8 @@
     </w:pPr>
     <w:rPr/>
   </w:style>
-  <w:style w:type="paragraph" w:styleId="Contedodatabelauser" w:customStyle="1">
-    <w:name w:val="Conteúdo da tabela (user)"/>
+  <w:style w:type="paragraph" w:styleId="Contedodatabela" w:customStyle="1">
+    <w:name w:val="Conteúdo da tabela"/>
     <w:basedOn w:val="Standard"/>
     <w:qFormat/>
     <w:pPr>
@@ -4287,9 +5205,9 @@
     </w:pPr>
     <w:rPr/>
   </w:style>
-  <w:style w:type="paragraph" w:styleId="Ttulodatabelauser" w:customStyle="1">
-    <w:name w:val="Título da tabela (user)"/>
-    <w:basedOn w:val="Contedodatabelauser"/>
+  <w:style w:type="paragraph" w:styleId="Ttulodatabela" w:customStyle="1">
+    <w:name w:val="Título da tabela"/>
+    <w:basedOn w:val="Contedodatabela"/>
     <w:qFormat/>
     <w:pPr>
       <w:jc w:val="center"/>
@@ -4299,8 +5217,8 @@
       <w:bCs/>
     </w:rPr>
   </w:style>
-  <w:style w:type="paragraph" w:styleId="Textouser" w:customStyle="1">
-    <w:name w:val="Texto (user)"/>
+  <w:style w:type="paragraph" w:styleId="Texto" w:customStyle="1">
+    <w:name w:val="Texto"/>
     <w:basedOn w:val="Caption"/>
     <w:qFormat/>
     <w:pPr/>
@@ -4308,7 +5226,7 @@
   </w:style>
   <w:style w:type="paragraph" w:styleId="Index1">
     <w:name w:val="index 1"/>
-    <w:basedOn w:val="ndiceuser"/>
+    <w:basedOn w:val="ndice"/>
     <w:pPr>
       <w:spacing w:lineRule="auto" w:line="360"/>
     </w:pPr>
@@ -4320,7 +5238,7 @@
   </w:style>
   <w:style w:type="paragraph" w:styleId="Contents6" w:customStyle="1">
     <w:name w:val="Contents 6"/>
-    <w:basedOn w:val="ndiceuser"/>
+    <w:basedOn w:val="ndice"/>
     <w:qFormat/>
     <w:pPr>
       <w:tabs>
@@ -4331,8 +5249,8 @@
     </w:pPr>
     <w:rPr/>
   </w:style>
-  <w:style w:type="paragraph" w:styleId="Rodapdireitauser" w:customStyle="1">
-    <w:name w:val="Rodapé à direita (user)"/>
+  <w:style w:type="paragraph" w:styleId="Rodapdireita" w:customStyle="1">
+    <w:name w:val="Rodapé à direita"/>
     <w:basedOn w:val="Footer"/>
     <w:qFormat/>
     <w:pPr>
@@ -4342,7 +5260,7 @@
   </w:style>
   <w:style w:type="paragraph" w:styleId="Subtitle">
     <w:name w:val="Subtitle"/>
-    <w:basedOn w:val="Ttulouser"/>
+    <w:basedOn w:val="Ttulo"/>
     <w:next w:val="Textbody"/>
     <w:qFormat/>
     <w:pPr>
@@ -4357,7 +5275,7 @@
   </w:style>
   <w:style w:type="paragraph" w:styleId="Contents1" w:customStyle="1">
     <w:name w:val="Contents 1"/>
-    <w:basedOn w:val="ndiceuser"/>
+    <w:basedOn w:val="ndice"/>
     <w:qFormat/>
     <w:pPr>
       <w:tabs>
@@ -4380,8 +5298,8 @@
       <w:sz w:val="20"/>
     </w:rPr>
   </w:style>
-  <w:style w:type="paragraph" w:styleId="Contedodamoldurauser">
-    <w:name w:val="Conteúdo da moldura (user)"/>
+  <w:style w:type="paragraph" w:styleId="Contedodamoldura">
+    <w:name w:val="Conteúdo da moldura"/>
     <w:basedOn w:val="Normal"/>
     <w:qFormat/>
     <w:pPr/>
@@ -4408,8 +5326,8 @@
       <w:b/>
     </w:rPr>
   </w:style>
-  <w:style w:type="paragraph" w:styleId="Contedodamoldura">
-    <w:name w:val="Conteúdo da moldura"/>
+  <w:style w:type="paragraph" w:styleId="Contedodamoldurauser">
+    <w:name w:val="Conteúdo da moldura (user)"/>
     <w:basedOn w:val="Normal"/>
     <w:qFormat/>
     <w:pPr/>
@@ -4439,8 +5357,15 @@
     </w:pPr>
     <w:rPr/>
   </w:style>
-  <w:style w:type="numbering" w:styleId="Semlistauser" w:default="1">
-    <w:name w:val="Sem lista (user)"/>
+  <w:style w:type="paragraph" w:styleId="Imagem">
+    <w:name w:val="Imagem"/>
+    <w:basedOn w:val="Caption"/>
+    <w:qFormat/>
+    <w:pPr/>
+    <w:rPr/>
+  </w:style>
+  <w:style w:type="numbering" w:styleId="Semlista" w:default="1">
+    <w:name w:val="Sem lista"/>
     <w:uiPriority w:val="99"/>
     <w:semiHidden/>
     <w:unhideWhenUsed/>

--- a/Proposta-Relatório-PAP.docx
+++ b/Proposta-Relatório-PAP.docx
@@ -3538,7 +3538,23 @@
           <w:b/>
           <w:bCs/>
         </w:rPr>
-        <w:t>Código para andar:</w:t>
+        <w:t xml:space="preserve">Código para andar </w:t>
+      </w:r>
+      <w:r>
+        <w:rPr>
+          <w:rFonts w:ascii="Arial" w:hAnsi="Arial"/>
+          <w:b/>
+          <w:bCs/>
+        </w:rPr>
+        <w:t>e pular</w:t>
+      </w:r>
+      <w:r>
+        <w:rPr>
+          <w:rFonts w:ascii="Arial" w:hAnsi="Arial"/>
+          <w:b/>
+          <w:bCs/>
+        </w:rPr>
+        <w:t>:</w:t>
       </w:r>
     </w:p>
     <w:p>
@@ -3551,32 +3567,99 @@
       </w:pPr>
       <w:r>
         <w:rPr>
-          <w:rFonts w:ascii="Arial" w:hAnsi="Arial"/>
-        </w:rPr>
-      </w:r>
-      <w:bookmarkStart w:id="17" w:name="_Toc349660871_Copy_1"/>
-      <w:bookmarkStart w:id="18" w:name="_Toc349660864_Copy_1"/>
-      <w:bookmarkStart w:id="19" w:name="_Toc349660871_Copy_1"/>
-      <w:bookmarkStart w:id="20" w:name="_Toc349660864_Copy_1"/>
-      <w:bookmarkEnd w:id="19"/>
-      <w:bookmarkEnd w:id="20"/>
-    </w:p>
-    <w:p>
-      <w:pPr>
-        <w:pStyle w:val="Standard"/>
-        <w:spacing w:lineRule="auto" w:line="360"/>
-        <w:rPr>
-          <w:rFonts w:ascii="Arial" w:hAnsi="Arial"/>
-          <w:sz w:val="32"/>
-          <w:szCs w:val="32"/>
-        </w:rPr>
-      </w:pPr>
-      <w:r>
-        <w:rPr>
-          <w:rFonts w:ascii="Arial" w:hAnsi="Arial"/>
-          <w:sz w:val="32"/>
-          <w:szCs w:val="32"/>
-        </w:rPr>
+          <w:rFonts w:ascii="Consolas;Courier New;monospace" w:hAnsi="Consolas;Courier New;monospace"/>
+          <w:b w:val="false"/>
+          <w:color w:val="202020"/>
+          <w:sz w:val="21"/>
+          <w:shd w:fill="FFFFFF" w:val="clear"/>
+        </w:rPr>
+        <w:drawing>
+          <wp:anchor distT="0" distB="0" distL="0" distR="0" simplePos="0" relativeHeight="10" behindDoc="0" locked="0" layoutInCell="0" allowOverlap="1">
+            <wp:simplePos x="0" y="0"/>
+            <wp:positionH relativeFrom="column">
+              <wp:align>center</wp:align>
+            </wp:positionH>
+            <wp:positionV relativeFrom="paragraph">
+              <wp:posOffset>635</wp:posOffset>
+            </wp:positionV>
+            <wp:extent cx="6120130" cy="7456170"/>
+            <wp:effectExtent l="0" t="0" r="0" b="0"/>
+            <wp:wrapSquare wrapText="largest"/>
+            <wp:docPr id="9" name="Imagem5"/>
+            <wp:cNvGraphicFramePr>
+              <a:graphicFrameLocks xmlns:a="http://schemas.openxmlformats.org/drawingml/2006/main" noChangeAspect="1"/>
+            </wp:cNvGraphicFramePr>
+            <a:graphic xmlns:a="http://schemas.openxmlformats.org/drawingml/2006/main">
+              <a:graphicData uri="http://schemas.openxmlformats.org/drawingml/2006/picture">
+                <pic:pic xmlns:pic="http://schemas.openxmlformats.org/drawingml/2006/picture">
+                  <pic:nvPicPr>
+                    <pic:cNvPr id="9" name="Imagem5"/>
+                    <pic:cNvPicPr>
+                      <a:picLocks noChangeAspect="1" noChangeArrowheads="1"/>
+                    </pic:cNvPicPr>
+                  </pic:nvPicPr>
+                  <pic:blipFill>
+                    <a:blip r:embed="rId19"/>
+                    <a:stretch>
+                      <a:fillRect/>
+                    </a:stretch>
+                  </pic:blipFill>
+                  <pic:spPr bwMode="auto">
+                    <a:xfrm>
+                      <a:off x="0" y="0"/>
+                      <a:ext cx="6120130" cy="7456170"/>
+                    </a:xfrm>
+                    <a:prstGeom prst="rect">
+                      <a:avLst/>
+                    </a:prstGeom>
+                    <a:noFill/>
+                  </pic:spPr>
+                </pic:pic>
+              </a:graphicData>
+            </a:graphic>
+          </wp:anchor>
+        </w:drawing>
+      </w:r>
+    </w:p>
+    <w:p>
+      <w:pPr>
+        <w:pStyle w:val="Normal"/>
+        <w:spacing w:lineRule="atLeast" w:line="285"/>
+        <w:rPr>
+          <w:rFonts w:ascii="Consolas;Courier New;monospace" w:hAnsi="Consolas;Courier New;monospace"/>
+          <w:b w:val="false"/>
+          <w:color w:val="202020"/>
+          <w:sz w:val="21"/>
+          <w:shd w:fill="FFFFFF" w:val="clear"/>
+        </w:rPr>
+      </w:pPr>
+      <w:r>
+        <w:rPr>
+          <w:rFonts w:ascii="Consolas;Courier New;monospace" w:hAnsi="Consolas;Courier New;monospace"/>
+          <w:b w:val="false"/>
+          <w:color w:val="202020"/>
+          <w:sz w:val="21"/>
+          <w:shd w:fill="FFFFFF" w:val="clear"/>
+        </w:rPr>
+      </w:r>
+    </w:p>
+    <w:p>
+      <w:pPr>
+        <w:pStyle w:val="Standard"/>
+        <w:spacing w:lineRule="auto" w:line="276"/>
+        <w:rPr>
+          <w:rFonts w:ascii="Arial" w:hAnsi="Arial"/>
+          <w:b/>
+          <w:bCs/>
+        </w:rPr>
+      </w:pPr>
+      <w:r>
+        <w:rPr>
+          <w:rFonts w:ascii="Arial" w:hAnsi="Arial"/>
+          <w:b/>
+          <w:bCs/>
+        </w:rPr>
+        <w:t>Código para controlar a ecrã:</w:t>
       </w:r>
     </w:p>
     <w:p>
@@ -3621,10 +3704,56 @@
           <w:sz w:val="28"/>
           <w:szCs w:val="28"/>
         </w:rPr>
-      </w:r>
-      <w:bookmarkStart w:id="21" w:name="_Toc349660870_Copy_1"/>
-      <w:bookmarkStart w:id="22" w:name="_Toc349660870_Copy_1"/>
-      <w:bookmarkEnd w:id="22"/>
+        <w:drawing>
+          <wp:anchor distT="0" distB="0" distL="0" distR="0" simplePos="0" relativeHeight="11" behindDoc="0" locked="0" layoutInCell="0" allowOverlap="1">
+            <wp:simplePos x="0" y="0"/>
+            <wp:positionH relativeFrom="column">
+              <wp:align>center</wp:align>
+            </wp:positionH>
+            <wp:positionV relativeFrom="paragraph">
+              <wp:posOffset>635</wp:posOffset>
+            </wp:positionV>
+            <wp:extent cx="5724525" cy="5581650"/>
+            <wp:effectExtent l="0" t="0" r="0" b="0"/>
+            <wp:wrapSquare wrapText="largest"/>
+            <wp:docPr id="10" name="Imagem6"/>
+            <wp:cNvGraphicFramePr>
+              <a:graphicFrameLocks xmlns:a="http://schemas.openxmlformats.org/drawingml/2006/main" noChangeAspect="1"/>
+            </wp:cNvGraphicFramePr>
+            <a:graphic xmlns:a="http://schemas.openxmlformats.org/drawingml/2006/main">
+              <a:graphicData uri="http://schemas.openxmlformats.org/drawingml/2006/picture">
+                <pic:pic xmlns:pic="http://schemas.openxmlformats.org/drawingml/2006/picture">
+                  <pic:nvPicPr>
+                    <pic:cNvPr id="10" name="Imagem6"/>
+                    <pic:cNvPicPr>
+                      <a:picLocks noChangeAspect="1" noChangeArrowheads="1"/>
+                    </pic:cNvPicPr>
+                  </pic:nvPicPr>
+                  <pic:blipFill>
+                    <a:blip r:embed="rId20"/>
+                    <a:stretch>
+                      <a:fillRect/>
+                    </a:stretch>
+                  </pic:blipFill>
+                  <pic:spPr bwMode="auto">
+                    <a:xfrm>
+                      <a:off x="0" y="0"/>
+                      <a:ext cx="5724525" cy="5581650"/>
+                    </a:xfrm>
+                    <a:prstGeom prst="rect">
+                      <a:avLst/>
+                    </a:prstGeom>
+                    <a:noFill/>
+                  </pic:spPr>
+                </pic:pic>
+              </a:graphicData>
+            </a:graphic>
+          </wp:anchor>
+        </w:drawing>
+      </w:r>
+      <w:bookmarkStart w:id="17" w:name="_Toc349660870_Copy_1"/>
+      <w:bookmarkStart w:id="18" w:name="_Toc349660870_Copy_1"/>
+      <w:bookmarkEnd w:id="18"/>
     </w:p>
     <w:p>
       <w:pPr>
@@ -3646,24 +3775,2838 @@
     <w:p>
       <w:pPr>
         <w:pStyle w:val="Standard"/>
-        <w:spacing w:lineRule="auto" w:line="276" w:before="0" w:after="0"/>
-        <w:rPr>
-          <w:rFonts w:ascii="Arial" w:hAnsi="Arial"/>
-        </w:rPr>
-      </w:pPr>
-      <w:r>
-        <w:rPr>
-          <w:rFonts w:ascii="Arial" w:hAnsi="Arial"/>
+        <w:spacing w:lineRule="auto" w:line="276"/>
+        <w:rPr>
+          <w:rFonts w:ascii="Arial" w:hAnsi="Arial"/>
+          <w:b/>
+          <w:bCs/>
+        </w:rPr>
+      </w:pPr>
+      <w:r>
+        <w:rPr>
+          <w:rFonts w:ascii="Arial" w:hAnsi="Arial"/>
+          <w:b/>
+          <w:bCs/>
+        </w:rPr>
+        <w:t xml:space="preserve">Código para controlar a arma </w:t>
+      </w:r>
+      <w:r>
+        <w:rPr>
+          <w:rFonts w:ascii="Arial" w:hAnsi="Arial"/>
+          <w:b/>
+          <w:bCs/>
+        </w:rPr>
+        <w:t>e munição</w:t>
+      </w:r>
+      <w:r>
+        <w:rPr>
+          <w:rFonts w:ascii="Arial" w:hAnsi="Arial"/>
+          <w:b/>
+          <w:bCs/>
+        </w:rPr>
+        <w:t>:</w:t>
+      </w:r>
+    </w:p>
+    <w:p>
+      <w:pPr>
+        <w:pStyle w:val="Standard"/>
+        <w:spacing w:lineRule="auto" w:line="276"/>
+        <w:rPr>
+          <w:rFonts w:ascii="Arial" w:hAnsi="Arial"/>
+          <w:b/>
+          <w:bCs/>
+        </w:rPr>
+      </w:pPr>
+      <w:r>
+        <w:rPr>
+          <w:b/>
+          <w:bCs/>
+        </w:rPr>
+        <w:drawing>
+          <wp:anchor distT="0" distB="0" distL="0" distR="0" simplePos="0" relativeHeight="12" behindDoc="0" locked="0" layoutInCell="0" allowOverlap="1">
+            <wp:simplePos x="0" y="0"/>
+            <wp:positionH relativeFrom="column">
+              <wp:posOffset>0</wp:posOffset>
+            </wp:positionH>
+            <wp:positionV relativeFrom="paragraph">
+              <wp:posOffset>40640</wp:posOffset>
+            </wp:positionV>
+            <wp:extent cx="6120130" cy="7688580"/>
+            <wp:effectExtent l="0" t="0" r="0" b="0"/>
+            <wp:wrapSquare wrapText="largest"/>
+            <wp:docPr id="11" name="Imagem7"/>
+            <wp:cNvGraphicFramePr>
+              <a:graphicFrameLocks xmlns:a="http://schemas.openxmlformats.org/drawingml/2006/main" noChangeAspect="1"/>
+            </wp:cNvGraphicFramePr>
+            <a:graphic xmlns:a="http://schemas.openxmlformats.org/drawingml/2006/main">
+              <a:graphicData uri="http://schemas.openxmlformats.org/drawingml/2006/picture">
+                <pic:pic xmlns:pic="http://schemas.openxmlformats.org/drawingml/2006/picture">
+                  <pic:nvPicPr>
+                    <pic:cNvPr id="11" name="Imagem7"/>
+                    <pic:cNvPicPr>
+                      <a:picLocks noChangeAspect="1" noChangeArrowheads="1"/>
+                    </pic:cNvPicPr>
+                  </pic:nvPicPr>
+                  <pic:blipFill>
+                    <a:blip r:embed="rId21"/>
+                    <a:stretch>
+                      <a:fillRect/>
+                    </a:stretch>
+                  </pic:blipFill>
+                  <pic:spPr bwMode="auto">
+                    <a:xfrm>
+                      <a:off x="0" y="0"/>
+                      <a:ext cx="6120130" cy="7688580"/>
+                    </a:xfrm>
+                    <a:prstGeom prst="rect">
+                      <a:avLst/>
+                    </a:prstGeom>
+                    <a:noFill/>
+                  </pic:spPr>
+                </pic:pic>
+              </a:graphicData>
+            </a:graphic>
+          </wp:anchor>
+        </w:drawing>
+      </w:r>
+    </w:p>
+    <w:p>
+      <w:pPr>
+        <w:pStyle w:val="Standard"/>
+        <w:spacing w:lineRule="auto" w:line="276"/>
+        <w:rPr>
+          <w:rFonts w:ascii="Arial" w:hAnsi="Arial"/>
+          <w:b/>
+          <w:bCs/>
+        </w:rPr>
+      </w:pPr>
+      <w:r>
+        <w:rPr>
+          <w:b/>
+          <w:bCs/>
+        </w:rPr>
+      </w:r>
+      <w:r>
+        <w:br w:type="page"/>
+      </w:r>
+    </w:p>
+    <w:p>
+      <w:pPr>
+        <w:pStyle w:val="Standard"/>
+        <w:spacing w:lineRule="auto" w:line="276"/>
+        <w:rPr>
+          <w:b/>
+          <w:bCs/>
+        </w:rPr>
+      </w:pPr>
+      <w:r>
+        <w:rPr>
+          <w:b/>
+          <w:bCs/>
+        </w:rPr>
+      </w:r>
+    </w:p>
+    <w:p>
+      <w:pPr>
+        <w:pStyle w:val="Standard"/>
+        <w:spacing w:lineRule="auto" w:line="276"/>
+        <w:rPr>
+          <w:b/>
+          <w:bCs/>
+        </w:rPr>
+      </w:pPr>
+      <w:r>
+        <w:rPr>
+          <w:b/>
+          <w:bCs/>
+        </w:rPr>
+        <w:drawing>
+          <wp:anchor distT="0" distB="0" distL="0" distR="0" simplePos="0" relativeHeight="13" behindDoc="0" locked="0" layoutInCell="0" allowOverlap="1">
+            <wp:simplePos x="0" y="0"/>
+            <wp:positionH relativeFrom="column">
+              <wp:align>center</wp:align>
+            </wp:positionH>
+            <wp:positionV relativeFrom="paragraph">
+              <wp:posOffset>635</wp:posOffset>
+            </wp:positionV>
+            <wp:extent cx="6120130" cy="6598285"/>
+            <wp:effectExtent l="0" t="0" r="0" b="0"/>
+            <wp:wrapSquare wrapText="largest"/>
+            <wp:docPr id="12" name="Imagem8"/>
+            <wp:cNvGraphicFramePr>
+              <a:graphicFrameLocks xmlns:a="http://schemas.openxmlformats.org/drawingml/2006/main" noChangeAspect="1"/>
+            </wp:cNvGraphicFramePr>
+            <a:graphic xmlns:a="http://schemas.openxmlformats.org/drawingml/2006/main">
+              <a:graphicData uri="http://schemas.openxmlformats.org/drawingml/2006/picture">
+                <pic:pic xmlns:pic="http://schemas.openxmlformats.org/drawingml/2006/picture">
+                  <pic:nvPicPr>
+                    <pic:cNvPr id="12" name="Imagem8"/>
+                    <pic:cNvPicPr>
+                      <a:picLocks noChangeAspect="1" noChangeArrowheads="1"/>
+                    </pic:cNvPicPr>
+                  </pic:nvPicPr>
+                  <pic:blipFill>
+                    <a:blip r:embed="rId22"/>
+                    <a:stretch>
+                      <a:fillRect/>
+                    </a:stretch>
+                  </pic:blipFill>
+                  <pic:spPr bwMode="auto">
+                    <a:xfrm>
+                      <a:off x="0" y="0"/>
+                      <a:ext cx="6120130" cy="6598285"/>
+                    </a:xfrm>
+                    <a:prstGeom prst="rect">
+                      <a:avLst/>
+                    </a:prstGeom>
+                    <a:noFill/>
+                  </pic:spPr>
+                </pic:pic>
+              </a:graphicData>
+            </a:graphic>
+          </wp:anchor>
+        </w:drawing>
+      </w:r>
+      <w:r>
+        <w:br w:type="page"/>
+      </w:r>
+    </w:p>
+    <w:p>
+      <w:pPr>
+        <w:pStyle w:val="Standard"/>
+        <w:spacing w:lineRule="auto" w:line="276"/>
+        <w:rPr>
+          <w:b/>
+          <w:bCs/>
+        </w:rPr>
+      </w:pPr>
+      <w:r>
+        <w:rPr>
+          <w:b/>
+          <w:bCs/>
+        </w:rPr>
+      </w:r>
+    </w:p>
+    <w:p>
+      <w:pPr>
+        <w:pStyle w:val="Standard"/>
+        <w:spacing w:lineRule="auto" w:line="276"/>
+        <w:rPr>
+          <w:b/>
+          <w:bCs/>
+        </w:rPr>
+      </w:pPr>
+      <w:r>
+        <w:rPr>
+          <w:b/>
+          <w:bCs/>
+        </w:rPr>
+        <w:drawing>
+          <wp:anchor distT="0" distB="0" distL="0" distR="0" simplePos="0" relativeHeight="14" behindDoc="0" locked="0" layoutInCell="0" allowOverlap="1">
+            <wp:simplePos x="0" y="0"/>
+            <wp:positionH relativeFrom="column">
+              <wp:align>center</wp:align>
+            </wp:positionH>
+            <wp:positionV relativeFrom="paragraph">
+              <wp:posOffset>635</wp:posOffset>
+            </wp:positionV>
+            <wp:extent cx="6120130" cy="5665470"/>
+            <wp:effectExtent l="0" t="0" r="0" b="0"/>
+            <wp:wrapSquare wrapText="largest"/>
+            <wp:docPr id="13" name="Imagem9"/>
+            <wp:cNvGraphicFramePr>
+              <a:graphicFrameLocks xmlns:a="http://schemas.openxmlformats.org/drawingml/2006/main" noChangeAspect="1"/>
+            </wp:cNvGraphicFramePr>
+            <a:graphic xmlns:a="http://schemas.openxmlformats.org/drawingml/2006/main">
+              <a:graphicData uri="http://schemas.openxmlformats.org/drawingml/2006/picture">
+                <pic:pic xmlns:pic="http://schemas.openxmlformats.org/drawingml/2006/picture">
+                  <pic:nvPicPr>
+                    <pic:cNvPr id="13" name="Imagem9"/>
+                    <pic:cNvPicPr>
+                      <a:picLocks noChangeAspect="1" noChangeArrowheads="1"/>
+                    </pic:cNvPicPr>
+                  </pic:nvPicPr>
+                  <pic:blipFill>
+                    <a:blip r:embed="rId23"/>
+                    <a:stretch>
+                      <a:fillRect/>
+                    </a:stretch>
+                  </pic:blipFill>
+                  <pic:spPr bwMode="auto">
+                    <a:xfrm>
+                      <a:off x="0" y="0"/>
+                      <a:ext cx="6120130" cy="5665470"/>
+                    </a:xfrm>
+                    <a:prstGeom prst="rect">
+                      <a:avLst/>
+                    </a:prstGeom>
+                    <a:noFill/>
+                  </pic:spPr>
+                </pic:pic>
+              </a:graphicData>
+            </a:graphic>
+          </wp:anchor>
+        </w:drawing>
+      </w:r>
+      <w:r>
+        <w:br w:type="page"/>
+      </w:r>
+    </w:p>
+    <w:p>
+      <w:pPr>
+        <w:pStyle w:val="Standard"/>
+        <w:spacing w:lineRule="auto" w:line="276"/>
+        <w:rPr>
+          <w:b/>
+          <w:bCs/>
+        </w:rPr>
+      </w:pPr>
+      <w:r>
+        <w:rPr>
+          <w:b/>
+          <w:bCs/>
+        </w:rPr>
+      </w:r>
+    </w:p>
+    <w:p>
+      <w:pPr>
+        <w:pStyle w:val="Standard"/>
+        <w:spacing w:lineRule="auto" w:line="276"/>
+        <w:rPr>
+          <w:b/>
+          <w:bCs/>
+        </w:rPr>
+      </w:pPr>
+      <w:r>
+        <w:rPr>
+          <w:b/>
+          <w:bCs/>
+        </w:rPr>
+        <w:drawing>
+          <wp:anchor distT="0" distB="0" distL="0" distR="0" simplePos="0" relativeHeight="15" behindDoc="0" locked="0" layoutInCell="0" allowOverlap="1">
+            <wp:simplePos x="0" y="0"/>
+            <wp:positionH relativeFrom="column">
+              <wp:align>center</wp:align>
+            </wp:positionH>
+            <wp:positionV relativeFrom="paragraph">
+              <wp:posOffset>635</wp:posOffset>
+            </wp:positionV>
+            <wp:extent cx="6120130" cy="5501640"/>
+            <wp:effectExtent l="0" t="0" r="0" b="0"/>
+            <wp:wrapSquare wrapText="largest"/>
+            <wp:docPr id="14" name="Imagem10"/>
+            <wp:cNvGraphicFramePr>
+              <a:graphicFrameLocks xmlns:a="http://schemas.openxmlformats.org/drawingml/2006/main" noChangeAspect="1"/>
+            </wp:cNvGraphicFramePr>
+            <a:graphic xmlns:a="http://schemas.openxmlformats.org/drawingml/2006/main">
+              <a:graphicData uri="http://schemas.openxmlformats.org/drawingml/2006/picture">
+                <pic:pic xmlns:pic="http://schemas.openxmlformats.org/drawingml/2006/picture">
+                  <pic:nvPicPr>
+                    <pic:cNvPr id="14" name="Imagem10"/>
+                    <pic:cNvPicPr>
+                      <a:picLocks noChangeAspect="1" noChangeArrowheads="1"/>
+                    </pic:cNvPicPr>
+                  </pic:nvPicPr>
+                  <pic:blipFill>
+                    <a:blip r:embed="rId24"/>
+                    <a:stretch>
+                      <a:fillRect/>
+                    </a:stretch>
+                  </pic:blipFill>
+                  <pic:spPr bwMode="auto">
+                    <a:xfrm>
+                      <a:off x="0" y="0"/>
+                      <a:ext cx="6120130" cy="5501640"/>
+                    </a:xfrm>
+                    <a:prstGeom prst="rect">
+                      <a:avLst/>
+                    </a:prstGeom>
+                    <a:noFill/>
+                  </pic:spPr>
+                </pic:pic>
+              </a:graphicData>
+            </a:graphic>
+          </wp:anchor>
+        </w:drawing>
+      </w:r>
+      <w:r>
+        <w:br w:type="page"/>
+      </w:r>
+    </w:p>
+    <w:p>
+      <w:pPr>
+        <w:pStyle w:val="Standard"/>
+        <w:spacing w:lineRule="auto" w:line="276"/>
+        <w:rPr>
+          <w:b/>
+          <w:bCs/>
+        </w:rPr>
+      </w:pPr>
+      <w:r>
+        <w:rPr>
+          <w:b/>
+          <w:bCs/>
+        </w:rPr>
+      </w:r>
+    </w:p>
+    <w:p>
+      <w:pPr>
+        <w:pStyle w:val="Standard"/>
+        <w:spacing w:lineRule="auto" w:line="276"/>
+        <w:rPr>
+          <w:b/>
+          <w:bCs/>
+        </w:rPr>
+      </w:pPr>
+      <w:r>
+        <w:rPr>
+          <w:b/>
+          <w:bCs/>
+        </w:rPr>
+        <w:drawing>
+          <wp:anchor distT="0" distB="0" distL="0" distR="0" simplePos="0" relativeHeight="16" behindDoc="0" locked="0" layoutInCell="0" allowOverlap="1">
+            <wp:simplePos x="0" y="0"/>
+            <wp:positionH relativeFrom="column">
+              <wp:align>center</wp:align>
+            </wp:positionH>
+            <wp:positionV relativeFrom="paragraph">
+              <wp:posOffset>635</wp:posOffset>
+            </wp:positionV>
+            <wp:extent cx="6120130" cy="4990465"/>
+            <wp:effectExtent l="0" t="0" r="0" b="0"/>
+            <wp:wrapSquare wrapText="largest"/>
+            <wp:docPr id="15" name="Imagem11"/>
+            <wp:cNvGraphicFramePr>
+              <a:graphicFrameLocks xmlns:a="http://schemas.openxmlformats.org/drawingml/2006/main" noChangeAspect="1"/>
+            </wp:cNvGraphicFramePr>
+            <a:graphic xmlns:a="http://schemas.openxmlformats.org/drawingml/2006/main">
+              <a:graphicData uri="http://schemas.openxmlformats.org/drawingml/2006/picture">
+                <pic:pic xmlns:pic="http://schemas.openxmlformats.org/drawingml/2006/picture">
+                  <pic:nvPicPr>
+                    <pic:cNvPr id="15" name="Imagem11"/>
+                    <pic:cNvPicPr>
+                      <a:picLocks noChangeAspect="1" noChangeArrowheads="1"/>
+                    </pic:cNvPicPr>
+                  </pic:nvPicPr>
+                  <pic:blipFill>
+                    <a:blip r:embed="rId25"/>
+                    <a:stretch>
+                      <a:fillRect/>
+                    </a:stretch>
+                  </pic:blipFill>
+                  <pic:spPr bwMode="auto">
+                    <a:xfrm>
+                      <a:off x="0" y="0"/>
+                      <a:ext cx="6120130" cy="4990465"/>
+                    </a:xfrm>
+                    <a:prstGeom prst="rect">
+                      <a:avLst/>
+                    </a:prstGeom>
+                    <a:noFill/>
+                  </pic:spPr>
+                </pic:pic>
+              </a:graphicData>
+            </a:graphic>
+          </wp:anchor>
+        </w:drawing>
+      </w:r>
+      <w:r>
+        <w:br w:type="page"/>
+      </w:r>
+    </w:p>
+    <w:p>
+      <w:pPr>
+        <w:pStyle w:val="Standard"/>
+        <w:spacing w:lineRule="auto" w:line="276"/>
+        <w:rPr>
+          <w:b/>
+          <w:bCs/>
+        </w:rPr>
+      </w:pPr>
+      <w:r>
+        <w:rPr>
+          <w:b/>
+          <w:bCs/>
+        </w:rPr>
+      </w:r>
+    </w:p>
+    <w:p>
+      <w:pPr>
+        <w:pStyle w:val="Standard"/>
+        <w:spacing w:lineRule="auto" w:line="276"/>
+        <w:rPr>
+          <w:b/>
+          <w:bCs/>
+        </w:rPr>
+      </w:pPr>
+      <w:r>
+        <w:rPr>
+          <w:b/>
+          <w:bCs/>
+        </w:rPr>
+      </w:r>
+    </w:p>
+    <w:p>
+      <w:pPr>
+        <w:pStyle w:val="Standard"/>
+        <w:spacing w:lineRule="auto" w:line="276"/>
+        <w:rPr>
+          <w:b/>
+          <w:bCs/>
+        </w:rPr>
+      </w:pPr>
+      <w:r>
+        <w:rPr>
+          <w:b/>
+          <w:bCs/>
+        </w:rPr>
+        <w:drawing>
+          <wp:anchor distT="0" distB="0" distL="0" distR="0" simplePos="0" relativeHeight="17" behindDoc="0" locked="0" layoutInCell="0" allowOverlap="1">
+            <wp:simplePos x="0" y="0"/>
+            <wp:positionH relativeFrom="column">
+              <wp:posOffset>0</wp:posOffset>
+            </wp:positionH>
+            <wp:positionV relativeFrom="paragraph">
+              <wp:posOffset>162560</wp:posOffset>
+            </wp:positionV>
+            <wp:extent cx="6120130" cy="4921250"/>
+            <wp:effectExtent l="0" t="0" r="0" b="0"/>
+            <wp:wrapSquare wrapText="largest"/>
+            <wp:docPr id="16" name="Imagem12"/>
+            <wp:cNvGraphicFramePr>
+              <a:graphicFrameLocks xmlns:a="http://schemas.openxmlformats.org/drawingml/2006/main" noChangeAspect="1"/>
+            </wp:cNvGraphicFramePr>
+            <a:graphic xmlns:a="http://schemas.openxmlformats.org/drawingml/2006/main">
+              <a:graphicData uri="http://schemas.openxmlformats.org/drawingml/2006/picture">
+                <pic:pic xmlns:pic="http://schemas.openxmlformats.org/drawingml/2006/picture">
+                  <pic:nvPicPr>
+                    <pic:cNvPr id="16" name="Imagem12"/>
+                    <pic:cNvPicPr>
+                      <a:picLocks noChangeAspect="1" noChangeArrowheads="1"/>
+                    </pic:cNvPicPr>
+                  </pic:nvPicPr>
+                  <pic:blipFill>
+                    <a:blip r:embed="rId26"/>
+                    <a:stretch>
+                      <a:fillRect/>
+                    </a:stretch>
+                  </pic:blipFill>
+                  <pic:spPr bwMode="auto">
+                    <a:xfrm>
+                      <a:off x="0" y="0"/>
+                      <a:ext cx="6120130" cy="4921250"/>
+                    </a:xfrm>
+                    <a:prstGeom prst="rect">
+                      <a:avLst/>
+                    </a:prstGeom>
+                    <a:noFill/>
+                  </pic:spPr>
+                </pic:pic>
+              </a:graphicData>
+            </a:graphic>
+          </wp:anchor>
+        </w:drawing>
+        <w:drawing>
+          <wp:inline distT="0" distB="0" distL="0" distR="0">
+            <wp:extent cx="6120130" cy="7539355"/>
+            <wp:effectExtent l="0" t="0" r="0" b="0"/>
+            <wp:docPr id="17" name="Imagem24"/>
+            <wp:cNvGraphicFramePr>
+              <a:graphicFrameLocks xmlns:a="http://schemas.openxmlformats.org/drawingml/2006/main" noChangeAspect="1"/>
+            </wp:cNvGraphicFramePr>
+            <a:graphic xmlns:a="http://schemas.openxmlformats.org/drawingml/2006/main">
+              <a:graphicData uri="http://schemas.openxmlformats.org/drawingml/2006/picture">
+                <pic:pic xmlns:pic="http://schemas.openxmlformats.org/drawingml/2006/picture">
+                  <pic:nvPicPr>
+                    <pic:cNvPr id="17" name="Imagem24"/>
+                    <pic:cNvPicPr>
+                      <a:picLocks noChangeAspect="1" noChangeArrowheads="1"/>
+                    </pic:cNvPicPr>
+                  </pic:nvPicPr>
+                  <pic:blipFill>
+                    <a:blip r:embed="rId27"/>
+                    <a:stretch>
+                      <a:fillRect/>
+                    </a:stretch>
+                  </pic:blipFill>
+                  <pic:spPr bwMode="auto">
+                    <a:xfrm>
+                      <a:off x="0" y="0"/>
+                      <a:ext cx="6120130" cy="7539355"/>
+                    </a:xfrm>
+                    <a:prstGeom prst="rect">
+                      <a:avLst/>
+                    </a:prstGeom>
+                    <a:noFill/>
+                  </pic:spPr>
+                </pic:pic>
+              </a:graphicData>
+            </a:graphic>
+          </wp:inline>
+        </w:drawing>
+      </w:r>
+    </w:p>
+    <w:p>
+      <w:pPr>
+        <w:pStyle w:val="Standard"/>
+        <w:spacing w:lineRule="auto" w:line="276"/>
+        <w:rPr>
+          <w:b/>
+          <w:bCs/>
+        </w:rPr>
+      </w:pPr>
+      <w:r>
+        <w:rPr>
+          <w:b/>
+          <w:bCs/>
+        </w:rPr>
+      </w:r>
+    </w:p>
+    <w:p>
+      <w:pPr>
+        <w:pStyle w:val="Standard"/>
+        <w:spacing w:lineRule="auto" w:line="276"/>
+        <w:rPr>
+          <w:b/>
+          <w:bCs/>
+        </w:rPr>
+      </w:pPr>
+      <w:r>
+        <w:rPr>
+          <w:b/>
+          <w:bCs/>
+        </w:rPr>
+        <w:drawing>
+          <wp:anchor distT="0" distB="0" distL="0" distR="0" simplePos="0" relativeHeight="30" behindDoc="0" locked="0" layoutInCell="0" allowOverlap="1">
+            <wp:simplePos x="0" y="0"/>
+            <wp:positionH relativeFrom="column">
+              <wp:align>center</wp:align>
+            </wp:positionH>
+            <wp:positionV relativeFrom="paragraph">
+              <wp:posOffset>635</wp:posOffset>
+            </wp:positionV>
+            <wp:extent cx="6120130" cy="3132455"/>
+            <wp:effectExtent l="0" t="0" r="0" b="0"/>
+            <wp:wrapSquare wrapText="largest"/>
+            <wp:docPr id="18" name="Imagem25"/>
+            <wp:cNvGraphicFramePr>
+              <a:graphicFrameLocks xmlns:a="http://schemas.openxmlformats.org/drawingml/2006/main" noChangeAspect="1"/>
+            </wp:cNvGraphicFramePr>
+            <a:graphic xmlns:a="http://schemas.openxmlformats.org/drawingml/2006/main">
+              <a:graphicData uri="http://schemas.openxmlformats.org/drawingml/2006/picture">
+                <pic:pic xmlns:pic="http://schemas.openxmlformats.org/drawingml/2006/picture">
+                  <pic:nvPicPr>
+                    <pic:cNvPr id="18" name="Imagem25"/>
+                    <pic:cNvPicPr>
+                      <a:picLocks noChangeAspect="1" noChangeArrowheads="1"/>
+                    </pic:cNvPicPr>
+                  </pic:nvPicPr>
+                  <pic:blipFill>
+                    <a:blip r:embed="rId28"/>
+                    <a:stretch>
+                      <a:fillRect/>
+                    </a:stretch>
+                  </pic:blipFill>
+                  <pic:spPr bwMode="auto">
+                    <a:xfrm>
+                      <a:off x="0" y="0"/>
+                      <a:ext cx="6120130" cy="3132455"/>
+                    </a:xfrm>
+                    <a:prstGeom prst="rect">
+                      <a:avLst/>
+                    </a:prstGeom>
+                    <a:noFill/>
+                  </pic:spPr>
+                </pic:pic>
+              </a:graphicData>
+            </a:graphic>
+          </wp:anchor>
+        </w:drawing>
+      </w:r>
+    </w:p>
+    <w:p>
+      <w:pPr>
+        <w:pStyle w:val="Standard"/>
+        <w:spacing w:lineRule="auto" w:line="276"/>
+        <w:rPr>
+          <w:b/>
+          <w:bCs/>
+        </w:rPr>
+      </w:pPr>
+      <w:r>
+        <w:rPr>
+          <w:b/>
+          <w:bCs/>
+        </w:rPr>
+      </w:r>
+    </w:p>
+    <w:p>
+      <w:pPr>
+        <w:pStyle w:val="Standard"/>
+        <w:spacing w:lineRule="auto" w:line="276"/>
+        <w:rPr>
+          <w:b/>
+          <w:bCs/>
+        </w:rPr>
+      </w:pPr>
+      <w:r>
+        <w:rPr>
+          <w:b/>
+          <w:bCs/>
+        </w:rPr>
+      </w:r>
+    </w:p>
+    <w:p>
+      <w:pPr>
+        <w:pStyle w:val="Standard"/>
+        <w:spacing w:lineRule="auto" w:line="276"/>
+        <w:rPr>
+          <w:b/>
+          <w:bCs/>
+        </w:rPr>
+      </w:pPr>
+      <w:r>
+        <w:rPr>
+          <w:b/>
+          <w:bCs/>
+        </w:rPr>
+      </w:r>
+    </w:p>
+    <w:p>
+      <w:pPr>
+        <w:pStyle w:val="Standard"/>
+        <w:spacing w:lineRule="auto" w:line="276"/>
+        <w:rPr>
+          <w:b/>
+          <w:bCs/>
+        </w:rPr>
+      </w:pPr>
+      <w:r>
+        <w:rPr>
+          <w:b/>
+          <w:bCs/>
+        </w:rPr>
+      </w:r>
+      <w:r>
+        <w:br w:type="page"/>
+      </w:r>
+    </w:p>
+    <w:p>
+      <w:pPr>
+        <w:pStyle w:val="Standard"/>
+        <w:spacing w:lineRule="auto" w:line="276"/>
+        <w:rPr>
+          <w:rFonts w:ascii="Arial" w:hAnsi="Arial"/>
+          <w:b/>
+          <w:bCs/>
+        </w:rPr>
+      </w:pPr>
+      <w:r>
+        <w:rPr>
+          <w:rFonts w:ascii="Arial" w:hAnsi="Arial"/>
+          <w:b/>
+          <w:bCs/>
+        </w:rPr>
+        <w:t xml:space="preserve">Código para </w:t>
+      </w:r>
+      <w:r>
+        <w:rPr>
+          <w:rFonts w:ascii="Arial" w:hAnsi="Arial"/>
+          <w:b/>
+          <w:bCs/>
+        </w:rPr>
+        <w:t>controlar a interface gráfica</w:t>
+      </w:r>
+      <w:r>
+        <w:rPr>
+          <w:rFonts w:ascii="Arial" w:hAnsi="Arial"/>
+          <w:b/>
+          <w:bCs/>
+        </w:rPr>
+        <w:t>:</w:t>
+      </w:r>
+    </w:p>
+    <w:p>
+      <w:pPr>
+        <w:pStyle w:val="Standard"/>
+        <w:spacing w:lineRule="auto" w:line="276"/>
+        <w:rPr>
+          <w:rFonts w:ascii="Arial" w:hAnsi="Arial"/>
+          <w:b/>
+          <w:bCs/>
+        </w:rPr>
+      </w:pPr>
+      <w:r>
+        <w:rPr>
+          <w:rFonts w:ascii="Arial" w:hAnsi="Arial"/>
+          <w:b/>
+          <w:bCs/>
+        </w:rPr>
+        <w:drawing>
+          <wp:anchor distT="0" distB="0" distL="0" distR="0" simplePos="0" relativeHeight="18" behindDoc="0" locked="0" layoutInCell="0" allowOverlap="1">
+            <wp:simplePos x="0" y="0"/>
+            <wp:positionH relativeFrom="column">
+              <wp:posOffset>0</wp:posOffset>
+            </wp:positionH>
+            <wp:positionV relativeFrom="paragraph">
+              <wp:posOffset>58420</wp:posOffset>
+            </wp:positionV>
+            <wp:extent cx="6120130" cy="2696845"/>
+            <wp:effectExtent l="0" t="0" r="0" b="0"/>
+            <wp:wrapSquare wrapText="largest"/>
+            <wp:docPr id="19" name="Imagem13"/>
+            <wp:cNvGraphicFramePr>
+              <a:graphicFrameLocks xmlns:a="http://schemas.openxmlformats.org/drawingml/2006/main" noChangeAspect="1"/>
+            </wp:cNvGraphicFramePr>
+            <a:graphic xmlns:a="http://schemas.openxmlformats.org/drawingml/2006/main">
+              <a:graphicData uri="http://schemas.openxmlformats.org/drawingml/2006/picture">
+                <pic:pic xmlns:pic="http://schemas.openxmlformats.org/drawingml/2006/picture">
+                  <pic:nvPicPr>
+                    <pic:cNvPr id="19" name="Imagem13"/>
+                    <pic:cNvPicPr>
+                      <a:picLocks noChangeAspect="1" noChangeArrowheads="1"/>
+                    </pic:cNvPicPr>
+                  </pic:nvPicPr>
+                  <pic:blipFill>
+                    <a:blip r:embed="rId29"/>
+                    <a:stretch>
+                      <a:fillRect/>
+                    </a:stretch>
+                  </pic:blipFill>
+                  <pic:spPr bwMode="auto">
+                    <a:xfrm>
+                      <a:off x="0" y="0"/>
+                      <a:ext cx="6120130" cy="2696845"/>
+                    </a:xfrm>
+                    <a:prstGeom prst="rect">
+                      <a:avLst/>
+                    </a:prstGeom>
+                    <a:noFill/>
+                  </pic:spPr>
+                </pic:pic>
+              </a:graphicData>
+            </a:graphic>
+          </wp:anchor>
+        </w:drawing>
+        <w:drawing>
+          <wp:anchor distT="0" distB="0" distL="0" distR="0" simplePos="0" relativeHeight="19" behindDoc="0" locked="0" layoutInCell="0" allowOverlap="1">
+            <wp:simplePos x="0" y="0"/>
+            <wp:positionH relativeFrom="column">
+              <wp:posOffset>0</wp:posOffset>
+            </wp:positionH>
+            <wp:positionV relativeFrom="paragraph">
+              <wp:posOffset>2862580</wp:posOffset>
+            </wp:positionV>
+            <wp:extent cx="6120130" cy="1846580"/>
+            <wp:effectExtent l="0" t="0" r="0" b="0"/>
+            <wp:wrapSquare wrapText="largest"/>
+            <wp:docPr id="20" name="Imagem14"/>
+            <wp:cNvGraphicFramePr>
+              <a:graphicFrameLocks xmlns:a="http://schemas.openxmlformats.org/drawingml/2006/main" noChangeAspect="1"/>
+            </wp:cNvGraphicFramePr>
+            <a:graphic xmlns:a="http://schemas.openxmlformats.org/drawingml/2006/main">
+              <a:graphicData uri="http://schemas.openxmlformats.org/drawingml/2006/picture">
+                <pic:pic xmlns:pic="http://schemas.openxmlformats.org/drawingml/2006/picture">
+                  <pic:nvPicPr>
+                    <pic:cNvPr id="20" name="Imagem14"/>
+                    <pic:cNvPicPr>
+                      <a:picLocks noChangeAspect="1" noChangeArrowheads="1"/>
+                    </pic:cNvPicPr>
+                  </pic:nvPicPr>
+                  <pic:blipFill>
+                    <a:blip r:embed="rId30"/>
+                    <a:stretch>
+                      <a:fillRect/>
+                    </a:stretch>
+                  </pic:blipFill>
+                  <pic:spPr bwMode="auto">
+                    <a:xfrm>
+                      <a:off x="0" y="0"/>
+                      <a:ext cx="6120130" cy="1846580"/>
+                    </a:xfrm>
+                    <a:prstGeom prst="rect">
+                      <a:avLst/>
+                    </a:prstGeom>
+                    <a:noFill/>
+                  </pic:spPr>
+                </pic:pic>
+              </a:graphicData>
+            </a:graphic>
+          </wp:anchor>
+        </w:drawing>
+      </w:r>
+    </w:p>
+    <w:p>
+      <w:pPr>
+        <w:pStyle w:val="Standard"/>
+        <w:spacing w:lineRule="auto" w:line="276"/>
+        <w:rPr>
+          <w:rFonts w:ascii="Arial" w:hAnsi="Arial"/>
+          <w:b/>
+          <w:bCs/>
+        </w:rPr>
+      </w:pPr>
+      <w:r>
+        <w:rPr>
+          <w:rFonts w:ascii="Arial" w:hAnsi="Arial"/>
+          <w:b/>
+          <w:bCs/>
+        </w:rPr>
+        <w:drawing>
+          <wp:anchor distT="0" distB="0" distL="0" distR="0" simplePos="0" relativeHeight="20" behindDoc="0" locked="0" layoutInCell="0" allowOverlap="1">
+            <wp:simplePos x="0" y="0"/>
+            <wp:positionH relativeFrom="column">
+              <wp:align>center</wp:align>
+            </wp:positionH>
+            <wp:positionV relativeFrom="paragraph">
+              <wp:align>top</wp:align>
+            </wp:positionV>
+            <wp:extent cx="6120130" cy="7274560"/>
+            <wp:effectExtent l="0" t="0" r="0" b="0"/>
+            <wp:wrapSquare wrapText="largest"/>
+            <wp:docPr id="21" name="Imagem15"/>
+            <wp:cNvGraphicFramePr>
+              <a:graphicFrameLocks xmlns:a="http://schemas.openxmlformats.org/drawingml/2006/main" noChangeAspect="1"/>
+            </wp:cNvGraphicFramePr>
+            <a:graphic xmlns:a="http://schemas.openxmlformats.org/drawingml/2006/main">
+              <a:graphicData uri="http://schemas.openxmlformats.org/drawingml/2006/picture">
+                <pic:pic xmlns:pic="http://schemas.openxmlformats.org/drawingml/2006/picture">
+                  <pic:nvPicPr>
+                    <pic:cNvPr id="21" name="Imagem15"/>
+                    <pic:cNvPicPr>
+                      <a:picLocks noChangeAspect="1" noChangeArrowheads="1"/>
+                    </pic:cNvPicPr>
+                  </pic:nvPicPr>
+                  <pic:blipFill>
+                    <a:blip r:embed="rId31"/>
+                    <a:stretch>
+                      <a:fillRect/>
+                    </a:stretch>
+                  </pic:blipFill>
+                  <pic:spPr bwMode="auto">
+                    <a:xfrm>
+                      <a:off x="0" y="0"/>
+                      <a:ext cx="6120130" cy="7274560"/>
+                    </a:xfrm>
+                    <a:prstGeom prst="rect">
+                      <a:avLst/>
+                    </a:prstGeom>
+                    <a:noFill/>
+                  </pic:spPr>
+                </pic:pic>
+              </a:graphicData>
+            </a:graphic>
+          </wp:anchor>
+        </w:drawing>
+      </w:r>
+    </w:p>
+    <w:p>
+      <w:pPr>
+        <w:pStyle w:val="Standard"/>
+        <w:spacing w:lineRule="auto" w:line="276"/>
+        <w:rPr>
+          <w:rFonts w:ascii="Arial" w:hAnsi="Arial"/>
+          <w:b/>
+          <w:bCs/>
+        </w:rPr>
+      </w:pPr>
+      <w:r>
+        <w:rPr>
+          <w:rFonts w:ascii="Arial" w:hAnsi="Arial"/>
+          <w:b/>
+          <w:bCs/>
+        </w:rPr>
+      </w:r>
+    </w:p>
+    <w:p>
+      <w:pPr>
+        <w:pStyle w:val="Standard"/>
+        <w:spacing w:lineRule="auto" w:line="276"/>
+        <w:rPr>
+          <w:rFonts w:ascii="Arial" w:hAnsi="Arial"/>
+          <w:b/>
+          <w:bCs/>
+        </w:rPr>
+      </w:pPr>
+      <w:r>
+        <w:rPr>
+          <w:rFonts w:ascii="Arial" w:hAnsi="Arial"/>
+          <w:b/>
+          <w:bCs/>
+        </w:rPr>
+      </w:r>
+    </w:p>
+    <w:p>
+      <w:pPr>
+        <w:pStyle w:val="Standard"/>
+        <w:spacing w:lineRule="auto" w:line="276"/>
+        <w:rPr>
+          <w:rFonts w:ascii="Arial" w:hAnsi="Arial"/>
+          <w:b/>
+          <w:bCs/>
+        </w:rPr>
+      </w:pPr>
+      <w:r>
+        <w:rPr>
+          <w:rFonts w:ascii="Arial" w:hAnsi="Arial"/>
+          <w:b/>
+          <w:bCs/>
+        </w:rPr>
+      </w:r>
+    </w:p>
+    <w:p>
+      <w:pPr>
+        <w:pStyle w:val="Standard"/>
+        <w:spacing w:lineRule="auto" w:line="276"/>
+        <w:rPr>
+          <w:rFonts w:ascii="Arial" w:hAnsi="Arial"/>
+          <w:b/>
+          <w:bCs/>
+        </w:rPr>
+      </w:pPr>
+      <w:r>
+        <w:rPr>
+          <w:rFonts w:ascii="Arial" w:hAnsi="Arial"/>
+          <w:b/>
+          <w:bCs/>
+        </w:rPr>
+        <w:drawing>
+          <wp:anchor distT="0" distB="0" distL="0" distR="0" simplePos="0" relativeHeight="21" behindDoc="0" locked="0" layoutInCell="0" allowOverlap="1">
+            <wp:simplePos x="0" y="0"/>
+            <wp:positionH relativeFrom="column">
+              <wp:align>center</wp:align>
+            </wp:positionH>
+            <wp:positionV relativeFrom="paragraph">
+              <wp:posOffset>635</wp:posOffset>
+            </wp:positionV>
+            <wp:extent cx="6120130" cy="6214745"/>
+            <wp:effectExtent l="0" t="0" r="0" b="0"/>
+            <wp:wrapSquare wrapText="largest"/>
+            <wp:docPr id="22" name="Imagem16"/>
+            <wp:cNvGraphicFramePr>
+              <a:graphicFrameLocks xmlns:a="http://schemas.openxmlformats.org/drawingml/2006/main" noChangeAspect="1"/>
+            </wp:cNvGraphicFramePr>
+            <a:graphic xmlns:a="http://schemas.openxmlformats.org/drawingml/2006/main">
+              <a:graphicData uri="http://schemas.openxmlformats.org/drawingml/2006/picture">
+                <pic:pic xmlns:pic="http://schemas.openxmlformats.org/drawingml/2006/picture">
+                  <pic:nvPicPr>
+                    <pic:cNvPr id="22" name="Imagem16"/>
+                    <pic:cNvPicPr>
+                      <a:picLocks noChangeAspect="1" noChangeArrowheads="1"/>
+                    </pic:cNvPicPr>
+                  </pic:nvPicPr>
+                  <pic:blipFill>
+                    <a:blip r:embed="rId32"/>
+                    <a:stretch>
+                      <a:fillRect/>
+                    </a:stretch>
+                  </pic:blipFill>
+                  <pic:spPr bwMode="auto">
+                    <a:xfrm>
+                      <a:off x="0" y="0"/>
+                      <a:ext cx="6120130" cy="6214745"/>
+                    </a:xfrm>
+                    <a:prstGeom prst="rect">
+                      <a:avLst/>
+                    </a:prstGeom>
+                    <a:noFill/>
+                  </pic:spPr>
+                </pic:pic>
+              </a:graphicData>
+            </a:graphic>
+          </wp:anchor>
+        </w:drawing>
+      </w:r>
+    </w:p>
+    <w:p>
+      <w:pPr>
+        <w:pStyle w:val="Standard"/>
+        <w:spacing w:lineRule="auto" w:line="276"/>
+        <w:rPr>
+          <w:rFonts w:ascii="Arial" w:hAnsi="Arial"/>
+          <w:b/>
+          <w:bCs/>
+        </w:rPr>
+      </w:pPr>
+      <w:r>
+        <w:rPr>
+          <w:rFonts w:ascii="Arial" w:hAnsi="Arial"/>
+          <w:b/>
+          <w:bCs/>
+        </w:rPr>
+        <w:drawing>
+          <wp:anchor distT="0" distB="0" distL="0" distR="0" simplePos="0" relativeHeight="22" behindDoc="0" locked="0" layoutInCell="0" allowOverlap="1">
+            <wp:simplePos x="0" y="0"/>
+            <wp:positionH relativeFrom="column">
+              <wp:align>center</wp:align>
+            </wp:positionH>
+            <wp:positionV relativeFrom="paragraph">
+              <wp:align>top</wp:align>
+            </wp:positionV>
+            <wp:extent cx="6120130" cy="1880870"/>
+            <wp:effectExtent l="0" t="0" r="0" b="0"/>
+            <wp:wrapSquare wrapText="largest"/>
+            <wp:docPr id="23" name="Imagem17"/>
+            <wp:cNvGraphicFramePr>
+              <a:graphicFrameLocks xmlns:a="http://schemas.openxmlformats.org/drawingml/2006/main" noChangeAspect="1"/>
+            </wp:cNvGraphicFramePr>
+            <a:graphic xmlns:a="http://schemas.openxmlformats.org/drawingml/2006/main">
+              <a:graphicData uri="http://schemas.openxmlformats.org/drawingml/2006/picture">
+                <pic:pic xmlns:pic="http://schemas.openxmlformats.org/drawingml/2006/picture">
+                  <pic:nvPicPr>
+                    <pic:cNvPr id="23" name="Imagem17"/>
+                    <pic:cNvPicPr>
+                      <a:picLocks noChangeAspect="1" noChangeArrowheads="1"/>
+                    </pic:cNvPicPr>
+                  </pic:nvPicPr>
+                  <pic:blipFill>
+                    <a:blip r:embed="rId33"/>
+                    <a:stretch>
+                      <a:fillRect/>
+                    </a:stretch>
+                  </pic:blipFill>
+                  <pic:spPr bwMode="auto">
+                    <a:xfrm>
+                      <a:off x="0" y="0"/>
+                      <a:ext cx="6120130" cy="1880870"/>
+                    </a:xfrm>
+                    <a:prstGeom prst="rect">
+                      <a:avLst/>
+                    </a:prstGeom>
+                    <a:noFill/>
+                  </pic:spPr>
+                </pic:pic>
+              </a:graphicData>
+            </a:graphic>
+          </wp:anchor>
+        </w:drawing>
+      </w:r>
+      <w:r>
+        <w:br w:type="page"/>
+      </w:r>
+    </w:p>
+    <w:p>
+      <w:pPr>
+        <w:pStyle w:val="Standard"/>
+        <w:spacing w:lineRule="auto" w:line="276"/>
+        <w:rPr>
+          <w:rFonts w:ascii="Arial" w:hAnsi="Arial"/>
+          <w:b/>
+          <w:bCs/>
+        </w:rPr>
+      </w:pPr>
+      <w:r>
+        <w:rPr>
+          <w:rFonts w:ascii="Arial" w:hAnsi="Arial"/>
+          <w:b/>
+          <w:bCs/>
+        </w:rPr>
+        <w:t xml:space="preserve">Código para </w:t>
+      </w:r>
+      <w:r>
+        <w:rPr>
+          <w:rFonts w:ascii="Arial" w:hAnsi="Arial"/>
+          <w:b/>
+          <w:bCs/>
+        </w:rPr>
+        <w:t>controle geral do projeto</w:t>
+      </w:r>
+      <w:r>
+        <w:rPr>
+          <w:rFonts w:ascii="Arial" w:hAnsi="Arial"/>
+          <w:b/>
+          <w:bCs/>
+        </w:rPr>
+        <w:t>:</w:t>
+      </w:r>
+    </w:p>
+    <w:p>
+      <w:pPr>
+        <w:pStyle w:val="Standard"/>
+        <w:spacing w:lineRule="auto" w:line="276"/>
+        <w:rPr>
+          <w:rFonts w:ascii="Arial" w:hAnsi="Arial"/>
+          <w:b/>
+          <w:bCs/>
+        </w:rPr>
+      </w:pPr>
+      <w:r>
+        <w:rPr>
+          <w:rFonts w:ascii="Arial" w:hAnsi="Arial"/>
+          <w:b/>
+          <w:bCs/>
+        </w:rPr>
+        <w:drawing>
+          <wp:anchor distT="0" distB="0" distL="0" distR="0" simplePos="0" relativeHeight="23" behindDoc="0" locked="0" layoutInCell="0" allowOverlap="1">
+            <wp:simplePos x="0" y="0"/>
+            <wp:positionH relativeFrom="column">
+              <wp:posOffset>0</wp:posOffset>
+            </wp:positionH>
+            <wp:positionV relativeFrom="paragraph">
+              <wp:posOffset>81280</wp:posOffset>
+            </wp:positionV>
+            <wp:extent cx="6120130" cy="7841615"/>
+            <wp:effectExtent l="0" t="0" r="0" b="0"/>
+            <wp:wrapSquare wrapText="largest"/>
+            <wp:docPr id="24" name="Imagem18"/>
+            <wp:cNvGraphicFramePr>
+              <a:graphicFrameLocks xmlns:a="http://schemas.openxmlformats.org/drawingml/2006/main" noChangeAspect="1"/>
+            </wp:cNvGraphicFramePr>
+            <a:graphic xmlns:a="http://schemas.openxmlformats.org/drawingml/2006/main">
+              <a:graphicData uri="http://schemas.openxmlformats.org/drawingml/2006/picture">
+                <pic:pic xmlns:pic="http://schemas.openxmlformats.org/drawingml/2006/picture">
+                  <pic:nvPicPr>
+                    <pic:cNvPr id="24" name="Imagem18"/>
+                    <pic:cNvPicPr>
+                      <a:picLocks noChangeAspect="1" noChangeArrowheads="1"/>
+                    </pic:cNvPicPr>
+                  </pic:nvPicPr>
+                  <pic:blipFill>
+                    <a:blip r:embed="rId34"/>
+                    <a:stretch>
+                      <a:fillRect/>
+                    </a:stretch>
+                  </pic:blipFill>
+                  <pic:spPr bwMode="auto">
+                    <a:xfrm>
+                      <a:off x="0" y="0"/>
+                      <a:ext cx="6120130" cy="7841615"/>
+                    </a:xfrm>
+                    <a:prstGeom prst="rect">
+                      <a:avLst/>
+                    </a:prstGeom>
+                    <a:noFill/>
+                  </pic:spPr>
+                </pic:pic>
+              </a:graphicData>
+            </a:graphic>
+          </wp:anchor>
+        </w:drawing>
+      </w:r>
+    </w:p>
+    <w:p>
+      <w:pPr>
+        <w:pStyle w:val="Standard"/>
+        <w:spacing w:lineRule="auto" w:line="276"/>
+        <w:rPr>
+          <w:rFonts w:ascii="Arial" w:hAnsi="Arial"/>
+          <w:b/>
+          <w:bCs/>
+        </w:rPr>
+      </w:pPr>
+      <w:r>
+        <w:rPr>
+          <w:rFonts w:ascii="Arial" w:hAnsi="Arial"/>
+          <w:b/>
+          <w:bCs/>
+        </w:rPr>
+      </w:r>
+    </w:p>
+    <w:p>
+      <w:pPr>
+        <w:pStyle w:val="Standard"/>
+        <w:spacing w:lineRule="auto" w:line="276"/>
+        <w:rPr>
+          <w:rFonts w:ascii="Arial" w:hAnsi="Arial"/>
+          <w:b/>
+          <w:bCs/>
+        </w:rPr>
+      </w:pPr>
+      <w:r>
+        <w:rPr>
+          <w:rFonts w:ascii="Arial" w:hAnsi="Arial"/>
+          <w:b/>
+          <w:bCs/>
+        </w:rPr>
+      </w:r>
+    </w:p>
+    <w:p>
+      <w:pPr>
+        <w:pStyle w:val="Standard"/>
+        <w:spacing w:lineRule="auto" w:line="276"/>
+        <w:rPr>
+          <w:rFonts w:ascii="Arial" w:hAnsi="Arial"/>
+          <w:b/>
+          <w:bCs/>
+        </w:rPr>
+      </w:pPr>
+      <w:r>
+        <w:rPr>
+          <w:rFonts w:ascii="Arial" w:hAnsi="Arial"/>
+          <w:b/>
+          <w:bCs/>
+        </w:rPr>
+        <w:drawing>
+          <wp:anchor distT="0" distB="0" distL="0" distR="0" simplePos="0" relativeHeight="24" behindDoc="0" locked="0" layoutInCell="0" allowOverlap="1">
+            <wp:simplePos x="0" y="0"/>
+            <wp:positionH relativeFrom="column">
+              <wp:align>center</wp:align>
+            </wp:positionH>
+            <wp:positionV relativeFrom="paragraph">
+              <wp:posOffset>635</wp:posOffset>
+            </wp:positionV>
+            <wp:extent cx="6120130" cy="3322955"/>
+            <wp:effectExtent l="0" t="0" r="0" b="0"/>
+            <wp:wrapSquare wrapText="largest"/>
+            <wp:docPr id="25" name="Imagem19"/>
+            <wp:cNvGraphicFramePr>
+              <a:graphicFrameLocks xmlns:a="http://schemas.openxmlformats.org/drawingml/2006/main" noChangeAspect="1"/>
+            </wp:cNvGraphicFramePr>
+            <a:graphic xmlns:a="http://schemas.openxmlformats.org/drawingml/2006/main">
+              <a:graphicData uri="http://schemas.openxmlformats.org/drawingml/2006/picture">
+                <pic:pic xmlns:pic="http://schemas.openxmlformats.org/drawingml/2006/picture">
+                  <pic:nvPicPr>
+                    <pic:cNvPr id="25" name="Imagem19"/>
+                    <pic:cNvPicPr>
+                      <a:picLocks noChangeAspect="1" noChangeArrowheads="1"/>
+                    </pic:cNvPicPr>
+                  </pic:nvPicPr>
+                  <pic:blipFill>
+                    <a:blip r:embed="rId35"/>
+                    <a:stretch>
+                      <a:fillRect/>
+                    </a:stretch>
+                  </pic:blipFill>
+                  <pic:spPr bwMode="auto">
+                    <a:xfrm>
+                      <a:off x="0" y="0"/>
+                      <a:ext cx="6120130" cy="3322955"/>
+                    </a:xfrm>
+                    <a:prstGeom prst="rect">
+                      <a:avLst/>
+                    </a:prstGeom>
+                    <a:noFill/>
+                  </pic:spPr>
+                </pic:pic>
+              </a:graphicData>
+            </a:graphic>
+          </wp:anchor>
+        </w:drawing>
+        <w:drawing>
+          <wp:inline distT="0" distB="0" distL="0" distR="0">
+            <wp:extent cx="5848350" cy="5572125"/>
+            <wp:effectExtent l="0" t="0" r="0" b="0"/>
+            <wp:docPr id="26" name="Imagem20"/>
+            <wp:cNvGraphicFramePr>
+              <a:graphicFrameLocks xmlns:a="http://schemas.openxmlformats.org/drawingml/2006/main" noChangeAspect="1"/>
+            </wp:cNvGraphicFramePr>
+            <a:graphic xmlns:a="http://schemas.openxmlformats.org/drawingml/2006/main">
+              <a:graphicData uri="http://schemas.openxmlformats.org/drawingml/2006/picture">
+                <pic:pic xmlns:pic="http://schemas.openxmlformats.org/drawingml/2006/picture">
+                  <pic:nvPicPr>
+                    <pic:cNvPr id="26" name="Imagem20"/>
+                    <pic:cNvPicPr>
+                      <a:picLocks noChangeAspect="1" noChangeArrowheads="1"/>
+                    </pic:cNvPicPr>
+                  </pic:nvPicPr>
+                  <pic:blipFill>
+                    <a:blip r:embed="rId36"/>
+                    <a:stretch>
+                      <a:fillRect/>
+                    </a:stretch>
+                  </pic:blipFill>
+                  <pic:spPr bwMode="auto">
+                    <a:xfrm>
+                      <a:off x="0" y="0"/>
+                      <a:ext cx="5848350" cy="5572125"/>
+                    </a:xfrm>
+                    <a:prstGeom prst="rect">
+                      <a:avLst/>
+                    </a:prstGeom>
+                    <a:noFill/>
+                  </pic:spPr>
+                </pic:pic>
+              </a:graphicData>
+            </a:graphic>
+          </wp:inline>
+        </w:drawing>
+      </w:r>
+    </w:p>
+    <w:p>
+      <w:pPr>
+        <w:pStyle w:val="Standard"/>
+        <w:spacing w:lineRule="auto" w:line="276"/>
+        <w:rPr>
+          <w:rFonts w:ascii="Arial" w:hAnsi="Arial"/>
+          <w:b/>
+          <w:bCs/>
+        </w:rPr>
+      </w:pPr>
+      <w:r>
+        <w:rPr>
+          <w:rFonts w:ascii="Arial" w:hAnsi="Arial"/>
+          <w:b/>
+          <w:bCs/>
+        </w:rPr>
+      </w:r>
+    </w:p>
+    <w:p>
+      <w:pPr>
+        <w:pStyle w:val="Standard"/>
+        <w:spacing w:lineRule="auto" w:line="276"/>
+        <w:rPr>
+          <w:rFonts w:ascii="Arial" w:hAnsi="Arial"/>
+          <w:b/>
+          <w:bCs/>
+        </w:rPr>
+      </w:pPr>
+      <w:r>
+        <w:rPr>
+          <w:rFonts w:ascii="Arial" w:hAnsi="Arial"/>
+          <w:b/>
+          <w:bCs/>
+        </w:rPr>
+      </w:r>
+    </w:p>
+    <w:p>
+      <w:pPr>
+        <w:pStyle w:val="Standard"/>
+        <w:spacing w:lineRule="auto" w:line="276"/>
+        <w:rPr>
+          <w:rFonts w:ascii="Arial" w:hAnsi="Arial"/>
+          <w:b/>
+          <w:bCs/>
+        </w:rPr>
+      </w:pPr>
+      <w:r>
+        <w:rPr>
+          <w:rFonts w:ascii="Arial" w:hAnsi="Arial"/>
+          <w:b/>
+          <w:bCs/>
+        </w:rPr>
+        <w:drawing>
+          <wp:inline distT="0" distB="0" distL="0" distR="0">
+            <wp:extent cx="5391150" cy="4467225"/>
+            <wp:effectExtent l="0" t="0" r="0" b="0"/>
+            <wp:docPr id="27" name="Imagem21"/>
+            <wp:cNvGraphicFramePr>
+              <a:graphicFrameLocks xmlns:a="http://schemas.openxmlformats.org/drawingml/2006/main" noChangeAspect="1"/>
+            </wp:cNvGraphicFramePr>
+            <a:graphic xmlns:a="http://schemas.openxmlformats.org/drawingml/2006/main">
+              <a:graphicData uri="http://schemas.openxmlformats.org/drawingml/2006/picture">
+                <pic:pic xmlns:pic="http://schemas.openxmlformats.org/drawingml/2006/picture">
+                  <pic:nvPicPr>
+                    <pic:cNvPr id="27" name="Imagem21"/>
+                    <pic:cNvPicPr>
+                      <a:picLocks noChangeAspect="1" noChangeArrowheads="1"/>
+                    </pic:cNvPicPr>
+                  </pic:nvPicPr>
+                  <pic:blipFill>
+                    <a:blip r:embed="rId37"/>
+                    <a:stretch>
+                      <a:fillRect/>
+                    </a:stretch>
+                  </pic:blipFill>
+                  <pic:spPr bwMode="auto">
+                    <a:xfrm>
+                      <a:off x="0" y="0"/>
+                      <a:ext cx="5391150" cy="4467225"/>
+                    </a:xfrm>
+                    <a:prstGeom prst="rect">
+                      <a:avLst/>
+                    </a:prstGeom>
+                    <a:noFill/>
+                  </pic:spPr>
+                </pic:pic>
+              </a:graphicData>
+            </a:graphic>
+          </wp:inline>
+        </w:drawing>
+      </w:r>
+    </w:p>
+    <w:p>
+      <w:pPr>
+        <w:pStyle w:val="Standard"/>
+        <w:spacing w:lineRule="auto" w:line="276"/>
+        <w:rPr>
+          <w:rFonts w:ascii="Arial" w:hAnsi="Arial"/>
+          <w:b/>
+          <w:bCs/>
+        </w:rPr>
+      </w:pPr>
+      <w:r>
+        <w:rPr>
+          <w:rFonts w:ascii="Arial" w:hAnsi="Arial"/>
+          <w:b/>
+          <w:bCs/>
+        </w:rPr>
+      </w:r>
+    </w:p>
+    <w:p>
+      <w:pPr>
+        <w:pStyle w:val="Standard"/>
+        <w:spacing w:lineRule="auto" w:line="276"/>
+        <w:rPr>
+          <w:rFonts w:ascii="Arial" w:hAnsi="Arial"/>
+          <w:b/>
+          <w:bCs/>
+        </w:rPr>
+      </w:pPr>
+      <w:r>
+        <w:rPr>
+          <w:rFonts w:ascii="Arial" w:hAnsi="Arial"/>
+          <w:b/>
+          <w:bCs/>
+        </w:rPr>
+        <w:drawing>
+          <wp:anchor distT="0" distB="0" distL="0" distR="0" simplePos="0" relativeHeight="31" behindDoc="0" locked="0" layoutInCell="0" allowOverlap="1">
+            <wp:simplePos x="0" y="0"/>
+            <wp:positionH relativeFrom="column">
+              <wp:align>center</wp:align>
+            </wp:positionH>
+            <wp:positionV relativeFrom="paragraph">
+              <wp:posOffset>635</wp:posOffset>
+            </wp:positionV>
+            <wp:extent cx="6120130" cy="7188835"/>
+            <wp:effectExtent l="0" t="0" r="0" b="0"/>
+            <wp:wrapSquare wrapText="largest"/>
+            <wp:docPr id="28" name="Imagem26"/>
+            <wp:cNvGraphicFramePr>
+              <a:graphicFrameLocks xmlns:a="http://schemas.openxmlformats.org/drawingml/2006/main" noChangeAspect="1"/>
+            </wp:cNvGraphicFramePr>
+            <a:graphic xmlns:a="http://schemas.openxmlformats.org/drawingml/2006/main">
+              <a:graphicData uri="http://schemas.openxmlformats.org/drawingml/2006/picture">
+                <pic:pic xmlns:pic="http://schemas.openxmlformats.org/drawingml/2006/picture">
+                  <pic:nvPicPr>
+                    <pic:cNvPr id="28" name="Imagem26"/>
+                    <pic:cNvPicPr>
+                      <a:picLocks noChangeAspect="1" noChangeArrowheads="1"/>
+                    </pic:cNvPicPr>
+                  </pic:nvPicPr>
+                  <pic:blipFill>
+                    <a:blip r:embed="rId38"/>
+                    <a:stretch>
+                      <a:fillRect/>
+                    </a:stretch>
+                  </pic:blipFill>
+                  <pic:spPr bwMode="auto">
+                    <a:xfrm>
+                      <a:off x="0" y="0"/>
+                      <a:ext cx="6120130" cy="7188835"/>
+                    </a:xfrm>
+                    <a:prstGeom prst="rect">
+                      <a:avLst/>
+                    </a:prstGeom>
+                    <a:noFill/>
+                  </pic:spPr>
+                </pic:pic>
+              </a:graphicData>
+            </a:graphic>
+          </wp:anchor>
+        </w:drawing>
+      </w:r>
+      <w:r>
+        <w:rPr>
+          <w:rFonts w:ascii="Arial" w:hAnsi="Arial"/>
+          <w:b/>
+          <w:bCs/>
+        </w:rPr>
+        <w:softHyphen/>
+      </w:r>
+    </w:p>
+    <w:p>
+      <w:pPr>
+        <w:pStyle w:val="Standard"/>
+        <w:spacing w:lineRule="auto" w:line="276"/>
+        <w:rPr>
+          <w:rFonts w:ascii="Arial" w:hAnsi="Arial"/>
+          <w:b/>
+          <w:bCs/>
+        </w:rPr>
+      </w:pPr>
+      <w:r>
+        <w:rPr>
+          <w:rFonts w:ascii="Arial" w:hAnsi="Arial"/>
+          <w:b/>
+          <w:bCs/>
+        </w:rPr>
+        <w:drawing>
+          <wp:anchor distT="0" distB="0" distL="0" distR="0" simplePos="0" relativeHeight="27" behindDoc="0" locked="0" layoutInCell="0" allowOverlap="1">
+            <wp:simplePos x="0" y="0"/>
+            <wp:positionH relativeFrom="column">
+              <wp:align>center</wp:align>
+            </wp:positionH>
+            <wp:positionV relativeFrom="paragraph">
+              <wp:posOffset>635</wp:posOffset>
+            </wp:positionV>
+            <wp:extent cx="6120130" cy="6290310"/>
+            <wp:effectExtent l="0" t="0" r="0" b="0"/>
+            <wp:wrapSquare wrapText="largest"/>
+            <wp:docPr id="29" name="Imagem22"/>
+            <wp:cNvGraphicFramePr>
+              <a:graphicFrameLocks xmlns:a="http://schemas.openxmlformats.org/drawingml/2006/main" noChangeAspect="1"/>
+            </wp:cNvGraphicFramePr>
+            <a:graphic xmlns:a="http://schemas.openxmlformats.org/drawingml/2006/main">
+              <a:graphicData uri="http://schemas.openxmlformats.org/drawingml/2006/picture">
+                <pic:pic xmlns:pic="http://schemas.openxmlformats.org/drawingml/2006/picture">
+                  <pic:nvPicPr>
+                    <pic:cNvPr id="29" name="Imagem22"/>
+                    <pic:cNvPicPr>
+                      <a:picLocks noChangeAspect="1" noChangeArrowheads="1"/>
+                    </pic:cNvPicPr>
+                  </pic:nvPicPr>
+                  <pic:blipFill>
+                    <a:blip r:embed="rId39"/>
+                    <a:stretch>
+                      <a:fillRect/>
+                    </a:stretch>
+                  </pic:blipFill>
+                  <pic:spPr bwMode="auto">
+                    <a:xfrm>
+                      <a:off x="0" y="0"/>
+                      <a:ext cx="6120130" cy="6290310"/>
+                    </a:xfrm>
+                    <a:prstGeom prst="rect">
+                      <a:avLst/>
+                    </a:prstGeom>
+                    <a:noFill/>
+                  </pic:spPr>
+                </pic:pic>
+              </a:graphicData>
+            </a:graphic>
+          </wp:anchor>
+        </w:drawing>
+        <w:drawing>
+          <wp:inline distT="0" distB="0" distL="0" distR="0">
+            <wp:extent cx="6120130" cy="3596640"/>
+            <wp:effectExtent l="0" t="0" r="0" b="0"/>
+            <wp:docPr id="30" name="Imagem23"/>
+            <wp:cNvGraphicFramePr>
+              <a:graphicFrameLocks xmlns:a="http://schemas.openxmlformats.org/drawingml/2006/main" noChangeAspect="1"/>
+            </wp:cNvGraphicFramePr>
+            <a:graphic xmlns:a="http://schemas.openxmlformats.org/drawingml/2006/main">
+              <a:graphicData uri="http://schemas.openxmlformats.org/drawingml/2006/picture">
+                <pic:pic xmlns:pic="http://schemas.openxmlformats.org/drawingml/2006/picture">
+                  <pic:nvPicPr>
+                    <pic:cNvPr id="30" name="Imagem23"/>
+                    <pic:cNvPicPr>
+                      <a:picLocks noChangeAspect="1" noChangeArrowheads="1"/>
+                    </pic:cNvPicPr>
+                  </pic:nvPicPr>
+                  <pic:blipFill>
+                    <a:blip r:embed="rId40"/>
+                    <a:stretch>
+                      <a:fillRect/>
+                    </a:stretch>
+                  </pic:blipFill>
+                  <pic:spPr bwMode="auto">
+                    <a:xfrm>
+                      <a:off x="0" y="0"/>
+                      <a:ext cx="6120130" cy="3596640"/>
+                    </a:xfrm>
+                    <a:prstGeom prst="rect">
+                      <a:avLst/>
+                    </a:prstGeom>
+                    <a:noFill/>
+                  </pic:spPr>
+                </pic:pic>
+              </a:graphicData>
+            </a:graphic>
+          </wp:inline>
+        </w:drawing>
+      </w:r>
+    </w:p>
+    <w:p>
+      <w:pPr>
+        <w:pStyle w:val="Standard"/>
+        <w:spacing w:lineRule="auto" w:line="276"/>
+        <w:rPr>
+          <w:rFonts w:ascii="Arial" w:hAnsi="Arial"/>
+          <w:b/>
+          <w:bCs/>
+        </w:rPr>
+      </w:pPr>
+      <w:r>
+        <w:rPr>
+          <w:rFonts w:ascii="Arial" w:hAnsi="Arial"/>
+          <w:b/>
+          <w:bCs/>
+        </w:rPr>
+      </w:r>
+    </w:p>
+    <w:p>
+      <w:pPr>
+        <w:pStyle w:val="Standard"/>
+        <w:spacing w:lineRule="auto" w:line="276"/>
+        <w:rPr>
+          <w:rFonts w:ascii="Arial" w:hAnsi="Arial"/>
+          <w:b/>
+          <w:bCs/>
+        </w:rPr>
+      </w:pPr>
+      <w:r>
+        <w:rPr>
+          <w:rFonts w:ascii="Arial" w:hAnsi="Arial"/>
+          <w:b/>
+          <w:bCs/>
+        </w:rPr>
+      </w:r>
+    </w:p>
+    <w:p>
+      <w:pPr>
+        <w:pStyle w:val="Standard"/>
+        <w:spacing w:lineRule="auto" w:line="276"/>
+        <w:rPr>
+          <w:rFonts w:ascii="Arial" w:hAnsi="Arial"/>
+          <w:b/>
+          <w:bCs/>
+        </w:rPr>
+      </w:pPr>
+      <w:r>
+        <w:rPr>
+          <w:rFonts w:ascii="Arial" w:hAnsi="Arial"/>
+          <w:b/>
+          <w:bCs/>
+        </w:rPr>
+      </w:r>
+    </w:p>
+    <w:p>
+      <w:pPr>
+        <w:pStyle w:val="Standard"/>
+        <w:spacing w:lineRule="auto" w:line="276"/>
+        <w:rPr>
+          <w:rFonts w:ascii="Arial" w:hAnsi="Arial"/>
+          <w:b/>
+          <w:bCs/>
+        </w:rPr>
+      </w:pPr>
+      <w:r>
+        <w:rPr>
+          <w:rFonts w:ascii="Arial" w:hAnsi="Arial"/>
+          <w:b/>
+          <w:bCs/>
+        </w:rPr>
+      </w:r>
+    </w:p>
+    <w:p>
+      <w:pPr>
+        <w:pStyle w:val="Standard"/>
+        <w:spacing w:lineRule="auto" w:line="276"/>
+        <w:rPr>
+          <w:rFonts w:ascii="Arial" w:hAnsi="Arial"/>
+          <w:b/>
+          <w:bCs/>
+        </w:rPr>
+      </w:pPr>
+      <w:r>
+        <w:rPr>
+          <w:rFonts w:ascii="Arial" w:hAnsi="Arial"/>
+          <w:b/>
+          <w:bCs/>
+        </w:rPr>
+      </w:r>
+    </w:p>
+    <w:p>
+      <w:pPr>
+        <w:pStyle w:val="Standard"/>
+        <w:spacing w:lineRule="auto" w:line="276"/>
+        <w:rPr>
+          <w:rFonts w:ascii="Arial" w:hAnsi="Arial"/>
+          <w:b/>
+          <w:bCs/>
+        </w:rPr>
+      </w:pPr>
+      <w:r>
+        <w:rPr>
+          <w:rFonts w:ascii="Arial" w:hAnsi="Arial"/>
+          <w:b/>
+          <w:bCs/>
+        </w:rPr>
+      </w:r>
+      <w:r>
+        <w:br w:type="page"/>
+      </w:r>
+    </w:p>
+    <w:p>
+      <w:pPr>
+        <w:pStyle w:val="Standard"/>
+        <w:spacing w:lineRule="auto" w:line="276"/>
+        <w:rPr>
+          <w:rFonts w:ascii="Arial" w:hAnsi="Arial"/>
+          <w:b/>
+          <w:bCs/>
+        </w:rPr>
+      </w:pPr>
+      <w:r>
+        <w:rPr>
+          <w:rFonts w:ascii="Arial" w:hAnsi="Arial"/>
+          <w:b/>
+          <w:bCs/>
+        </w:rPr>
+        <w:t xml:space="preserve">Código para </w:t>
+      </w:r>
+      <w:r>
+        <w:rPr>
+          <w:rFonts w:ascii="Arial" w:hAnsi="Arial"/>
+          <w:b/>
+          <w:bCs/>
+        </w:rPr>
+        <w:t>inimigos</w:t>
+      </w:r>
+      <w:r>
+        <w:rPr>
+          <w:rFonts w:ascii="Arial" w:hAnsi="Arial"/>
+          <w:b/>
+          <w:bCs/>
+        </w:rPr>
+        <w:t>:</w:t>
+      </w:r>
+    </w:p>
+    <w:p>
+      <w:pPr>
+        <w:pStyle w:val="Standard"/>
+        <w:spacing w:lineRule="auto" w:line="276"/>
+        <w:rPr>
+          <w:rFonts w:ascii="Arial" w:hAnsi="Arial"/>
+          <w:b/>
+          <w:bCs/>
+        </w:rPr>
+      </w:pPr>
+      <w:r>
+        <w:rPr>
+          <w:rFonts w:ascii="Arial" w:hAnsi="Arial"/>
+          <w:b/>
+          <w:bCs/>
+        </w:rPr>
+        <w:drawing>
+          <wp:anchor distT="0" distB="0" distL="0" distR="0" simplePos="0" relativeHeight="36" behindDoc="0" locked="0" layoutInCell="0" allowOverlap="1">
+            <wp:simplePos x="0" y="0"/>
+            <wp:positionH relativeFrom="column">
+              <wp:align>center</wp:align>
+            </wp:positionH>
+            <wp:positionV relativeFrom="paragraph">
+              <wp:posOffset>635</wp:posOffset>
+            </wp:positionV>
+            <wp:extent cx="6120130" cy="6897370"/>
+            <wp:effectExtent l="0" t="0" r="0" b="0"/>
+            <wp:wrapSquare wrapText="largest"/>
+            <wp:docPr id="31" name="Imagem31"/>
+            <wp:cNvGraphicFramePr>
+              <a:graphicFrameLocks xmlns:a="http://schemas.openxmlformats.org/drawingml/2006/main" noChangeAspect="1"/>
+            </wp:cNvGraphicFramePr>
+            <a:graphic xmlns:a="http://schemas.openxmlformats.org/drawingml/2006/main">
+              <a:graphicData uri="http://schemas.openxmlformats.org/drawingml/2006/picture">
+                <pic:pic xmlns:pic="http://schemas.openxmlformats.org/drawingml/2006/picture">
+                  <pic:nvPicPr>
+                    <pic:cNvPr id="31" name="Imagem31"/>
+                    <pic:cNvPicPr>
+                      <a:picLocks noChangeAspect="1" noChangeArrowheads="1"/>
+                    </pic:cNvPicPr>
+                  </pic:nvPicPr>
+                  <pic:blipFill>
+                    <a:blip r:embed="rId41"/>
+                    <a:stretch>
+                      <a:fillRect/>
+                    </a:stretch>
+                  </pic:blipFill>
+                  <pic:spPr bwMode="auto">
+                    <a:xfrm>
+                      <a:off x="0" y="0"/>
+                      <a:ext cx="6120130" cy="6897370"/>
+                    </a:xfrm>
+                    <a:prstGeom prst="rect">
+                      <a:avLst/>
+                    </a:prstGeom>
+                    <a:noFill/>
+                  </pic:spPr>
+                </pic:pic>
+              </a:graphicData>
+            </a:graphic>
+          </wp:anchor>
+        </w:drawing>
+      </w:r>
+    </w:p>
+    <w:p>
+      <w:pPr>
+        <w:pStyle w:val="Standard"/>
+        <w:spacing w:lineRule="auto" w:line="276"/>
+        <w:rPr>
+          <w:rFonts w:ascii="Arial" w:hAnsi="Arial"/>
+          <w:b/>
+          <w:bCs/>
+        </w:rPr>
+      </w:pPr>
+      <w:r>
+        <w:rPr>
+          <w:rFonts w:ascii="Arial" w:hAnsi="Arial"/>
+          <w:b/>
+          <w:bCs/>
+        </w:rPr>
+        <w:drawing>
+          <wp:anchor distT="0" distB="0" distL="0" distR="0" simplePos="0" relativeHeight="32" behindDoc="0" locked="0" layoutInCell="0" allowOverlap="1">
+            <wp:simplePos x="0" y="0"/>
+            <wp:positionH relativeFrom="column">
+              <wp:align>center</wp:align>
+            </wp:positionH>
+            <wp:positionV relativeFrom="paragraph">
+              <wp:posOffset>635</wp:posOffset>
+            </wp:positionV>
+            <wp:extent cx="6120130" cy="7604760"/>
+            <wp:effectExtent l="0" t="0" r="0" b="0"/>
+            <wp:wrapSquare wrapText="largest"/>
+            <wp:docPr id="32" name="Imagem27"/>
+            <wp:cNvGraphicFramePr>
+              <a:graphicFrameLocks xmlns:a="http://schemas.openxmlformats.org/drawingml/2006/main" noChangeAspect="1"/>
+            </wp:cNvGraphicFramePr>
+            <a:graphic xmlns:a="http://schemas.openxmlformats.org/drawingml/2006/main">
+              <a:graphicData uri="http://schemas.openxmlformats.org/drawingml/2006/picture">
+                <pic:pic xmlns:pic="http://schemas.openxmlformats.org/drawingml/2006/picture">
+                  <pic:nvPicPr>
+                    <pic:cNvPr id="32" name="Imagem27"/>
+                    <pic:cNvPicPr>
+                      <a:picLocks noChangeAspect="1" noChangeArrowheads="1"/>
+                    </pic:cNvPicPr>
+                  </pic:nvPicPr>
+                  <pic:blipFill>
+                    <a:blip r:embed="rId42"/>
+                    <a:stretch>
+                      <a:fillRect/>
+                    </a:stretch>
+                  </pic:blipFill>
+                  <pic:spPr bwMode="auto">
+                    <a:xfrm>
+                      <a:off x="0" y="0"/>
+                      <a:ext cx="6120130" cy="7604760"/>
+                    </a:xfrm>
+                    <a:prstGeom prst="rect">
+                      <a:avLst/>
+                    </a:prstGeom>
+                    <a:noFill/>
+                  </pic:spPr>
+                </pic:pic>
+              </a:graphicData>
+            </a:graphic>
+          </wp:anchor>
+        </w:drawing>
+        <w:drawing>
+          <wp:inline distT="0" distB="0" distL="0" distR="0">
+            <wp:extent cx="6120130" cy="4149090"/>
+            <wp:effectExtent l="0" t="0" r="0" b="0"/>
+            <wp:docPr id="33" name="Imagem28"/>
+            <wp:cNvGraphicFramePr>
+              <a:graphicFrameLocks xmlns:a="http://schemas.openxmlformats.org/drawingml/2006/main" noChangeAspect="1"/>
+            </wp:cNvGraphicFramePr>
+            <a:graphic xmlns:a="http://schemas.openxmlformats.org/drawingml/2006/main">
+              <a:graphicData uri="http://schemas.openxmlformats.org/drawingml/2006/picture">
+                <pic:pic xmlns:pic="http://schemas.openxmlformats.org/drawingml/2006/picture">
+                  <pic:nvPicPr>
+                    <pic:cNvPr id="33" name="Imagem28"/>
+                    <pic:cNvPicPr>
+                      <a:picLocks noChangeAspect="1" noChangeArrowheads="1"/>
+                    </pic:cNvPicPr>
+                  </pic:nvPicPr>
+                  <pic:blipFill>
+                    <a:blip r:embed="rId43"/>
+                    <a:stretch>
+                      <a:fillRect/>
+                    </a:stretch>
+                  </pic:blipFill>
+                  <pic:spPr bwMode="auto">
+                    <a:xfrm>
+                      <a:off x="0" y="0"/>
+                      <a:ext cx="6120130" cy="4149090"/>
+                    </a:xfrm>
+                    <a:prstGeom prst="rect">
+                      <a:avLst/>
+                    </a:prstGeom>
+                    <a:noFill/>
+                  </pic:spPr>
+                </pic:pic>
+              </a:graphicData>
+            </a:graphic>
+          </wp:inline>
+        </w:drawing>
+      </w:r>
+    </w:p>
+    <w:p>
+      <w:pPr>
+        <w:pStyle w:val="Standard"/>
+        <w:spacing w:lineRule="auto" w:line="276"/>
+        <w:rPr>
+          <w:rFonts w:ascii="Arial" w:hAnsi="Arial"/>
+          <w:b/>
+          <w:bCs/>
+        </w:rPr>
+      </w:pPr>
+      <w:r>
+        <w:rPr>
+          <w:rFonts w:ascii="Arial" w:hAnsi="Arial"/>
+          <w:b/>
+          <w:bCs/>
+        </w:rPr>
+      </w:r>
+    </w:p>
+    <w:p>
+      <w:pPr>
+        <w:pStyle w:val="Standard"/>
+        <w:spacing w:lineRule="auto" w:line="276"/>
+        <w:rPr>
+          <w:rFonts w:ascii="Arial" w:hAnsi="Arial"/>
+          <w:b/>
+          <w:bCs/>
+        </w:rPr>
+      </w:pPr>
+      <w:r>
+        <w:rPr>
+          <w:rFonts w:ascii="Arial" w:hAnsi="Arial"/>
+          <w:b/>
+          <w:bCs/>
+        </w:rPr>
+      </w:r>
+    </w:p>
+    <w:p>
+      <w:pPr>
+        <w:pStyle w:val="Standard"/>
+        <w:spacing w:lineRule="auto" w:line="276"/>
+        <w:rPr>
+          <w:rFonts w:ascii="Arial" w:hAnsi="Arial"/>
+          <w:b/>
+          <w:bCs/>
+        </w:rPr>
+      </w:pPr>
+      <w:r>
+        <w:rPr>
+          <w:rFonts w:ascii="Arial" w:hAnsi="Arial"/>
+          <w:b/>
+          <w:bCs/>
+        </w:rPr>
+      </w:r>
+    </w:p>
+    <w:p>
+      <w:pPr>
+        <w:pStyle w:val="Standard"/>
+        <w:spacing w:lineRule="auto" w:line="276"/>
+        <w:rPr>
+          <w:rFonts w:ascii="Arial" w:hAnsi="Arial"/>
+          <w:b/>
+          <w:bCs/>
+        </w:rPr>
+      </w:pPr>
+      <w:r>
+        <w:rPr>
+          <w:rFonts w:ascii="Arial" w:hAnsi="Arial"/>
+          <w:b/>
+          <w:bCs/>
+        </w:rPr>
+      </w:r>
+    </w:p>
+    <w:p>
+      <w:pPr>
+        <w:pStyle w:val="Standard"/>
+        <w:spacing w:lineRule="auto" w:line="276"/>
+        <w:rPr>
+          <w:rFonts w:ascii="Arial" w:hAnsi="Arial"/>
+          <w:b/>
+          <w:bCs/>
+        </w:rPr>
+      </w:pPr>
+      <w:r>
+        <w:rPr>
+          <w:rFonts w:ascii="Arial" w:hAnsi="Arial"/>
+          <w:b/>
+          <w:bCs/>
+        </w:rPr>
+      </w:r>
+    </w:p>
+    <w:p>
+      <w:pPr>
+        <w:pStyle w:val="Standard"/>
+        <w:spacing w:lineRule="auto" w:line="276"/>
+        <w:rPr>
+          <w:rFonts w:ascii="Arial" w:hAnsi="Arial"/>
+          <w:b/>
+          <w:bCs/>
+        </w:rPr>
+      </w:pPr>
+      <w:r>
+        <w:rPr>
+          <w:rFonts w:ascii="Arial" w:hAnsi="Arial"/>
+          <w:b/>
+          <w:bCs/>
+        </w:rPr>
+      </w:r>
+    </w:p>
+    <w:p>
+      <w:pPr>
+        <w:pStyle w:val="Standard"/>
+        <w:spacing w:lineRule="auto" w:line="276"/>
+        <w:rPr>
+          <w:rFonts w:ascii="Arial" w:hAnsi="Arial"/>
+          <w:b/>
+          <w:bCs/>
+        </w:rPr>
+      </w:pPr>
+      <w:r>
+        <w:rPr>
+          <w:rFonts w:ascii="Arial" w:hAnsi="Arial"/>
+          <w:b/>
+          <w:bCs/>
+        </w:rPr>
+      </w:r>
+    </w:p>
+    <w:p>
+      <w:pPr>
+        <w:pStyle w:val="Standard"/>
+        <w:spacing w:lineRule="auto" w:line="276"/>
+        <w:rPr>
+          <w:rFonts w:ascii="Arial" w:hAnsi="Arial"/>
+          <w:b/>
+          <w:bCs/>
+        </w:rPr>
+      </w:pPr>
+      <w:r>
+        <w:rPr>
+          <w:rFonts w:ascii="Arial" w:hAnsi="Arial"/>
+          <w:b/>
+          <w:bCs/>
+        </w:rPr>
+        <w:drawing>
+          <wp:inline distT="0" distB="0" distL="0" distR="0">
+            <wp:extent cx="6120130" cy="7306310"/>
+            <wp:effectExtent l="0" t="0" r="0" b="0"/>
+            <wp:docPr id="34" name="Imagem29"/>
+            <wp:cNvGraphicFramePr>
+              <a:graphicFrameLocks xmlns:a="http://schemas.openxmlformats.org/drawingml/2006/main" noChangeAspect="1"/>
+            </wp:cNvGraphicFramePr>
+            <a:graphic xmlns:a="http://schemas.openxmlformats.org/drawingml/2006/main">
+              <a:graphicData uri="http://schemas.openxmlformats.org/drawingml/2006/picture">
+                <pic:pic xmlns:pic="http://schemas.openxmlformats.org/drawingml/2006/picture">
+                  <pic:nvPicPr>
+                    <pic:cNvPr id="34" name="Imagem29"/>
+                    <pic:cNvPicPr>
+                      <a:picLocks noChangeAspect="1" noChangeArrowheads="1"/>
+                    </pic:cNvPicPr>
+                  </pic:nvPicPr>
+                  <pic:blipFill>
+                    <a:blip r:embed="rId44"/>
+                    <a:stretch>
+                      <a:fillRect/>
+                    </a:stretch>
+                  </pic:blipFill>
+                  <pic:spPr bwMode="auto">
+                    <a:xfrm>
+                      <a:off x="0" y="0"/>
+                      <a:ext cx="6120130" cy="7306310"/>
+                    </a:xfrm>
+                    <a:prstGeom prst="rect">
+                      <a:avLst/>
+                    </a:prstGeom>
+                    <a:noFill/>
+                  </pic:spPr>
+                </pic:pic>
+              </a:graphicData>
+            </a:graphic>
+          </wp:inline>
+        </w:drawing>
+      </w:r>
+    </w:p>
+    <w:p>
+      <w:pPr>
+        <w:pStyle w:val="Standard"/>
+        <w:spacing w:lineRule="auto" w:line="276"/>
+        <w:rPr>
+          <w:rFonts w:ascii="Arial" w:hAnsi="Arial"/>
+          <w:b/>
+          <w:bCs/>
+        </w:rPr>
+      </w:pPr>
+      <w:r>
+        <w:rPr>
+          <w:rFonts w:ascii="Arial" w:hAnsi="Arial"/>
+          <w:b/>
+          <w:bCs/>
+        </w:rPr>
+      </w:r>
+    </w:p>
+    <w:p>
+      <w:pPr>
+        <w:pStyle w:val="Standard"/>
+        <w:spacing w:lineRule="auto" w:line="276"/>
+        <w:rPr>
+          <w:rFonts w:ascii="Arial" w:hAnsi="Arial"/>
+          <w:b/>
+          <w:bCs/>
+        </w:rPr>
+      </w:pPr>
+      <w:r>
+        <w:rPr>
+          <w:rFonts w:ascii="Arial" w:hAnsi="Arial"/>
+          <w:b/>
+          <w:bCs/>
+        </w:rPr>
+      </w:r>
+    </w:p>
+    <w:p>
+      <w:pPr>
+        <w:pStyle w:val="Standard"/>
+        <w:spacing w:lineRule="auto" w:line="276"/>
+        <w:rPr>
+          <w:rFonts w:ascii="Arial" w:hAnsi="Arial"/>
+          <w:b/>
+          <w:bCs/>
+        </w:rPr>
+      </w:pPr>
+      <w:r>
+        <w:rPr>
+          <w:rFonts w:ascii="Arial" w:hAnsi="Arial"/>
+          <w:b/>
+          <w:bCs/>
+        </w:rPr>
+      </w:r>
+    </w:p>
+    <w:p>
+      <w:pPr>
+        <w:pStyle w:val="Standard"/>
+        <w:spacing w:lineRule="auto" w:line="276"/>
+        <w:rPr>
+          <w:rFonts w:ascii="Arial" w:hAnsi="Arial"/>
+          <w:b/>
+          <w:bCs/>
+        </w:rPr>
+      </w:pPr>
+      <w:r>
+        <w:rPr>
+          <w:rFonts w:ascii="Arial" w:hAnsi="Arial"/>
+          <w:b/>
+          <w:bCs/>
+        </w:rPr>
+      </w:r>
+    </w:p>
+    <w:p>
+      <w:pPr>
+        <w:pStyle w:val="Standard"/>
+        <w:spacing w:lineRule="auto" w:line="276"/>
+        <w:rPr>
+          <w:rFonts w:ascii="Arial" w:hAnsi="Arial"/>
+          <w:b/>
+          <w:bCs/>
+        </w:rPr>
+      </w:pPr>
+      <w:r>
+        <w:rPr>
+          <w:rFonts w:ascii="Arial" w:hAnsi="Arial"/>
+          <w:b/>
+          <w:bCs/>
+        </w:rPr>
+        <w:drawing>
+          <wp:anchor distT="0" distB="0" distL="0" distR="0" simplePos="0" relativeHeight="35" behindDoc="0" locked="0" layoutInCell="0" allowOverlap="1">
+            <wp:simplePos x="0" y="0"/>
+            <wp:positionH relativeFrom="column">
+              <wp:posOffset>7620</wp:posOffset>
+            </wp:positionH>
+            <wp:positionV relativeFrom="paragraph">
+              <wp:posOffset>635</wp:posOffset>
+            </wp:positionV>
+            <wp:extent cx="3286125" cy="1666875"/>
+            <wp:effectExtent l="0" t="0" r="0" b="0"/>
+            <wp:wrapSquare wrapText="largest"/>
+            <wp:docPr id="35" name="Imagem30"/>
+            <wp:cNvGraphicFramePr>
+              <a:graphicFrameLocks xmlns:a="http://schemas.openxmlformats.org/drawingml/2006/main" noChangeAspect="1"/>
+            </wp:cNvGraphicFramePr>
+            <a:graphic xmlns:a="http://schemas.openxmlformats.org/drawingml/2006/main">
+              <a:graphicData uri="http://schemas.openxmlformats.org/drawingml/2006/picture">
+                <pic:pic xmlns:pic="http://schemas.openxmlformats.org/drawingml/2006/picture">
+                  <pic:nvPicPr>
+                    <pic:cNvPr id="35" name="Imagem30"/>
+                    <pic:cNvPicPr>
+                      <a:picLocks noChangeAspect="1" noChangeArrowheads="1"/>
+                    </pic:cNvPicPr>
+                  </pic:nvPicPr>
+                  <pic:blipFill>
+                    <a:blip r:embed="rId45"/>
+                    <a:stretch>
+                      <a:fillRect/>
+                    </a:stretch>
+                  </pic:blipFill>
+                  <pic:spPr bwMode="auto">
+                    <a:xfrm>
+                      <a:off x="0" y="0"/>
+                      <a:ext cx="3286125" cy="1666875"/>
+                    </a:xfrm>
+                    <a:prstGeom prst="rect">
+                      <a:avLst/>
+                    </a:prstGeom>
+                    <a:noFill/>
+                  </pic:spPr>
+                </pic:pic>
+              </a:graphicData>
+            </a:graphic>
+          </wp:anchor>
+        </w:drawing>
+      </w:r>
+    </w:p>
+    <w:p>
+      <w:pPr>
+        <w:pStyle w:val="Standard"/>
+        <w:spacing w:lineRule="auto" w:line="276"/>
+        <w:rPr>
+          <w:rFonts w:ascii="Arial" w:hAnsi="Arial"/>
+          <w:b/>
+          <w:bCs/>
+        </w:rPr>
+      </w:pPr>
+      <w:r>
+        <w:rPr>
+          <w:rFonts w:ascii="Arial" w:hAnsi="Arial"/>
+          <w:b/>
+          <w:bCs/>
+        </w:rPr>
+      </w:r>
+    </w:p>
+    <w:p>
+      <w:pPr>
+        <w:pStyle w:val="Standard"/>
+        <w:spacing w:lineRule="auto" w:line="276"/>
+        <w:rPr>
+          <w:rFonts w:ascii="Arial" w:hAnsi="Arial"/>
+          <w:b/>
+          <w:bCs/>
+        </w:rPr>
+      </w:pPr>
+      <w:r>
+        <w:rPr>
+          <w:rFonts w:ascii="Arial" w:hAnsi="Arial"/>
+          <w:b/>
+          <w:bCs/>
+        </w:rPr>
+      </w:r>
+    </w:p>
+    <w:p>
+      <w:pPr>
+        <w:pStyle w:val="Standard"/>
+        <w:spacing w:lineRule="auto" w:line="276"/>
+        <w:rPr>
+          <w:rFonts w:ascii="Arial" w:hAnsi="Arial"/>
+          <w:b/>
+          <w:bCs/>
+        </w:rPr>
+      </w:pPr>
+      <w:r>
+        <w:rPr>
+          <w:rFonts w:ascii="Arial" w:hAnsi="Arial"/>
+          <w:b/>
+          <w:bCs/>
+        </w:rPr>
+      </w:r>
+    </w:p>
+    <w:p>
+      <w:pPr>
+        <w:pStyle w:val="Standard"/>
+        <w:spacing w:lineRule="auto" w:line="276"/>
+        <w:rPr>
+          <w:rFonts w:ascii="Arial" w:hAnsi="Arial"/>
+          <w:b/>
+          <w:bCs/>
+        </w:rPr>
+      </w:pPr>
+      <w:r>
+        <w:rPr>
+          <w:rFonts w:ascii="Arial" w:hAnsi="Arial"/>
+          <w:b/>
+          <w:bCs/>
+        </w:rPr>
+      </w:r>
+    </w:p>
+    <w:p>
+      <w:pPr>
+        <w:pStyle w:val="Standard"/>
+        <w:spacing w:lineRule="auto" w:line="276"/>
+        <w:rPr>
+          <w:rFonts w:ascii="Arial" w:hAnsi="Arial"/>
+          <w:b/>
+          <w:bCs/>
+        </w:rPr>
+      </w:pPr>
+      <w:r>
+        <w:rPr>
+          <w:rFonts w:ascii="Arial" w:hAnsi="Arial"/>
+          <w:b/>
+          <w:bCs/>
+        </w:rPr>
+      </w:r>
+    </w:p>
+    <w:p>
+      <w:pPr>
+        <w:pStyle w:val="Standard"/>
+        <w:spacing w:lineRule="auto" w:line="276"/>
+        <w:rPr>
+          <w:rFonts w:ascii="Arial" w:hAnsi="Arial"/>
+          <w:b/>
+          <w:bCs/>
+        </w:rPr>
+      </w:pPr>
+      <w:r>
+        <w:rPr>
+          <w:rFonts w:ascii="Arial" w:hAnsi="Arial"/>
+          <w:b/>
+          <w:bCs/>
+        </w:rPr>
+      </w:r>
+    </w:p>
+    <w:p>
+      <w:pPr>
+        <w:pStyle w:val="Standard"/>
+        <w:spacing w:lineRule="auto" w:line="276"/>
+        <w:rPr>
+          <w:rFonts w:ascii="Arial" w:hAnsi="Arial"/>
+          <w:b/>
+          <w:bCs/>
+        </w:rPr>
+      </w:pPr>
+      <w:r>
+        <w:rPr>
+          <w:rFonts w:ascii="Arial" w:hAnsi="Arial"/>
+          <w:b/>
+          <w:bCs/>
+        </w:rPr>
+      </w:r>
+    </w:p>
+    <w:p>
+      <w:pPr>
+        <w:pStyle w:val="Standard"/>
+        <w:spacing w:lineRule="auto" w:line="276"/>
+        <w:rPr>
+          <w:rFonts w:ascii="Arial" w:hAnsi="Arial"/>
+          <w:b/>
+          <w:bCs/>
+        </w:rPr>
+      </w:pPr>
+      <w:r>
+        <w:rPr>
+          <w:rFonts w:ascii="Arial" w:hAnsi="Arial"/>
+          <w:b/>
+          <w:bCs/>
+        </w:rPr>
+        <w:drawing>
+          <wp:anchor distT="0" distB="0" distL="0" distR="0" simplePos="0" relativeHeight="37" behindDoc="0" locked="0" layoutInCell="0" allowOverlap="1">
+            <wp:simplePos x="0" y="0"/>
+            <wp:positionH relativeFrom="column">
+              <wp:align>center</wp:align>
+            </wp:positionH>
+            <wp:positionV relativeFrom="paragraph">
+              <wp:posOffset>635</wp:posOffset>
+            </wp:positionV>
+            <wp:extent cx="6120130" cy="7200900"/>
+            <wp:effectExtent l="0" t="0" r="0" b="0"/>
+            <wp:wrapSquare wrapText="largest"/>
+            <wp:docPr id="36" name="Imagem32"/>
+            <wp:cNvGraphicFramePr>
+              <a:graphicFrameLocks xmlns:a="http://schemas.openxmlformats.org/drawingml/2006/main" noChangeAspect="1"/>
+            </wp:cNvGraphicFramePr>
+            <a:graphic xmlns:a="http://schemas.openxmlformats.org/drawingml/2006/main">
+              <a:graphicData uri="http://schemas.openxmlformats.org/drawingml/2006/picture">
+                <pic:pic xmlns:pic="http://schemas.openxmlformats.org/drawingml/2006/picture">
+                  <pic:nvPicPr>
+                    <pic:cNvPr id="36" name="Imagem32"/>
+                    <pic:cNvPicPr>
+                      <a:picLocks noChangeAspect="1" noChangeArrowheads="1"/>
+                    </pic:cNvPicPr>
+                  </pic:nvPicPr>
+                  <pic:blipFill>
+                    <a:blip r:embed="rId46"/>
+                    <a:stretch>
+                      <a:fillRect/>
+                    </a:stretch>
+                  </pic:blipFill>
+                  <pic:spPr bwMode="auto">
+                    <a:xfrm>
+                      <a:off x="0" y="0"/>
+                      <a:ext cx="6120130" cy="7200900"/>
+                    </a:xfrm>
+                    <a:prstGeom prst="rect">
+                      <a:avLst/>
+                    </a:prstGeom>
+                    <a:noFill/>
+                  </pic:spPr>
+                </pic:pic>
+              </a:graphicData>
+            </a:graphic>
+          </wp:anchor>
+        </w:drawing>
+        <w:drawing>
+          <wp:inline distT="0" distB="0" distL="0" distR="0">
+            <wp:extent cx="6120130" cy="2813050"/>
+            <wp:effectExtent l="0" t="0" r="0" b="0"/>
+            <wp:docPr id="37" name="Imagem33"/>
+            <wp:cNvGraphicFramePr>
+              <a:graphicFrameLocks xmlns:a="http://schemas.openxmlformats.org/drawingml/2006/main" noChangeAspect="1"/>
+            </wp:cNvGraphicFramePr>
+            <a:graphic xmlns:a="http://schemas.openxmlformats.org/drawingml/2006/main">
+              <a:graphicData uri="http://schemas.openxmlformats.org/drawingml/2006/picture">
+                <pic:pic xmlns:pic="http://schemas.openxmlformats.org/drawingml/2006/picture">
+                  <pic:nvPicPr>
+                    <pic:cNvPr id="37" name="Imagem33"/>
+                    <pic:cNvPicPr>
+                      <a:picLocks noChangeAspect="1" noChangeArrowheads="1"/>
+                    </pic:cNvPicPr>
+                  </pic:nvPicPr>
+                  <pic:blipFill>
+                    <a:blip r:embed="rId47"/>
+                    <a:stretch>
+                      <a:fillRect/>
+                    </a:stretch>
+                  </pic:blipFill>
+                  <pic:spPr bwMode="auto">
+                    <a:xfrm>
+                      <a:off x="0" y="0"/>
+                      <a:ext cx="6120130" cy="2813050"/>
+                    </a:xfrm>
+                    <a:prstGeom prst="rect">
+                      <a:avLst/>
+                    </a:prstGeom>
+                    <a:noFill/>
+                  </pic:spPr>
+                </pic:pic>
+              </a:graphicData>
+            </a:graphic>
+          </wp:inline>
+        </w:drawing>
+      </w:r>
+    </w:p>
+    <w:p>
+      <w:pPr>
+        <w:pStyle w:val="Standard"/>
+        <w:spacing w:lineRule="auto" w:line="276"/>
+        <w:rPr>
+          <w:rFonts w:ascii="Arial" w:hAnsi="Arial"/>
+          <w:b/>
+          <w:bCs/>
+        </w:rPr>
+      </w:pPr>
+      <w:r>
+        <w:rPr>
+          <w:rFonts w:ascii="Arial" w:hAnsi="Arial"/>
+          <w:b/>
+          <w:bCs/>
+        </w:rPr>
+      </w:r>
+    </w:p>
+    <w:p>
+      <w:pPr>
+        <w:pStyle w:val="Standard"/>
+        <w:spacing w:lineRule="auto" w:line="276"/>
+        <w:rPr>
+          <w:rFonts w:ascii="Arial" w:hAnsi="Arial"/>
+          <w:b/>
+          <w:bCs/>
+        </w:rPr>
+      </w:pPr>
+      <w:r>
+        <w:rPr>
+          <w:rFonts w:ascii="Arial" w:hAnsi="Arial"/>
+          <w:b/>
+          <w:bCs/>
+        </w:rPr>
+      </w:r>
+    </w:p>
+    <w:p>
+      <w:pPr>
+        <w:pStyle w:val="Standard"/>
+        <w:spacing w:lineRule="auto" w:line="276"/>
+        <w:rPr>
+          <w:rFonts w:ascii="Arial" w:hAnsi="Arial"/>
+          <w:b/>
+          <w:bCs/>
+        </w:rPr>
+      </w:pPr>
+      <w:r>
+        <w:rPr>
+          <w:rFonts w:ascii="Arial" w:hAnsi="Arial"/>
+          <w:b/>
+          <w:bCs/>
+        </w:rPr>
+      </w:r>
+    </w:p>
+    <w:p>
+      <w:pPr>
+        <w:pStyle w:val="Standard"/>
+        <w:spacing w:lineRule="auto" w:line="276"/>
+        <w:rPr>
+          <w:rFonts w:ascii="Arial" w:hAnsi="Arial"/>
+          <w:b/>
+          <w:bCs/>
+        </w:rPr>
+      </w:pPr>
+      <w:r>
+        <w:rPr>
+          <w:rFonts w:ascii="Arial" w:hAnsi="Arial"/>
+          <w:b/>
+          <w:bCs/>
+        </w:rPr>
+      </w:r>
+    </w:p>
+    <w:p>
+      <w:pPr>
+        <w:pStyle w:val="Standard"/>
+        <w:spacing w:lineRule="auto" w:line="276"/>
+        <w:rPr>
+          <w:rFonts w:ascii="Arial" w:hAnsi="Arial"/>
+          <w:b/>
+          <w:bCs/>
+        </w:rPr>
+      </w:pPr>
+      <w:r>
+        <w:rPr>
+          <w:rFonts w:ascii="Arial" w:hAnsi="Arial"/>
+          <w:b/>
+          <w:bCs/>
+        </w:rPr>
+      </w:r>
+    </w:p>
+    <w:p>
+      <w:pPr>
+        <w:pStyle w:val="Standard"/>
+        <w:spacing w:lineRule="auto" w:line="276"/>
+        <w:rPr>
+          <w:rFonts w:ascii="Arial" w:hAnsi="Arial"/>
+          <w:b/>
+          <w:bCs/>
+        </w:rPr>
+      </w:pPr>
+      <w:r>
+        <w:rPr>
+          <w:rFonts w:ascii="Arial" w:hAnsi="Arial"/>
+          <w:b/>
+          <w:bCs/>
+        </w:rPr>
+      </w:r>
+    </w:p>
+    <w:p>
+      <w:pPr>
+        <w:pStyle w:val="Standard"/>
+        <w:spacing w:lineRule="auto" w:line="276"/>
+        <w:rPr>
+          <w:rFonts w:ascii="Arial" w:hAnsi="Arial"/>
+          <w:b/>
+          <w:bCs/>
+        </w:rPr>
+      </w:pPr>
+      <w:r>
+        <w:rPr>
+          <w:rFonts w:ascii="Arial" w:hAnsi="Arial"/>
+          <w:b/>
+          <w:bCs/>
+        </w:rPr>
+        <w:drawing>
+          <wp:inline distT="0" distB="0" distL="0" distR="0">
+            <wp:extent cx="6120130" cy="6038850"/>
+            <wp:effectExtent l="0" t="0" r="0" b="0"/>
+            <wp:docPr id="38" name="Imagem34"/>
+            <wp:cNvGraphicFramePr>
+              <a:graphicFrameLocks xmlns:a="http://schemas.openxmlformats.org/drawingml/2006/main" noChangeAspect="1"/>
+            </wp:cNvGraphicFramePr>
+            <a:graphic xmlns:a="http://schemas.openxmlformats.org/drawingml/2006/main">
+              <a:graphicData uri="http://schemas.openxmlformats.org/drawingml/2006/picture">
+                <pic:pic xmlns:pic="http://schemas.openxmlformats.org/drawingml/2006/picture">
+                  <pic:nvPicPr>
+                    <pic:cNvPr id="38" name="Imagem34"/>
+                    <pic:cNvPicPr>
+                      <a:picLocks noChangeAspect="1" noChangeArrowheads="1"/>
+                    </pic:cNvPicPr>
+                  </pic:nvPicPr>
+                  <pic:blipFill>
+                    <a:blip r:embed="rId48"/>
+                    <a:stretch>
+                      <a:fillRect/>
+                    </a:stretch>
+                  </pic:blipFill>
+                  <pic:spPr bwMode="auto">
+                    <a:xfrm>
+                      <a:off x="0" y="0"/>
+                      <a:ext cx="6120130" cy="6038850"/>
+                    </a:xfrm>
+                    <a:prstGeom prst="rect">
+                      <a:avLst/>
+                    </a:prstGeom>
+                    <a:noFill/>
+                  </pic:spPr>
+                </pic:pic>
+              </a:graphicData>
+            </a:graphic>
+          </wp:inline>
+        </w:drawing>
+      </w:r>
+      <w:r>
+        <w:br w:type="page"/>
+      </w:r>
+    </w:p>
+    <w:p>
+      <w:pPr>
+        <w:pStyle w:val="Standard"/>
+        <w:spacing w:lineRule="auto" w:line="276"/>
+        <w:rPr>
+          <w:b/>
+          <w:bCs/>
+        </w:rPr>
+      </w:pPr>
+      <w:r>
+        <w:rPr>
+          <w:b/>
+          <w:bCs/>
+        </w:rPr>
+      </w:r>
+    </w:p>
+    <w:p>
+      <w:pPr>
+        <w:pStyle w:val="Standard"/>
+        <w:spacing w:lineRule="auto" w:line="276"/>
+        <w:rPr>
+          <w:b/>
+          <w:bCs/>
+        </w:rPr>
+      </w:pPr>
+      <w:r>
+        <w:rPr>
+          <w:b/>
+          <w:bCs/>
+        </w:rPr>
+        <w:drawing>
+          <wp:anchor distT="0" distB="0" distL="0" distR="0" simplePos="0" relativeHeight="40" behindDoc="0" locked="0" layoutInCell="0" allowOverlap="1">
+            <wp:simplePos x="0" y="0"/>
+            <wp:positionH relativeFrom="column">
+              <wp:align>center</wp:align>
+            </wp:positionH>
+            <wp:positionV relativeFrom="paragraph">
+              <wp:posOffset>635</wp:posOffset>
+            </wp:positionV>
+            <wp:extent cx="5791200" cy="7419975"/>
+            <wp:effectExtent l="0" t="0" r="0" b="0"/>
+            <wp:wrapSquare wrapText="largest"/>
+            <wp:docPr id="39" name="Imagem35"/>
+            <wp:cNvGraphicFramePr>
+              <a:graphicFrameLocks xmlns:a="http://schemas.openxmlformats.org/drawingml/2006/main" noChangeAspect="1"/>
+            </wp:cNvGraphicFramePr>
+            <a:graphic xmlns:a="http://schemas.openxmlformats.org/drawingml/2006/main">
+              <a:graphicData uri="http://schemas.openxmlformats.org/drawingml/2006/picture">
+                <pic:pic xmlns:pic="http://schemas.openxmlformats.org/drawingml/2006/picture">
+                  <pic:nvPicPr>
+                    <pic:cNvPr id="39" name="Imagem35"/>
+                    <pic:cNvPicPr>
+                      <a:picLocks noChangeAspect="1" noChangeArrowheads="1"/>
+                    </pic:cNvPicPr>
+                  </pic:nvPicPr>
+                  <pic:blipFill>
+                    <a:blip r:embed="rId49"/>
+                    <a:stretch>
+                      <a:fillRect/>
+                    </a:stretch>
+                  </pic:blipFill>
+                  <pic:spPr bwMode="auto">
+                    <a:xfrm>
+                      <a:off x="0" y="0"/>
+                      <a:ext cx="5791200" cy="7419975"/>
+                    </a:xfrm>
+                    <a:prstGeom prst="rect">
+                      <a:avLst/>
+                    </a:prstGeom>
+                    <a:noFill/>
+                  </pic:spPr>
+                </pic:pic>
+              </a:graphicData>
+            </a:graphic>
+          </wp:anchor>
+        </w:drawing>
+      </w:r>
+      <w:r>
+        <w:br w:type="page"/>
+      </w:r>
+    </w:p>
+    <w:p>
+      <w:pPr>
+        <w:pStyle w:val="Standard"/>
+        <w:spacing w:lineRule="auto" w:line="276"/>
+        <w:rPr>
+          <w:b/>
+          <w:bCs/>
+        </w:rPr>
+      </w:pPr>
+      <w:r>
+        <w:rPr>
+          <w:b/>
+          <w:bCs/>
+        </w:rPr>
+        <w:drawing>
+          <wp:inline distT="0" distB="0" distL="0" distR="0">
+            <wp:extent cx="3248025" cy="2333625"/>
+            <wp:effectExtent l="0" t="0" r="0" b="0"/>
+            <wp:docPr id="40" name="Imagem36"/>
+            <wp:cNvGraphicFramePr>
+              <a:graphicFrameLocks xmlns:a="http://schemas.openxmlformats.org/drawingml/2006/main" noChangeAspect="1"/>
+            </wp:cNvGraphicFramePr>
+            <a:graphic xmlns:a="http://schemas.openxmlformats.org/drawingml/2006/main">
+              <a:graphicData uri="http://schemas.openxmlformats.org/drawingml/2006/picture">
+                <pic:pic xmlns:pic="http://schemas.openxmlformats.org/drawingml/2006/picture">
+                  <pic:nvPicPr>
+                    <pic:cNvPr id="40" name="Imagem36"/>
+                    <pic:cNvPicPr>
+                      <a:picLocks noChangeAspect="1" noChangeArrowheads="1"/>
+                    </pic:cNvPicPr>
+                  </pic:nvPicPr>
+                  <pic:blipFill>
+                    <a:blip r:embed="rId50"/>
+                    <a:stretch>
+                      <a:fillRect/>
+                    </a:stretch>
+                  </pic:blipFill>
+                  <pic:spPr bwMode="auto">
+                    <a:xfrm>
+                      <a:off x="0" y="0"/>
+                      <a:ext cx="3248025" cy="2333625"/>
+                    </a:xfrm>
+                    <a:prstGeom prst="rect">
+                      <a:avLst/>
+                    </a:prstGeom>
+                    <a:noFill/>
+                  </pic:spPr>
+                </pic:pic>
+              </a:graphicData>
+            </a:graphic>
+          </wp:inline>
+        </w:drawing>
+      </w:r>
+    </w:p>
+    <w:p>
+      <w:pPr>
+        <w:pStyle w:val="Standard"/>
+        <w:spacing w:lineRule="auto" w:line="276"/>
+        <w:rPr>
+          <w:rFonts w:ascii="Arial" w:hAnsi="Arial"/>
+          <w:b/>
+          <w:bCs/>
+        </w:rPr>
+      </w:pPr>
+      <w:r>
+        <w:rPr>
+          <w:b/>
+          <w:bCs/>
+        </w:rPr>
+      </w:r>
+    </w:p>
+    <w:p>
+      <w:pPr>
+        <w:pStyle w:val="Standard"/>
+        <w:spacing w:lineRule="auto" w:line="276"/>
+        <w:rPr>
+          <w:rFonts w:ascii="Arial" w:hAnsi="Arial"/>
+          <w:b/>
+          <w:bCs/>
+        </w:rPr>
+      </w:pPr>
+      <w:r>
+        <w:rPr>
+          <w:b/>
+          <w:bCs/>
         </w:rPr>
       </w:r>
     </w:p>
     <w:sectPr>
-      <w:headerReference w:type="even" r:id="rId19"/>
-      <w:headerReference w:type="default" r:id="rId20"/>
-      <w:headerReference w:type="first" r:id="rId21"/>
-      <w:footerReference w:type="even" r:id="rId22"/>
-      <w:footerReference w:type="default" r:id="rId23"/>
-      <w:footerReference w:type="first" r:id="rId24"/>
+      <w:headerReference w:type="even" r:id="rId51"/>
+      <w:headerReference w:type="default" r:id="rId52"/>
+      <w:headerReference w:type="first" r:id="rId53"/>
+      <w:footerReference w:type="even" r:id="rId54"/>
+      <w:footerReference w:type="default" r:id="rId55"/>
+      <w:footerReference w:type="first" r:id="rId56"/>
       <w:type w:val="nextPage"/>
       <w:pgSz w:w="11906" w:h="16838"/>
       <w:pgMar w:left="1134" w:right="1134" w:gutter="0" w:header="1134" w:top="1743" w:footer="720" w:bottom="1134"/>
@@ -3743,7 +6686,7 @@
       <w:rPr>
         <w:rFonts w:ascii="Arial" w:hAnsi="Arial"/>
       </w:rPr>
-      <w:t>13</w:t>
+      <w:t>41</w:t>
     </w:r>
     <w:r>
       <w:rPr>
@@ -3814,7 +6757,7 @@
       <w:rPr>
         <w:rFonts w:ascii="Arial" w:hAnsi="Arial"/>
       </w:rPr>
-      <w:t>13</w:t>
+      <w:t>41</w:t>
     </w:r>
     <w:r>
       <w:rPr>

--- a/Proposta-Relatório-PAP.docx
+++ b/Proposta-Relatório-PAP.docx
@@ -14,7 +14,7 @@
           <w:rFonts w:hint="eastAsia"/>
         </w:rPr>
         <w:drawing>
-          <wp:anchor distT="0" distB="0" distL="114300" distR="114300" simplePos="0" relativeHeight="2" behindDoc="0" locked="0" layoutInCell="0" allowOverlap="1">
+          <wp:anchor distT="0" distB="0" distL="114300" distR="114300" simplePos="0" relativeHeight="11" behindDoc="0" locked="0" layoutInCell="0" allowOverlap="1">
             <wp:simplePos x="0" y="0"/>
             <wp:positionH relativeFrom="column">
               <wp:posOffset>-57150</wp:posOffset>
@@ -454,7 +454,7 @@
           <w:rFonts w:hint="eastAsia"/>
         </w:rPr>
         <w:drawing>
-          <wp:anchor distT="0" distB="0" distL="0" distR="0" simplePos="0" relativeHeight="3" behindDoc="0" locked="0" layoutInCell="0" allowOverlap="1">
+          <wp:anchor distT="0" distB="0" distL="0" distR="0" simplePos="0" relativeHeight="12" behindDoc="0" locked="0" layoutInCell="0" allowOverlap="1">
             <wp:simplePos x="0" y="0"/>
             <wp:positionH relativeFrom="column">
               <wp:align>center</wp:align>
@@ -759,34 +759,13 @@
     </w:p>
     <w:p>
       <w:pPr>
-        <w:pStyle w:val="Standard"/>
-        <w:spacing w:lineRule="auto" w:line="276" w:before="0" w:after="0"/>
-        <w:rPr>
-          <w:rFonts w:ascii="Arial" w:hAnsi="Arial"/>
-          <w:sz w:val="32"/>
-          <w:szCs w:val="32"/>
-        </w:rPr>
-      </w:pPr>
-      <w:r>
-        <w:rPr>
-          <w:rFonts w:ascii="Arial" w:hAnsi="Arial"/>
-          <w:sz w:val="32"/>
-          <w:szCs w:val="32"/>
-        </w:rPr>
-      </w:r>
-    </w:p>
-    <w:p>
-      <w:pPr>
-        <w:pStyle w:val="Standard"/>
-        <w:spacing w:lineRule="auto" w:line="276"/>
-        <w:rPr>
-          <w:rFonts w:hint="eastAsia"/>
-        </w:rPr>
-      </w:pPr>
-      <w:r>
-        <w:rPr>
-          <w:rFonts w:hint="eastAsia"/>
-        </w:rPr>
+        <w:pStyle w:val="Ttulodondicedefigurasuser"/>
+        <w:spacing w:before="0" w:after="120"/>
+        <w:rPr/>
+      </w:pPr>
+      <w:r>
+        <w:rPr/>
+        <w:t xml:space="preserve">Índice </w:t>
       </w:r>
     </w:p>
     <w:sdt>
@@ -799,10 +778,10 @@
       <w:sdtContent>
         <w:p>
           <w:pPr>
-            <w:pStyle w:val="Index1"/>
+            <w:pStyle w:val="TOC1"/>
             <w:tabs>
-              <w:tab w:val="clear" w:pos="709"/>
-              <w:tab w:val="right" w:pos="9360" w:leader="dot"/>
+              <w:tab w:val="clear" w:pos="9638"/>
+              <w:tab w:val="right" w:pos="9637" w:leader="dot"/>
             </w:tabs>
             <w:rPr/>
           </w:pPr>
@@ -810,28 +789,18 @@
             <w:fldChar w:fldCharType="begin"/>
           </w:r>
           <w:r>
-            <w:rPr/>
+            <w:rPr>
+              <w:rStyle w:val="Ligaodendice"/>
+            </w:rPr>
             <w:instrText xml:space="preserve"> TOC \o "1-2" \u \h</w:instrText>
           </w:r>
           <w:r>
-            <w:rPr/>
+            <w:rPr>
+              <w:rStyle w:val="Ligaodendice"/>
+            </w:rPr>
             <w:fldChar w:fldCharType="separate"/>
           </w:r>
-          <w:r>
-            <w:rPr/>
-            <w:t>Índice</w:t>
-          </w:r>
-        </w:p>
-        <w:p>
-          <w:pPr>
-            <w:pStyle w:val="Contents1"/>
-            <w:tabs>
-              <w:tab w:val="clear" w:pos="9638"/>
-              <w:tab w:val="right" w:pos="9637" w:leader="dot"/>
-            </w:tabs>
-            <w:rPr/>
-          </w:pPr>
-          <w:hyperlink w:anchor="__RefHeading___Toc240_928268367">
+          <w:hyperlink w:anchor="__RefHeading___Toc240_928268367" w:tooltip="1 – Introdução">
             <w:r>
               <w:rPr>
                 <w:rStyle w:val="Ligaodendice"/>
@@ -844,14 +813,14 @@
         </w:p>
         <w:p>
           <w:pPr>
-            <w:pStyle w:val="Contents1"/>
+            <w:pStyle w:val="TOC1"/>
             <w:tabs>
               <w:tab w:val="clear" w:pos="9638"/>
               <w:tab w:val="right" w:pos="9637" w:leader="dot"/>
             </w:tabs>
             <w:rPr/>
           </w:pPr>
-          <w:hyperlink w:anchor="__RefHeading___Toc242_928268367">
+          <w:hyperlink w:anchor="__RefHeading___Toc242_928268367" w:tooltip="2 – Tecnologias Envolvidas">
             <w:r>
               <w:rPr>
                 <w:rStyle w:val="Ligaodendice"/>
@@ -864,79 +833,19 @@
         </w:p>
         <w:p>
           <w:pPr>
-            <w:pStyle w:val="Contents1"/>
+            <w:pStyle w:val="TOC1"/>
             <w:tabs>
               <w:tab w:val="clear" w:pos="9638"/>
               <w:tab w:val="right" w:pos="9637" w:leader="dot"/>
             </w:tabs>
             <w:rPr/>
           </w:pPr>
-          <w:hyperlink w:anchor="__RefHeading___Toc244_928268367">
+          <w:hyperlink w:anchor="__RefHeading___Toc244_928268367" w:tooltip="3 – Implementação do Projeto">
             <w:r>
               <w:rPr>
                 <w:rStyle w:val="Ligaodendice"/>
               </w:rPr>
               <w:t>3 – Implementação do Projeto</w:t>
-              <w:tab/>
-              <w:t>6</w:t>
-            </w:r>
-          </w:hyperlink>
-        </w:p>
-        <w:p>
-          <w:pPr>
-            <w:pStyle w:val="Contents1"/>
-            <w:tabs>
-              <w:tab w:val="clear" w:pos="9638"/>
-              <w:tab w:val="right" w:pos="9637" w:leader="dot"/>
-            </w:tabs>
-            <w:rPr/>
-          </w:pPr>
-          <w:hyperlink w:anchor="__RefHeading___Toc721_928268367">
-            <w:r>
-              <w:rPr>
-                <w:rStyle w:val="Ligaodendice"/>
-              </w:rPr>
-              <w:t>3.1 – Cronograma de desenvolvimento do projeto</w:t>
-              <w:tab/>
-              <w:t>6</w:t>
-            </w:r>
-          </w:hyperlink>
-        </w:p>
-        <w:p>
-          <w:pPr>
-            <w:pStyle w:val="Contents1"/>
-            <w:tabs>
-              <w:tab w:val="clear" w:pos="9638"/>
-              <w:tab w:val="right" w:pos="9637" w:leader="dot"/>
-            </w:tabs>
-            <w:rPr/>
-          </w:pPr>
-          <w:hyperlink w:anchor="__RefHeading___Toc723_928268367">
-            <w:r>
-              <w:rPr>
-                <w:rStyle w:val="Ligaodendice"/>
-              </w:rPr>
-              <w:t>3.2 – Aspetos técnicos do desenvolvimento do trabalho</w:t>
-              <w:tab/>
-              <w:t>6</w:t>
-            </w:r>
-          </w:hyperlink>
-        </w:p>
-        <w:p>
-          <w:pPr>
-            <w:pStyle w:val="Contents1"/>
-            <w:tabs>
-              <w:tab w:val="clear" w:pos="9638"/>
-              <w:tab w:val="right" w:pos="9637" w:leader="dot"/>
-            </w:tabs>
-            <w:rPr/>
-          </w:pPr>
-          <w:hyperlink w:anchor="__RefHeading___Toc246_928268367">
-            <w:r>
-              <w:rPr>
-                <w:rStyle w:val="Ligaodendice"/>
-              </w:rPr>
-              <w:t>4 – Conclusão</w:t>
               <w:tab/>
               <w:t>7</w:t>
             </w:r>
@@ -944,19 +853,39 @@
         </w:p>
         <w:p>
           <w:pPr>
-            <w:pStyle w:val="Contents1"/>
+            <w:pStyle w:val="TOC1"/>
             <w:tabs>
               <w:tab w:val="clear" w:pos="9638"/>
               <w:tab w:val="right" w:pos="9637" w:leader="dot"/>
             </w:tabs>
             <w:rPr/>
           </w:pPr>
-          <w:hyperlink w:anchor="__RefHeading___Toc248_928268367">
+          <w:hyperlink w:anchor="__RefHeading___Toc721_928268367" w:tooltip="3.1 – Cronograma de desenvolvimento do projeto">
             <w:r>
               <w:rPr>
                 <w:rStyle w:val="Ligaodendice"/>
               </w:rPr>
-              <w:t>5 – Bibliografia/ Webgrafia</w:t>
+              <w:t>3.1 – Cronograma de desenvolvimento do projeto</w:t>
+              <w:tab/>
+              <w:t>7</w:t>
+            </w:r>
+          </w:hyperlink>
+        </w:p>
+        <w:p>
+          <w:pPr>
+            <w:pStyle w:val="TOC1"/>
+            <w:tabs>
+              <w:tab w:val="clear" w:pos="9638"/>
+              <w:tab w:val="right" w:pos="9637" w:leader="dot"/>
+            </w:tabs>
+            <w:rPr/>
+          </w:pPr>
+          <w:hyperlink w:anchor="__RefHeading___Toc723_928268367" w:tooltip="3.2 – Aspetos técnicos do desenvolvimento do trabalho">
+            <w:r>
+              <w:rPr>
+                <w:rStyle w:val="Ligaodendice"/>
+              </w:rPr>
+              <w:t>3.2 – Aspetos técnicos do desenvolvimento do trabalho</w:t>
               <w:tab/>
               <w:t>8</w:t>
             </w:r>
@@ -964,21 +893,121 @@
         </w:p>
         <w:p>
           <w:pPr>
-            <w:pStyle w:val="Contents1"/>
+            <w:pStyle w:val="TOC1"/>
             <w:tabs>
               <w:tab w:val="clear" w:pos="9638"/>
               <w:tab w:val="right" w:pos="9637" w:leader="dot"/>
             </w:tabs>
             <w:rPr/>
           </w:pPr>
-          <w:hyperlink w:anchor="__RefHeading___Toc250_928268367">
+          <w:hyperlink w:anchor="__RefHeading___Toc244_928268367_Copy_1" w:tooltip="4 – Contexto do Projeto">
             <w:r>
               <w:rPr>
                 <w:rStyle w:val="Ligaodendice"/>
               </w:rPr>
-              <w:t>6 – Anexos</w:t>
+              <w:t>4 – Contexto do Projeto</w:t>
               <w:tab/>
               <w:t>9</w:t>
+            </w:r>
+          </w:hyperlink>
+        </w:p>
+        <w:p>
+          <w:pPr>
+            <w:pStyle w:val="TOC1"/>
+            <w:tabs>
+              <w:tab w:val="clear" w:pos="9638"/>
+              <w:tab w:val="right" w:pos="9637" w:leader="dot"/>
+            </w:tabs>
+            <w:rPr/>
+          </w:pPr>
+          <w:hyperlink w:anchor="__RefHeading___Toc723_928268367_Copy_1" w:tooltip="4.1 – História">
+            <w:r>
+              <w:rPr>
+                <w:rStyle w:val="Ligaodendice"/>
+              </w:rPr>
+              <w:t>4.1 – História</w:t>
+              <w:tab/>
+              <w:t>9</w:t>
+            </w:r>
+          </w:hyperlink>
+        </w:p>
+        <w:p>
+          <w:pPr>
+            <w:pStyle w:val="TOC1"/>
+            <w:tabs>
+              <w:tab w:val="clear" w:pos="9638"/>
+              <w:tab w:val="right" w:pos="9637" w:leader="dot"/>
+            </w:tabs>
+            <w:rPr/>
+          </w:pPr>
+          <w:hyperlink w:anchor="__RefHeading___Toc723_928268367_Copy_1_C" w:tooltip="4.2 – Trajetória do jogo">
+            <w:r>
+              <w:rPr>
+                <w:rStyle w:val="Ligaodendice"/>
+              </w:rPr>
+              <w:t>4.2 – Trajetória do jogo</w:t>
+              <w:tab/>
+              <w:t>10</w:t>
+            </w:r>
+          </w:hyperlink>
+        </w:p>
+        <w:p>
+          <w:pPr>
+            <w:pStyle w:val="TOC1"/>
+            <w:tabs>
+              <w:tab w:val="clear" w:pos="9638"/>
+              <w:tab w:val="right" w:pos="9637" w:leader="dot"/>
+            </w:tabs>
+            <w:rPr/>
+          </w:pPr>
+          <w:hyperlink w:anchor="__RefHeading___Toc246_928268367" w:tooltip="5 – Conclusão">
+            <w:r>
+              <w:rPr>
+                <w:rStyle w:val="Ligaodendice"/>
+              </w:rPr>
+              <w:t>5 – Conclusão</w:t>
+              <w:tab/>
+              <w:t>11</w:t>
+            </w:r>
+          </w:hyperlink>
+        </w:p>
+        <w:p>
+          <w:pPr>
+            <w:pStyle w:val="TOC1"/>
+            <w:tabs>
+              <w:tab w:val="clear" w:pos="9638"/>
+              <w:tab w:val="right" w:pos="9637" w:leader="dot"/>
+            </w:tabs>
+            <w:rPr/>
+          </w:pPr>
+          <w:hyperlink w:anchor="__RefHeading___Toc248_928268367" w:tooltip="6 – Bibliografia/ Webgrafia">
+            <w:r>
+              <w:rPr>
+                <w:rStyle w:val="Ligaodendice"/>
+              </w:rPr>
+              <w:t>6 – Bibliografia/ Webgrafia</w:t>
+              <w:tab/>
+              <w:t>12</w:t>
+            </w:r>
+          </w:hyperlink>
+        </w:p>
+        <w:p>
+          <w:pPr>
+            <w:pStyle w:val="TOC1"/>
+            <w:tabs>
+              <w:tab w:val="clear" w:pos="9638"/>
+              <w:tab w:val="right" w:pos="9637" w:leader="dot"/>
+            </w:tabs>
+            <w:rPr/>
+          </w:pPr>
+          <w:hyperlink w:anchor="__RefHeading___Toc250_928268367" w:tooltip="7 – Anexos">
+            <w:r>
+              <w:rPr>
+                <w:rStyle w:val="Ligaodendice"/>
+              </w:rPr>
+              <w:t>7 – Anexos</w:t>
+              <w:tab/>
+              <w:t>13</w:t>
             </w:r>
           </w:hyperlink>
           <w:r>
@@ -1004,8 +1033,8 @@
     </w:p>
     <w:p>
       <w:pPr>
-        <w:pStyle w:val="Index1"/>
-        <w:spacing w:before="0" w:after="0"/>
+        <w:pStyle w:val="Ttulodondicedefigurasuser"/>
+        <w:spacing w:before="0" w:after="120"/>
         <w:rPr/>
       </w:pPr>
       <w:r>
@@ -1015,12 +1044,80 @@
     </w:p>
     <w:p>
       <w:pPr>
-        <w:pStyle w:val="Contents1"/>
+        <w:pStyle w:val="TableofFigures"/>
         <w:tabs>
           <w:tab w:val="clear" w:pos="9638"/>
           <w:tab w:val="right" w:pos="9637" w:leader="dot"/>
         </w:tabs>
-        <w:spacing w:before="0" w:after="120"/>
+        <w:rPr/>
+      </w:pPr>
+      <w:r>
+        <w:fldChar w:fldCharType="begin"/>
+      </w:r>
+      <w:r>
+        <w:rPr>
+          <w:rStyle w:val="Ligaodendiceuser"/>
+        </w:rPr>
+        <w:instrText xml:space="preserve"> TOC \c "Imagem" \h </w:instrText>
+      </w:r>
+      <w:r>
+        <w:rPr>
+          <w:rStyle w:val="Ligaodendiceuser"/>
+        </w:rPr>
+        <w:fldChar w:fldCharType="separate"/>
+      </w:r>
+      <w:r>
+        <w:rPr>
+          <w:rStyle w:val="Ligaodendiceuser"/>
+        </w:rPr>
+        <w:t>1: Unity-C#</w:t>
+      </w:r>
+      <w:r>
+        <w:rPr/>
+        <w:tab/>
+        <w:t>4</w:t>
+      </w:r>
+    </w:p>
+    <w:p>
+      <w:pPr>
+        <w:pStyle w:val="TableofFigures"/>
+        <w:tabs>
+          <w:tab w:val="clear" w:pos="9638"/>
+          <w:tab w:val="right" w:pos="9637" w:leader="dot"/>
+        </w:tabs>
+        <w:rPr/>
+      </w:pPr>
+      <w:r>
+        <w:rPr/>
+        <w:t>2 - Mapa do Mundo</w:t>
+        <w:tab/>
+        <w:t>10</w:t>
+      </w:r>
+    </w:p>
+    <w:p>
+      <w:pPr>
+        <w:pStyle w:val="TableofFigures"/>
+        <w:tabs>
+          <w:tab w:val="clear" w:pos="9638"/>
+          <w:tab w:val="right" w:pos="9637" w:leader="dot"/>
+        </w:tabs>
+        <w:rPr/>
+      </w:pPr>
+      <w:r>
+        <w:rPr/>
+        <w:t>3 - Reino de Aerfran</w:t>
+        <w:tab/>
+        <w:t>10</w:t>
+      </w:r>
+      <w:r>
+        <w:rPr/>
+        <w:fldChar w:fldCharType="end"/>
+      </w:r>
+    </w:p>
+    <w:p>
+      <w:pPr>
+        <w:pStyle w:val="Index1"/>
+        <w:spacing w:before="0" w:after="0"/>
         <w:rPr/>
         <w:sectPr>
           <w:type w:val="nextPage"/>
@@ -1032,18 +1129,9 @@
           <w:docGrid w:type="default" w:linePitch="100" w:charSpace="0"/>
         </w:sectPr>
       </w:pPr>
-      <w:r>
-        <w:rPr/>
-        <w:t>Unity-C#</w:t>
-      </w:r>
       <w:hyperlink w:anchor="Figura!0|sequence">
         <w:r>
-          <w:rPr>
-            <w:rStyle w:val="Style8"/>
-          </w:rPr>
-          <w:t xml:space="preserve">:  </w:t>
-          <w:tab/>
-          <w:t>4</w:t>
+          <w:rPr/>
         </w:r>
       </w:hyperlink>
     </w:p>
@@ -1224,34 +1312,6 @@
           <w:rFonts w:ascii="Arial" w:hAnsi="Arial"/>
         </w:rPr>
       </w:r>
-    </w:p>
-    <w:p>
-      <w:pPr>
-        <w:pStyle w:val="Standard"/>
-        <w:spacing w:lineRule="auto" w:line="360"/>
-        <w:jc w:val="both"/>
-        <w:rPr>
-          <w:rFonts w:ascii="Arial" w:hAnsi="Arial"/>
-        </w:rPr>
-      </w:pPr>
-      <w:r>
-        <w:rPr>
-          <w:rFonts w:ascii="Arial" w:hAnsi="Arial"/>
-        </w:rPr>
-      </w:r>
-    </w:p>
-    <w:p>
-      <w:pPr>
-        <w:pStyle w:val="Standard"/>
-        <w:spacing w:lineRule="auto" w:line="360"/>
-        <w:jc w:val="both"/>
-        <w:rPr>
-          <w:rFonts w:ascii="Arial" w:hAnsi="Arial"/>
-        </w:rPr>
-      </w:pPr>
-      <w:r>
-        <w:rPr/>
-      </w:r>
       <w:bookmarkStart w:id="4" w:name="_Toc349660871"/>
       <w:bookmarkStart w:id="5" w:name="_Toc349660871"/>
       <w:bookmarkEnd w:id="5"/>
@@ -1266,1110 +1326,62 @@
       </w:pPr>
       <w:r>
         <w:rPr/>
-      </w:r>
-    </w:p>
-    <w:p>
-      <w:pPr>
-        <w:pStyle w:val="Heading1"/>
-        <w:spacing w:before="0" w:after="120"/>
-        <w:rPr/>
-      </w:pPr>
-      <w:bookmarkStart w:id="6" w:name="__RefHeading___Toc242_928268367"/>
-      <w:bookmarkStart w:id="7" w:name="_Toc349660864"/>
-      <w:bookmarkEnd w:id="6"/>
-      <w:bookmarkEnd w:id="7"/>
-      <w:r>
-        <w:rPr/>
-        <w:t>2 – Tecnologias Envolvidas</w:t>
-      </w:r>
-    </w:p>
-    <w:p>
-      <w:pPr>
-        <w:pStyle w:val="Standard"/>
-        <w:spacing w:lineRule="auto" w:line="276"/>
-        <w:rPr>
-          <w:rFonts w:ascii="Arial" w:hAnsi="Arial"/>
-        </w:rPr>
-      </w:pPr>
-      <w:r>
-        <w:rPr>
-          <w:rFonts w:ascii="Arial" w:hAnsi="Arial"/>
-        </w:rPr>
-      </w:r>
-    </w:p>
-    <w:p>
-      <w:pPr>
-        <w:pStyle w:val="Standard"/>
-        <w:spacing w:lineRule="auto" w:line="360"/>
-        <w:rPr>
-          <w:rFonts w:ascii="Arial" w:hAnsi="Arial"/>
-        </w:rPr>
-      </w:pPr>
-      <w:r>
-        <w:rPr>
-          <w:rFonts w:ascii="Arial" w:hAnsi="Arial"/>
-        </w:rPr>
-        <w:t xml:space="preserve">No desenvolvimento do projeto </w:t>
-      </w:r>
-      <w:r>
-        <w:rPr>
-          <w:rStyle w:val="Strong"/>
-          <w:rFonts w:ascii="Arial" w:hAnsi="Arial"/>
-        </w:rPr>
-        <w:t>Mage TD</w:t>
-      </w:r>
-      <w:r>
-        <w:rPr>
-          <w:rFonts w:ascii="Arial" w:hAnsi="Arial"/>
-        </w:rPr>
-        <w:t xml:space="preserve"> foram utilizadas diversas tecnologias e ferramentas, fundamentais para a concretização do jogo:</w:t>
-      </w:r>
-    </w:p>
-    <w:p>
-      <w:pPr>
-        <w:pStyle w:val="Standard"/>
-        <w:numPr>
-          <w:ilvl w:val="0"/>
-          <w:numId w:val="1"/>
-        </w:numPr>
-        <w:spacing w:lineRule="auto" w:line="360"/>
-        <w:rPr/>
-      </w:pPr>
-      <w:r>
-        <w:rPr>
-          <w:rStyle w:val="Strong"/>
-          <w:rFonts w:ascii="Arial" w:hAnsi="Arial"/>
-        </w:rPr>
-        <w:t>Unity</w:t>
-      </w:r>
-      <w:r>
-        <w:rPr>
-          <w:rFonts w:ascii="Arial" w:hAnsi="Arial"/>
-        </w:rPr>
-        <w:t>: Motor de jogos utilizado para o desenvolvimento do projeto. Permitiu a criação de cenários, gestão de objetos, implementação de mecânicas de jogo e exportação para a plataforma Web.</w:t>
-      </w:r>
-    </w:p>
-    <w:p>
-      <w:pPr>
-        <w:pStyle w:val="Standard"/>
-        <w:numPr>
-          <w:ilvl w:val="0"/>
-          <w:numId w:val="1"/>
-        </w:numPr>
-        <w:spacing w:lineRule="auto" w:line="360"/>
-        <w:rPr/>
-      </w:pPr>
-      <w:r>
-        <w:rPr>
-          <w:rStyle w:val="Strong"/>
-          <w:rFonts w:ascii="Arial" w:hAnsi="Arial"/>
-        </w:rPr>
-        <w:t>C#</w:t>
-      </w:r>
-      <w:r>
-        <w:rPr>
-          <w:rFonts w:ascii="Arial" w:hAnsi="Arial"/>
-        </w:rPr>
-        <w:t>: Linguagem de programação principal do projeto, utilizada para implementar a lógica do jogo, controlo de inimigos, torres, sistema de ondas, pontuação e interface do utilizador.</w:t>
-      </w:r>
-    </w:p>
-    <w:p>
-      <w:pPr>
-        <w:pStyle w:val="Standard"/>
-        <w:numPr>
-          <w:ilvl w:val="0"/>
-          <w:numId w:val="1"/>
-        </w:numPr>
-        <w:spacing w:lineRule="auto" w:line="360"/>
-        <w:rPr/>
-      </w:pPr>
-      <w:r>
-        <w:rPr>
-          <w:rStyle w:val="Strong"/>
-          <w:rFonts w:ascii="Arial" w:hAnsi="Arial"/>
-        </w:rPr>
-        <w:t>Visual Studio Code</w:t>
-      </w:r>
-      <w:r>
-        <w:rPr>
-          <w:rFonts w:ascii="Arial" w:hAnsi="Arial"/>
-        </w:rPr>
-        <w:t>: Ambiente de desenvolvimento integrado (IDE) usado para a escrita e organização do código-fonte.</w:t>
-      </w:r>
-    </w:p>
-    <w:p>
-      <w:pPr>
-        <w:pStyle w:val="Standard"/>
-        <w:numPr>
-          <w:ilvl w:val="0"/>
-          <w:numId w:val="1"/>
-        </w:numPr>
-        <w:spacing w:lineRule="auto" w:line="360"/>
-        <w:rPr/>
-      </w:pPr>
-      <w:r>
-        <w:rPr>
-          <w:rStyle w:val="Strong"/>
-          <w:rFonts w:ascii="Arial" w:hAnsi="Arial"/>
-        </w:rPr>
-        <w:t>Git e GitHub</w:t>
-      </w:r>
-      <w:r>
-        <w:rPr>
-          <w:rFonts w:ascii="Arial" w:hAnsi="Arial"/>
-        </w:rPr>
-        <w:t>: Sistema de controlo de versões utilizado para gerir o código do projeto, permitindo o acompanhamento da evolução do desenvolvimento e organização dos ficheiros.</w:t>
-      </w:r>
-    </w:p>
-    <w:p>
-      <w:pPr>
-        <w:pStyle w:val="Standard"/>
-        <w:numPr>
-          <w:ilvl w:val="0"/>
-          <w:numId w:val="1"/>
-        </w:numPr>
-        <w:spacing w:lineRule="auto" w:line="360"/>
-        <w:rPr/>
-      </w:pPr>
-      <w:r>
-        <w:rPr>
-          <w:rStyle w:val="Strong"/>
-          <w:rFonts w:ascii="Arial" w:hAnsi="Arial"/>
-        </w:rPr>
-        <w:t>Unity Play</w:t>
-      </w:r>
-      <w:r>
-        <w:rPr>
-          <w:rFonts w:ascii="Arial" w:hAnsi="Arial"/>
-        </w:rPr>
-        <w:t>: Plataforma utilizada para publicar e disponibilizar a versão jogável do jogo online.</w:t>
-      </w:r>
-    </w:p>
-    <w:p>
-      <w:pPr>
-        <w:pStyle w:val="meuTextonormal"/>
-        <w:numPr>
-          <w:ilvl w:val="0"/>
-          <w:numId w:val="1"/>
-        </w:numPr>
-        <w:rPr/>
-      </w:pPr>
-      <w:r>
-        <w:rPr>
-          <w:rStyle w:val="Strong"/>
-        </w:rPr>
-        <w:t>Assets gráficos e sonoros</w:t>
-      </w:r>
-      <w:r>
-        <w:rPr/>
-        <w:t>: Recursos visuais e sonoros utilizados para enriquecer a experiência do utilizador.</w:t>
-      </w:r>
-    </w:p>
-    <w:p>
-      <w:pPr>
-        <w:pStyle w:val="meuTextonormal"/>
-        <w:numPr>
-          <w:ilvl w:val="0"/>
-          <w:numId w:val="1"/>
-        </w:numPr>
-        <w:rPr/>
-      </w:pPr>
-      <w:r>
-        <w:rPr>
-          <w:rStyle w:val="Strong"/>
-        </w:rPr>
-        <w:t>LibreOffice</w:t>
-      </w:r>
-      <w:r>
-        <w:rPr/>
-        <w:t>: Para a produção do relatório.</w:t>
-      </w:r>
-    </w:p>
-    <w:p>
-      <w:pPr>
-        <w:pStyle w:val="meuTexto"/>
-        <w:numPr>
-          <w:ilvl w:val="0"/>
-          <w:numId w:val="0"/>
-        </w:numPr>
-        <w:spacing w:before="0" w:after="0"/>
-        <w:ind w:hanging="0" w:start="0"/>
-        <w:rPr>
-          <w:vanish/>
-          <w:specVanish/>
-        </w:rPr>
-      </w:pPr>
-      <w:r>
-        <w:rPr>
-          <w:rStyle w:val="Strong"/>
-          <w:b/>
-        </w:rPr>
-        <w:t>Paint:</w:t>
-      </w:r>
-    </w:p>
-    <w:p>
-      <w:pPr>
-        <w:pStyle w:val="meuTextonormal"/>
-        <w:numPr>
-          <w:ilvl w:val="0"/>
-          <w:numId w:val="1"/>
-        </w:numPr>
-        <w:rPr/>
-      </w:pPr>
-      <w:r/>
-      <w:r>
-        <w:rPr/>
-      </w:r>
-      <w:r>
-        <w:rPr/>
-        <w:t xml:space="preserve"> </w:t>
-      </w:r>
-      <w:r>
-        <w:rPr/>
-        <w:t>Para a produção de imagens para o jogo.</w:t>
-      </w:r>
-    </w:p>
-    <w:p>
-      <w:pPr>
-        <w:pStyle w:val="meuTexto"/>
-        <w:numPr>
-          <w:ilvl w:val="0"/>
-          <w:numId w:val="0"/>
-        </w:numPr>
-        <w:spacing w:before="0" w:after="0"/>
-        <w:ind w:hanging="0" w:start="0"/>
-        <w:rPr>
-          <w:vanish/>
-          <w:specVanish/>
-        </w:rPr>
-      </w:pPr>
-      <w:r>
-        <w:rPr>
-          <w:rStyle w:val="Strong"/>
-          <w:b/>
-        </w:rPr>
-        <w:t>Blender</w:t>
-      </w:r>
-      <w:r>
-        <w:rPr/>
-        <w:t xml:space="preserve">: </w:t>
-      </w:r>
-    </w:p>
-    <w:p>
-      <w:pPr>
-        <w:pStyle w:val="meuTextonormal"/>
-        <w:numPr>
-          <w:ilvl w:val="0"/>
-          <w:numId w:val="1"/>
-        </w:numPr>
-        <w:rPr/>
-      </w:pPr>
-      <w:r/>
-      <w:r>
-        <w:rPr/>
-      </w:r>
-      <w:r>
-        <w:rPr/>
-        <w:t>Para produção dos modelos 3d.</w:t>
-      </w:r>
-    </w:p>
-    <w:p>
-      <w:pPr>
-        <w:pStyle w:val="Standard"/>
-        <w:numPr>
-          <w:ilvl w:val="0"/>
-          <w:numId w:val="1"/>
-        </w:numPr>
-        <w:spacing w:lineRule="auto" w:line="360"/>
-        <w:rPr/>
-      </w:pPr>
-      <w:r>
-        <w:rPr>
-          <w:rStyle w:val="Strong"/>
-          <w:rFonts w:eastAsia="NSimSun" w:cs="Lucida Sans" w:ascii="Arial" w:hAnsi="Arial"/>
-          <w:color w:val="auto"/>
-          <w:kern w:val="2"/>
-          <w:sz w:val="24"/>
-          <w:szCs w:val="24"/>
-          <w:lang w:val="pt-PT" w:eastAsia="zh-CN" w:bidi="hi-IN"/>
-        </w:rPr>
-        <w:t>Youtube:</w:t>
-      </w:r>
-      <w:r>
-        <w:rPr/>
-        <w:t xml:space="preserve"> </w:t>
-      </w:r>
-      <w:r>
-        <w:rPr>
-          <w:rFonts w:eastAsia="NSimSun" w:cs="Lucida Sans" w:ascii="Arial" w:hAnsi="Arial"/>
-          <w:color w:val="auto"/>
-          <w:kern w:val="2"/>
-          <w:sz w:val="24"/>
-          <w:szCs w:val="24"/>
-          <w:lang w:val="pt-PT" w:eastAsia="zh-CN" w:bidi="hi-IN"/>
-        </w:rPr>
-        <w:t>Para pesquisa.</w:t>
-      </w:r>
-    </w:p>
-    <w:p>
-      <w:pPr>
-        <w:pStyle w:val="Standard"/>
-        <w:spacing w:lineRule="auto" w:line="360"/>
-        <w:rPr>
-          <w:rFonts w:ascii="Arial" w:hAnsi="Arial"/>
-        </w:rPr>
-      </w:pPr>
-      <w:r>
-        <w:rPr>
-          <w:rFonts w:ascii="Arial" w:hAnsi="Arial"/>
-        </w:rPr>
-      </w:r>
-      <w:r>
-        <w:br w:type="page"/>
-      </w:r>
-    </w:p>
-    <w:p>
-      <w:pPr>
-        <w:pStyle w:val="Heading1"/>
-        <w:spacing w:before="0" w:after="120"/>
-        <w:rPr/>
-      </w:pPr>
-      <w:bookmarkStart w:id="8" w:name="__RefHeading___Toc244_928268367"/>
-      <w:bookmarkEnd w:id="8"/>
-      <w:r>
-        <w:rPr/>
-        <w:t>3 – Implementação do Projeto</w:t>
-      </w:r>
-    </w:p>
-    <w:p>
-      <w:pPr>
-        <w:pStyle w:val="Standard"/>
-        <w:spacing w:lineRule="auto" w:line="276"/>
-        <w:rPr>
-          <w:rFonts w:ascii="Arial" w:hAnsi="Arial"/>
-        </w:rPr>
-      </w:pPr>
-      <w:r>
-        <w:rPr>
-          <w:rFonts w:ascii="Arial" w:hAnsi="Arial"/>
-        </w:rPr>
-      </w:r>
-    </w:p>
-    <w:p>
-      <w:pPr>
-        <w:pStyle w:val="Heading1"/>
-        <w:rPr>
-          <w:sz w:val="28"/>
-          <w:szCs w:val="28"/>
-        </w:rPr>
-      </w:pPr>
-      <w:bookmarkStart w:id="9" w:name="__RefHeading___Toc721_928268367"/>
-      <w:bookmarkEnd w:id="9"/>
-      <w:r>
-        <w:rPr>
-          <w:sz w:val="28"/>
-          <w:szCs w:val="28"/>
-        </w:rPr>
-        <w:t>3.1 – Cronograma de desenvolvimento do projeto</w:t>
-      </w:r>
-    </w:p>
-    <w:p>
-      <w:pPr>
-        <w:pStyle w:val="Standard"/>
-        <w:spacing w:lineRule="auto" w:line="360"/>
-        <w:rPr>
-          <w:rFonts w:ascii="Arial" w:hAnsi="Arial"/>
-        </w:rPr>
-      </w:pPr>
-      <w:r>
-        <w:rPr>
-          <w:rFonts w:ascii="Arial" w:hAnsi="Arial"/>
-        </w:rPr>
-      </w:r>
-    </w:p>
-    <w:p>
-      <w:pPr>
-        <w:pStyle w:val="BodyText"/>
-        <w:spacing w:lineRule="auto" w:line="360"/>
-        <w:rPr>
-          <w:rFonts w:ascii="Arial" w:hAnsi="Arial"/>
-        </w:rPr>
-      </w:pPr>
-      <w:r>
-        <w:rPr>
-          <w:rFonts w:ascii="Arial" w:hAnsi="Arial"/>
-        </w:rPr>
-        <w:t>O desenvolvimento do projeto decorreu ao longo de várias etapas:</w:t>
-      </w:r>
-    </w:p>
-    <w:p>
-      <w:pPr>
-        <w:pStyle w:val="BodyText"/>
-        <w:numPr>
-          <w:ilvl w:val="0"/>
-          <w:numId w:val="2"/>
-        </w:numPr>
-        <w:tabs>
-          <w:tab w:val="clear" w:pos="709"/>
-          <w:tab w:val="left" w:pos="0" w:leader="none"/>
-        </w:tabs>
-        <w:suppressAutoHyphens w:val="true"/>
-        <w:spacing w:lineRule="auto" w:line="360"/>
-        <w:ind w:hanging="283" w:start="709"/>
-        <w:rPr>
-          <w:rFonts w:ascii="Arial" w:hAnsi="Arial"/>
-        </w:rPr>
-      </w:pPr>
-      <w:r>
-        <w:rPr>
-          <w:rStyle w:val="Strong"/>
-          <w:rFonts w:ascii="Arial" w:hAnsi="Arial"/>
-        </w:rPr>
-        <w:t>Planeamento e conceção da ideia</w:t>
-      </w:r>
-      <w:r>
-        <w:rPr>
-          <w:rFonts w:ascii="Arial" w:hAnsi="Arial"/>
-        </w:rPr>
-        <w:br/>
-        <w:t>Definição do tipo de jogo, mecânicas principais, estilo visual e objetivos do projeto.</w:t>
-      </w:r>
-    </w:p>
-    <w:p>
-      <w:pPr>
-        <w:pStyle w:val="BodyText"/>
-        <w:numPr>
-          <w:ilvl w:val="0"/>
-          <w:numId w:val="2"/>
-        </w:numPr>
-        <w:tabs>
-          <w:tab w:val="clear" w:pos="709"/>
-          <w:tab w:val="left" w:pos="0" w:leader="none"/>
-        </w:tabs>
-        <w:suppressAutoHyphens w:val="true"/>
-        <w:spacing w:lineRule="auto" w:line="360"/>
-        <w:ind w:hanging="283" w:start="709"/>
-        <w:rPr>
-          <w:rFonts w:ascii="Arial" w:hAnsi="Arial"/>
-        </w:rPr>
-      </w:pPr>
-      <w:r>
-        <w:rPr>
-          <w:rStyle w:val="Strong"/>
-          <w:rFonts w:ascii="Arial" w:hAnsi="Arial"/>
-        </w:rPr>
-        <w:t>Criação do projeto no Unity</w:t>
-      </w:r>
-      <w:r>
-        <w:rPr>
-          <w:rFonts w:ascii="Arial" w:hAnsi="Arial"/>
-        </w:rPr>
-        <w:br/>
-        <w:t>Configuração inicial do ambiente de desenvolvimento e organização da estrutura do projeto.</w:t>
-      </w:r>
-    </w:p>
-    <w:p>
-      <w:pPr>
-        <w:pStyle w:val="BodyText"/>
-        <w:numPr>
-          <w:ilvl w:val="0"/>
-          <w:numId w:val="2"/>
-        </w:numPr>
-        <w:tabs>
-          <w:tab w:val="clear" w:pos="709"/>
-          <w:tab w:val="left" w:pos="0" w:leader="none"/>
-        </w:tabs>
-        <w:suppressAutoHyphens w:val="true"/>
-        <w:spacing w:lineRule="auto" w:line="360"/>
-        <w:ind w:hanging="283" w:start="709"/>
-        <w:rPr>
-          <w:rFonts w:ascii="Arial" w:hAnsi="Arial"/>
-        </w:rPr>
-      </w:pPr>
-      <w:r>
-        <w:rPr>
-          <w:rStyle w:val="Strong"/>
-          <w:rFonts w:ascii="Arial" w:hAnsi="Arial"/>
-        </w:rPr>
-        <w:t>Implementação das mecânicas principais</w:t>
-      </w:r>
-      <w:r>
-        <w:rPr>
-          <w:rFonts w:ascii="Arial" w:hAnsi="Arial"/>
-        </w:rPr>
-        <w:br/>
-        <w:t>Desenvolvimento do sistema de inimigos, magos, ataques, pontos de vida e magia do jogo juntamente de todo o ambiente que o jogo ocorrerá.</w:t>
-      </w:r>
-    </w:p>
-    <w:p>
-      <w:pPr>
-        <w:pStyle w:val="BodyText"/>
-        <w:numPr>
-          <w:ilvl w:val="0"/>
-          <w:numId w:val="2"/>
-        </w:numPr>
-        <w:tabs>
-          <w:tab w:val="clear" w:pos="709"/>
-          <w:tab w:val="left" w:pos="0" w:leader="none"/>
-        </w:tabs>
-        <w:suppressAutoHyphens w:val="true"/>
-        <w:spacing w:lineRule="auto" w:line="360"/>
-        <w:ind w:hanging="283" w:start="709"/>
-        <w:rPr>
-          <w:rFonts w:ascii="Arial" w:hAnsi="Arial"/>
-        </w:rPr>
-      </w:pPr>
-      <w:r>
-        <w:rPr>
-          <w:rStyle w:val="Strong"/>
-          <w:rFonts w:ascii="Arial" w:hAnsi="Arial"/>
-        </w:rPr>
-        <w:t>Desenvolvimento da interface gráfica</w:t>
-      </w:r>
-      <w:r>
-        <w:rPr>
-          <w:rFonts w:ascii="Arial" w:hAnsi="Arial"/>
-        </w:rPr>
-        <w:br/>
-        <w:t>Criação de menus, HUD, indicadores de vida e progresso do jogo.</w:t>
-      </w:r>
-    </w:p>
-    <w:p>
-      <w:pPr>
-        <w:pStyle w:val="BodyText"/>
-        <w:numPr>
-          <w:ilvl w:val="0"/>
-          <w:numId w:val="2"/>
-        </w:numPr>
-        <w:tabs>
-          <w:tab w:val="clear" w:pos="709"/>
-          <w:tab w:val="left" w:pos="0" w:leader="none"/>
-        </w:tabs>
-        <w:suppressAutoHyphens w:val="true"/>
-        <w:spacing w:lineRule="auto" w:line="360"/>
-        <w:ind w:hanging="283" w:start="709"/>
-        <w:rPr>
-          <w:rFonts w:ascii="Arial" w:hAnsi="Arial"/>
-        </w:rPr>
-      </w:pPr>
-      <w:r>
-        <w:rPr>
-          <w:rStyle w:val="Strong"/>
-          <w:rFonts w:ascii="Arial" w:hAnsi="Arial"/>
-        </w:rPr>
-        <w:t>Testes, correção de erros e feedback</w:t>
-      </w:r>
-      <w:r>
-        <w:rPr>
-          <w:rFonts w:ascii="Arial" w:hAnsi="Arial"/>
-        </w:rPr>
-        <w:br/>
-        <w:t>Testes funcionais para garantir a estabilidade do jogo, correção de falhas detetadas e apreciação de criticas para o projeto.</w:t>
-      </w:r>
-    </w:p>
-    <w:p>
-      <w:pPr>
-        <w:pStyle w:val="BodyText"/>
-        <w:numPr>
-          <w:ilvl w:val="0"/>
-          <w:numId w:val="2"/>
-        </w:numPr>
-        <w:tabs>
-          <w:tab w:val="clear" w:pos="709"/>
-          <w:tab w:val="left" w:pos="0" w:leader="none"/>
-        </w:tabs>
-        <w:suppressAutoHyphens w:val="true"/>
-        <w:spacing w:lineRule="auto" w:line="360"/>
-        <w:ind w:hanging="283" w:start="709"/>
-        <w:rPr>
-          <w:rFonts w:ascii="Arial" w:hAnsi="Arial"/>
-        </w:rPr>
-      </w:pPr>
-      <w:r>
-        <w:rPr>
-          <w:rStyle w:val="Strong"/>
-          <w:rFonts w:ascii="Arial" w:hAnsi="Arial"/>
-        </w:rPr>
-        <w:t>Publicação da versão beta</w:t>
-      </w:r>
-      <w:r>
-        <w:rPr>
-          <w:rFonts w:ascii="Arial" w:hAnsi="Arial"/>
-        </w:rPr>
-        <w:br/>
-        <w:t>Exportação do jogo para a plataforma Web e publicação no Unity Play.</w:t>
-      </w:r>
-    </w:p>
-    <w:p>
-      <w:pPr>
-        <w:pStyle w:val="Standard"/>
-        <w:spacing w:lineRule="auto" w:line="360"/>
-        <w:rPr>
-          <w:rFonts w:ascii="Arial" w:hAnsi="Arial"/>
-        </w:rPr>
-      </w:pPr>
-      <w:r>
-        <w:rPr>
-          <w:rFonts w:ascii="Arial" w:hAnsi="Arial"/>
-        </w:rPr>
-      </w:r>
-      <w:r>
-        <w:br w:type="page"/>
-      </w:r>
-    </w:p>
-    <w:p>
-      <w:pPr>
-        <w:pStyle w:val="Standard"/>
-        <w:spacing w:lineRule="auto" w:line="360" w:before="0" w:after="0"/>
-        <w:rPr>
-          <w:rFonts w:ascii="Arial" w:hAnsi="Arial"/>
-        </w:rPr>
-      </w:pPr>
-      <w:r>
-        <w:rPr>
-          <w:rFonts w:ascii="Arial" w:hAnsi="Arial"/>
-        </w:rPr>
-      </w:r>
-    </w:p>
-    <w:p>
-      <w:pPr>
-        <w:pStyle w:val="Heading1"/>
-        <w:rPr>
-          <w:sz w:val="28"/>
-          <w:szCs w:val="28"/>
-        </w:rPr>
-      </w:pPr>
-      <w:bookmarkStart w:id="10" w:name="__RefHeading___Toc723_928268367"/>
-      <w:bookmarkEnd w:id="10"/>
-      <w:r>
-        <w:rPr>
-          <w:sz w:val="28"/>
-          <w:szCs w:val="28"/>
-        </w:rPr>
-        <w:t>3.2 –  Aspetos técnicos do desenvolvimento do trabalho</w:t>
-      </w:r>
-    </w:p>
-    <w:p>
-      <w:pPr>
-        <w:pStyle w:val="Standard"/>
-        <w:spacing w:lineRule="auto" w:line="360"/>
-        <w:rPr/>
-      </w:pPr>
-      <w:r>
-        <w:rPr>
-          <w:rFonts w:ascii="Arial" w:hAnsi="Arial"/>
-        </w:rPr>
-        <w:t>Do ponto de vista técnico, o projeto foi desenvolvido de forma modular, recorrendo a scripts em C# para controlar os diferentes componentes do jogo.</w:t>
-      </w:r>
-    </w:p>
-    <w:p>
-      <w:pPr>
-        <w:pStyle w:val="Standard"/>
-        <w:numPr>
-          <w:ilvl w:val="0"/>
-          <w:numId w:val="3"/>
-        </w:numPr>
-        <w:spacing w:lineRule="auto" w:line="360"/>
-        <w:rPr/>
-      </w:pPr>
-      <w:r>
-        <w:rPr>
-          <w:rStyle w:val="Strong"/>
-          <w:rFonts w:ascii="Arial" w:hAnsi="Arial"/>
-        </w:rPr>
-        <w:t>Código-fonte</w:t>
-      </w:r>
-      <w:r>
-        <w:rPr>
-          <w:rFonts w:ascii="Arial" w:hAnsi="Arial"/>
-        </w:rPr>
-        <w:t>: Implementação de scripts responsáveis pelo movimento e ataques do jogador, inimigos, deteção de colisões e gestão objetos.</w:t>
-      </w:r>
-    </w:p>
-    <w:p>
-      <w:pPr>
-        <w:pStyle w:val="Standard"/>
-        <w:numPr>
-          <w:ilvl w:val="0"/>
-          <w:numId w:val="3"/>
-        </w:numPr>
-        <w:spacing w:lineRule="auto" w:line="360"/>
-        <w:rPr/>
-      </w:pPr>
-      <w:r>
-        <w:rPr>
-          <w:rStyle w:val="Strong"/>
-          <w:rFonts w:ascii="Arial" w:hAnsi="Arial"/>
-        </w:rPr>
-        <w:t>Lógica do jogo</w:t>
-      </w:r>
-      <w:r>
-        <w:rPr>
-          <w:rFonts w:ascii="Arial" w:hAnsi="Arial"/>
-        </w:rPr>
-        <w:t xml:space="preserve">: </w:t>
-      </w:r>
-      <w:r>
-        <w:rPr>
-          <w:rFonts w:eastAsia="NSimSun" w:cs="Lucida Sans" w:ascii="Arial" w:hAnsi="Arial"/>
-          <w:color w:val="auto"/>
-          <w:kern w:val="2"/>
-          <w:sz w:val="24"/>
-          <w:szCs w:val="24"/>
-          <w:lang w:val="pt-PT" w:eastAsia="zh-CN" w:bidi="hi-IN"/>
-        </w:rPr>
-        <w:t xml:space="preserve">Utilização de scripts para controlar o movimento do player e o estado do jogo. </w:t>
-      </w:r>
-    </w:p>
-    <w:p>
-      <w:pPr>
-        <w:pStyle w:val="Standard"/>
-        <w:numPr>
-          <w:ilvl w:val="0"/>
-          <w:numId w:val="3"/>
-        </w:numPr>
-        <w:spacing w:lineRule="auto" w:line="360"/>
-        <w:rPr/>
-      </w:pPr>
-      <w:r>
-        <w:rPr>
-          <w:rStyle w:val="Strong"/>
-          <w:rFonts w:ascii="Arial" w:hAnsi="Arial"/>
-        </w:rPr>
-        <w:t>Interface do utilizador (UI)</w:t>
-      </w:r>
-      <w:r>
-        <w:rPr>
-          <w:rFonts w:eastAsia="NSimSun" w:cs="Lucida Sans" w:ascii="Arial" w:hAnsi="Arial"/>
-          <w:color w:val="auto"/>
-          <w:kern w:val="2"/>
-          <w:sz w:val="24"/>
-          <w:szCs w:val="24"/>
-          <w:lang w:val="pt-PT" w:eastAsia="zh-CN" w:bidi="hi-IN"/>
-        </w:rPr>
-        <w:t xml:space="preserve">: Criação de elementos visuais para apresentar informações relevantes ao jogador, como vida, magia e estado da partida. </w:t>
-      </w:r>
-    </w:p>
-    <w:p>
-      <w:pPr>
-        <w:pStyle w:val="Standard"/>
-        <w:numPr>
-          <w:ilvl w:val="0"/>
-          <w:numId w:val="3"/>
-        </w:numPr>
-        <w:spacing w:lineRule="auto" w:line="360"/>
-        <w:rPr/>
-      </w:pPr>
-      <w:r>
-        <w:rPr>
-          <w:rStyle w:val="Strong"/>
-          <w:rFonts w:ascii="Arial" w:hAnsi="Arial"/>
-        </w:rPr>
-        <w:t>Layouts e cenas</w:t>
-      </w:r>
-      <w:r>
-        <w:rPr>
-          <w:rFonts w:ascii="Arial" w:hAnsi="Arial"/>
-        </w:rPr>
-        <w:t xml:space="preserve">: </w:t>
-      </w:r>
-      <w:r>
-        <w:rPr>
-          <w:rFonts w:eastAsia="NSimSun" w:cs="Lucida Sans" w:ascii="Arial" w:hAnsi="Arial"/>
-          <w:color w:val="auto"/>
-          <w:kern w:val="2"/>
-          <w:sz w:val="24"/>
-          <w:szCs w:val="24"/>
-          <w:lang w:val="pt-PT" w:eastAsia="zh-CN" w:bidi="hi-IN"/>
-        </w:rPr>
-        <w:t xml:space="preserve">Organização das fases do jogo de forma clara, permitindo uma navegação simples entre menus e o nível principal da história. </w:t>
-      </w:r>
-    </w:p>
-    <w:p>
-      <w:pPr>
-        <w:pStyle w:val="Standard"/>
-        <w:spacing w:lineRule="auto" w:line="360"/>
-        <w:rPr>
-          <w:rFonts w:ascii="Arial" w:hAnsi="Arial"/>
-        </w:rPr>
-      </w:pPr>
-      <w:r>
-        <w:rPr>
-          <w:rFonts w:ascii="Arial" w:hAnsi="Arial"/>
-        </w:rPr>
-      </w:r>
-      <w:r>
-        <w:br w:type="page"/>
-      </w:r>
-    </w:p>
-    <w:p>
-      <w:pPr>
-        <w:pStyle w:val="Heading1"/>
-        <w:spacing w:before="0" w:after="120"/>
-        <w:rPr/>
-      </w:pPr>
-      <w:bookmarkStart w:id="11" w:name="__RefHeading___Toc244_928268367_Copy_1"/>
-      <w:bookmarkEnd w:id="11"/>
-      <w:r>
-        <w:rPr/>
-        <w:t>4</w:t>
-      </w:r>
-      <w:r>
-        <w:rPr/>
-        <w:t xml:space="preserve"> – </w:t>
-      </w:r>
-      <w:r>
-        <w:rPr/>
-        <w:t>Contexto</w:t>
-      </w:r>
-      <w:r>
-        <w:rPr/>
-        <w:t xml:space="preserve"> do Projeto</w:t>
-      </w:r>
-    </w:p>
-    <w:p>
-      <w:pPr>
-        <w:pStyle w:val="Heading1"/>
-        <w:rPr>
-          <w:sz w:val="28"/>
-          <w:szCs w:val="28"/>
-        </w:rPr>
-      </w:pPr>
-      <w:bookmarkStart w:id="12" w:name="__RefHeading___Toc723_928268367_Copy_1"/>
-      <w:bookmarkEnd w:id="12"/>
-      <w:r>
-        <w:rPr>
-          <w:sz w:val="28"/>
-          <w:szCs w:val="28"/>
-        </w:rPr>
-        <w:t>4</w:t>
-      </w:r>
-      <w:r>
-        <w:rPr>
-          <w:sz w:val="28"/>
-          <w:szCs w:val="28"/>
-        </w:rPr>
-        <w:t>.</w:t>
-      </w:r>
-      <w:r>
-        <w:rPr>
-          <w:sz w:val="28"/>
-          <w:szCs w:val="28"/>
-        </w:rPr>
-        <w:t>1</w:t>
-      </w:r>
-      <w:r>
-        <w:rPr>
-          <w:sz w:val="28"/>
-          <w:szCs w:val="28"/>
-        </w:rPr>
-        <w:t xml:space="preserve"> –  </w:t>
-      </w:r>
-      <w:r>
-        <w:rPr>
-          <w:sz w:val="28"/>
-          <w:szCs w:val="28"/>
-        </w:rPr>
-        <w:t>História</w:t>
-      </w:r>
-    </w:p>
-    <w:p>
-      <w:pPr>
-        <w:pStyle w:val="Standard"/>
-        <w:spacing w:lineRule="auto" w:line="360"/>
-        <w:rPr>
-          <w:rFonts w:ascii="Arial" w:hAnsi="Arial"/>
-        </w:rPr>
-      </w:pPr>
-      <w:r>
-        <w:rPr>
-          <w:rFonts w:ascii="Arial" w:hAnsi="Arial"/>
-        </w:rPr>
-        <w:t xml:space="preserve">Num mundo regido pela magia, existe um reino muito poderoso chamado Aerfran, Aerfran é um reino muito prospero e comandado por um bom Rei, mas nem sempre foi assim, antigamente Aerfran era um lugar caótico devido as constantes invasões de inimigos e criaturas mágicas, para acabar com aquela situação miserável, um lendário mago daquelas terras conjurou uma muralha cercando assim o reino, nessa muralha haviam 4 torres para vigiar os arredores do reino, uma a norte, sul, oeste e este, nas torres sul, oeste e este ficavam os guardas e vigias enquanto na torre do norte ficava O lendário mago que sozinho aniquilava hordas inteiras de inimigos, o Rei da época vendo do que um único mago era capaz, começou a incentivar o uso de magia no reino, fazendo assim com que o povo comum conseguisse ter acesso ao mínimo de magia, claro que nem todos eram capazes de tal, mas ainda assim a integração da magia no reino foi motivo de um grande desenvolvimento. muito tempo se passou, e Aerfran estava cada vez mais prospero, até o falecimento do Lendário mago de causas naturais, quando essa noticia se espalhou, Aerfran pouco tempo depois foi severamente atacado pelo maior numero de inimigos do reino e criaturas que se tem registo, foi ai que um jovem casal de magos que haviam recém se mudado para Aerfran surgiu e com muito esforço conseguiram impedir que o reino fosse aniquilado, o bom Rei vendo esse esforço e sacrifício desse jovem casal, os concedeu titulo de nobreza real, pouco tempo se passou e esse casal teve 4 filhos, todos seguiram o caminho da magia porem em áreas diferentes, os 4 filhos se tornaram magos incomparáveis dentre todos os reinos onde cada um dos filhos se tornou responsável por uma torre na muralha de Aerfran, após muitos anos de paz e tranquilidade, misteriosamente o irmão da torre oeste desapareceu juntamente de um artefato de cada mago das outras 3 torres e um artefato do lendário mago, e com isso o houve uma invasão de criaturas na área oeste do reino, após os 3 irmãos conterem a invasão, o bom Rei ordenou a busca dos artefatos e do 4º irmão. </w:t>
-      </w:r>
-    </w:p>
-    <w:p>
-      <w:pPr>
-        <w:pStyle w:val="Textbody"/>
-        <w:rPr>
-          <w:sz w:val="28"/>
-          <w:szCs w:val="28"/>
-        </w:rPr>
-      </w:pPr>
-      <w:r>
-        <w:rPr>
-          <w:sz w:val="28"/>
-          <w:szCs w:val="28"/>
-        </w:rPr>
-      </w:r>
-      <w:r>
-        <w:br w:type="page"/>
-      </w:r>
-    </w:p>
-    <w:p>
-      <w:pPr>
-        <w:pStyle w:val="Textbody"/>
-        <w:rPr>
-          <w:sz w:val="28"/>
-          <w:szCs w:val="28"/>
-        </w:rPr>
-      </w:pPr>
-      <w:r>
-        <w:rPr>
-          <w:sz w:val="28"/>
-          <w:szCs w:val="28"/>
-        </w:rPr>
-      </w:r>
-    </w:p>
-    <w:p>
-      <w:pPr>
-        <w:pStyle w:val="Heading1"/>
-        <w:rPr>
-          <w:sz w:val="28"/>
-          <w:szCs w:val="28"/>
-        </w:rPr>
-      </w:pPr>
-      <w:bookmarkStart w:id="13" w:name="__RefHeading___Toc723_928268367_Copy_1_C"/>
-      <w:bookmarkEnd w:id="13"/>
-      <w:r>
-        <w:rPr>
-          <w:sz w:val="28"/>
-          <w:szCs w:val="28"/>
-        </w:rPr>
-        <w:t>4</w:t>
-      </w:r>
-      <w:r>
-        <w:rPr>
-          <w:sz w:val="28"/>
-          <w:szCs w:val="28"/>
-        </w:rPr>
-        <w:t>.</w:t>
-      </w:r>
-      <w:r>
-        <w:rPr>
-          <w:sz w:val="28"/>
-          <w:szCs w:val="28"/>
-        </w:rPr>
-        <w:t>2</w:t>
-      </w:r>
-      <w:r>
-        <w:rPr>
-          <w:sz w:val="28"/>
-          <w:szCs w:val="28"/>
-        </w:rPr>
-        <w:t xml:space="preserve"> –  </w:t>
-      </w:r>
-      <w:r>
-        <w:rPr>
-          <w:sz w:val="28"/>
-          <w:szCs w:val="28"/>
-        </w:rPr>
-        <w:t xml:space="preserve">Trajetória do jogo </w:t>
-      </w:r>
-    </w:p>
-    <w:p>
-      <w:pPr>
-        <w:pStyle w:val="Standard"/>
-        <w:spacing w:lineRule="auto" w:line="360"/>
-        <w:rPr>
-          <w:rFonts w:ascii="Arial" w:hAnsi="Arial"/>
-        </w:rPr>
-      </w:pPr>
-      <w:r>
-        <w:rPr>
-          <w:rFonts w:ascii="Arial" w:hAnsi="Arial"/>
-        </w:rPr>
-        <w:t xml:space="preserve">Aerfran(invasão) -&gt; "Bosques Traiçoeiros" [Pukeko] -&gt; "Reino Bárbaro" [Mega Bárbaro] -&gt; "Pináculo Malevolente" [Boss Final(4º irmão)] </w:t>
-      </w:r>
-    </w:p>
-    <w:p>
-      <w:pPr>
-        <w:pStyle w:val="Standard"/>
-        <w:spacing w:lineRule="auto" w:line="360"/>
-        <w:rPr>
-          <w:rFonts w:ascii="Arial" w:hAnsi="Arial"/>
-        </w:rPr>
-      </w:pPr>
-      <w:r>
-        <w:rPr>
-          <w:rFonts w:ascii="Arial" w:hAnsi="Arial"/>
-        </w:rPr>
-      </w:r>
-    </w:p>
-    <w:p>
-      <w:pPr>
-        <w:pStyle w:val="Standard"/>
-        <w:spacing w:lineRule="auto" w:line="360"/>
-        <w:rPr>
-          <w:rFonts w:ascii="Arial" w:hAnsi="Arial"/>
-        </w:rPr>
-      </w:pPr>
-      <w:r>
-        <w:rPr>
-          <w:rFonts w:ascii="Arial" w:hAnsi="Arial"/>
-        </w:rPr>
-      </w:r>
-    </w:p>
-    <w:p>
-      <w:pPr>
-        <w:pStyle w:val="Standard"/>
-        <w:spacing w:lineRule="auto" w:line="360"/>
-        <w:rPr>
-          <w:rFonts w:ascii="Arial" w:hAnsi="Arial"/>
-        </w:rPr>
-      </w:pPr>
-      <w:r>
-        <w:rPr>
-          <w:rFonts w:ascii="Arial" w:hAnsi="Arial"/>
-        </w:rPr>
-      </w:r>
-      <w:r>
-        <w:br w:type="page"/>
-      </w:r>
-      <w:r>
         <mc:AlternateContent>
           <mc:Choice Requires="wps">
             <w:drawing>
-              <wp:anchor distT="0" distB="0" distL="0" distR="0" simplePos="0" relativeHeight="6" behindDoc="0" locked="0" layoutInCell="0" allowOverlap="1">
+              <wp:anchor distT="0" distB="0" distL="0" distR="0" simplePos="0" relativeHeight="40" behindDoc="0" locked="0" layoutInCell="0" allowOverlap="1">
                 <wp:simplePos x="0" y="0"/>
                 <wp:positionH relativeFrom="column">
-                  <wp:posOffset>149860</wp:posOffset>
+                  <wp:align>center</wp:align>
                 </wp:positionH>
                 <wp:positionV relativeFrom="paragraph">
-                  <wp:posOffset>60325</wp:posOffset>
+                  <wp:posOffset>635</wp:posOffset>
                 </wp:positionV>
-                <wp:extent cx="2461260" cy="2649855"/>
+                <wp:extent cx="5852160" cy="3291840"/>
                 <wp:effectExtent l="0" t="0" r="0" b="0"/>
                 <wp:wrapSquare wrapText="largest"/>
-                <wp:docPr id="3" name="Moldura1"/>
+                <wp:docPr id="3" name="Moldura5"/>
                 <a:graphic xmlns:a="http://schemas.openxmlformats.org/drawingml/2006/main">
                   <a:graphicData uri="http://schemas.microsoft.com/office/word/2010/wordprocessingShape">
                     <wps:wsp>
-                      <wps:cNvSpPr txBox="1"/>
+                      <wps:cNvSpPr/>
                       <wps:spPr>
                         <a:xfrm>
                           <a:off x="0" y="0"/>
-                          <a:ext cx="2461260" cy="2649855"/>
+                          <a:ext cx="5852160" cy="3291840"/>
                         </a:xfrm>
-                        <a:prstGeom prst="rect"/>
+                        <a:prstGeom prst="rect">
+                          <a:avLst/>
+                        </a:prstGeom>
                         <a:solidFill>
-                          <a:srgbClr val="FFFFFF"/>
+                          <a:srgbClr val="ffffff"/>
                         </a:solidFill>
+                        <a:ln w="0">
+                          <a:noFill/>
+                        </a:ln>
                       </wps:spPr>
+                      <wps:style>
+                        <a:lnRef idx="0"/>
+                        <a:fillRef idx="0"/>
+                        <a:effectRef idx="0"/>
+                        <a:fontRef idx="minor"/>
+                      </wps:style>
                       <wps:txbx>
                         <w:txbxContent>
                           <w:p>
                             <w:pPr>
-                              <w:pStyle w:val="Contents1"/>
+                              <w:pStyle w:val="Imagemuser"/>
+                              <w:spacing w:before="120" w:after="120"/>
+                              <w:jc w:val="center"/>
                               <w:rPr/>
                             </w:pPr>
                             <w:r>
                               <w:rPr/>
                               <w:drawing>
                                 <wp:inline distT="0" distB="0" distL="0" distR="0">
-                                  <wp:extent cx="2461260" cy="2386965"/>
+                                  <wp:extent cx="5852160" cy="3291840"/>
                                   <wp:effectExtent l="0" t="0" r="0" b="0"/>
-                                  <wp:docPr id="4" name="Imagem2"/>
+                                  <wp:docPr id="4" name="Imagem37"/>
                                   <wp:cNvGraphicFramePr>
                                     <a:graphicFrameLocks xmlns:a="http://schemas.openxmlformats.org/drawingml/2006/main" noChangeAspect="1"/>
                                   </wp:cNvGraphicFramePr>
@@ -2377,7 +1389,7 @@
                                     <a:graphicData uri="http://schemas.openxmlformats.org/drawingml/2006/picture">
                                       <pic:pic xmlns:pic="http://schemas.openxmlformats.org/drawingml/2006/picture">
                                         <pic:nvPicPr>
-                                          <pic:cNvPr id="4" name="Imagem2"/>
+                                          <pic:cNvPr id="4" name="Imagem37"/>
                                           <pic:cNvPicPr>
                                             <a:picLocks noChangeAspect="1" noChangeArrowheads="1"/>
                                           </pic:cNvPicPr>
@@ -2391,7 +1403,7 @@
                                         <pic:spPr bwMode="auto">
                                           <a:xfrm>
                                             <a:off x="0" y="0"/>
-                                            <a:ext cx="2461260" cy="2386965"/>
+                                            <a:ext cx="5852160" cy="3291840"/>
                                           </a:xfrm>
                                           <a:prstGeom prst="rect">
                                             <a:avLst/>
@@ -2403,6 +1415,9 @@
                                   </a:graphic>
                                 </wp:inline>
                               </w:drawing>
+                            </w:r>
+                            <w:r>
+                              <w:rPr/>
                               <w:fldChar w:fldCharType="begin"/>
                             </w:r>
                             <w:r>
@@ -2423,20 +1438,12 @@
                             </w:r>
                             <w:r>
                               <w:rPr/>
-                              <w:t xml:space="preserve"> </w:t>
-                            </w:r>
-                            <w:r>
-                              <w:rPr/>
-                              <w:t xml:space="preserve">- </w:t>
-                            </w:r>
-                            <w:r>
-                              <w:rPr/>
-                              <w:t>Mapa do Mundo</w:t>
+                              <w:t>: Unity-C#</w:t>
                             </w:r>
                           </w:p>
                         </w:txbxContent>
                       </wps:txbx>
-                      <wps:bodyPr anchor="t" lIns="0" tIns="0" rIns="0" bIns="0">
+                      <wps:bodyPr lIns="0" rIns="0" tIns="0" bIns="0" anchor="t">
                         <a:noAutofit/>
                       </wps:bodyPr>
                     </wps:wsp>
@@ -2447,21 +1454,25 @@
           </mc:Choice>
           <mc:Fallback>
             <w:pict>
-              <v:rect style="position:absolute;rotation:-0;width:193.8pt;height:208.65pt;mso-wrap-distance-left:0pt;mso-wrap-distance-right:0pt;mso-wrap-distance-top:0pt;mso-wrap-distance-bottom:0pt;margin-top:4.75pt;mso-position-vertical-relative:text;margin-left:11.8pt;mso-position-horizontal-relative:text">
-                <v:textbox inset="0in,0in,0in,0in">
+              <v:rect id="shape_0" fillcolor="white" stroked="f" o:allowincell="f" style="position:absolute;margin-left:10.55pt;margin-top:0.05pt;width:460.75pt;height:259.15pt;mso-wrap-style:square;v-text-anchor:top;mso-position-horizontal:center">
+                <v:fill o:detectmouseclick="t" type="solid" color2="black"/>
+                <v:stroke color="#3465a4" joinstyle="round" endcap="flat"/>
+                <v:textbox>
                   <w:txbxContent>
                     <w:p>
                       <w:pPr>
-                        <w:pStyle w:val="Contents1"/>
+                        <w:pStyle w:val="Imagemuser"/>
+                        <w:spacing w:before="120" w:after="120"/>
+                        <w:jc w:val="center"/>
                         <w:rPr/>
                       </w:pPr>
                       <w:r>
                         <w:rPr/>
                         <w:drawing>
                           <wp:inline distT="0" distB="0" distL="0" distR="0">
-                            <wp:extent cx="2461260" cy="2386965"/>
+                            <wp:extent cx="5852160" cy="3291840"/>
                             <wp:effectExtent l="0" t="0" r="0" b="0"/>
-                            <wp:docPr id="5" name="Imagem2"/>
+                            <wp:docPr id="5" name="Imagem37"/>
                             <wp:cNvGraphicFramePr>
                               <a:graphicFrameLocks xmlns:a="http://schemas.openxmlformats.org/drawingml/2006/main" noChangeAspect="1"/>
                             </wp:cNvGraphicFramePr>
@@ -2469,7 +1480,7 @@
                               <a:graphicData uri="http://schemas.openxmlformats.org/drawingml/2006/picture">
                                 <pic:pic xmlns:pic="http://schemas.openxmlformats.org/drawingml/2006/picture">
                                   <pic:nvPicPr>
-                                    <pic:cNvPr id="5" name="Imagem2"/>
+                                    <pic:cNvPr id="5" name="Imagem37"/>
                                     <pic:cNvPicPr>
                                       <a:picLocks noChangeAspect="1" noChangeArrowheads="1"/>
                                     </pic:cNvPicPr>
@@ -2483,7 +1494,7 @@
                                   <pic:spPr bwMode="auto">
                                     <a:xfrm>
                                       <a:off x="0" y="0"/>
-                                      <a:ext cx="2461260" cy="2386965"/>
+                                      <a:ext cx="5852160" cy="3291840"/>
                                     </a:xfrm>
                                     <a:prstGeom prst="rect">
                                       <a:avLst/>
@@ -2495,6 +1506,9 @@
                             </a:graphic>
                           </wp:inline>
                         </w:drawing>
+                      </w:r>
+                      <w:r>
+                        <w:rPr/>
                         <w:fldChar w:fldCharType="begin"/>
                       </w:r>
                       <w:r>
@@ -2515,15 +1529,7 @@
                       </w:r>
                       <w:r>
                         <w:rPr/>
-                        <w:t xml:space="preserve"> </w:t>
-                      </w:r>
-                      <w:r>
-                        <w:rPr/>
-                        <w:t xml:space="preserve">- </w:t>
-                      </w:r>
-                      <w:r>
-                        <w:rPr/>
-                        <w:t>Mapa do Mundo</w:t>
+                        <w:t>: Unity-C#</w:t>
                       </w:r>
                     </w:p>
                   </w:txbxContent>
@@ -2534,36 +1540,1093 @@
           </mc:Fallback>
         </mc:AlternateContent>
       </w:r>
-      <w:r>
+    </w:p>
+    <w:p>
+      <w:pPr>
+        <w:pStyle w:val="Normal"/>
+        <w:spacing w:before="0" w:after="0"/>
+        <w:rPr/>
+      </w:pPr>
+      <w:r>
+        <w:rPr/>
+      </w:r>
+    </w:p>
+    <w:p>
+      <w:pPr>
+        <w:pStyle w:val="Heading1"/>
+        <w:spacing w:before="0" w:after="120"/>
+        <w:rPr/>
+      </w:pPr>
+      <w:bookmarkStart w:id="6" w:name="__RefHeading___Toc242_928268367"/>
+      <w:bookmarkStart w:id="7" w:name="_Toc349660864"/>
+      <w:bookmarkEnd w:id="6"/>
+      <w:bookmarkEnd w:id="7"/>
+      <w:r>
+        <w:rPr/>
+        <w:t>2 – Tecnologias Envolvidas</w:t>
+      </w:r>
+    </w:p>
+    <w:p>
+      <w:pPr>
+        <w:pStyle w:val="Standard"/>
+        <w:spacing w:lineRule="auto" w:line="276"/>
+        <w:rPr>
+          <w:rFonts w:ascii="Arial" w:hAnsi="Arial"/>
+        </w:rPr>
+      </w:pPr>
+      <w:r>
+        <w:rPr>
+          <w:rFonts w:ascii="Arial" w:hAnsi="Arial"/>
+        </w:rPr>
+      </w:r>
+    </w:p>
+    <w:p>
+      <w:pPr>
+        <w:pStyle w:val="Standard"/>
+        <w:spacing w:lineRule="auto" w:line="360"/>
+        <w:rPr>
+          <w:rFonts w:ascii="Arial" w:hAnsi="Arial"/>
+        </w:rPr>
+      </w:pPr>
+      <w:r>
+        <w:rPr>
+          <w:rFonts w:ascii="Arial" w:hAnsi="Arial"/>
+        </w:rPr>
+        <w:t xml:space="preserve">No desenvolvimento do projeto </w:t>
+      </w:r>
+      <w:r>
+        <w:rPr>
+          <w:rStyle w:val="Strong"/>
+          <w:rFonts w:ascii="Arial" w:hAnsi="Arial"/>
+        </w:rPr>
+        <w:t>Mage TD</w:t>
+      </w:r>
+      <w:r>
+        <w:rPr>
+          <w:rFonts w:ascii="Arial" w:hAnsi="Arial"/>
+        </w:rPr>
+        <w:t xml:space="preserve"> foram utilizadas diversas tecnologias e ferramentas, fundamentais para a concretização do jogo:</w:t>
+      </w:r>
+    </w:p>
+    <w:p>
+      <w:pPr>
+        <w:pStyle w:val="Standard"/>
+        <w:numPr>
+          <w:ilvl w:val="0"/>
+          <w:numId w:val="1"/>
+        </w:numPr>
+        <w:spacing w:lineRule="auto" w:line="360"/>
+        <w:rPr/>
+      </w:pPr>
+      <w:r>
+        <w:rPr>
+          <w:rStyle w:val="Strong"/>
+          <w:rFonts w:ascii="Arial" w:hAnsi="Arial"/>
+        </w:rPr>
+        <w:t>Unity</w:t>
+      </w:r>
+      <w:r>
+        <w:rPr>
+          <w:rFonts w:ascii="Arial" w:hAnsi="Arial"/>
+        </w:rPr>
+        <w:t>: Motor de jogos utilizado para o desenvolvimento do projeto. Permitiu a criação de cenários, gestão de objetos, implementação de mecânicas de jogo e exportação para a plataforma Web.</w:t>
+      </w:r>
+    </w:p>
+    <w:p>
+      <w:pPr>
+        <w:pStyle w:val="Standard"/>
+        <w:numPr>
+          <w:ilvl w:val="0"/>
+          <w:numId w:val="1"/>
+        </w:numPr>
+        <w:spacing w:lineRule="auto" w:line="360"/>
+        <w:rPr/>
+      </w:pPr>
+      <w:r>
+        <w:rPr>
+          <w:rStyle w:val="Strong"/>
+          <w:rFonts w:ascii="Arial" w:hAnsi="Arial"/>
+        </w:rPr>
+        <w:t>C#</w:t>
+      </w:r>
+      <w:r>
+        <w:rPr>
+          <w:rFonts w:ascii="Arial" w:hAnsi="Arial"/>
+        </w:rPr>
+        <w:t>: Linguagem de programação principal do projeto, utilizada para implementar a lógica do jogo, controlo de inimigos, torres, sistema de ondas, pontuação e interface do utilizador.</w:t>
+      </w:r>
+    </w:p>
+    <w:p>
+      <w:pPr>
+        <w:pStyle w:val="Standard"/>
+        <w:numPr>
+          <w:ilvl w:val="0"/>
+          <w:numId w:val="1"/>
+        </w:numPr>
+        <w:spacing w:lineRule="auto" w:line="360"/>
+        <w:rPr/>
+      </w:pPr>
+      <w:r>
+        <w:rPr>
+          <w:rStyle w:val="Strong"/>
+          <w:rFonts w:ascii="Arial" w:hAnsi="Arial"/>
+        </w:rPr>
+        <w:t>Visual Studio Code</w:t>
+      </w:r>
+      <w:r>
+        <w:rPr>
+          <w:rFonts w:ascii="Arial" w:hAnsi="Arial"/>
+        </w:rPr>
+        <w:t>: Ambiente de desenvolvimento integrado (IDE) usado para a escrita e organização do código-fonte.</w:t>
+      </w:r>
+    </w:p>
+    <w:p>
+      <w:pPr>
+        <w:pStyle w:val="Standard"/>
+        <w:numPr>
+          <w:ilvl w:val="0"/>
+          <w:numId w:val="1"/>
+        </w:numPr>
+        <w:spacing w:lineRule="auto" w:line="360"/>
+        <w:rPr/>
+      </w:pPr>
+      <w:r>
+        <w:rPr>
+          <w:rStyle w:val="Strong"/>
+          <w:rFonts w:ascii="Arial" w:hAnsi="Arial"/>
+        </w:rPr>
+        <w:t>Git e GitHub</w:t>
+      </w:r>
+      <w:r>
+        <w:rPr>
+          <w:rFonts w:ascii="Arial" w:hAnsi="Arial"/>
+        </w:rPr>
+        <w:t>: Sistema de controlo de versões utilizado para gerir o código do projeto, permitindo o acompanhamento da evolução do desenvolvimento e organização dos ficheiros.</w:t>
+      </w:r>
+    </w:p>
+    <w:p>
+      <w:pPr>
+        <w:pStyle w:val="Standard"/>
+        <w:numPr>
+          <w:ilvl w:val="0"/>
+          <w:numId w:val="1"/>
+        </w:numPr>
+        <w:spacing w:lineRule="auto" w:line="360"/>
+        <w:rPr/>
+      </w:pPr>
+      <w:r>
+        <w:rPr>
+          <w:rStyle w:val="Strong"/>
+          <w:rFonts w:ascii="Arial" w:hAnsi="Arial"/>
+        </w:rPr>
+        <w:t>Unity Play</w:t>
+      </w:r>
+      <w:r>
+        <w:rPr>
+          <w:rFonts w:ascii="Arial" w:hAnsi="Arial"/>
+        </w:rPr>
+        <w:t>: Plataforma utilizada para publicar e disponibilizar a versão jogável do jogo online.</w:t>
+      </w:r>
+    </w:p>
+    <w:p>
+      <w:pPr>
+        <w:pStyle w:val="meuTextonormal"/>
+        <w:numPr>
+          <w:ilvl w:val="0"/>
+          <w:numId w:val="1"/>
+        </w:numPr>
+        <w:rPr/>
+      </w:pPr>
+      <w:r>
+        <w:rPr>
+          <w:rStyle w:val="Strong"/>
+        </w:rPr>
+        <w:t>Assets gráficos e sonoros</w:t>
+      </w:r>
+      <w:r>
+        <w:rPr/>
+        <w:t>: Recursos visuais e sonoros utilizados para enriquecer a experiência do utilizador.</w:t>
+      </w:r>
+    </w:p>
+    <w:p>
+      <w:pPr>
+        <w:pStyle w:val="meuTextonormal"/>
+        <w:numPr>
+          <w:ilvl w:val="0"/>
+          <w:numId w:val="1"/>
+        </w:numPr>
+        <w:rPr/>
+      </w:pPr>
+      <w:r>
+        <w:rPr>
+          <w:rStyle w:val="Strong"/>
+        </w:rPr>
+        <w:t>LibreOffice</w:t>
+      </w:r>
+      <w:r>
+        <w:rPr/>
+        <w:t>: Para a produção do relatório.</w:t>
+      </w:r>
+    </w:p>
+    <w:p>
+      <w:pPr>
+        <w:pStyle w:val="meuTexto"/>
+        <w:numPr>
+          <w:ilvl w:val="0"/>
+          <w:numId w:val="0"/>
+        </w:numPr>
+        <w:spacing w:before="0" w:after="0"/>
+        <w:ind w:hanging="0" w:start="0"/>
+        <w:rPr>
+          <w:vanish/>
+          <w:specVanish/>
+        </w:rPr>
+      </w:pPr>
+      <w:r>
+        <w:rPr>
+          <w:rStyle w:val="Strong"/>
+          <w:b/>
+        </w:rPr>
+        <w:t>Paint:</w:t>
+      </w:r>
+    </w:p>
+    <w:p>
+      <w:pPr>
+        <w:pStyle w:val="meuTextonormal"/>
+        <w:numPr>
+          <w:ilvl w:val="0"/>
+          <w:numId w:val="1"/>
+        </w:numPr>
+        <w:rPr/>
+      </w:pPr>
+      <w:r/>
+      <w:r>
+        <w:rPr/>
+      </w:r>
+      <w:r>
+        <w:rPr/>
+        <w:t xml:space="preserve"> </w:t>
+      </w:r>
+      <w:r>
+        <w:rPr/>
+        <w:t>Para a produção de imagens para o jogo.</w:t>
+      </w:r>
+    </w:p>
+    <w:p>
+      <w:pPr>
+        <w:pStyle w:val="meuTexto"/>
+        <w:numPr>
+          <w:ilvl w:val="0"/>
+          <w:numId w:val="0"/>
+        </w:numPr>
+        <w:spacing w:before="0" w:after="0"/>
+        <w:ind w:hanging="0" w:start="0"/>
+        <w:rPr>
+          <w:vanish/>
+          <w:specVanish/>
+        </w:rPr>
+      </w:pPr>
+      <w:r>
+        <w:rPr>
+          <w:rStyle w:val="Strong"/>
+          <w:b/>
+        </w:rPr>
+        <w:t>Blender</w:t>
+      </w:r>
+      <w:r>
+        <w:rPr/>
+        <w:t xml:space="preserve">: </w:t>
+      </w:r>
+    </w:p>
+    <w:p>
+      <w:pPr>
+        <w:pStyle w:val="meuTextonormal"/>
+        <w:numPr>
+          <w:ilvl w:val="0"/>
+          <w:numId w:val="1"/>
+        </w:numPr>
+        <w:rPr/>
+      </w:pPr>
+      <w:r/>
+      <w:r>
+        <w:rPr/>
+      </w:r>
+      <w:r>
+        <w:rPr/>
+        <w:t>Para produção dos modelos 3d.</w:t>
+      </w:r>
+    </w:p>
+    <w:p>
+      <w:pPr>
+        <w:pStyle w:val="Standard"/>
+        <w:numPr>
+          <w:ilvl w:val="0"/>
+          <w:numId w:val="1"/>
+        </w:numPr>
+        <w:spacing w:lineRule="auto" w:line="360"/>
+        <w:rPr/>
+      </w:pPr>
+      <w:r>
+        <w:rPr>
+          <w:rStyle w:val="Strong"/>
+          <w:rFonts w:eastAsia="NSimSun" w:cs="Lucida Sans" w:ascii="Arial" w:hAnsi="Arial"/>
+          <w:color w:val="auto"/>
+          <w:kern w:val="2"/>
+          <w:sz w:val="24"/>
+          <w:szCs w:val="24"/>
+          <w:lang w:val="pt-PT" w:eastAsia="zh-CN" w:bidi="hi-IN"/>
+        </w:rPr>
+        <w:t>Youtube:</w:t>
+      </w:r>
+      <w:r>
+        <w:rPr/>
+        <w:t xml:space="preserve"> </w:t>
+      </w:r>
+      <w:r>
+        <w:rPr>
+          <w:rFonts w:eastAsia="NSimSun" w:cs="Lucida Sans" w:ascii="Arial" w:hAnsi="Arial"/>
+          <w:color w:val="auto"/>
+          <w:kern w:val="2"/>
+          <w:sz w:val="24"/>
+          <w:szCs w:val="24"/>
+          <w:lang w:val="pt-PT" w:eastAsia="zh-CN" w:bidi="hi-IN"/>
+        </w:rPr>
+        <w:t>Para pesquisa.</w:t>
+      </w:r>
+    </w:p>
+    <w:p>
+      <w:pPr>
+        <w:pStyle w:val="Standard"/>
+        <w:spacing w:lineRule="auto" w:line="360"/>
+        <w:rPr>
+          <w:rFonts w:ascii="Arial" w:hAnsi="Arial"/>
+        </w:rPr>
+      </w:pPr>
+      <w:r>
+        <w:rPr>
+          <w:rFonts w:ascii="Arial" w:hAnsi="Arial"/>
+        </w:rPr>
+      </w:r>
+      <w:r>
+        <w:br w:type="page"/>
+      </w:r>
+    </w:p>
+    <w:p>
+      <w:pPr>
+        <w:pStyle w:val="Heading1"/>
+        <w:spacing w:before="0" w:after="120"/>
+        <w:rPr/>
+      </w:pPr>
+      <w:bookmarkStart w:id="8" w:name="__RefHeading___Toc244_928268367"/>
+      <w:bookmarkEnd w:id="8"/>
+      <w:r>
+        <w:rPr/>
+        <w:t>3 – Implementação do Projeto</w:t>
+      </w:r>
+    </w:p>
+    <w:p>
+      <w:pPr>
+        <w:pStyle w:val="Standard"/>
+        <w:spacing w:lineRule="auto" w:line="276"/>
+        <w:rPr>
+          <w:rFonts w:ascii="Arial" w:hAnsi="Arial"/>
+        </w:rPr>
+      </w:pPr>
+      <w:r>
+        <w:rPr>
+          <w:rFonts w:ascii="Arial" w:hAnsi="Arial"/>
+        </w:rPr>
+      </w:r>
+    </w:p>
+    <w:p>
+      <w:pPr>
+        <w:pStyle w:val="Heading1"/>
+        <w:rPr>
+          <w:sz w:val="28"/>
+          <w:szCs w:val="28"/>
+        </w:rPr>
+      </w:pPr>
+      <w:bookmarkStart w:id="9" w:name="__RefHeading___Toc721_928268367"/>
+      <w:bookmarkEnd w:id="9"/>
+      <w:r>
+        <w:rPr>
+          <w:sz w:val="28"/>
+          <w:szCs w:val="28"/>
+        </w:rPr>
+        <w:t>3.1 – Cronograma de desenvolvimento do projeto</w:t>
+      </w:r>
+    </w:p>
+    <w:p>
+      <w:pPr>
+        <w:pStyle w:val="Standard"/>
+        <w:spacing w:lineRule="auto" w:line="360"/>
+        <w:rPr>
+          <w:rFonts w:ascii="Arial" w:hAnsi="Arial"/>
+        </w:rPr>
+      </w:pPr>
+      <w:r>
+        <w:rPr>
+          <w:rFonts w:ascii="Arial" w:hAnsi="Arial"/>
+        </w:rPr>
+      </w:r>
+    </w:p>
+    <w:p>
+      <w:pPr>
+        <w:pStyle w:val="BodyText"/>
+        <w:spacing w:lineRule="auto" w:line="360"/>
+        <w:rPr>
+          <w:rFonts w:ascii="Arial" w:hAnsi="Arial"/>
+        </w:rPr>
+      </w:pPr>
+      <w:r>
+        <w:rPr>
+          <w:rFonts w:ascii="Arial" w:hAnsi="Arial"/>
+        </w:rPr>
+        <w:t>O desenvolvimento do projeto decorreu ao longo de várias etapas:</w:t>
+      </w:r>
+    </w:p>
+    <w:p>
+      <w:pPr>
+        <w:pStyle w:val="BodyText"/>
+        <w:numPr>
+          <w:ilvl w:val="0"/>
+          <w:numId w:val="2"/>
+        </w:numPr>
+        <w:tabs>
+          <w:tab w:val="clear" w:pos="709"/>
+          <w:tab w:val="left" w:pos="0" w:leader="none"/>
+        </w:tabs>
+        <w:suppressAutoHyphens w:val="true"/>
+        <w:spacing w:lineRule="auto" w:line="360"/>
+        <w:ind w:hanging="283" w:start="709"/>
+        <w:rPr>
+          <w:rFonts w:ascii="Arial" w:hAnsi="Arial"/>
+        </w:rPr>
+      </w:pPr>
+      <w:r>
+        <w:rPr>
+          <w:rStyle w:val="Strong"/>
+          <w:rFonts w:ascii="Arial" w:hAnsi="Arial"/>
+        </w:rPr>
+        <w:t>Planeamento e conceção da ideia</w:t>
+      </w:r>
+      <w:r>
+        <w:rPr>
+          <w:rFonts w:ascii="Arial" w:hAnsi="Arial"/>
+        </w:rPr>
+        <w:br/>
+        <w:t>Definição do tipo de jogo, mecânicas principais, estilo visual e objetivos do projeto.</w:t>
+      </w:r>
+    </w:p>
+    <w:p>
+      <w:pPr>
+        <w:pStyle w:val="BodyText"/>
+        <w:numPr>
+          <w:ilvl w:val="0"/>
+          <w:numId w:val="2"/>
+        </w:numPr>
+        <w:tabs>
+          <w:tab w:val="clear" w:pos="709"/>
+          <w:tab w:val="left" w:pos="0" w:leader="none"/>
+        </w:tabs>
+        <w:suppressAutoHyphens w:val="true"/>
+        <w:spacing w:lineRule="auto" w:line="360"/>
+        <w:ind w:hanging="283" w:start="709"/>
+        <w:rPr>
+          <w:rFonts w:ascii="Arial" w:hAnsi="Arial"/>
+        </w:rPr>
+      </w:pPr>
+      <w:r>
+        <w:rPr>
+          <w:rStyle w:val="Strong"/>
+          <w:rFonts w:ascii="Arial" w:hAnsi="Arial"/>
+        </w:rPr>
+        <w:t>Criação do projeto no Unity</w:t>
+      </w:r>
+      <w:r>
+        <w:rPr>
+          <w:rFonts w:ascii="Arial" w:hAnsi="Arial"/>
+        </w:rPr>
+        <w:br/>
+        <w:t>Configuração inicial do ambiente de desenvolvimento e organização da estrutura do projeto.</w:t>
+      </w:r>
+    </w:p>
+    <w:p>
+      <w:pPr>
+        <w:pStyle w:val="BodyText"/>
+        <w:numPr>
+          <w:ilvl w:val="0"/>
+          <w:numId w:val="2"/>
+        </w:numPr>
+        <w:tabs>
+          <w:tab w:val="clear" w:pos="709"/>
+          <w:tab w:val="left" w:pos="0" w:leader="none"/>
+        </w:tabs>
+        <w:suppressAutoHyphens w:val="true"/>
+        <w:spacing w:lineRule="auto" w:line="360"/>
+        <w:ind w:hanging="283" w:start="709"/>
+        <w:rPr>
+          <w:rFonts w:ascii="Arial" w:hAnsi="Arial"/>
+        </w:rPr>
+      </w:pPr>
+      <w:r>
+        <w:rPr>
+          <w:rStyle w:val="Strong"/>
+          <w:rFonts w:ascii="Arial" w:hAnsi="Arial"/>
+        </w:rPr>
+        <w:t>Implementação das mecânicas principais</w:t>
+      </w:r>
+      <w:r>
+        <w:rPr>
+          <w:rFonts w:ascii="Arial" w:hAnsi="Arial"/>
+        </w:rPr>
+        <w:br/>
+        <w:t>Desenvolvimento do sistema de inimigos, magos, ataques, pontos de vida e magia do jogo juntamente de todo o ambiente que o jogo ocorrerá.</w:t>
+      </w:r>
+    </w:p>
+    <w:p>
+      <w:pPr>
+        <w:pStyle w:val="BodyText"/>
+        <w:numPr>
+          <w:ilvl w:val="0"/>
+          <w:numId w:val="2"/>
+        </w:numPr>
+        <w:tabs>
+          <w:tab w:val="clear" w:pos="709"/>
+          <w:tab w:val="left" w:pos="0" w:leader="none"/>
+        </w:tabs>
+        <w:suppressAutoHyphens w:val="true"/>
+        <w:spacing w:lineRule="auto" w:line="360"/>
+        <w:ind w:hanging="283" w:start="709"/>
+        <w:rPr>
+          <w:rFonts w:ascii="Arial" w:hAnsi="Arial"/>
+        </w:rPr>
+      </w:pPr>
+      <w:r>
+        <w:rPr>
+          <w:rStyle w:val="Strong"/>
+          <w:rFonts w:ascii="Arial" w:hAnsi="Arial"/>
+        </w:rPr>
+        <w:t>Desenvolvimento da interface gráfica</w:t>
+      </w:r>
+      <w:r>
+        <w:rPr>
+          <w:rFonts w:ascii="Arial" w:hAnsi="Arial"/>
+        </w:rPr>
+        <w:br/>
+        <w:t>Criação de menus, HUD, indicadores de vida e progresso do jogo.</w:t>
+      </w:r>
+    </w:p>
+    <w:p>
+      <w:pPr>
+        <w:pStyle w:val="BodyText"/>
+        <w:numPr>
+          <w:ilvl w:val="0"/>
+          <w:numId w:val="2"/>
+        </w:numPr>
+        <w:tabs>
+          <w:tab w:val="clear" w:pos="709"/>
+          <w:tab w:val="left" w:pos="0" w:leader="none"/>
+        </w:tabs>
+        <w:suppressAutoHyphens w:val="true"/>
+        <w:spacing w:lineRule="auto" w:line="360"/>
+        <w:ind w:hanging="283" w:start="709"/>
+        <w:rPr>
+          <w:rFonts w:ascii="Arial" w:hAnsi="Arial"/>
+        </w:rPr>
+      </w:pPr>
+      <w:r>
+        <w:rPr>
+          <w:rStyle w:val="Strong"/>
+          <w:rFonts w:ascii="Arial" w:hAnsi="Arial"/>
+        </w:rPr>
+        <w:t>Testes, correção de erros e feedback</w:t>
+      </w:r>
+      <w:r>
+        <w:rPr>
+          <w:rFonts w:ascii="Arial" w:hAnsi="Arial"/>
+        </w:rPr>
+        <w:br/>
+        <w:t>Testes funcionais para garantir a estabilidade do jogo, correção de falhas detetadas e apreciação de criticas para o projeto.</w:t>
+      </w:r>
+    </w:p>
+    <w:p>
+      <w:pPr>
+        <w:pStyle w:val="BodyText"/>
+        <w:numPr>
+          <w:ilvl w:val="0"/>
+          <w:numId w:val="2"/>
+        </w:numPr>
+        <w:tabs>
+          <w:tab w:val="clear" w:pos="709"/>
+          <w:tab w:val="left" w:pos="0" w:leader="none"/>
+        </w:tabs>
+        <w:suppressAutoHyphens w:val="true"/>
+        <w:spacing w:lineRule="auto" w:line="360"/>
+        <w:ind w:hanging="283" w:start="709"/>
+        <w:rPr>
+          <w:rFonts w:ascii="Arial" w:hAnsi="Arial"/>
+        </w:rPr>
+      </w:pPr>
+      <w:r>
+        <w:rPr>
+          <w:rStyle w:val="Strong"/>
+          <w:rFonts w:ascii="Arial" w:hAnsi="Arial"/>
+        </w:rPr>
+        <w:t>Publicação da versão beta</w:t>
+      </w:r>
+      <w:r>
+        <w:rPr>
+          <w:rFonts w:ascii="Arial" w:hAnsi="Arial"/>
+        </w:rPr>
+        <w:br/>
+        <w:t>Exportação do jogo para a plataforma Web e publicação no Unity Play.</w:t>
+      </w:r>
+    </w:p>
+    <w:p>
+      <w:pPr>
+        <w:pStyle w:val="Standard"/>
+        <w:spacing w:lineRule="auto" w:line="360"/>
+        <w:rPr>
+          <w:rFonts w:ascii="Arial" w:hAnsi="Arial"/>
+        </w:rPr>
+      </w:pPr>
+      <w:r>
+        <w:rPr>
+          <w:rFonts w:ascii="Arial" w:hAnsi="Arial"/>
+        </w:rPr>
+      </w:r>
+      <w:r>
+        <w:br w:type="page"/>
+      </w:r>
+    </w:p>
+    <w:p>
+      <w:pPr>
+        <w:pStyle w:val="Standard"/>
+        <w:spacing w:lineRule="auto" w:line="360" w:before="0" w:after="0"/>
+        <w:rPr>
+          <w:rFonts w:ascii="Arial" w:hAnsi="Arial"/>
+        </w:rPr>
+      </w:pPr>
+      <w:r>
+        <w:rPr>
+          <w:rFonts w:ascii="Arial" w:hAnsi="Arial"/>
+        </w:rPr>
+      </w:r>
+    </w:p>
+    <w:p>
+      <w:pPr>
+        <w:pStyle w:val="Heading1"/>
+        <w:rPr>
+          <w:sz w:val="28"/>
+          <w:szCs w:val="28"/>
+        </w:rPr>
+      </w:pPr>
+      <w:bookmarkStart w:id="10" w:name="__RefHeading___Toc723_928268367"/>
+      <w:bookmarkEnd w:id="10"/>
+      <w:r>
+        <w:rPr>
+          <w:sz w:val="28"/>
+          <w:szCs w:val="28"/>
+        </w:rPr>
+        <w:t>3.2 –  Aspetos técnicos do desenvolvimento do trabalho</w:t>
+      </w:r>
+    </w:p>
+    <w:p>
+      <w:pPr>
+        <w:pStyle w:val="Standard"/>
+        <w:spacing w:lineRule="auto" w:line="360"/>
+        <w:rPr/>
+      </w:pPr>
+      <w:r>
+        <w:rPr>
+          <w:rFonts w:ascii="Arial" w:hAnsi="Arial"/>
+        </w:rPr>
+        <w:t>Do ponto de vista técnico, o projeto foi desenvolvido de forma modular, recorrendo a scripts em C# para controlar os diferentes componentes do jogo.</w:t>
+      </w:r>
+    </w:p>
+    <w:p>
+      <w:pPr>
+        <w:pStyle w:val="Standard"/>
+        <w:numPr>
+          <w:ilvl w:val="0"/>
+          <w:numId w:val="3"/>
+        </w:numPr>
+        <w:spacing w:lineRule="auto" w:line="360"/>
+        <w:rPr/>
+      </w:pPr>
+      <w:r>
+        <w:rPr>
+          <w:rStyle w:val="Strong"/>
+          <w:rFonts w:ascii="Arial" w:hAnsi="Arial"/>
+        </w:rPr>
+        <w:t>Código-fonte</w:t>
+      </w:r>
+      <w:r>
+        <w:rPr>
+          <w:rFonts w:ascii="Arial" w:hAnsi="Arial"/>
+        </w:rPr>
+        <w:t>: Implementação de scripts responsáveis pelo movimento e ataques do jogador, inimigos, deteção de colisões e gestão objetos.</w:t>
+      </w:r>
+    </w:p>
+    <w:p>
+      <w:pPr>
+        <w:pStyle w:val="Standard"/>
+        <w:numPr>
+          <w:ilvl w:val="0"/>
+          <w:numId w:val="3"/>
+        </w:numPr>
+        <w:spacing w:lineRule="auto" w:line="360"/>
+        <w:rPr/>
+      </w:pPr>
+      <w:r>
+        <w:rPr>
+          <w:rStyle w:val="Strong"/>
+          <w:rFonts w:ascii="Arial" w:hAnsi="Arial"/>
+        </w:rPr>
+        <w:t>Lógica do jogo</w:t>
+      </w:r>
+      <w:r>
+        <w:rPr>
+          <w:rFonts w:ascii="Arial" w:hAnsi="Arial"/>
+        </w:rPr>
+        <w:t xml:space="preserve">: </w:t>
+      </w:r>
+      <w:r>
+        <w:rPr>
+          <w:rFonts w:eastAsia="NSimSun" w:cs="Lucida Sans" w:ascii="Arial" w:hAnsi="Arial"/>
+          <w:color w:val="auto"/>
+          <w:kern w:val="2"/>
+          <w:sz w:val="24"/>
+          <w:szCs w:val="24"/>
+          <w:lang w:val="pt-PT" w:eastAsia="zh-CN" w:bidi="hi-IN"/>
+        </w:rPr>
+        <w:t xml:space="preserve">Utilização de scripts para controlar o movimento do player e o estado do jogo. </w:t>
+      </w:r>
+    </w:p>
+    <w:p>
+      <w:pPr>
+        <w:pStyle w:val="Standard"/>
+        <w:numPr>
+          <w:ilvl w:val="0"/>
+          <w:numId w:val="3"/>
+        </w:numPr>
+        <w:spacing w:lineRule="auto" w:line="360"/>
+        <w:rPr/>
+      </w:pPr>
+      <w:r>
+        <w:rPr>
+          <w:rStyle w:val="Strong"/>
+          <w:rFonts w:ascii="Arial" w:hAnsi="Arial"/>
+        </w:rPr>
+        <w:t>Interface do utilizador (UI)</w:t>
+      </w:r>
+      <w:r>
+        <w:rPr>
+          <w:rFonts w:eastAsia="NSimSun" w:cs="Lucida Sans" w:ascii="Arial" w:hAnsi="Arial"/>
+          <w:color w:val="auto"/>
+          <w:kern w:val="2"/>
+          <w:sz w:val="24"/>
+          <w:szCs w:val="24"/>
+          <w:lang w:val="pt-PT" w:eastAsia="zh-CN" w:bidi="hi-IN"/>
+        </w:rPr>
+        <w:t xml:space="preserve">: Criação de elementos visuais para apresentar informações relevantes ao jogador, como vida, magia e estado da partida. </w:t>
+      </w:r>
+    </w:p>
+    <w:p>
+      <w:pPr>
+        <w:pStyle w:val="Standard"/>
+        <w:numPr>
+          <w:ilvl w:val="0"/>
+          <w:numId w:val="3"/>
+        </w:numPr>
+        <w:spacing w:lineRule="auto" w:line="360"/>
+        <w:rPr/>
+      </w:pPr>
+      <w:r>
+        <w:rPr>
+          <w:rStyle w:val="Strong"/>
+          <w:rFonts w:ascii="Arial" w:hAnsi="Arial"/>
+        </w:rPr>
+        <w:t>Layouts e cenas</w:t>
+      </w:r>
+      <w:r>
+        <w:rPr>
+          <w:rFonts w:ascii="Arial" w:hAnsi="Arial"/>
+        </w:rPr>
+        <w:t xml:space="preserve">: </w:t>
+      </w:r>
+      <w:r>
+        <w:rPr>
+          <w:rFonts w:eastAsia="NSimSun" w:cs="Lucida Sans" w:ascii="Arial" w:hAnsi="Arial"/>
+          <w:color w:val="auto"/>
+          <w:kern w:val="2"/>
+          <w:sz w:val="24"/>
+          <w:szCs w:val="24"/>
+          <w:lang w:val="pt-PT" w:eastAsia="zh-CN" w:bidi="hi-IN"/>
+        </w:rPr>
+        <w:t xml:space="preserve">Organização das fases do jogo de forma clara, permitindo uma navegação simples entre menus e o nível principal da história. </w:t>
+      </w:r>
+    </w:p>
+    <w:p>
+      <w:pPr>
+        <w:pStyle w:val="Standard"/>
+        <w:spacing w:lineRule="auto" w:line="360"/>
+        <w:rPr>
+          <w:rFonts w:ascii="Arial" w:hAnsi="Arial"/>
+        </w:rPr>
+      </w:pPr>
+      <w:r>
+        <w:rPr>
+          <w:rFonts w:ascii="Arial" w:hAnsi="Arial"/>
+        </w:rPr>
+      </w:r>
+      <w:r>
+        <w:br w:type="page"/>
+      </w:r>
+    </w:p>
+    <w:p>
+      <w:pPr>
+        <w:pStyle w:val="Heading1"/>
+        <w:spacing w:before="0" w:after="120"/>
+        <w:rPr/>
+      </w:pPr>
+      <w:bookmarkStart w:id="11" w:name="__RefHeading___Toc244_928268367_Copy_1"/>
+      <w:bookmarkEnd w:id="11"/>
+      <w:r>
+        <w:rPr/>
+        <w:t>4 – Contexto do Projeto</w:t>
+      </w:r>
+    </w:p>
+    <w:p>
+      <w:pPr>
+        <w:pStyle w:val="Heading1"/>
+        <w:rPr>
+          <w:sz w:val="28"/>
+          <w:szCs w:val="28"/>
+        </w:rPr>
+      </w:pPr>
+      <w:bookmarkStart w:id="12" w:name="__RefHeading___Toc723_928268367_Copy_1"/>
+      <w:bookmarkEnd w:id="12"/>
+      <w:r>
+        <w:rPr>
+          <w:sz w:val="28"/>
+          <w:szCs w:val="28"/>
+        </w:rPr>
+        <w:t>4.1 –  História</w:t>
+      </w:r>
+    </w:p>
+    <w:p>
+      <w:pPr>
+        <w:pStyle w:val="BodyText"/>
+        <w:spacing w:lineRule="auto" w:line="360"/>
+        <w:rPr>
+          <w:rFonts w:ascii="Arial" w:hAnsi="Arial"/>
+        </w:rPr>
+      </w:pPr>
+      <w:r>
+        <w:rPr>
+          <w:rFonts w:ascii="Arial" w:hAnsi="Arial"/>
+        </w:rPr>
+        <w:t>Num mundo regido pela magia, existe um reino muito poderoso chamado Aerfran. Aerfran é um reino muito próspero e comandado por um bom rei, mas nem sempre foi assim. Antigamente, Aerfran era um lugar caótico devido às constantes invasões de inimigos e criaturas mágicas. Para acabar com aquela situação miserável, um lendário mago daquelas terras conjurou uma muralha, cercando assim o reino. Nessa muralha, havia 4 torres para vigiar os arredores do reino: uma ao norte, sul, oeste e leste. Nas torres sul, oeste e leste ficavam os guardas e vigias, enquanto na torre do norte ficava o lendário mago, que sozinho aniquilava hordas inteiras de inimigos.</w:t>
+      </w:r>
+    </w:p>
+    <w:p>
+      <w:pPr>
+        <w:pStyle w:val="BodyText"/>
+        <w:suppressAutoHyphens w:val="true"/>
+        <w:spacing w:lineRule="auto" w:line="360"/>
+        <w:rPr>
+          <w:rFonts w:ascii="Arial" w:hAnsi="Arial"/>
+        </w:rPr>
+      </w:pPr>
+      <w:r>
+        <w:rPr>
+          <w:rFonts w:ascii="Arial" w:hAnsi="Arial"/>
+        </w:rPr>
+        <w:t>O rei da época, vendo do que um único mago era capaz, começou a incentivar o uso de magia no reino, fazendo assim com que o povo comum conseguisse ter acesso ao mínimo de magia. Claro que nem todos eram capazes de tal, mas ainda assim a integração da magia no reino foi motivo de um grande desenvolvimento.</w:t>
+      </w:r>
+    </w:p>
+    <w:p>
+      <w:pPr>
+        <w:pStyle w:val="BodyText"/>
+        <w:suppressAutoHyphens w:val="true"/>
+        <w:spacing w:lineRule="auto" w:line="360"/>
+        <w:rPr>
+          <w:rFonts w:ascii="Arial" w:hAnsi="Arial"/>
+        </w:rPr>
+      </w:pPr>
+      <w:r>
+        <w:rPr>
+          <w:rFonts w:ascii="Arial" w:hAnsi="Arial"/>
+        </w:rPr>
+        <w:t>Muito tempo se passou, e Aerfran estava cada vez mais próspero, até o falecimento do lendário mago por causas naturais. Quando essa notícia se espalhou, Aerfran, pouco tempo depois, foi severamente atacado pelo maior número de inimigos do reino e criaturas de que se tem registro. Foi aí que um jovem casal de magos, que havia recém-se mudado para Aerfran, surgiu e, com muito esforço, conseguiu impedir que o reino fosse aniquilado.</w:t>
+      </w:r>
+    </w:p>
+    <w:p>
+      <w:pPr>
+        <w:pStyle w:val="BodyText"/>
+        <w:suppressAutoHyphens w:val="true"/>
+        <w:spacing w:lineRule="auto" w:line="360"/>
+        <w:rPr>
+          <w:rFonts w:ascii="Arial" w:hAnsi="Arial"/>
+        </w:rPr>
+      </w:pPr>
+      <w:r>
+        <w:rPr>
+          <w:rFonts w:ascii="Arial" w:hAnsi="Arial"/>
+        </w:rPr>
+        <w:t>O bom rei, vendo esse esforço e sacrifício desse jovem casal, concedeu-lhes título de nobreza real. Pouco tempo se passou, e esse casal teve 4 filhos. Todos seguiram o caminho da magia, porém em áreas diferentes. Os 4 filhos se tornaram magos incomparáveis dentre todos os reinos, onde cada um deles se tornou responsável por uma torre na muralha de Aerfran.</w:t>
+      </w:r>
+    </w:p>
+    <w:p>
+      <w:pPr>
+        <w:pStyle w:val="BodyText"/>
+        <w:suppressAutoHyphens w:val="true"/>
+        <w:spacing w:lineRule="auto" w:line="360"/>
+        <w:rPr>
+          <w:rFonts w:ascii="Arial" w:hAnsi="Arial"/>
+        </w:rPr>
+      </w:pPr>
+      <w:r>
+        <w:rPr>
+          <w:rFonts w:ascii="Arial" w:hAnsi="Arial"/>
+        </w:rPr>
+        <w:t>Após muitos anos de paz e tranquilidade, misteriosamente o irmão da torre oeste desapareceu juntamente com um artefato de cada mago das outras 3 torres e um artefato do lendário mago, e com isso houve uma invasão de criaturas na área oeste do reino. Após os 3 irmãos conterem a invasão, o bom rei ordenou a busca dos artefatos e do 4º irmão.</w:t>
+      </w:r>
+    </w:p>
+    <w:p>
+      <w:pPr>
+        <w:pStyle w:val="Standard"/>
+        <w:spacing w:lineRule="auto" w:line="360"/>
+        <w:rPr>
+          <w:rFonts w:ascii="Arial" w:hAnsi="Arial"/>
+        </w:rPr>
+      </w:pPr>
+      <w:r>
+        <w:rPr>
+          <w:rFonts w:ascii="Arial" w:hAnsi="Arial"/>
+        </w:rPr>
+      </w:r>
+      <w:r>
+        <w:br w:type="page"/>
+      </w:r>
+    </w:p>
+    <w:p>
+      <w:pPr>
+        <w:pStyle w:val="Textbody"/>
+        <w:spacing w:before="0" w:after="140"/>
+        <w:rPr>
+          <w:sz w:val="28"/>
+          <w:szCs w:val="28"/>
+        </w:rPr>
+      </w:pPr>
+      <w:r>
+        <w:rPr>
+          <w:sz w:val="28"/>
+          <w:szCs w:val="28"/>
+        </w:rPr>
+      </w:r>
+    </w:p>
+    <w:p>
+      <w:pPr>
+        <w:pStyle w:val="Heading1"/>
+        <w:rPr>
+          <w:sz w:val="28"/>
+          <w:szCs w:val="28"/>
+        </w:rPr>
+      </w:pPr>
+      <w:bookmarkStart w:id="13" w:name="__RefHeading___Toc723_928268367_Copy_1_C"/>
+      <w:bookmarkEnd w:id="13"/>
+      <w:r>
+        <w:rPr>
+          <w:sz w:val="28"/>
+          <w:szCs w:val="28"/>
+        </w:rPr>
+        <w:t xml:space="preserve">4.2 –  Trajetória do jogo </w:t>
+      </w:r>
+    </w:p>
+    <w:p>
+      <w:pPr>
+        <w:pStyle w:val="Standard"/>
+        <w:spacing w:lineRule="auto" w:line="360"/>
+        <w:rPr>
+          <w:rFonts w:ascii="Arial" w:hAnsi="Arial"/>
+        </w:rPr>
+      </w:pPr>
+      <w:r>
+        <w:rPr>
+          <w:rFonts w:ascii="Arial" w:hAnsi="Arial"/>
+        </w:rPr>
+        <w:t xml:space="preserve">Aerfran(invasão) -&gt; "Bosques Traiçoeiros" [Pukeko] -&gt; "Reino Bárbaro" [Mega Bárbaro] -&gt; "Pináculo Malevolente" [Boss Final(4º irmão)] </w:t>
+      </w:r>
+    </w:p>
+    <w:p>
+      <w:pPr>
+        <w:pStyle w:val="Standard"/>
+        <w:spacing w:lineRule="auto" w:line="360"/>
+        <w:rPr>
+          <w:rFonts w:ascii="Arial" w:hAnsi="Arial"/>
+        </w:rPr>
+      </w:pPr>
+      <w:r>
+        <w:rPr>
+          <w:rFonts w:ascii="Arial" w:hAnsi="Arial"/>
+        </w:rPr>
+      </w:r>
+    </w:p>
+    <w:p>
+      <w:pPr>
+        <w:pStyle w:val="Standard"/>
+        <w:spacing w:lineRule="auto" w:line="360"/>
+        <w:rPr>
+          <w:rFonts w:ascii="Arial" w:hAnsi="Arial"/>
+        </w:rPr>
+      </w:pPr>
+      <w:r>
+        <w:rPr>
+          <w:rFonts w:ascii="Arial" w:hAnsi="Arial"/>
+        </w:rPr>
         <mc:AlternateContent>
           <mc:Choice Requires="wps">
             <w:drawing>
-              <wp:anchor distT="0" distB="0" distL="0" distR="0" simplePos="0" relativeHeight="8" behindDoc="0" locked="0" layoutInCell="0" allowOverlap="1">
+              <wp:anchor distT="0" distB="0" distL="0" distR="0" simplePos="0" relativeHeight="13" behindDoc="0" locked="0" layoutInCell="0" allowOverlap="1">
                 <wp:simplePos x="0" y="0"/>
                 <wp:positionH relativeFrom="column">
-                  <wp:posOffset>3147695</wp:posOffset>
+                  <wp:posOffset>-51435</wp:posOffset>
                 </wp:positionH>
                 <wp:positionV relativeFrom="paragraph">
-                  <wp:posOffset>64770</wp:posOffset>
+                  <wp:posOffset>101600</wp:posOffset>
                 </wp:positionV>
-                <wp:extent cx="2382520" cy="2645410"/>
+                <wp:extent cx="2461260" cy="2649855"/>
                 <wp:effectExtent l="0" t="0" r="0" b="0"/>
                 <wp:wrapSquare wrapText="largest"/>
-                <wp:docPr id="6" name="Moldura4"/>
+                <wp:docPr id="6" name="Moldura1"/>
                 <a:graphic xmlns:a="http://schemas.openxmlformats.org/drawingml/2006/main">
                   <a:graphicData uri="http://schemas.microsoft.com/office/word/2010/wordprocessingShape">
                     <wps:wsp>
-                      <wps:cNvSpPr txBox="1"/>
+                      <wps:cNvSpPr/>
                       <wps:spPr>
                         <a:xfrm>
                           <a:off x="0" y="0"/>
-                          <a:ext cx="2382520" cy="2645410"/>
+                          <a:ext cx="2461320" cy="2649960"/>
                         </a:xfrm>
-                        <a:prstGeom prst="rect"/>
+                        <a:prstGeom prst="rect">
+                          <a:avLst/>
+                        </a:prstGeom>
                         <a:solidFill>
-                          <a:srgbClr val="FFFFFF"/>
+                          <a:srgbClr val="ffffff"/>
                         </a:solidFill>
+                        <a:ln w="0">
+                          <a:noFill/>
+                        </a:ln>
                       </wps:spPr>
+                      <wps:style>
+                        <a:lnRef idx="0"/>
+                        <a:fillRef idx="0"/>
+                        <a:effectRef idx="0"/>
+                        <a:fontRef idx="minor"/>
+                      </wps:style>
                       <wps:txbx>
                         <w:txbxContent>
                           <w:p>
@@ -2572,12 +2635,14 @@
                               <w:rPr/>
                             </w:pPr>
                             <w:r>
-                              <w:rPr/>
+                              <w:rPr>
+                                <w:color w:val="000000"/>
+                              </w:rPr>
                               <w:drawing>
                                 <wp:inline distT="0" distB="0" distL="0" distR="0">
-                                  <wp:extent cx="2382520" cy="2382520"/>
+                                  <wp:extent cx="2461260" cy="2386965"/>
                                   <wp:effectExtent l="0" t="0" r="0" b="0"/>
-                                  <wp:docPr id="7" name="Imagem4"/>
+                                  <wp:docPr id="7" name="Imagem2"/>
                                   <wp:cNvGraphicFramePr>
                                     <a:graphicFrameLocks xmlns:a="http://schemas.openxmlformats.org/drawingml/2006/main" noChangeAspect="1"/>
                                   </wp:cNvGraphicFramePr>
@@ -2585,13 +2650,262 @@
                                     <a:graphicData uri="http://schemas.openxmlformats.org/drawingml/2006/picture">
                                       <pic:pic xmlns:pic="http://schemas.openxmlformats.org/drawingml/2006/picture">
                                         <pic:nvPicPr>
-                                          <pic:cNvPr id="7" name="Imagem4"/>
+                                          <pic:cNvPr id="7" name="Imagem2"/>
                                           <pic:cNvPicPr>
                                             <a:picLocks noChangeAspect="1" noChangeArrowheads="1"/>
                                           </pic:cNvPicPr>
                                         </pic:nvPicPr>
                                         <pic:blipFill>
                                           <a:blip r:embed="rId6"/>
+                                          <a:stretch>
+                                            <a:fillRect/>
+                                          </a:stretch>
+                                        </pic:blipFill>
+                                        <pic:spPr bwMode="auto">
+                                          <a:xfrm>
+                                            <a:off x="0" y="0"/>
+                                            <a:ext cx="2461260" cy="2386965"/>
+                                          </a:xfrm>
+                                          <a:prstGeom prst="rect">
+                                            <a:avLst/>
+                                          </a:prstGeom>
+                                          <a:noFill/>
+                                        </pic:spPr>
+                                      </pic:pic>
+                                    </a:graphicData>
+                                  </a:graphic>
+                                </wp:inline>
+                              </w:drawing>
+                            </w:r>
+                            <w:r>
+                              <w:rPr>
+                                <w:color w:val="000000"/>
+                              </w:rPr>
+                              <w:fldChar w:fldCharType="begin"/>
+                            </w:r>
+                            <w:r>
+                              <w:rPr>
+                                <w:color w:val="000000"/>
+                              </w:rPr>
+                              <w:instrText xml:space="preserve"> SEQ Imagem \* ARABIC </w:instrText>
+                            </w:r>
+                            <w:r>
+                              <w:rPr>
+                                <w:color w:val="000000"/>
+                              </w:rPr>
+                              <w:fldChar w:fldCharType="separate"/>
+                            </w:r>
+                            <w:r>
+                              <w:rPr>
+                                <w:color w:val="000000"/>
+                              </w:rPr>
+                              <w:t>3</w:t>
+                            </w:r>
+                            <w:r>
+                              <w:rPr>
+                                <w:color w:val="000000"/>
+                              </w:rPr>
+                              <w:fldChar w:fldCharType="end"/>
+                            </w:r>
+                            <w:r>
+                              <w:rPr>
+                                <w:color w:val="000000"/>
+                              </w:rPr>
+                              <w:t xml:space="preserve"> </w:t>
+                            </w:r>
+                            <w:r>
+                              <w:rPr>
+                                <w:color w:val="000000"/>
+                              </w:rPr>
+                              <w:t>- Mapa do Mundo</w:t>
+                            </w:r>
+                          </w:p>
+                        </w:txbxContent>
+                      </wps:txbx>
+                      <wps:bodyPr lIns="0" rIns="0" tIns="0" bIns="0" anchor="t">
+                        <a:noAutofit/>
+                      </wps:bodyPr>
+                    </wps:wsp>
+                  </a:graphicData>
+                </a:graphic>
+              </wp:anchor>
+            </w:drawing>
+          </mc:Choice>
+          <mc:Fallback>
+            <w:pict>
+              <v:rect id="shape_0" fillcolor="white" stroked="f" o:allowincell="f" style="position:absolute;margin-left:-4.05pt;margin-top:8pt;width:193.75pt;height:208.6pt;mso-wrap-style:square;v-text-anchor:top">
+                <v:fill o:detectmouseclick="t" type="solid" color2="black"/>
+                <v:stroke color="#3465a4" joinstyle="round" endcap="flat"/>
+                <v:textbox>
+                  <w:txbxContent>
+                    <w:p>
+                      <w:pPr>
+                        <w:pStyle w:val="Contents1"/>
+                        <w:rPr/>
+                      </w:pPr>
+                      <w:r>
+                        <w:rPr>
+                          <w:color w:val="000000"/>
+                        </w:rPr>
+                        <w:drawing>
+                          <wp:inline distT="0" distB="0" distL="0" distR="0">
+                            <wp:extent cx="2461260" cy="2386965"/>
+                            <wp:effectExtent l="0" t="0" r="0" b="0"/>
+                            <wp:docPr id="8" name="Imagem2"/>
+                            <wp:cNvGraphicFramePr>
+                              <a:graphicFrameLocks xmlns:a="http://schemas.openxmlformats.org/drawingml/2006/main" noChangeAspect="1"/>
+                            </wp:cNvGraphicFramePr>
+                            <a:graphic xmlns:a="http://schemas.openxmlformats.org/drawingml/2006/main">
+                              <a:graphicData uri="http://schemas.openxmlformats.org/drawingml/2006/picture">
+                                <pic:pic xmlns:pic="http://schemas.openxmlformats.org/drawingml/2006/picture">
+                                  <pic:nvPicPr>
+                                    <pic:cNvPr id="8" name="Imagem2"/>
+                                    <pic:cNvPicPr>
+                                      <a:picLocks noChangeAspect="1" noChangeArrowheads="1"/>
+                                    </pic:cNvPicPr>
+                                  </pic:nvPicPr>
+                                  <pic:blipFill>
+                                    <a:blip r:embed="rId7"/>
+                                    <a:stretch>
+                                      <a:fillRect/>
+                                    </a:stretch>
+                                  </pic:blipFill>
+                                  <pic:spPr bwMode="auto">
+                                    <a:xfrm>
+                                      <a:off x="0" y="0"/>
+                                      <a:ext cx="2461260" cy="2386965"/>
+                                    </a:xfrm>
+                                    <a:prstGeom prst="rect">
+                                      <a:avLst/>
+                                    </a:prstGeom>
+                                    <a:noFill/>
+                                  </pic:spPr>
+                                </pic:pic>
+                              </a:graphicData>
+                            </a:graphic>
+                          </wp:inline>
+                        </w:drawing>
+                      </w:r>
+                      <w:r>
+                        <w:rPr>
+                          <w:color w:val="000000"/>
+                        </w:rPr>
+                        <w:fldChar w:fldCharType="begin"/>
+                      </w:r>
+                      <w:r>
+                        <w:rPr>
+                          <w:color w:val="000000"/>
+                        </w:rPr>
+                        <w:instrText xml:space="preserve"> SEQ Imagem \* ARABIC </w:instrText>
+                      </w:r>
+                      <w:r>
+                        <w:rPr>
+                          <w:color w:val="000000"/>
+                        </w:rPr>
+                        <w:fldChar w:fldCharType="separate"/>
+                      </w:r>
+                      <w:r>
+                        <w:rPr>
+                          <w:color w:val="000000"/>
+                        </w:rPr>
+                        <w:t>3</w:t>
+                      </w:r>
+                      <w:r>
+                        <w:rPr>
+                          <w:color w:val="000000"/>
+                        </w:rPr>
+                        <w:fldChar w:fldCharType="end"/>
+                      </w:r>
+                      <w:r>
+                        <w:rPr>
+                          <w:color w:val="000000"/>
+                        </w:rPr>
+                        <w:t xml:space="preserve"> </w:t>
+                      </w:r>
+                      <w:r>
+                        <w:rPr>
+                          <w:color w:val="000000"/>
+                        </w:rPr>
+                        <w:t>- Mapa do Mundo</w:t>
+                      </w:r>
+                    </w:p>
+                  </w:txbxContent>
+                </v:textbox>
+                <w10:wrap type="square" side="largest"/>
+              </v:rect>
+            </w:pict>
+          </mc:Fallback>
+        </mc:AlternateContent>
+        <mc:AlternateContent>
+          <mc:Choice Requires="wps">
+            <w:drawing>
+              <wp:anchor distT="0" distB="0" distL="0" distR="0" simplePos="0" relativeHeight="15" behindDoc="0" locked="0" layoutInCell="0" allowOverlap="1">
+                <wp:simplePos x="0" y="0"/>
+                <wp:positionH relativeFrom="column">
+                  <wp:posOffset>3653790</wp:posOffset>
+                </wp:positionH>
+                <wp:positionV relativeFrom="paragraph">
+                  <wp:posOffset>90170</wp:posOffset>
+                </wp:positionV>
+                <wp:extent cx="2382520" cy="2645410"/>
+                <wp:effectExtent l="0" t="0" r="0" b="0"/>
+                <wp:wrapSquare wrapText="right"/>
+                <wp:docPr id="9" name="Moldura4"/>
+                <a:graphic xmlns:a="http://schemas.openxmlformats.org/drawingml/2006/main">
+                  <a:graphicData uri="http://schemas.microsoft.com/office/word/2010/wordprocessingShape">
+                    <wps:wsp>
+                      <wps:cNvSpPr/>
+                      <wps:spPr>
+                        <a:xfrm>
+                          <a:off x="0" y="0"/>
+                          <a:ext cx="2382480" cy="2645280"/>
+                        </a:xfrm>
+                        <a:prstGeom prst="rect">
+                          <a:avLst/>
+                        </a:prstGeom>
+                        <a:solidFill>
+                          <a:srgbClr val="ffffff"/>
+                        </a:solidFill>
+                        <a:ln w="0">
+                          <a:noFill/>
+                        </a:ln>
+                      </wps:spPr>
+                      <wps:style>
+                        <a:lnRef idx="0"/>
+                        <a:fillRef idx="0"/>
+                        <a:effectRef idx="0"/>
+                        <a:fontRef idx="minor"/>
+                      </wps:style>
+                      <wps:txbx>
+                        <w:txbxContent>
+                          <w:p>
+                            <w:pPr>
+                              <w:pStyle w:val="Contents1"/>
+                              <w:rPr/>
+                            </w:pPr>
+                            <w:r>
+                              <w:rPr>
+                                <w:color w:val="000000"/>
+                              </w:rPr>
+                              <w:drawing>
+                                <wp:inline distT="0" distB="0" distL="0" distR="0">
+                                  <wp:extent cx="2382520" cy="2382520"/>
+                                  <wp:effectExtent l="0" t="0" r="0" b="0"/>
+                                  <wp:docPr id="10" name="Imagem4"/>
+                                  <wp:cNvGraphicFramePr>
+                                    <a:graphicFrameLocks xmlns:a="http://schemas.openxmlformats.org/drawingml/2006/main" noChangeAspect="1"/>
+                                  </wp:cNvGraphicFramePr>
+                                  <a:graphic xmlns:a="http://schemas.openxmlformats.org/drawingml/2006/main">
+                                    <a:graphicData uri="http://schemas.openxmlformats.org/drawingml/2006/picture">
+                                      <pic:pic xmlns:pic="http://schemas.openxmlformats.org/drawingml/2006/picture">
+                                        <pic:nvPicPr>
+                                          <pic:cNvPr id="10" name="Imagem4"/>
+                                          <pic:cNvPicPr>
+                                            <a:picLocks noChangeAspect="1" noChangeArrowheads="1"/>
+                                          </pic:cNvPicPr>
+                                        </pic:nvPicPr>
+                                        <pic:blipFill>
+                                          <a:blip r:embed="rId8"/>
                                           <a:stretch>
                                             <a:fillRect/>
                                           </a:stretch>
@@ -2611,40 +2925,53 @@
                                   </a:graphic>
                                 </wp:inline>
                               </w:drawing>
+                            </w:r>
+                            <w:r>
+                              <w:rPr>
+                                <w:color w:val="000000"/>
+                              </w:rPr>
                               <w:fldChar w:fldCharType="begin"/>
                             </w:r>
                             <w:r>
-                              <w:rPr/>
+                              <w:rPr>
+                                <w:color w:val="000000"/>
+                              </w:rPr>
                               <w:instrText xml:space="preserve"> SEQ Imagem \* ARABIC </w:instrText>
                             </w:r>
                             <w:r>
-                              <w:rPr/>
+                              <w:rPr>
+                                <w:color w:val="000000"/>
+                              </w:rPr>
                               <w:fldChar w:fldCharType="separate"/>
                             </w:r>
                             <w:r>
-                              <w:rPr/>
+                              <w:rPr>
+                                <w:color w:val="000000"/>
+                              </w:rPr>
                               <w:t>2</w:t>
                             </w:r>
                             <w:r>
-                              <w:rPr/>
+                              <w:rPr>
+                                <w:color w:val="000000"/>
+                              </w:rPr>
                               <w:fldChar w:fldCharType="end"/>
                             </w:r>
                             <w:r>
-                              <w:rPr/>
+                              <w:rPr>
+                                <w:color w:val="000000"/>
+                              </w:rPr>
                               <w:t xml:space="preserve"> </w:t>
                             </w:r>
                             <w:r>
-                              <w:rPr/>
-                              <w:t xml:space="preserve">- </w:t>
-                            </w:r>
-                            <w:r>
-                              <w:rPr/>
-                              <w:t>Reino de Aerfran</w:t>
+                              <w:rPr>
+                                <w:color w:val="000000"/>
+                              </w:rPr>
+                              <w:t>- Reino de Aerfran</w:t>
                             </w:r>
                           </w:p>
                         </w:txbxContent>
                       </wps:txbx>
-                      <wps:bodyPr anchor="t" lIns="0" tIns="0" rIns="0" bIns="0">
+                      <wps:bodyPr lIns="0" rIns="0" tIns="0" bIns="0" anchor="t">
                         <a:noAutofit/>
                       </wps:bodyPr>
                     </wps:wsp>
@@ -2655,8 +2982,10 @@
           </mc:Choice>
           <mc:Fallback>
             <w:pict>
-              <v:rect style="position:absolute;rotation:-0;width:187.6pt;height:208.3pt;mso-wrap-distance-left:0pt;mso-wrap-distance-right:0pt;mso-wrap-distance-top:0pt;mso-wrap-distance-bottom:0pt;margin-top:5.1pt;mso-position-vertical-relative:text;margin-left:247.85pt;mso-position-horizontal-relative:text">
-                <v:textbox inset="0in,0in,0in,0in">
+              <v:rect id="shape_0" fillcolor="white" stroked="f" o:allowincell="f" style="position:absolute;margin-left:287.7pt;margin-top:7.1pt;width:187.55pt;height:208.25pt;mso-wrap-style:square;v-text-anchor:top">
+                <v:fill o:detectmouseclick="t" type="solid" color2="black"/>
+                <v:stroke color="#3465a4" joinstyle="round" endcap="flat"/>
+                <v:textbox>
                   <w:txbxContent>
                     <w:p>
                       <w:pPr>
@@ -2664,12 +2993,14 @@
                         <w:rPr/>
                       </w:pPr>
                       <w:r>
-                        <w:rPr/>
+                        <w:rPr>
+                          <w:color w:val="000000"/>
+                        </w:rPr>
                         <w:drawing>
                           <wp:inline distT="0" distB="0" distL="0" distR="0">
                             <wp:extent cx="2382520" cy="2382520"/>
                             <wp:effectExtent l="0" t="0" r="0" b="0"/>
-                            <wp:docPr id="8" name="Imagem4"/>
+                            <wp:docPr id="11" name="Imagem4"/>
                             <wp:cNvGraphicFramePr>
                               <a:graphicFrameLocks xmlns:a="http://schemas.openxmlformats.org/drawingml/2006/main" noChangeAspect="1"/>
                             </wp:cNvGraphicFramePr>
@@ -2677,13 +3008,13 @@
                               <a:graphicData uri="http://schemas.openxmlformats.org/drawingml/2006/picture">
                                 <pic:pic xmlns:pic="http://schemas.openxmlformats.org/drawingml/2006/picture">
                                   <pic:nvPicPr>
-                                    <pic:cNvPr id="8" name="Imagem4"/>
+                                    <pic:cNvPr id="11" name="Imagem4"/>
                                     <pic:cNvPicPr>
                                       <a:picLocks noChangeAspect="1" noChangeArrowheads="1"/>
                                     </pic:cNvPicPr>
                                   </pic:nvPicPr>
                                   <pic:blipFill>
-                                    <a:blip r:embed="rId7"/>
+                                    <a:blip r:embed="rId9"/>
                                     <a:stretch>
                                       <a:fillRect/>
                                     </a:stretch>
@@ -2703,40 +3034,53 @@
                             </a:graphic>
                           </wp:inline>
                         </w:drawing>
+                      </w:r>
+                      <w:r>
+                        <w:rPr>
+                          <w:color w:val="000000"/>
+                        </w:rPr>
                         <w:fldChar w:fldCharType="begin"/>
                       </w:r>
                       <w:r>
-                        <w:rPr/>
+                        <w:rPr>
+                          <w:color w:val="000000"/>
+                        </w:rPr>
                         <w:instrText xml:space="preserve"> SEQ Imagem \* ARABIC </w:instrText>
                       </w:r>
                       <w:r>
-                        <w:rPr/>
+                        <w:rPr>
+                          <w:color w:val="000000"/>
+                        </w:rPr>
                         <w:fldChar w:fldCharType="separate"/>
                       </w:r>
                       <w:r>
-                        <w:rPr/>
+                        <w:rPr>
+                          <w:color w:val="000000"/>
+                        </w:rPr>
                         <w:t>2</w:t>
                       </w:r>
                       <w:r>
-                        <w:rPr/>
+                        <w:rPr>
+                          <w:color w:val="000000"/>
+                        </w:rPr>
                         <w:fldChar w:fldCharType="end"/>
                       </w:r>
                       <w:r>
-                        <w:rPr/>
+                        <w:rPr>
+                          <w:color w:val="000000"/>
+                        </w:rPr>
                         <w:t xml:space="preserve"> </w:t>
                       </w:r>
                       <w:r>
-                        <w:rPr/>
-                        <w:t xml:space="preserve">- </w:t>
-                      </w:r>
-                      <w:r>
-                        <w:rPr/>
-                        <w:t>Reino de Aerfran</w:t>
+                        <w:rPr>
+                          <w:color w:val="000000"/>
+                        </w:rPr>
+                        <w:t>- Reino de Aerfran</w:t>
                       </w:r>
                     </w:p>
                   </w:txbxContent>
                 </v:textbox>
-                <w10:wrap type="square" side="largest"/>
+                <w10:wrap type="square" side="right"/>
               </v:rect>
             </w:pict>
           </mc:Fallback>
@@ -2745,6 +3089,33 @@
     </w:p>
     <w:p>
       <w:pPr>
+        <w:pStyle w:val="Standard"/>
+        <w:spacing w:lineRule="auto" w:line="360"/>
+        <w:rPr>
+          <w:rFonts w:ascii="Arial" w:hAnsi="Arial"/>
+        </w:rPr>
+      </w:pPr>
+      <w:r>
+        <w:rPr>
+          <w:rFonts w:ascii="Arial" w:hAnsi="Arial"/>
+        </w:rPr>
+      </w:r>
+      <w:r>
+        <w:br w:type="page"/>
+      </w:r>
+    </w:p>
+    <w:p>
+      <w:pPr>
+        <w:pStyle w:val="Normal"/>
+        <w:spacing w:before="0" w:after="0"/>
+        <w:rPr/>
+      </w:pPr>
+      <w:r>
+        <w:rPr/>
+      </w:r>
+    </w:p>
+    <w:p>
+      <w:pPr>
         <w:pStyle w:val="Heading1"/>
         <w:spacing w:before="0" w:after="120"/>
         <w:rPr/>
@@ -2753,11 +3124,7 @@
       <w:bookmarkEnd w:id="14"/>
       <w:r>
         <w:rPr/>
-        <w:t>5</w:t>
-      </w:r>
-      <w:r>
-        <w:rPr/>
-        <w:t xml:space="preserve"> – Conclusão</w:t>
+        <w:t>5 – Conclusão</w:t>
       </w:r>
     </w:p>
     <w:p>
@@ -2862,15 +3229,7 @@
           <w:sz w:val="32"/>
           <w:szCs w:val="32"/>
         </w:rPr>
-        <w:t>6</w:t>
-      </w:r>
-      <w:r>
-        <w:rPr>
-          <w:smallCaps/>
-          <w:sz w:val="32"/>
-          <w:szCs w:val="32"/>
-        </w:rPr>
-        <w:t xml:space="preserve"> – Bibliografia/ Webgrafia</w:t>
+        <w:t>6 – Bibliografia/ Webgrafia</w:t>
       </w:r>
     </w:p>
     <w:p>
@@ -2944,7 +3303,7 @@
         </w:rPr>
         <w:t xml:space="preserve">Tutorial de Introdução ao Unity - </w:t>
       </w:r>
-      <w:hyperlink r:id="rId8">
+      <w:hyperlink r:id="rId10">
         <w:r>
           <w:rPr>
             <w:rStyle w:val="Hyperlink"/>
@@ -2976,7 +3335,7 @@
         </w:rPr>
         <w:t xml:space="preserve">Tutorial de Introdução ao C# - </w:t>
       </w:r>
-      <w:hyperlink r:id="rId9">
+      <w:hyperlink r:id="rId11">
         <w:r>
           <w:rPr>
             <w:rStyle w:val="Hyperlink"/>
@@ -3015,7 +3374,7 @@
         </w:rPr>
         <w:t xml:space="preserve"> </w:t>
       </w:r>
-      <w:hyperlink r:id="rId10">
+      <w:hyperlink r:id="rId12">
         <w:r>
           <w:rPr>
             <w:rStyle w:val="Hyperlink"/>
@@ -3059,7 +3418,7 @@
         <w:rPr/>
         <w:t xml:space="preserve"> </w:t>
       </w:r>
-      <w:hyperlink r:id="rId11">
+      <w:hyperlink r:id="rId13">
         <w:r>
           <w:rPr>
             <w:rStyle w:val="Hyperlink"/>
@@ -3098,22 +3457,7 @@
           <w:u w:val="none"/>
           <w:lang w:val="pt-PT" w:eastAsia="zh-CN" w:bidi="hi-IN"/>
         </w:rPr>
-        <w:t>Fonte dos Modelos 3D -</w:t>
-      </w:r>
-      <w:r>
-        <w:rPr>
-          <w:rStyle w:val="Hyperlink"/>
-          <w:rFonts w:eastAsia="NSimSun" w:cs="Lucida Sans" w:ascii="Arial" w:hAnsi="Arial"/>
-          <w:b/>
-          <w:bCs/>
-          <w:color w:val="auto"/>
-          <w:kern w:val="2"/>
-          <w:sz w:val="24"/>
-          <w:szCs w:val="24"/>
-          <w:u w:val="none"/>
-          <w:lang w:val="pt-PT" w:eastAsia="zh-CN" w:bidi="hi-IN"/>
-        </w:rPr>
-        <w:t xml:space="preserve"> </w:t>
+        <w:t xml:space="preserve">Fonte dos Modelos 3D - </w:t>
       </w:r>
       <w:r>
         <w:rPr>
@@ -3154,7 +3498,7 @@
         </w:rPr>
         <w:t xml:space="preserve">Fonte das Modelos 3D - </w:t>
       </w:r>
-      <w:hyperlink r:id="rId12">
+      <w:hyperlink r:id="rId14">
         <w:r>
           <w:rPr>
             <w:rStyle w:val="Hyperlink"/>
@@ -3193,24 +3537,9 @@
           <w:u w:val="none"/>
           <w:lang w:val="pt-PT" w:eastAsia="zh-CN" w:bidi="hi-IN"/>
         </w:rPr>
-        <w:t>Som da bola de fogo</w:t>
-      </w:r>
-      <w:r>
-        <w:rPr>
-          <w:rStyle w:val="Hyperlink"/>
-          <w:rFonts w:eastAsia="NSimSun" w:cs="Lucida Sans" w:ascii="Arial" w:hAnsi="Arial"/>
-          <w:b/>
-          <w:bCs/>
-          <w:color w:val="auto"/>
-          <w:kern w:val="2"/>
-          <w:sz w:val="24"/>
-          <w:szCs w:val="24"/>
-          <w:u w:val="none"/>
-          <w:lang w:val="pt-PT" w:eastAsia="zh-CN" w:bidi="hi-IN"/>
-        </w:rPr>
-        <w:t xml:space="preserve"> - </w:t>
-      </w:r>
-      <w:hyperlink r:id="rId13">
+        <w:t xml:space="preserve">Som da bola de fogo - </w:t>
+      </w:r>
+      <w:hyperlink r:id="rId15">
         <w:r>
           <w:rPr>
             <w:rStyle w:val="Hyperlink"/>
@@ -3249,24 +3578,9 @@
           <w:u w:val="none"/>
           <w:lang w:val="pt-PT" w:eastAsia="zh-CN" w:bidi="hi-IN"/>
         </w:rPr>
-        <w:t xml:space="preserve">Fonte de Modelos 3D e </w:t>
-      </w:r>
-      <w:r>
-        <w:rPr>
-          <w:rStyle w:val="Hyperlink"/>
-          <w:rFonts w:eastAsia="NSimSun" w:cs="Lucida Sans" w:ascii="Arial" w:hAnsi="Arial"/>
-          <w:b/>
-          <w:bCs/>
-          <w:color w:val="auto"/>
-          <w:kern w:val="2"/>
-          <w:sz w:val="24"/>
-          <w:szCs w:val="24"/>
-          <w:u w:val="none"/>
-          <w:lang w:val="pt-PT" w:eastAsia="zh-CN" w:bidi="hi-IN"/>
-        </w:rPr>
-        <w:t xml:space="preserve">Particulas - </w:t>
-      </w:r>
-      <w:hyperlink r:id="rId14">
+        <w:t xml:space="preserve">Fonte de Modelos 3D e Particulas - </w:t>
+      </w:r>
+      <w:hyperlink r:id="rId16">
         <w:r>
           <w:rPr>
             <w:rStyle w:val="Hyperlink"/>
@@ -3307,7 +3621,7 @@
         </w:rPr>
         <w:t xml:space="preserve">Fonte do overlay de dano - </w:t>
       </w:r>
-      <w:hyperlink r:id="rId15">
+      <w:hyperlink r:id="rId17">
         <w:r>
           <w:rPr>
             <w:rStyle w:val="Hyperlink"/>
@@ -3348,7 +3662,7 @@
         </w:rPr>
         <w:t xml:space="preserve">Fonte de textura - </w:t>
       </w:r>
-      <w:hyperlink r:id="rId16">
+      <w:hyperlink r:id="rId18">
         <w:r>
           <w:rPr>
             <w:rStyle w:val="Hyperlink"/>
@@ -3389,7 +3703,7 @@
         </w:rPr>
         <w:t xml:space="preserve">Fonte de textura - </w:t>
       </w:r>
-      <w:hyperlink r:id="rId17">
+      <w:hyperlink r:id="rId19">
         <w:r>
           <w:rPr>
             <w:rStyle w:val="Hyperlink"/>
@@ -3430,7 +3744,7 @@
         </w:rPr>
         <w:t xml:space="preserve">Fonte de texture - </w:t>
       </w:r>
-      <w:hyperlink r:id="rId18">
+      <w:hyperlink r:id="rId20">
         <w:r>
           <w:rPr>
             <w:rStyle w:val="Hyperlink"/>
@@ -3481,7 +3795,11 @@
         </w:rPr>
       </w:pPr>
       <w:r>
-        <w:rPr/>
+        <w:rPr>
+          <w:rFonts w:ascii="Arial" w:hAnsi="Arial"/>
+          <w:b/>
+          <w:bCs/>
+        </w:rPr>
       </w:r>
       <w:r>
         <w:br w:type="page"/>
@@ -3497,64 +3815,44 @@
       <w:bookmarkEnd w:id="16"/>
       <w:r>
         <w:rPr/>
-        <w:t>7</w:t>
-      </w:r>
-      <w:r>
-        <w:rPr/>
-        <w:t xml:space="preserve"> – Anexos</w:t>
-      </w:r>
-    </w:p>
-    <w:p>
-      <w:pPr>
-        <w:pStyle w:val="Standard"/>
-        <w:spacing w:lineRule="auto" w:line="276"/>
-        <w:rPr>
-          <w:rFonts w:ascii="Arial" w:hAnsi="Arial"/>
-          <w:b/>
-          <w:bCs/>
-        </w:rPr>
-      </w:pPr>
-      <w:r>
-        <w:rPr>
-          <w:rFonts w:ascii="Arial" w:hAnsi="Arial"/>
-          <w:b/>
-          <w:bCs/>
-        </w:rPr>
-      </w:r>
-    </w:p>
-    <w:p>
-      <w:pPr>
-        <w:pStyle w:val="Standard"/>
-        <w:spacing w:lineRule="auto" w:line="276"/>
-        <w:rPr>
-          <w:rFonts w:ascii="Arial" w:hAnsi="Arial"/>
-          <w:b/>
-          <w:bCs/>
-        </w:rPr>
-      </w:pPr>
-      <w:r>
-        <w:rPr>
-          <w:rFonts w:ascii="Arial" w:hAnsi="Arial"/>
-          <w:b/>
-          <w:bCs/>
-        </w:rPr>
-        <w:t xml:space="preserve">Código para andar </w:t>
-      </w:r>
-      <w:r>
-        <w:rPr>
-          <w:rFonts w:ascii="Arial" w:hAnsi="Arial"/>
-          <w:b/>
-          <w:bCs/>
-        </w:rPr>
-        <w:t>e pular</w:t>
-      </w:r>
-      <w:r>
-        <w:rPr>
-          <w:rFonts w:ascii="Arial" w:hAnsi="Arial"/>
-          <w:b/>
-          <w:bCs/>
-        </w:rPr>
-        <w:t>:</w:t>
+        <w:t>7 – Anexos</w:t>
+      </w:r>
+    </w:p>
+    <w:p>
+      <w:pPr>
+        <w:pStyle w:val="Standard"/>
+        <w:spacing w:lineRule="auto" w:line="276"/>
+        <w:rPr>
+          <w:rFonts w:ascii="Arial" w:hAnsi="Arial"/>
+          <w:b/>
+          <w:bCs/>
+        </w:rPr>
+      </w:pPr>
+      <w:r>
+        <w:rPr>
+          <w:rFonts w:ascii="Arial" w:hAnsi="Arial"/>
+          <w:b/>
+          <w:bCs/>
+        </w:rPr>
+      </w:r>
+    </w:p>
+    <w:p>
+      <w:pPr>
+        <w:pStyle w:val="Standard"/>
+        <w:spacing w:lineRule="auto" w:line="276"/>
+        <w:rPr>
+          <w:rFonts w:ascii="Arial" w:hAnsi="Arial"/>
+          <w:b/>
+          <w:bCs/>
+        </w:rPr>
+      </w:pPr>
+      <w:r>
+        <w:rPr>
+          <w:rFonts w:ascii="Arial" w:hAnsi="Arial"/>
+          <w:b/>
+          <w:bCs/>
+        </w:rPr>
+        <w:t>Código para andar e pular:</w:t>
       </w:r>
     </w:p>
     <w:p>
@@ -3567,14 +3865,10 @@
       </w:pPr>
       <w:r>
         <w:rPr>
-          <w:rFonts w:ascii="Consolas;Courier New;monospace" w:hAnsi="Consolas;Courier New;monospace"/>
-          <w:b w:val="false"/>
-          <w:color w:val="202020"/>
-          <w:sz w:val="21"/>
-          <w:shd w:fill="FFFFFF" w:val="clear"/>
+          <w:rFonts w:ascii="Arial" w:hAnsi="Arial"/>
         </w:rPr>
         <w:drawing>
-          <wp:anchor distT="0" distB="0" distL="0" distR="0" simplePos="0" relativeHeight="10" behindDoc="0" locked="0" layoutInCell="0" allowOverlap="1">
+          <wp:anchor distT="0" distB="0" distL="0" distR="0" simplePos="0" relativeHeight="17" behindDoc="0" locked="0" layoutInCell="0" allowOverlap="1">
             <wp:simplePos x="0" y="0"/>
             <wp:positionH relativeFrom="column">
               <wp:align>center</wp:align>
@@ -3585,7 +3879,7 @@
             <wp:extent cx="6120130" cy="7456170"/>
             <wp:effectExtent l="0" t="0" r="0" b="0"/>
             <wp:wrapSquare wrapText="largest"/>
-            <wp:docPr id="9" name="Imagem5"/>
+            <wp:docPr id="12" name="Imagem5"/>
             <wp:cNvGraphicFramePr>
               <a:graphicFrameLocks xmlns:a="http://schemas.openxmlformats.org/drawingml/2006/main" noChangeAspect="1"/>
             </wp:cNvGraphicFramePr>
@@ -3593,13 +3887,13 @@
               <a:graphicData uri="http://schemas.openxmlformats.org/drawingml/2006/picture">
                 <pic:pic xmlns:pic="http://schemas.openxmlformats.org/drawingml/2006/picture">
                   <pic:nvPicPr>
-                    <pic:cNvPr id="9" name="Imagem5"/>
+                    <pic:cNvPr id="12" name="Imagem5"/>
                     <pic:cNvPicPr>
                       <a:picLocks noChangeAspect="1" noChangeArrowheads="1"/>
                     </pic:cNvPicPr>
                   </pic:nvPicPr>
                   <pic:blipFill>
-                    <a:blip r:embed="rId19"/>
+                    <a:blip r:embed="rId21"/>
                     <a:stretch>
                       <a:fillRect/>
                     </a:stretch>
@@ -3705,7 +3999,7 @@
           <w:szCs w:val="28"/>
         </w:rPr>
         <w:drawing>
-          <wp:anchor distT="0" distB="0" distL="0" distR="0" simplePos="0" relativeHeight="11" behindDoc="0" locked="0" layoutInCell="0" allowOverlap="1">
+          <wp:anchor distT="0" distB="0" distL="0" distR="0" simplePos="0" relativeHeight="18" behindDoc="0" locked="0" layoutInCell="0" allowOverlap="1">
             <wp:simplePos x="0" y="0"/>
             <wp:positionH relativeFrom="column">
               <wp:align>center</wp:align>
@@ -3716,7 +4010,7 @@
             <wp:extent cx="5724525" cy="5581650"/>
             <wp:effectExtent l="0" t="0" r="0" b="0"/>
             <wp:wrapSquare wrapText="largest"/>
-            <wp:docPr id="10" name="Imagem6"/>
+            <wp:docPr id="13" name="Imagem6"/>
             <wp:cNvGraphicFramePr>
               <a:graphicFrameLocks xmlns:a="http://schemas.openxmlformats.org/drawingml/2006/main" noChangeAspect="1"/>
             </wp:cNvGraphicFramePr>
@@ -3724,13 +4018,13 @@
               <a:graphicData uri="http://schemas.openxmlformats.org/drawingml/2006/picture">
                 <pic:pic xmlns:pic="http://schemas.openxmlformats.org/drawingml/2006/picture">
                   <pic:nvPicPr>
-                    <pic:cNvPr id="10" name="Imagem6"/>
+                    <pic:cNvPr id="13" name="Imagem6"/>
                     <pic:cNvPicPr>
                       <a:picLocks noChangeAspect="1" noChangeArrowheads="1"/>
                     </pic:cNvPicPr>
                   </pic:nvPicPr>
                   <pic:blipFill>
-                    <a:blip r:embed="rId20"/>
+                    <a:blip r:embed="rId22"/>
                     <a:stretch>
                       <a:fillRect/>
                     </a:stretch>
@@ -3775,55 +4069,40 @@
     <w:p>
       <w:pPr>
         <w:pStyle w:val="Standard"/>
-        <w:spacing w:lineRule="auto" w:line="276"/>
-        <w:rPr>
-          <w:rFonts w:ascii="Arial" w:hAnsi="Arial"/>
-          <w:b/>
-          <w:bCs/>
-        </w:rPr>
-      </w:pPr>
-      <w:r>
-        <w:rPr>
-          <w:rFonts w:ascii="Arial" w:hAnsi="Arial"/>
-          <w:b/>
-          <w:bCs/>
-        </w:rPr>
-        <w:t xml:space="preserve">Código para controlar a arma </w:t>
-      </w:r>
-      <w:r>
-        <w:rPr>
-          <w:rFonts w:ascii="Arial" w:hAnsi="Arial"/>
-          <w:b/>
-          <w:bCs/>
-        </w:rPr>
-        <w:t>e munição</w:t>
-      </w:r>
-      <w:r>
-        <w:rPr>
-          <w:rFonts w:ascii="Arial" w:hAnsi="Arial"/>
-          <w:b/>
-          <w:bCs/>
-        </w:rPr>
-        <w:t>:</w:t>
-      </w:r>
-    </w:p>
-    <w:p>
-      <w:pPr>
-        <w:pStyle w:val="Standard"/>
-        <w:spacing w:lineRule="auto" w:line="276"/>
-        <w:rPr>
-          <w:rFonts w:ascii="Arial" w:hAnsi="Arial"/>
-          <w:b/>
-          <w:bCs/>
-        </w:rPr>
-      </w:pPr>
-      <w:r>
-        <w:rPr>
+        <w:spacing w:lineRule="auto" w:line="276" w:before="0" w:after="0"/>
+        <w:rPr>
+          <w:rFonts w:ascii="Arial" w:hAnsi="Arial"/>
+          <w:b/>
+          <w:bCs/>
+        </w:rPr>
+      </w:pPr>
+      <w:r>
+        <w:rPr>
+          <w:rFonts w:ascii="Arial" w:hAnsi="Arial"/>
+          <w:b/>
+          <w:bCs/>
+        </w:rPr>
+        <w:t>Código para controlar a arma e munição:</w:t>
+      </w:r>
+    </w:p>
+    <w:p>
+      <w:pPr>
+        <w:pStyle w:val="Standard"/>
+        <w:spacing w:lineRule="auto" w:line="276"/>
+        <w:rPr>
+          <w:rFonts w:ascii="Arial" w:hAnsi="Arial"/>
+          <w:b/>
+          <w:bCs/>
+        </w:rPr>
+      </w:pPr>
+      <w:r>
+        <w:rPr>
+          <w:rFonts w:ascii="Arial" w:hAnsi="Arial"/>
           <w:b/>
           <w:bCs/>
         </w:rPr>
         <w:drawing>
-          <wp:anchor distT="0" distB="0" distL="0" distR="0" simplePos="0" relativeHeight="12" behindDoc="0" locked="0" layoutInCell="0" allowOverlap="1">
+          <wp:anchor distT="0" distB="0" distL="0" distR="0" simplePos="0" relativeHeight="19" behindDoc="0" locked="0" layoutInCell="0" allowOverlap="1">
             <wp:simplePos x="0" y="0"/>
             <wp:positionH relativeFrom="column">
               <wp:posOffset>0</wp:posOffset>
@@ -3834,7 +4113,7 @@
             <wp:extent cx="6120130" cy="7688580"/>
             <wp:effectExtent l="0" t="0" r="0" b="0"/>
             <wp:wrapSquare wrapText="largest"/>
-            <wp:docPr id="11" name="Imagem7"/>
+            <wp:docPr id="14" name="Imagem7"/>
             <wp:cNvGraphicFramePr>
               <a:graphicFrameLocks xmlns:a="http://schemas.openxmlformats.org/drawingml/2006/main" noChangeAspect="1"/>
             </wp:cNvGraphicFramePr>
@@ -3842,13 +4121,13 @@
               <a:graphicData uri="http://schemas.openxmlformats.org/drawingml/2006/picture">
                 <pic:pic xmlns:pic="http://schemas.openxmlformats.org/drawingml/2006/picture">
                   <pic:nvPicPr>
-                    <pic:cNvPr id="11" name="Imagem7"/>
+                    <pic:cNvPr id="14" name="Imagem7"/>
                     <pic:cNvPicPr>
                       <a:picLocks noChangeAspect="1" noChangeArrowheads="1"/>
                     </pic:cNvPicPr>
                   </pic:nvPicPr>
                   <pic:blipFill>
-                    <a:blip r:embed="rId21"/>
+                    <a:blip r:embed="rId23"/>
                     <a:stretch>
                       <a:fillRect/>
                     </a:stretch>
@@ -3882,6 +4161,7 @@
       </w:pPr>
       <w:r>
         <w:rPr>
+          <w:rFonts w:ascii="Arial" w:hAnsi="Arial"/>
           <w:b/>
           <w:bCs/>
         </w:rPr>
@@ -3893,7 +4173,7 @@
     <w:p>
       <w:pPr>
         <w:pStyle w:val="Standard"/>
-        <w:spacing w:lineRule="auto" w:line="276"/>
+        <w:spacing w:lineRule="auto" w:line="276" w:before="0" w:after="0"/>
         <w:rPr>
           <w:b/>
           <w:bCs/>
@@ -3921,7 +4201,7 @@
           <w:bCs/>
         </w:rPr>
         <w:drawing>
-          <wp:anchor distT="0" distB="0" distL="0" distR="0" simplePos="0" relativeHeight="13" behindDoc="0" locked="0" layoutInCell="0" allowOverlap="1">
+          <wp:anchor distT="0" distB="0" distL="0" distR="0" simplePos="0" relativeHeight="20" behindDoc="0" locked="0" layoutInCell="0" allowOverlap="1">
             <wp:simplePos x="0" y="0"/>
             <wp:positionH relativeFrom="column">
               <wp:align>center</wp:align>
@@ -3932,7 +4212,7 @@
             <wp:extent cx="6120130" cy="6598285"/>
             <wp:effectExtent l="0" t="0" r="0" b="0"/>
             <wp:wrapSquare wrapText="largest"/>
-            <wp:docPr id="12" name="Imagem8"/>
+            <wp:docPr id="15" name="Imagem8"/>
             <wp:cNvGraphicFramePr>
               <a:graphicFrameLocks xmlns:a="http://schemas.openxmlformats.org/drawingml/2006/main" noChangeAspect="1"/>
             </wp:cNvGraphicFramePr>
@@ -3940,13 +4220,13 @@
               <a:graphicData uri="http://schemas.openxmlformats.org/drawingml/2006/picture">
                 <pic:pic xmlns:pic="http://schemas.openxmlformats.org/drawingml/2006/picture">
                   <pic:nvPicPr>
-                    <pic:cNvPr id="12" name="Imagem8"/>
+                    <pic:cNvPr id="15" name="Imagem8"/>
                     <pic:cNvPicPr>
                       <a:picLocks noChangeAspect="1" noChangeArrowheads="1"/>
                     </pic:cNvPicPr>
                   </pic:nvPicPr>
                   <pic:blipFill>
-                    <a:blip r:embed="rId22"/>
+                    <a:blip r:embed="rId24"/>
                     <a:stretch>
                       <a:fillRect/>
                     </a:stretch>
@@ -3974,7 +4254,7 @@
     <w:p>
       <w:pPr>
         <w:pStyle w:val="Standard"/>
-        <w:spacing w:lineRule="auto" w:line="276"/>
+        <w:spacing w:lineRule="auto" w:line="276" w:before="0" w:after="0"/>
         <w:rPr>
           <w:b/>
           <w:bCs/>
@@ -4002,7 +4282,7 @@
           <w:bCs/>
         </w:rPr>
         <w:drawing>
-          <wp:anchor distT="0" distB="0" distL="0" distR="0" simplePos="0" relativeHeight="14" behindDoc="0" locked="0" layoutInCell="0" allowOverlap="1">
+          <wp:anchor distT="0" distB="0" distL="0" distR="0" simplePos="0" relativeHeight="21" behindDoc="0" locked="0" layoutInCell="0" allowOverlap="1">
             <wp:simplePos x="0" y="0"/>
             <wp:positionH relativeFrom="column">
               <wp:align>center</wp:align>
@@ -4013,7 +4293,7 @@
             <wp:extent cx="6120130" cy="5665470"/>
             <wp:effectExtent l="0" t="0" r="0" b="0"/>
             <wp:wrapSquare wrapText="largest"/>
-            <wp:docPr id="13" name="Imagem9"/>
+            <wp:docPr id="16" name="Imagem9"/>
             <wp:cNvGraphicFramePr>
               <a:graphicFrameLocks xmlns:a="http://schemas.openxmlformats.org/drawingml/2006/main" noChangeAspect="1"/>
             </wp:cNvGraphicFramePr>
@@ -4021,13 +4301,13 @@
               <a:graphicData uri="http://schemas.openxmlformats.org/drawingml/2006/picture">
                 <pic:pic xmlns:pic="http://schemas.openxmlformats.org/drawingml/2006/picture">
                   <pic:nvPicPr>
-                    <pic:cNvPr id="13" name="Imagem9"/>
+                    <pic:cNvPr id="16" name="Imagem9"/>
                     <pic:cNvPicPr>
                       <a:picLocks noChangeAspect="1" noChangeArrowheads="1"/>
                     </pic:cNvPicPr>
                   </pic:nvPicPr>
                   <pic:blipFill>
-                    <a:blip r:embed="rId23"/>
+                    <a:blip r:embed="rId25"/>
                     <a:stretch>
                       <a:fillRect/>
                     </a:stretch>
@@ -4055,7 +4335,7 @@
     <w:p>
       <w:pPr>
         <w:pStyle w:val="Standard"/>
-        <w:spacing w:lineRule="auto" w:line="276"/>
+        <w:spacing w:lineRule="auto" w:line="276" w:before="0" w:after="0"/>
         <w:rPr>
           <w:b/>
           <w:bCs/>
@@ -4083,7 +4363,7 @@
           <w:bCs/>
         </w:rPr>
         <w:drawing>
-          <wp:anchor distT="0" distB="0" distL="0" distR="0" simplePos="0" relativeHeight="15" behindDoc="0" locked="0" layoutInCell="0" allowOverlap="1">
+          <wp:anchor distT="0" distB="0" distL="0" distR="0" simplePos="0" relativeHeight="22" behindDoc="0" locked="0" layoutInCell="0" allowOverlap="1">
             <wp:simplePos x="0" y="0"/>
             <wp:positionH relativeFrom="column">
               <wp:align>center</wp:align>
@@ -4094,7 +4374,7 @@
             <wp:extent cx="6120130" cy="5501640"/>
             <wp:effectExtent l="0" t="0" r="0" b="0"/>
             <wp:wrapSquare wrapText="largest"/>
-            <wp:docPr id="14" name="Imagem10"/>
+            <wp:docPr id="17" name="Imagem10"/>
             <wp:cNvGraphicFramePr>
               <a:graphicFrameLocks xmlns:a="http://schemas.openxmlformats.org/drawingml/2006/main" noChangeAspect="1"/>
             </wp:cNvGraphicFramePr>
@@ -4102,13 +4382,13 @@
               <a:graphicData uri="http://schemas.openxmlformats.org/drawingml/2006/picture">
                 <pic:pic xmlns:pic="http://schemas.openxmlformats.org/drawingml/2006/picture">
                   <pic:nvPicPr>
-                    <pic:cNvPr id="14" name="Imagem10"/>
+                    <pic:cNvPr id="17" name="Imagem10"/>
                     <pic:cNvPicPr>
                       <a:picLocks noChangeAspect="1" noChangeArrowheads="1"/>
                     </pic:cNvPicPr>
                   </pic:nvPicPr>
                   <pic:blipFill>
-                    <a:blip r:embed="rId24"/>
+                    <a:blip r:embed="rId26"/>
                     <a:stretch>
                       <a:fillRect/>
                     </a:stretch>
@@ -4136,7 +4416,7 @@
     <w:p>
       <w:pPr>
         <w:pStyle w:val="Standard"/>
-        <w:spacing w:lineRule="auto" w:line="276"/>
+        <w:spacing w:lineRule="auto" w:line="276" w:before="0" w:after="0"/>
         <w:rPr>
           <w:b/>
           <w:bCs/>
@@ -4164,7 +4444,7 @@
           <w:bCs/>
         </w:rPr>
         <w:drawing>
-          <wp:anchor distT="0" distB="0" distL="0" distR="0" simplePos="0" relativeHeight="16" behindDoc="0" locked="0" layoutInCell="0" allowOverlap="1">
+          <wp:anchor distT="0" distB="0" distL="0" distR="0" simplePos="0" relativeHeight="23" behindDoc="0" locked="0" layoutInCell="0" allowOverlap="1">
             <wp:simplePos x="0" y="0"/>
             <wp:positionH relativeFrom="column">
               <wp:align>center</wp:align>
@@ -4175,7 +4455,7 @@
             <wp:extent cx="6120130" cy="4990465"/>
             <wp:effectExtent l="0" t="0" r="0" b="0"/>
             <wp:wrapSquare wrapText="largest"/>
-            <wp:docPr id="15" name="Imagem11"/>
+            <wp:docPr id="18" name="Imagem11"/>
             <wp:cNvGraphicFramePr>
               <a:graphicFrameLocks xmlns:a="http://schemas.openxmlformats.org/drawingml/2006/main" noChangeAspect="1"/>
             </wp:cNvGraphicFramePr>
@@ -4183,13 +4463,13 @@
               <a:graphicData uri="http://schemas.openxmlformats.org/drawingml/2006/picture">
                 <pic:pic xmlns:pic="http://schemas.openxmlformats.org/drawingml/2006/picture">
                   <pic:nvPicPr>
-                    <pic:cNvPr id="15" name="Imagem11"/>
+                    <pic:cNvPr id="18" name="Imagem11"/>
                     <pic:cNvPicPr>
                       <a:picLocks noChangeAspect="1" noChangeArrowheads="1"/>
                     </pic:cNvPicPr>
                   </pic:nvPicPr>
                   <pic:blipFill>
-                    <a:blip r:embed="rId25"/>
+                    <a:blip r:embed="rId27"/>
                     <a:stretch>
                       <a:fillRect/>
                     </a:stretch>
@@ -4217,51 +4497,48 @@
     <w:p>
       <w:pPr>
         <w:pStyle w:val="Standard"/>
-        <w:spacing w:lineRule="auto" w:line="276"/>
-        <w:rPr>
-          <w:b/>
-          <w:bCs/>
-        </w:rPr>
-      </w:pPr>
-      <w:r>
-        <w:rPr>
-          <w:b/>
-          <w:bCs/>
-        </w:rPr>
-      </w:r>
-    </w:p>
-    <w:p>
-      <w:pPr>
-        <w:pStyle w:val="Standard"/>
-        <w:spacing w:lineRule="auto" w:line="276"/>
-        <w:rPr>
-          <w:b/>
-          <w:bCs/>
-        </w:rPr>
-      </w:pPr>
-      <w:r>
-        <w:rPr>
-          <w:b/>
-          <w:bCs/>
-        </w:rPr>
-      </w:r>
-    </w:p>
-    <w:p>
-      <w:pPr>
-        <w:pStyle w:val="Standard"/>
-        <w:spacing w:lineRule="auto" w:line="276"/>
-        <w:rPr>
-          <w:b/>
-          <w:bCs/>
-        </w:rPr>
-      </w:pPr>
-      <w:r>
-        <w:rPr>
-          <w:b/>
-          <w:bCs/>
-        </w:rPr>
+        <w:spacing w:lineRule="auto" w:line="276" w:before="0" w:after="0"/>
+        <w:rPr>
+          <w:b/>
+          <w:bCs/>
+        </w:rPr>
+      </w:pPr>
+      <w:r>
+        <w:rPr>
+          <w:b/>
+          <w:bCs/>
+        </w:rPr>
+      </w:r>
+    </w:p>
+    <w:p>
+      <w:pPr>
+        <w:pStyle w:val="Standard"/>
+        <w:spacing w:lineRule="auto" w:line="276"/>
+        <w:rPr>
+          <w:b/>
+          <w:bCs/>
+        </w:rPr>
+      </w:pPr>
+      <w:r>
+        <w:rPr>
+          <w:b/>
+          <w:bCs/>
+        </w:rPr>
+      </w:r>
+    </w:p>
+    <w:p>
+      <w:pPr>
+        <w:pStyle w:val="Standard"/>
+        <w:spacing w:lineRule="auto" w:line="276"/>
+        <w:rPr>
+          <w:b/>
+          <w:bCs/>
+        </w:rPr>
+      </w:pPr>
+      <w:r>
+        <w:rPr/>
         <w:drawing>
-          <wp:anchor distT="0" distB="0" distL="0" distR="0" simplePos="0" relativeHeight="17" behindDoc="0" locked="0" layoutInCell="0" allowOverlap="1">
+          <wp:anchor distT="0" distB="0" distL="0" distR="0" simplePos="0" relativeHeight="24" behindDoc="0" locked="0" layoutInCell="0" allowOverlap="1">
             <wp:simplePos x="0" y="0"/>
             <wp:positionH relativeFrom="column">
               <wp:posOffset>0</wp:posOffset>
@@ -4272,7 +4549,7 @@
             <wp:extent cx="6120130" cy="4921250"/>
             <wp:effectExtent l="0" t="0" r="0" b="0"/>
             <wp:wrapSquare wrapText="largest"/>
-            <wp:docPr id="16" name="Imagem12"/>
+            <wp:docPr id="19" name="Imagem12"/>
             <wp:cNvGraphicFramePr>
               <a:graphicFrameLocks xmlns:a="http://schemas.openxmlformats.org/drawingml/2006/main" noChangeAspect="1"/>
             </wp:cNvGraphicFramePr>
@@ -4280,13 +4557,13 @@
               <a:graphicData uri="http://schemas.openxmlformats.org/drawingml/2006/picture">
                 <pic:pic xmlns:pic="http://schemas.openxmlformats.org/drawingml/2006/picture">
                   <pic:nvPicPr>
-                    <pic:cNvPr id="16" name="Imagem12"/>
+                    <pic:cNvPr id="19" name="Imagem12"/>
                     <pic:cNvPicPr>
                       <a:picLocks noChangeAspect="1" noChangeArrowheads="1"/>
                     </pic:cNvPicPr>
                   </pic:nvPicPr>
                   <pic:blipFill>
-                    <a:blip r:embed="rId26"/>
+                    <a:blip r:embed="rId28"/>
                     <a:stretch>
                       <a:fillRect/>
                     </a:stretch>
@@ -4310,7 +4587,7 @@
           <wp:inline distT="0" distB="0" distL="0" distR="0">
             <wp:extent cx="6120130" cy="7539355"/>
             <wp:effectExtent l="0" t="0" r="0" b="0"/>
-            <wp:docPr id="17" name="Imagem24"/>
+            <wp:docPr id="20" name="Imagem24"/>
             <wp:cNvGraphicFramePr>
               <a:graphicFrameLocks xmlns:a="http://schemas.openxmlformats.org/drawingml/2006/main" noChangeAspect="1"/>
             </wp:cNvGraphicFramePr>
@@ -4318,13 +4595,13 @@
               <a:graphicData uri="http://schemas.openxmlformats.org/drawingml/2006/picture">
                 <pic:pic xmlns:pic="http://schemas.openxmlformats.org/drawingml/2006/picture">
                   <pic:nvPicPr>
-                    <pic:cNvPr id="17" name="Imagem24"/>
+                    <pic:cNvPr id="20" name="Imagem24"/>
                     <pic:cNvPicPr>
                       <a:picLocks noChangeAspect="1" noChangeArrowheads="1"/>
                     </pic:cNvPicPr>
                   </pic:nvPicPr>
                   <pic:blipFill>
-                    <a:blip r:embed="rId27"/>
+                    <a:blip r:embed="rId29"/>
                     <a:stretch>
                       <a:fillRect/>
                     </a:stretch>
@@ -4377,7 +4654,7 @@
           <w:bCs/>
         </w:rPr>
         <w:drawing>
-          <wp:anchor distT="0" distB="0" distL="0" distR="0" simplePos="0" relativeHeight="30" behindDoc="0" locked="0" layoutInCell="0" allowOverlap="1">
+          <wp:anchor distT="0" distB="0" distL="0" distR="0" simplePos="0" relativeHeight="33" behindDoc="0" locked="0" layoutInCell="0" allowOverlap="1">
             <wp:simplePos x="0" y="0"/>
             <wp:positionH relativeFrom="column">
               <wp:align>center</wp:align>
@@ -4388,7 +4665,7 @@
             <wp:extent cx="6120130" cy="3132455"/>
             <wp:effectExtent l="0" t="0" r="0" b="0"/>
             <wp:wrapSquare wrapText="largest"/>
-            <wp:docPr id="18" name="Imagem25"/>
+            <wp:docPr id="21" name="Imagem25"/>
             <wp:cNvGraphicFramePr>
               <a:graphicFrameLocks xmlns:a="http://schemas.openxmlformats.org/drawingml/2006/main" noChangeAspect="1"/>
             </wp:cNvGraphicFramePr>
@@ -4396,13 +4673,13 @@
               <a:graphicData uri="http://schemas.openxmlformats.org/drawingml/2006/picture">
                 <pic:pic xmlns:pic="http://schemas.openxmlformats.org/drawingml/2006/picture">
                   <pic:nvPicPr>
-                    <pic:cNvPr id="18" name="Imagem25"/>
+                    <pic:cNvPr id="21" name="Imagem25"/>
                     <pic:cNvPicPr>
                       <a:picLocks noChangeAspect="1" noChangeArrowheads="1"/>
                     </pic:cNvPicPr>
                   </pic:nvPicPr>
                   <pic:blipFill>
-                    <a:blip r:embed="rId28"/>
+                    <a:blip r:embed="rId30"/>
                     <a:stretch>
                       <a:fillRect/>
                     </a:stretch>
@@ -4494,36 +4771,20 @@
     <w:p>
       <w:pPr>
         <w:pStyle w:val="Standard"/>
-        <w:spacing w:lineRule="auto" w:line="276"/>
-        <w:rPr>
-          <w:rFonts w:ascii="Arial" w:hAnsi="Arial"/>
-          <w:b/>
-          <w:bCs/>
-        </w:rPr>
-      </w:pPr>
-      <w:r>
-        <w:rPr>
-          <w:rFonts w:ascii="Arial" w:hAnsi="Arial"/>
-          <w:b/>
-          <w:bCs/>
-        </w:rPr>
-        <w:t xml:space="preserve">Código para </w:t>
-      </w:r>
-      <w:r>
-        <w:rPr>
-          <w:rFonts w:ascii="Arial" w:hAnsi="Arial"/>
-          <w:b/>
-          <w:bCs/>
-        </w:rPr>
-        <w:t>controlar a interface gráfica</w:t>
-      </w:r>
-      <w:r>
-        <w:rPr>
-          <w:rFonts w:ascii="Arial" w:hAnsi="Arial"/>
-          <w:b/>
-          <w:bCs/>
-        </w:rPr>
-        <w:t>:</w:t>
+        <w:spacing w:lineRule="auto" w:line="276" w:before="0" w:after="0"/>
+        <w:rPr>
+          <w:rFonts w:ascii="Arial" w:hAnsi="Arial"/>
+          <w:b/>
+          <w:bCs/>
+        </w:rPr>
+      </w:pPr>
+      <w:r>
+        <w:rPr>
+          <w:rFonts w:ascii="Arial" w:hAnsi="Arial"/>
+          <w:b/>
+          <w:bCs/>
+        </w:rPr>
+        <w:t>Código para controlar a interface gráfica:</w:t>
       </w:r>
     </w:p>
     <w:p>
@@ -4543,7 +4804,7 @@
           <w:bCs/>
         </w:rPr>
         <w:drawing>
-          <wp:anchor distT="0" distB="0" distL="0" distR="0" simplePos="0" relativeHeight="18" behindDoc="0" locked="0" layoutInCell="0" allowOverlap="1">
+          <wp:anchor distT="0" distB="0" distL="0" distR="0" simplePos="0" relativeHeight="25" behindDoc="0" locked="0" layoutInCell="0" allowOverlap="1">
             <wp:simplePos x="0" y="0"/>
             <wp:positionH relativeFrom="column">
               <wp:posOffset>0</wp:posOffset>
@@ -4554,7 +4815,7 @@
             <wp:extent cx="6120130" cy="2696845"/>
             <wp:effectExtent l="0" t="0" r="0" b="0"/>
             <wp:wrapSquare wrapText="largest"/>
-            <wp:docPr id="19" name="Imagem13"/>
+            <wp:docPr id="22" name="Imagem13"/>
             <wp:cNvGraphicFramePr>
               <a:graphicFrameLocks xmlns:a="http://schemas.openxmlformats.org/drawingml/2006/main" noChangeAspect="1"/>
             </wp:cNvGraphicFramePr>
@@ -4562,13 +4823,13 @@
               <a:graphicData uri="http://schemas.openxmlformats.org/drawingml/2006/picture">
                 <pic:pic xmlns:pic="http://schemas.openxmlformats.org/drawingml/2006/picture">
                   <pic:nvPicPr>
-                    <pic:cNvPr id="19" name="Imagem13"/>
+                    <pic:cNvPr id="22" name="Imagem13"/>
                     <pic:cNvPicPr>
                       <a:picLocks noChangeAspect="1" noChangeArrowheads="1"/>
                     </pic:cNvPicPr>
                   </pic:nvPicPr>
                   <pic:blipFill>
-                    <a:blip r:embed="rId29"/>
+                    <a:blip r:embed="rId31"/>
                     <a:stretch>
                       <a:fillRect/>
                     </a:stretch>
@@ -4589,7 +4850,7 @@
           </wp:anchor>
         </w:drawing>
         <w:drawing>
-          <wp:anchor distT="0" distB="0" distL="0" distR="0" simplePos="0" relativeHeight="19" behindDoc="0" locked="0" layoutInCell="0" allowOverlap="1">
+          <wp:anchor distT="0" distB="0" distL="0" distR="0" simplePos="0" relativeHeight="26" behindDoc="0" locked="0" layoutInCell="0" allowOverlap="1">
             <wp:simplePos x="0" y="0"/>
             <wp:positionH relativeFrom="column">
               <wp:posOffset>0</wp:posOffset>
@@ -4600,7 +4861,7 @@
             <wp:extent cx="6120130" cy="1846580"/>
             <wp:effectExtent l="0" t="0" r="0" b="0"/>
             <wp:wrapSquare wrapText="largest"/>
-            <wp:docPr id="20" name="Imagem14"/>
+            <wp:docPr id="23" name="Imagem14"/>
             <wp:cNvGraphicFramePr>
               <a:graphicFrameLocks xmlns:a="http://schemas.openxmlformats.org/drawingml/2006/main" noChangeAspect="1"/>
             </wp:cNvGraphicFramePr>
@@ -4608,13 +4869,13 @@
               <a:graphicData uri="http://schemas.openxmlformats.org/drawingml/2006/picture">
                 <pic:pic xmlns:pic="http://schemas.openxmlformats.org/drawingml/2006/picture">
                   <pic:nvPicPr>
-                    <pic:cNvPr id="20" name="Imagem14"/>
+                    <pic:cNvPr id="23" name="Imagem14"/>
                     <pic:cNvPicPr>
                       <a:picLocks noChangeAspect="1" noChangeArrowheads="1"/>
                     </pic:cNvPicPr>
                   </pic:nvPicPr>
                   <pic:blipFill>
-                    <a:blip r:embed="rId30"/>
+                    <a:blip r:embed="rId32"/>
                     <a:stretch>
                       <a:fillRect/>
                     </a:stretch>
@@ -4653,7 +4914,7 @@
           <w:bCs/>
         </w:rPr>
         <w:drawing>
-          <wp:anchor distT="0" distB="0" distL="0" distR="0" simplePos="0" relativeHeight="20" behindDoc="0" locked="0" layoutInCell="0" allowOverlap="1">
+          <wp:anchor distT="0" distB="0" distL="0" distR="0" simplePos="0" relativeHeight="27" behindDoc="0" locked="0" layoutInCell="0" allowOverlap="1">
             <wp:simplePos x="0" y="0"/>
             <wp:positionH relativeFrom="column">
               <wp:align>center</wp:align>
@@ -4664,7 +4925,7 @@
             <wp:extent cx="6120130" cy="7274560"/>
             <wp:effectExtent l="0" t="0" r="0" b="0"/>
             <wp:wrapSquare wrapText="largest"/>
-            <wp:docPr id="21" name="Imagem15"/>
+            <wp:docPr id="24" name="Imagem15"/>
             <wp:cNvGraphicFramePr>
               <a:graphicFrameLocks xmlns:a="http://schemas.openxmlformats.org/drawingml/2006/main" noChangeAspect="1"/>
             </wp:cNvGraphicFramePr>
@@ -4672,13 +4933,13 @@
               <a:graphicData uri="http://schemas.openxmlformats.org/drawingml/2006/picture">
                 <pic:pic xmlns:pic="http://schemas.openxmlformats.org/drawingml/2006/picture">
                   <pic:nvPicPr>
-                    <pic:cNvPr id="21" name="Imagem15"/>
+                    <pic:cNvPr id="24" name="Imagem15"/>
                     <pic:cNvPicPr>
                       <a:picLocks noChangeAspect="1" noChangeArrowheads="1"/>
                     </pic:cNvPicPr>
                   </pic:nvPicPr>
                   <pic:blipFill>
-                    <a:blip r:embed="rId31"/>
+                    <a:blip r:embed="rId33"/>
                     <a:stretch>
                       <a:fillRect/>
                     </a:stretch>
@@ -4771,7 +5032,7 @@
           <w:bCs/>
         </w:rPr>
         <w:drawing>
-          <wp:anchor distT="0" distB="0" distL="0" distR="0" simplePos="0" relativeHeight="21" behindDoc="0" locked="0" layoutInCell="0" allowOverlap="1">
+          <wp:anchor distT="0" distB="0" distL="0" distR="0" simplePos="0" relativeHeight="28" behindDoc="0" locked="0" layoutInCell="0" allowOverlap="1">
             <wp:simplePos x="0" y="0"/>
             <wp:positionH relativeFrom="column">
               <wp:align>center</wp:align>
@@ -4782,7 +5043,7 @@
             <wp:extent cx="6120130" cy="6214745"/>
             <wp:effectExtent l="0" t="0" r="0" b="0"/>
             <wp:wrapSquare wrapText="largest"/>
-            <wp:docPr id="22" name="Imagem16"/>
+            <wp:docPr id="25" name="Imagem16"/>
             <wp:cNvGraphicFramePr>
               <a:graphicFrameLocks xmlns:a="http://schemas.openxmlformats.org/drawingml/2006/main" noChangeAspect="1"/>
             </wp:cNvGraphicFramePr>
@@ -4790,13 +5051,13 @@
               <a:graphicData uri="http://schemas.openxmlformats.org/drawingml/2006/picture">
                 <pic:pic xmlns:pic="http://schemas.openxmlformats.org/drawingml/2006/picture">
                   <pic:nvPicPr>
-                    <pic:cNvPr id="22" name="Imagem16"/>
+                    <pic:cNvPr id="25" name="Imagem16"/>
                     <pic:cNvPicPr>
                       <a:picLocks noChangeAspect="1" noChangeArrowheads="1"/>
                     </pic:cNvPicPr>
                   </pic:nvPicPr>
                   <pic:blipFill>
-                    <a:blip r:embed="rId32"/>
+                    <a:blip r:embed="rId34"/>
                     <a:stretch>
                       <a:fillRect/>
                     </a:stretch>
@@ -4835,7 +5096,7 @@
           <w:bCs/>
         </w:rPr>
         <w:drawing>
-          <wp:anchor distT="0" distB="0" distL="0" distR="0" simplePos="0" relativeHeight="22" behindDoc="0" locked="0" layoutInCell="0" allowOverlap="1">
+          <wp:anchor distT="0" distB="0" distL="0" distR="0" simplePos="0" relativeHeight="29" behindDoc="0" locked="0" layoutInCell="0" allowOverlap="1">
             <wp:simplePos x="0" y="0"/>
             <wp:positionH relativeFrom="column">
               <wp:align>center</wp:align>
@@ -4846,7 +5107,7 @@
             <wp:extent cx="6120130" cy="1880870"/>
             <wp:effectExtent l="0" t="0" r="0" b="0"/>
             <wp:wrapSquare wrapText="largest"/>
-            <wp:docPr id="23" name="Imagem17"/>
+            <wp:docPr id="26" name="Imagem17"/>
             <wp:cNvGraphicFramePr>
               <a:graphicFrameLocks xmlns:a="http://schemas.openxmlformats.org/drawingml/2006/main" noChangeAspect="1"/>
             </wp:cNvGraphicFramePr>
@@ -4854,13 +5115,13 @@
               <a:graphicData uri="http://schemas.openxmlformats.org/drawingml/2006/picture">
                 <pic:pic xmlns:pic="http://schemas.openxmlformats.org/drawingml/2006/picture">
                   <pic:nvPicPr>
-                    <pic:cNvPr id="23" name="Imagem17"/>
+                    <pic:cNvPr id="26" name="Imagem17"/>
                     <pic:cNvPicPr>
                       <a:picLocks noChangeAspect="1" noChangeArrowheads="1"/>
                     </pic:cNvPicPr>
                   </pic:nvPicPr>
                   <pic:blipFill>
-                    <a:blip r:embed="rId33"/>
+                    <a:blip r:embed="rId35"/>
                     <a:stretch>
                       <a:fillRect/>
                     </a:stretch>
@@ -4888,36 +5149,20 @@
     <w:p>
       <w:pPr>
         <w:pStyle w:val="Standard"/>
-        <w:spacing w:lineRule="auto" w:line="276"/>
-        <w:rPr>
-          <w:rFonts w:ascii="Arial" w:hAnsi="Arial"/>
-          <w:b/>
-          <w:bCs/>
-        </w:rPr>
-      </w:pPr>
-      <w:r>
-        <w:rPr>
-          <w:rFonts w:ascii="Arial" w:hAnsi="Arial"/>
-          <w:b/>
-          <w:bCs/>
-        </w:rPr>
-        <w:t xml:space="preserve">Código para </w:t>
-      </w:r>
-      <w:r>
-        <w:rPr>
-          <w:rFonts w:ascii="Arial" w:hAnsi="Arial"/>
-          <w:b/>
-          <w:bCs/>
-        </w:rPr>
-        <w:t>controle geral do projeto</w:t>
-      </w:r>
-      <w:r>
-        <w:rPr>
-          <w:rFonts w:ascii="Arial" w:hAnsi="Arial"/>
-          <w:b/>
-          <w:bCs/>
-        </w:rPr>
-        <w:t>:</w:t>
+        <w:spacing w:lineRule="auto" w:line="276" w:before="0" w:after="0"/>
+        <w:rPr>
+          <w:rFonts w:ascii="Arial" w:hAnsi="Arial"/>
+          <w:b/>
+          <w:bCs/>
+        </w:rPr>
+      </w:pPr>
+      <w:r>
+        <w:rPr>
+          <w:rFonts w:ascii="Arial" w:hAnsi="Arial"/>
+          <w:b/>
+          <w:bCs/>
+        </w:rPr>
+        <w:t>Código para controle geral do projeto:</w:t>
       </w:r>
     </w:p>
     <w:p>
@@ -4937,7 +5182,7 @@
           <w:bCs/>
         </w:rPr>
         <w:drawing>
-          <wp:anchor distT="0" distB="0" distL="0" distR="0" simplePos="0" relativeHeight="23" behindDoc="0" locked="0" layoutInCell="0" allowOverlap="1">
+          <wp:anchor distT="0" distB="0" distL="0" distR="0" simplePos="0" relativeHeight="30" behindDoc="0" locked="0" layoutInCell="0" allowOverlap="1">
             <wp:simplePos x="0" y="0"/>
             <wp:positionH relativeFrom="column">
               <wp:posOffset>0</wp:posOffset>
@@ -4948,7 +5193,7 @@
             <wp:extent cx="6120130" cy="7841615"/>
             <wp:effectExtent l="0" t="0" r="0" b="0"/>
             <wp:wrapSquare wrapText="largest"/>
-            <wp:docPr id="24" name="Imagem18"/>
+            <wp:docPr id="27" name="Imagem18"/>
             <wp:cNvGraphicFramePr>
               <a:graphicFrameLocks xmlns:a="http://schemas.openxmlformats.org/drawingml/2006/main" noChangeAspect="1"/>
             </wp:cNvGraphicFramePr>
@@ -4956,13 +5201,13 @@
               <a:graphicData uri="http://schemas.openxmlformats.org/drawingml/2006/picture">
                 <pic:pic xmlns:pic="http://schemas.openxmlformats.org/drawingml/2006/picture">
                   <pic:nvPicPr>
-                    <pic:cNvPr id="24" name="Imagem18"/>
+                    <pic:cNvPr id="27" name="Imagem18"/>
                     <pic:cNvPicPr>
                       <a:picLocks noChangeAspect="1" noChangeArrowheads="1"/>
                     </pic:cNvPicPr>
                   </pic:nvPicPr>
                   <pic:blipFill>
-                    <a:blip r:embed="rId34"/>
+                    <a:blip r:embed="rId36"/>
                     <a:stretch>
                       <a:fillRect/>
                     </a:stretch>
@@ -5031,13 +5276,9 @@
         </w:rPr>
       </w:pPr>
       <w:r>
-        <w:rPr>
-          <w:rFonts w:ascii="Arial" w:hAnsi="Arial"/>
-          <w:b/>
-          <w:bCs/>
-        </w:rPr>
+        <w:rPr/>
         <w:drawing>
-          <wp:anchor distT="0" distB="0" distL="0" distR="0" simplePos="0" relativeHeight="24" behindDoc="0" locked="0" layoutInCell="0" allowOverlap="1">
+          <wp:anchor distT="0" distB="0" distL="0" distR="0" simplePos="0" relativeHeight="31" behindDoc="0" locked="0" layoutInCell="0" allowOverlap="1">
             <wp:simplePos x="0" y="0"/>
             <wp:positionH relativeFrom="column">
               <wp:align>center</wp:align>
@@ -5048,7 +5289,7 @@
             <wp:extent cx="6120130" cy="3322955"/>
             <wp:effectExtent l="0" t="0" r="0" b="0"/>
             <wp:wrapSquare wrapText="largest"/>
-            <wp:docPr id="25" name="Imagem19"/>
+            <wp:docPr id="28" name="Imagem19"/>
             <wp:cNvGraphicFramePr>
               <a:graphicFrameLocks xmlns:a="http://schemas.openxmlformats.org/drawingml/2006/main" noChangeAspect="1"/>
             </wp:cNvGraphicFramePr>
@@ -5056,13 +5297,13 @@
               <a:graphicData uri="http://schemas.openxmlformats.org/drawingml/2006/picture">
                 <pic:pic xmlns:pic="http://schemas.openxmlformats.org/drawingml/2006/picture">
                   <pic:nvPicPr>
-                    <pic:cNvPr id="25" name="Imagem19"/>
+                    <pic:cNvPr id="28" name="Imagem19"/>
                     <pic:cNvPicPr>
                       <a:picLocks noChangeAspect="1" noChangeArrowheads="1"/>
                     </pic:cNvPicPr>
                   </pic:nvPicPr>
                   <pic:blipFill>
-                    <a:blip r:embed="rId35"/>
+                    <a:blip r:embed="rId37"/>
                     <a:stretch>
                       <a:fillRect/>
                     </a:stretch>
@@ -5086,7 +5327,7 @@
           <wp:inline distT="0" distB="0" distL="0" distR="0">
             <wp:extent cx="5848350" cy="5572125"/>
             <wp:effectExtent l="0" t="0" r="0" b="0"/>
-            <wp:docPr id="26" name="Imagem20"/>
+            <wp:docPr id="29" name="Imagem20"/>
             <wp:cNvGraphicFramePr>
               <a:graphicFrameLocks xmlns:a="http://schemas.openxmlformats.org/drawingml/2006/main" noChangeAspect="1"/>
             </wp:cNvGraphicFramePr>
@@ -5094,13 +5335,13 @@
               <a:graphicData uri="http://schemas.openxmlformats.org/drawingml/2006/picture">
                 <pic:pic xmlns:pic="http://schemas.openxmlformats.org/drawingml/2006/picture">
                   <pic:nvPicPr>
-                    <pic:cNvPr id="26" name="Imagem20"/>
+                    <pic:cNvPr id="29" name="Imagem20"/>
                     <pic:cNvPicPr>
                       <a:picLocks noChangeAspect="1" noChangeArrowheads="1"/>
                     </pic:cNvPicPr>
                   </pic:nvPicPr>
                   <pic:blipFill>
-                    <a:blip r:embed="rId36"/>
+                    <a:blip r:embed="rId38"/>
                     <a:stretch>
                       <a:fillRect/>
                     </a:stretch>
@@ -5169,16 +5410,12 @@
         </w:rPr>
       </w:pPr>
       <w:r>
-        <w:rPr>
-          <w:rFonts w:ascii="Arial" w:hAnsi="Arial"/>
-          <w:b/>
-          <w:bCs/>
-        </w:rPr>
+        <w:rPr/>
         <w:drawing>
           <wp:inline distT="0" distB="0" distL="0" distR="0">
             <wp:extent cx="5391150" cy="4467225"/>
             <wp:effectExtent l="0" t="0" r="0" b="0"/>
-            <wp:docPr id="27" name="Imagem21"/>
+            <wp:docPr id="30" name="Imagem21"/>
             <wp:cNvGraphicFramePr>
               <a:graphicFrameLocks xmlns:a="http://schemas.openxmlformats.org/drawingml/2006/main" noChangeAspect="1"/>
             </wp:cNvGraphicFramePr>
@@ -5186,13 +5423,13 @@
               <a:graphicData uri="http://schemas.openxmlformats.org/drawingml/2006/picture">
                 <pic:pic xmlns:pic="http://schemas.openxmlformats.org/drawingml/2006/picture">
                   <pic:nvPicPr>
-                    <pic:cNvPr id="27" name="Imagem21"/>
+                    <pic:cNvPr id="30" name="Imagem21"/>
                     <pic:cNvPicPr>
                       <a:picLocks noChangeAspect="1" noChangeArrowheads="1"/>
                     </pic:cNvPicPr>
                   </pic:nvPicPr>
                   <pic:blipFill>
-                    <a:blip r:embed="rId37"/>
+                    <a:blip r:embed="rId39"/>
                     <a:stretch>
                       <a:fillRect/>
                     </a:stretch>
@@ -5243,13 +5480,8 @@
         </w:rPr>
       </w:pPr>
       <w:r>
-        <w:rPr>
-          <w:rFonts w:ascii="Arial" w:hAnsi="Arial"/>
-          <w:b/>
-          <w:bCs/>
-        </w:rPr>
         <w:drawing>
-          <wp:anchor distT="0" distB="0" distL="0" distR="0" simplePos="0" relativeHeight="31" behindDoc="0" locked="0" layoutInCell="0" allowOverlap="1">
+          <wp:anchor distT="0" distB="0" distL="0" distR="0" simplePos="0" relativeHeight="34" behindDoc="0" locked="0" layoutInCell="0" allowOverlap="1">
             <wp:simplePos x="0" y="0"/>
             <wp:positionH relativeFrom="column">
               <wp:align>center</wp:align>
@@ -5260,7 +5492,7 @@
             <wp:extent cx="6120130" cy="7188835"/>
             <wp:effectExtent l="0" t="0" r="0" b="0"/>
             <wp:wrapSquare wrapText="largest"/>
-            <wp:docPr id="28" name="Imagem26"/>
+            <wp:docPr id="31" name="Imagem26"/>
             <wp:cNvGraphicFramePr>
               <a:graphicFrameLocks xmlns:a="http://schemas.openxmlformats.org/drawingml/2006/main" noChangeAspect="1"/>
             </wp:cNvGraphicFramePr>
@@ -5268,13 +5500,13 @@
               <a:graphicData uri="http://schemas.openxmlformats.org/drawingml/2006/picture">
                 <pic:pic xmlns:pic="http://schemas.openxmlformats.org/drawingml/2006/picture">
                   <pic:nvPicPr>
-                    <pic:cNvPr id="28" name="Imagem26"/>
+                    <pic:cNvPr id="31" name="Imagem26"/>
                     <pic:cNvPicPr>
                       <a:picLocks noChangeAspect="1" noChangeArrowheads="1"/>
                     </pic:cNvPicPr>
                   </pic:nvPicPr>
                   <pic:blipFill>
-                    <a:blip r:embed="rId38"/>
+                    <a:blip r:embed="rId40"/>
                     <a:stretch>
                       <a:fillRect/>
                     </a:stretch>
@@ -5315,13 +5547,9 @@
         </w:rPr>
       </w:pPr>
       <w:r>
-        <w:rPr>
-          <w:rFonts w:ascii="Arial" w:hAnsi="Arial"/>
-          <w:b/>
-          <w:bCs/>
-        </w:rPr>
+        <w:rPr/>
         <w:drawing>
-          <wp:anchor distT="0" distB="0" distL="0" distR="0" simplePos="0" relativeHeight="27" behindDoc="0" locked="0" layoutInCell="0" allowOverlap="1">
+          <wp:anchor distT="0" distB="0" distL="0" distR="0" simplePos="0" relativeHeight="32" behindDoc="0" locked="0" layoutInCell="0" allowOverlap="1">
             <wp:simplePos x="0" y="0"/>
             <wp:positionH relativeFrom="column">
               <wp:align>center</wp:align>
@@ -5332,7 +5560,7 @@
             <wp:extent cx="6120130" cy="6290310"/>
             <wp:effectExtent l="0" t="0" r="0" b="0"/>
             <wp:wrapSquare wrapText="largest"/>
-            <wp:docPr id="29" name="Imagem22"/>
+            <wp:docPr id="32" name="Imagem22"/>
             <wp:cNvGraphicFramePr>
               <a:graphicFrameLocks xmlns:a="http://schemas.openxmlformats.org/drawingml/2006/main" noChangeAspect="1"/>
             </wp:cNvGraphicFramePr>
@@ -5340,13 +5568,13 @@
               <a:graphicData uri="http://schemas.openxmlformats.org/drawingml/2006/picture">
                 <pic:pic xmlns:pic="http://schemas.openxmlformats.org/drawingml/2006/picture">
                   <pic:nvPicPr>
-                    <pic:cNvPr id="29" name="Imagem22"/>
+                    <pic:cNvPr id="32" name="Imagem22"/>
                     <pic:cNvPicPr>
                       <a:picLocks noChangeAspect="1" noChangeArrowheads="1"/>
                     </pic:cNvPicPr>
                   </pic:nvPicPr>
                   <pic:blipFill>
-                    <a:blip r:embed="rId39"/>
+                    <a:blip r:embed="rId41"/>
                     <a:stretch>
                       <a:fillRect/>
                     </a:stretch>
@@ -5370,7 +5598,7 @@
           <wp:inline distT="0" distB="0" distL="0" distR="0">
             <wp:extent cx="6120130" cy="3596640"/>
             <wp:effectExtent l="0" t="0" r="0" b="0"/>
-            <wp:docPr id="30" name="Imagem23"/>
+            <wp:docPr id="33" name="Imagem23"/>
             <wp:cNvGraphicFramePr>
               <a:graphicFrameLocks xmlns:a="http://schemas.openxmlformats.org/drawingml/2006/main" noChangeAspect="1"/>
             </wp:cNvGraphicFramePr>
@@ -5378,13 +5606,13 @@
               <a:graphicData uri="http://schemas.openxmlformats.org/drawingml/2006/picture">
                 <pic:pic xmlns:pic="http://schemas.openxmlformats.org/drawingml/2006/picture">
                   <pic:nvPicPr>
-                    <pic:cNvPr id="30" name="Imagem23"/>
+                    <pic:cNvPr id="33" name="Imagem23"/>
                     <pic:cNvPicPr>
                       <a:picLocks noChangeAspect="1" noChangeArrowheads="1"/>
                     </pic:cNvPicPr>
                   </pic:nvPicPr>
                   <pic:blipFill>
-                    <a:blip r:embed="rId40"/>
+                    <a:blip r:embed="rId42"/>
                     <a:stretch>
                       <a:fillRect/>
                     </a:stretch>
@@ -5520,36 +5748,20 @@
     <w:p>
       <w:pPr>
         <w:pStyle w:val="Standard"/>
-        <w:spacing w:lineRule="auto" w:line="276"/>
-        <w:rPr>
-          <w:rFonts w:ascii="Arial" w:hAnsi="Arial"/>
-          <w:b/>
-          <w:bCs/>
-        </w:rPr>
-      </w:pPr>
-      <w:r>
-        <w:rPr>
-          <w:rFonts w:ascii="Arial" w:hAnsi="Arial"/>
-          <w:b/>
-          <w:bCs/>
-        </w:rPr>
-        <w:t xml:space="preserve">Código para </w:t>
-      </w:r>
-      <w:r>
-        <w:rPr>
-          <w:rFonts w:ascii="Arial" w:hAnsi="Arial"/>
-          <w:b/>
-          <w:bCs/>
-        </w:rPr>
-        <w:t>inimigos</w:t>
-      </w:r>
-      <w:r>
-        <w:rPr>
-          <w:rFonts w:ascii="Arial" w:hAnsi="Arial"/>
-          <w:b/>
-          <w:bCs/>
-        </w:rPr>
-        <w:t>:</w:t>
+        <w:spacing w:lineRule="auto" w:line="276" w:before="0" w:after="0"/>
+        <w:rPr>
+          <w:rFonts w:ascii="Arial" w:hAnsi="Arial"/>
+          <w:b/>
+          <w:bCs/>
+        </w:rPr>
+      </w:pPr>
+      <w:r>
+        <w:rPr>
+          <w:rFonts w:ascii="Arial" w:hAnsi="Arial"/>
+          <w:b/>
+          <w:bCs/>
+        </w:rPr>
+        <w:t>Código para inimigos:</w:t>
       </w:r>
     </w:p>
     <w:p>
@@ -5569,7 +5781,7 @@
           <w:bCs/>
         </w:rPr>
         <w:drawing>
-          <wp:anchor distT="0" distB="0" distL="0" distR="0" simplePos="0" relativeHeight="36" behindDoc="0" locked="0" layoutInCell="0" allowOverlap="1">
+          <wp:anchor distT="0" distB="0" distL="0" distR="0" simplePos="0" relativeHeight="37" behindDoc="0" locked="0" layoutInCell="0" allowOverlap="1">
             <wp:simplePos x="0" y="0"/>
             <wp:positionH relativeFrom="column">
               <wp:align>center</wp:align>
@@ -5580,7 +5792,7 @@
             <wp:extent cx="6120130" cy="6897370"/>
             <wp:effectExtent l="0" t="0" r="0" b="0"/>
             <wp:wrapSquare wrapText="largest"/>
-            <wp:docPr id="31" name="Imagem31"/>
+            <wp:docPr id="34" name="Imagem31"/>
             <wp:cNvGraphicFramePr>
               <a:graphicFrameLocks xmlns:a="http://schemas.openxmlformats.org/drawingml/2006/main" noChangeAspect="1"/>
             </wp:cNvGraphicFramePr>
@@ -5588,13 +5800,13 @@
               <a:graphicData uri="http://schemas.openxmlformats.org/drawingml/2006/picture">
                 <pic:pic xmlns:pic="http://schemas.openxmlformats.org/drawingml/2006/picture">
                   <pic:nvPicPr>
-                    <pic:cNvPr id="31" name="Imagem31"/>
+                    <pic:cNvPr id="34" name="Imagem31"/>
                     <pic:cNvPicPr>
                       <a:picLocks noChangeAspect="1" noChangeArrowheads="1"/>
                     </pic:cNvPicPr>
                   </pic:nvPicPr>
                   <pic:blipFill>
-                    <a:blip r:embed="rId41"/>
+                    <a:blip r:embed="rId43"/>
                     <a:stretch>
                       <a:fillRect/>
                     </a:stretch>
@@ -5627,13 +5839,9 @@
         </w:rPr>
       </w:pPr>
       <w:r>
-        <w:rPr>
-          <w:rFonts w:ascii="Arial" w:hAnsi="Arial"/>
-          <w:b/>
-          <w:bCs/>
-        </w:rPr>
+        <w:rPr/>
         <w:drawing>
-          <wp:anchor distT="0" distB="0" distL="0" distR="0" simplePos="0" relativeHeight="32" behindDoc="0" locked="0" layoutInCell="0" allowOverlap="1">
+          <wp:anchor distT="0" distB="0" distL="0" distR="0" simplePos="0" relativeHeight="35" behindDoc="0" locked="0" layoutInCell="0" allowOverlap="1">
             <wp:simplePos x="0" y="0"/>
             <wp:positionH relativeFrom="column">
               <wp:align>center</wp:align>
@@ -5644,7 +5852,7 @@
             <wp:extent cx="6120130" cy="7604760"/>
             <wp:effectExtent l="0" t="0" r="0" b="0"/>
             <wp:wrapSquare wrapText="largest"/>
-            <wp:docPr id="32" name="Imagem27"/>
+            <wp:docPr id="35" name="Imagem27"/>
             <wp:cNvGraphicFramePr>
               <a:graphicFrameLocks xmlns:a="http://schemas.openxmlformats.org/drawingml/2006/main" noChangeAspect="1"/>
             </wp:cNvGraphicFramePr>
@@ -5652,13 +5860,13 @@
               <a:graphicData uri="http://schemas.openxmlformats.org/drawingml/2006/picture">
                 <pic:pic xmlns:pic="http://schemas.openxmlformats.org/drawingml/2006/picture">
                   <pic:nvPicPr>
-                    <pic:cNvPr id="32" name="Imagem27"/>
+                    <pic:cNvPr id="35" name="Imagem27"/>
                     <pic:cNvPicPr>
                       <a:picLocks noChangeAspect="1" noChangeArrowheads="1"/>
                     </pic:cNvPicPr>
                   </pic:nvPicPr>
                   <pic:blipFill>
-                    <a:blip r:embed="rId42"/>
+                    <a:blip r:embed="rId44"/>
                     <a:stretch>
                       <a:fillRect/>
                     </a:stretch>
@@ -5682,7 +5890,7 @@
           <wp:inline distT="0" distB="0" distL="0" distR="0">
             <wp:extent cx="6120130" cy="4149090"/>
             <wp:effectExtent l="0" t="0" r="0" b="0"/>
-            <wp:docPr id="33" name="Imagem28"/>
+            <wp:docPr id="36" name="Imagem28"/>
             <wp:cNvGraphicFramePr>
               <a:graphicFrameLocks xmlns:a="http://schemas.openxmlformats.org/drawingml/2006/main" noChangeAspect="1"/>
             </wp:cNvGraphicFramePr>
@@ -5690,13 +5898,13 @@
               <a:graphicData uri="http://schemas.openxmlformats.org/drawingml/2006/picture">
                 <pic:pic xmlns:pic="http://schemas.openxmlformats.org/drawingml/2006/picture">
                   <pic:nvPicPr>
-                    <pic:cNvPr id="33" name="Imagem28"/>
+                    <pic:cNvPr id="36" name="Imagem28"/>
                     <pic:cNvPicPr>
                       <a:picLocks noChangeAspect="1" noChangeArrowheads="1"/>
                     </pic:cNvPicPr>
                   </pic:nvPicPr>
                   <pic:blipFill>
-                    <a:blip r:embed="rId43"/>
+                    <a:blip r:embed="rId45"/>
                     <a:stretch>
                       <a:fillRect/>
                     </a:stretch>
@@ -5855,16 +6063,12 @@
         </w:rPr>
       </w:pPr>
       <w:r>
-        <w:rPr>
-          <w:rFonts w:ascii="Arial" w:hAnsi="Arial"/>
-          <w:b/>
-          <w:bCs/>
-        </w:rPr>
+        <w:rPr/>
         <w:drawing>
           <wp:inline distT="0" distB="0" distL="0" distR="0">
             <wp:extent cx="6120130" cy="7306310"/>
             <wp:effectExtent l="0" t="0" r="0" b="0"/>
-            <wp:docPr id="34" name="Imagem29"/>
+            <wp:docPr id="37" name="Imagem29"/>
             <wp:cNvGraphicFramePr>
               <a:graphicFrameLocks xmlns:a="http://schemas.openxmlformats.org/drawingml/2006/main" noChangeAspect="1"/>
             </wp:cNvGraphicFramePr>
@@ -5872,13 +6076,13 @@
               <a:graphicData uri="http://schemas.openxmlformats.org/drawingml/2006/picture">
                 <pic:pic xmlns:pic="http://schemas.openxmlformats.org/drawingml/2006/picture">
                   <pic:nvPicPr>
-                    <pic:cNvPr id="34" name="Imagem29"/>
+                    <pic:cNvPr id="37" name="Imagem29"/>
                     <pic:cNvPicPr>
                       <a:picLocks noChangeAspect="1" noChangeArrowheads="1"/>
                     </pic:cNvPicPr>
                   </pic:nvPicPr>
                   <pic:blipFill>
-                    <a:blip r:embed="rId44"/>
+                    <a:blip r:embed="rId46"/>
                     <a:stretch>
                       <a:fillRect/>
                     </a:stretch>
@@ -5989,7 +6193,7 @@
           <w:bCs/>
         </w:rPr>
         <w:drawing>
-          <wp:anchor distT="0" distB="0" distL="0" distR="0" simplePos="0" relativeHeight="35" behindDoc="0" locked="0" layoutInCell="0" allowOverlap="1">
+          <wp:anchor distT="0" distB="0" distL="0" distR="0" simplePos="0" relativeHeight="36" behindDoc="0" locked="0" layoutInCell="0" allowOverlap="1">
             <wp:simplePos x="0" y="0"/>
             <wp:positionH relativeFrom="column">
               <wp:posOffset>7620</wp:posOffset>
@@ -6000,7 +6204,7 @@
             <wp:extent cx="3286125" cy="1666875"/>
             <wp:effectExtent l="0" t="0" r="0" b="0"/>
             <wp:wrapSquare wrapText="largest"/>
-            <wp:docPr id="35" name="Imagem30"/>
+            <wp:docPr id="38" name="Imagem30"/>
             <wp:cNvGraphicFramePr>
               <a:graphicFrameLocks xmlns:a="http://schemas.openxmlformats.org/drawingml/2006/main" noChangeAspect="1"/>
             </wp:cNvGraphicFramePr>
@@ -6008,13 +6212,13 @@
               <a:graphicData uri="http://schemas.openxmlformats.org/drawingml/2006/picture">
                 <pic:pic xmlns:pic="http://schemas.openxmlformats.org/drawingml/2006/picture">
                   <pic:nvPicPr>
-                    <pic:cNvPr id="35" name="Imagem30"/>
+                    <pic:cNvPr id="38" name="Imagem30"/>
                     <pic:cNvPicPr>
                       <a:picLocks noChangeAspect="1" noChangeArrowheads="1"/>
                     </pic:cNvPicPr>
                   </pic:nvPicPr>
                   <pic:blipFill>
-                    <a:blip r:embed="rId45"/>
+                    <a:blip r:embed="rId47"/>
                     <a:stretch>
                       <a:fillRect/>
                     </a:stretch>
@@ -6173,13 +6377,9 @@
         </w:rPr>
       </w:pPr>
       <w:r>
-        <w:rPr>
-          <w:rFonts w:ascii="Arial" w:hAnsi="Arial"/>
-          <w:b/>
-          <w:bCs/>
-        </w:rPr>
+        <w:rPr/>
         <w:drawing>
-          <wp:anchor distT="0" distB="0" distL="0" distR="0" simplePos="0" relativeHeight="37" behindDoc="0" locked="0" layoutInCell="0" allowOverlap="1">
+          <wp:anchor distT="0" distB="0" distL="0" distR="0" simplePos="0" relativeHeight="38" behindDoc="0" locked="0" layoutInCell="0" allowOverlap="1">
             <wp:simplePos x="0" y="0"/>
             <wp:positionH relativeFrom="column">
               <wp:align>center</wp:align>
@@ -6190,7 +6390,7 @@
             <wp:extent cx="6120130" cy="7200900"/>
             <wp:effectExtent l="0" t="0" r="0" b="0"/>
             <wp:wrapSquare wrapText="largest"/>
-            <wp:docPr id="36" name="Imagem32"/>
+            <wp:docPr id="39" name="Imagem32"/>
             <wp:cNvGraphicFramePr>
               <a:graphicFrameLocks xmlns:a="http://schemas.openxmlformats.org/drawingml/2006/main" noChangeAspect="1"/>
             </wp:cNvGraphicFramePr>
@@ -6198,13 +6398,13 @@
               <a:graphicData uri="http://schemas.openxmlformats.org/drawingml/2006/picture">
                 <pic:pic xmlns:pic="http://schemas.openxmlformats.org/drawingml/2006/picture">
                   <pic:nvPicPr>
-                    <pic:cNvPr id="36" name="Imagem32"/>
+                    <pic:cNvPr id="39" name="Imagem32"/>
                     <pic:cNvPicPr>
                       <a:picLocks noChangeAspect="1" noChangeArrowheads="1"/>
                     </pic:cNvPicPr>
                   </pic:nvPicPr>
                   <pic:blipFill>
-                    <a:blip r:embed="rId46"/>
+                    <a:blip r:embed="rId48"/>
                     <a:stretch>
                       <a:fillRect/>
                     </a:stretch>
@@ -6228,7 +6428,7 @@
           <wp:inline distT="0" distB="0" distL="0" distR="0">
             <wp:extent cx="6120130" cy="2813050"/>
             <wp:effectExtent l="0" t="0" r="0" b="0"/>
-            <wp:docPr id="37" name="Imagem33"/>
+            <wp:docPr id="40" name="Imagem33"/>
             <wp:cNvGraphicFramePr>
               <a:graphicFrameLocks xmlns:a="http://schemas.openxmlformats.org/drawingml/2006/main" noChangeAspect="1"/>
             </wp:cNvGraphicFramePr>
@@ -6236,13 +6436,13 @@
               <a:graphicData uri="http://schemas.openxmlformats.org/drawingml/2006/picture">
                 <pic:pic xmlns:pic="http://schemas.openxmlformats.org/drawingml/2006/picture">
                   <pic:nvPicPr>
-                    <pic:cNvPr id="37" name="Imagem33"/>
+                    <pic:cNvPr id="40" name="Imagem33"/>
                     <pic:cNvPicPr>
                       <a:picLocks noChangeAspect="1" noChangeArrowheads="1"/>
                     </pic:cNvPicPr>
                   </pic:nvPicPr>
                   <pic:blipFill>
-                    <a:blip r:embed="rId47"/>
+                    <a:blip r:embed="rId49"/>
                     <a:stretch>
                       <a:fillRect/>
                     </a:stretch>
@@ -6383,16 +6583,12 @@
         </w:rPr>
       </w:pPr>
       <w:r>
-        <w:rPr>
-          <w:rFonts w:ascii="Arial" w:hAnsi="Arial"/>
-          <w:b/>
-          <w:bCs/>
-        </w:rPr>
+        <w:rPr/>
         <w:drawing>
           <wp:inline distT="0" distB="0" distL="0" distR="0">
             <wp:extent cx="6120130" cy="6038850"/>
             <wp:effectExtent l="0" t="0" r="0" b="0"/>
-            <wp:docPr id="38" name="Imagem34"/>
+            <wp:docPr id="41" name="Imagem34"/>
             <wp:cNvGraphicFramePr>
               <a:graphicFrameLocks xmlns:a="http://schemas.openxmlformats.org/drawingml/2006/main" noChangeAspect="1"/>
             </wp:cNvGraphicFramePr>
@@ -6400,13 +6596,13 @@
               <a:graphicData uri="http://schemas.openxmlformats.org/drawingml/2006/picture">
                 <pic:pic xmlns:pic="http://schemas.openxmlformats.org/drawingml/2006/picture">
                   <pic:nvPicPr>
-                    <pic:cNvPr id="38" name="Imagem34"/>
+                    <pic:cNvPr id="41" name="Imagem34"/>
                     <pic:cNvPicPr>
                       <a:picLocks noChangeAspect="1" noChangeArrowheads="1"/>
                     </pic:cNvPicPr>
                   </pic:nvPicPr>
                   <pic:blipFill>
-                    <a:blip r:embed="rId48"/>
+                    <a:blip r:embed="rId50"/>
                     <a:stretch>
                       <a:fillRect/>
                     </a:stretch>
@@ -6434,7 +6630,7 @@
     <w:p>
       <w:pPr>
         <w:pStyle w:val="Standard"/>
-        <w:spacing w:lineRule="auto" w:line="276"/>
+        <w:spacing w:lineRule="auto" w:line="276" w:before="0" w:after="0"/>
         <w:rPr>
           <w:b/>
           <w:bCs/>
@@ -6462,7 +6658,7 @@
           <w:bCs/>
         </w:rPr>
         <w:drawing>
-          <wp:anchor distT="0" distB="0" distL="0" distR="0" simplePos="0" relativeHeight="40" behindDoc="0" locked="0" layoutInCell="0" allowOverlap="1">
+          <wp:anchor distT="0" distB="0" distL="0" distR="0" simplePos="0" relativeHeight="39" behindDoc="0" locked="0" layoutInCell="0" allowOverlap="1">
             <wp:simplePos x="0" y="0"/>
             <wp:positionH relativeFrom="column">
               <wp:align>center</wp:align>
@@ -6473,7 +6669,7 @@
             <wp:extent cx="5791200" cy="7419975"/>
             <wp:effectExtent l="0" t="0" r="0" b="0"/>
             <wp:wrapSquare wrapText="largest"/>
-            <wp:docPr id="39" name="Imagem35"/>
+            <wp:docPr id="42" name="Imagem35"/>
             <wp:cNvGraphicFramePr>
               <a:graphicFrameLocks xmlns:a="http://schemas.openxmlformats.org/drawingml/2006/main" noChangeAspect="1"/>
             </wp:cNvGraphicFramePr>
@@ -6481,13 +6677,13 @@
               <a:graphicData uri="http://schemas.openxmlformats.org/drawingml/2006/picture">
                 <pic:pic xmlns:pic="http://schemas.openxmlformats.org/drawingml/2006/picture">
                   <pic:nvPicPr>
-                    <pic:cNvPr id="39" name="Imagem35"/>
+                    <pic:cNvPr id="42" name="Imagem35"/>
                     <pic:cNvPicPr>
                       <a:picLocks noChangeAspect="1" noChangeArrowheads="1"/>
                     </pic:cNvPicPr>
                   </pic:nvPicPr>
                   <pic:blipFill>
-                    <a:blip r:embed="rId49"/>
+                    <a:blip r:embed="rId51"/>
                     <a:stretch>
                       <a:fillRect/>
                     </a:stretch>
@@ -6515,22 +6711,19 @@
     <w:p>
       <w:pPr>
         <w:pStyle w:val="Standard"/>
-        <w:spacing w:lineRule="auto" w:line="276"/>
-        <w:rPr>
-          <w:b/>
-          <w:bCs/>
-        </w:rPr>
-      </w:pPr>
-      <w:r>
-        <w:rPr>
-          <w:b/>
-          <w:bCs/>
-        </w:rPr>
+        <w:spacing w:lineRule="auto" w:line="276" w:before="0" w:after="0"/>
+        <w:rPr>
+          <w:b/>
+          <w:bCs/>
+        </w:rPr>
+      </w:pPr>
+      <w:r>
+        <w:rPr/>
         <w:drawing>
           <wp:inline distT="0" distB="0" distL="0" distR="0">
             <wp:extent cx="3248025" cy="2333625"/>
             <wp:effectExtent l="0" t="0" r="0" b="0"/>
-            <wp:docPr id="40" name="Imagem36"/>
+            <wp:docPr id="43" name="Imagem36"/>
             <wp:cNvGraphicFramePr>
               <a:graphicFrameLocks xmlns:a="http://schemas.openxmlformats.org/drawingml/2006/main" noChangeAspect="1"/>
             </wp:cNvGraphicFramePr>
@@ -6538,13 +6731,13 @@
               <a:graphicData uri="http://schemas.openxmlformats.org/drawingml/2006/picture">
                 <pic:pic xmlns:pic="http://schemas.openxmlformats.org/drawingml/2006/picture">
                   <pic:nvPicPr>
-                    <pic:cNvPr id="40" name="Imagem36"/>
+                    <pic:cNvPr id="43" name="Imagem36"/>
                     <pic:cNvPicPr>
                       <a:picLocks noChangeAspect="1" noChangeArrowheads="1"/>
                     </pic:cNvPicPr>
                   </pic:nvPicPr>
                   <pic:blipFill>
-                    <a:blip r:embed="rId50"/>
+                    <a:blip r:embed="rId52"/>
                     <a:stretch>
                       <a:fillRect/>
                     </a:stretch>
@@ -6578,35 +6771,37 @@
       </w:pPr>
       <w:r>
         <w:rPr>
-          <w:b/>
-          <w:bCs/>
-        </w:rPr>
-      </w:r>
-    </w:p>
-    <w:p>
-      <w:pPr>
-        <w:pStyle w:val="Standard"/>
-        <w:spacing w:lineRule="auto" w:line="276"/>
-        <w:rPr>
-          <w:rFonts w:ascii="Arial" w:hAnsi="Arial"/>
-          <w:b/>
-          <w:bCs/>
-        </w:rPr>
-      </w:pPr>
-      <w:r>
-        <w:rPr>
+          <w:rFonts w:ascii="Arial" w:hAnsi="Arial"/>
+          <w:b/>
+          <w:bCs/>
+        </w:rPr>
+      </w:r>
+    </w:p>
+    <w:p>
+      <w:pPr>
+        <w:pStyle w:val="Standard"/>
+        <w:spacing w:lineRule="auto" w:line="276"/>
+        <w:rPr>
+          <w:rFonts w:ascii="Arial" w:hAnsi="Arial"/>
+          <w:b/>
+          <w:bCs/>
+        </w:rPr>
+      </w:pPr>
+      <w:r>
+        <w:rPr>
+          <w:rFonts w:ascii="Arial" w:hAnsi="Arial"/>
           <w:b/>
           <w:bCs/>
         </w:rPr>
       </w:r>
     </w:p>
     <w:sectPr>
-      <w:headerReference w:type="even" r:id="rId51"/>
-      <w:headerReference w:type="default" r:id="rId52"/>
-      <w:headerReference w:type="first" r:id="rId53"/>
-      <w:footerReference w:type="even" r:id="rId54"/>
-      <w:footerReference w:type="default" r:id="rId55"/>
-      <w:footerReference w:type="first" r:id="rId56"/>
+      <w:headerReference w:type="even" r:id="rId53"/>
+      <w:headerReference w:type="default" r:id="rId54"/>
+      <w:headerReference w:type="first" r:id="rId55"/>
+      <w:footerReference w:type="even" r:id="rId56"/>
+      <w:footerReference w:type="default" r:id="rId57"/>
+      <w:footerReference w:type="first" r:id="rId58"/>
       <w:type w:val="nextPage"/>
       <w:pgSz w:w="11906" w:h="16838"/>
       <w:pgMar w:left="1134" w:right="1134" w:gutter="0" w:header="1134" w:top="1743" w:footer="720" w:bottom="1134"/>
@@ -6686,7 +6881,7 @@
       <w:rPr>
         <w:rFonts w:ascii="Arial" w:hAnsi="Arial"/>
       </w:rPr>
-      <w:t>41</w:t>
+      <w:t>40</w:t>
     </w:r>
     <w:r>
       <w:rPr>
@@ -6757,7 +6952,7 @@
       <w:rPr>
         <w:rFonts w:ascii="Arial" w:hAnsi="Arial"/>
       </w:rPr>
-      <w:t>41</w:t>
+      <w:t>40</w:t>
     </w:r>
     <w:r>
       <w:rPr>
@@ -8307,6 +8502,52 @@
     <w:pPr/>
     <w:rPr/>
   </w:style>
+  <w:style w:type="paragraph" w:styleId="Ttulodondicedefigurasuser">
+    <w:name w:val="Título do índice de figuras (user)"/>
+    <w:basedOn w:val="IndexHeading"/>
+    <w:qFormat/>
+    <w:pPr>
+      <w:suppressLineNumbers/>
+      <w:ind w:hanging="0" w:start="0"/>
+    </w:pPr>
+    <w:rPr>
+      <w:b/>
+      <w:bCs/>
+      <w:sz w:val="32"/>
+      <w:szCs w:val="32"/>
+    </w:rPr>
+  </w:style>
+  <w:style w:type="paragraph" w:styleId="TableofFigures">
+    <w:name w:val="table of figures"/>
+    <w:basedOn w:val="ndiceuser"/>
+    <w:pPr>
+      <w:tabs>
+        <w:tab w:val="clear" w:pos="709"/>
+        <w:tab w:val="right" w:pos="9638" w:leader="dot"/>
+      </w:tabs>
+      <w:ind w:hanging="0" w:start="0"/>
+    </w:pPr>
+    <w:rPr/>
+  </w:style>
+  <w:style w:type="paragraph" w:styleId="Imagemuser">
+    <w:name w:val="Imagem (user)"/>
+    <w:basedOn w:val="Caption"/>
+    <w:qFormat/>
+    <w:pPr/>
+    <w:rPr/>
+  </w:style>
+  <w:style w:type="paragraph" w:styleId="TOC1">
+    <w:name w:val="toc 1"/>
+    <w:basedOn w:val="ndice"/>
+    <w:pPr>
+      <w:tabs>
+        <w:tab w:val="clear" w:pos="709"/>
+        <w:tab w:val="right" w:pos="9638" w:leader="dot"/>
+      </w:tabs>
+      <w:ind w:hanging="0" w:start="0"/>
+    </w:pPr>
+    <w:rPr/>
+  </w:style>
   <w:style w:type="numbering" w:styleId="Semlista" w:default="1">
     <w:name w:val="Sem lista"/>
     <w:uiPriority w:val="99"/>
